--- a/drafts/sir-directed-hypergraphs/section2.docx
+++ b/drafts/sir-directed-hypergraphs/section2.docx
@@ -2517,7 +2517,61 @@
         <w:rPr>
           <w:rFonts w:ascii="Times New Roman" w:cs="Times New Roman" w:eastAsia="SimSun" w:hAnsi="Times New Roman"/>
         </w:rPr>
-        <w:t xml:space="preserve">即尾集中感染成员数达到 </w:t>
+        <w:t xml:space="preserve">即当尾集感染成员数 </w:t>
+      </w:r>
+      <w:r>
+        <w:rPr>
+          <w:rFonts w:ascii="Cambria Math" w:eastAsia="SimSun" w:hAnsi="Cambria Math"/>
+          <w:i/>
+          <w:iCs/>
+        </w:rPr>
+        <w:t xml:space="preserve">n</w:t>
+      </w:r>
+      <w:r>
+        <w:rPr>
+          <w:rFonts w:ascii="Cambria Math" w:eastAsia="SimSun" w:hAnsi="Cambria Math"/>
+          <w:i w:val="false"/>
+          <w:iCs w:val="false"/>
+          <w:vertAlign w:val="subscript"/>
+        </w:rPr>
+        <w:t xml:space="preserve">e</w:t>
+      </w:r>
+      <w:r>
+        <w:rPr>
+          <w:rFonts w:ascii="Cambria Math" w:eastAsia="SimSun" w:hAnsi="Cambria Math"/>
+          <w:i w:val="false"/>
+          <w:iCs w:val="false"/>
+        </w:rPr>
+        <w:t xml:space="preserve">≥θ</w:t>
+      </w:r>
+      <w:r>
+        <w:rPr>
+          <w:rFonts w:ascii="Times New Roman" w:cs="Times New Roman" w:eastAsia="SimSun" w:hAnsi="Times New Roman"/>
+        </w:rPr>
+        <w:t xml:space="preserve"> 时超边处于激活态，以恒定率向头集传递；成员康复使 </w:t>
+      </w:r>
+      <w:r>
+        <w:rPr>
+          <w:rFonts w:ascii="Cambria Math" w:eastAsia="SimSun" w:hAnsi="Cambria Math"/>
+          <w:i/>
+          <w:iCs/>
+        </w:rPr>
+        <w:t xml:space="preserve">n</w:t>
+      </w:r>
+      <w:r>
+        <w:rPr>
+          <w:rFonts w:ascii="Cambria Math" w:eastAsia="SimSun" w:hAnsi="Cambria Math"/>
+          <w:i w:val="false"/>
+          <w:iCs w:val="false"/>
+          <w:vertAlign w:val="subscript"/>
+        </w:rPr>
+        <w:t xml:space="preserve">e</w:t>
+      </w:r>
+      <w:r>
+        <w:rPr>
+          <w:rFonts w:ascii="Times New Roman" w:cs="Times New Roman" w:eastAsia="SimSun" w:hAnsi="Times New Roman"/>
+        </w:rPr>
+        <w:t xml:space="preserve"> 回落到 </w:t>
       </w:r>
       <w:r>
         <w:rPr>
@@ -2531,7 +2585,7 @@
         <w:rPr>
           <w:rFonts w:ascii="Times New Roman" w:cs="Times New Roman" w:eastAsia="SimSun" w:hAnsi="Times New Roman"/>
         </w:rPr>
-        <w:t xml:space="preserve"> 时超边被激活，此后以恒定率向头集传递。</w:t>
+        <w:t xml:space="preserve"> 以下时超边失活。</w:t>
       </w:r>
       <w:r>
         <w:rPr>
@@ -2545,7 +2599,7 @@
         <w:rPr>
           <w:rFonts w:ascii="Times New Roman" w:cs="Times New Roman" w:eastAsia="SimSun" w:hAnsi="Times New Roman"/>
         </w:rPr>
-        <w:t xml:space="preserve"> 对应简单传播：任一尾成员被感染即足以激活超边。</w:t>
+        <w:t xml:space="preserve"> 对应简单传播：任一尾成员处于感染态即足以激活超边。</w:t>
       </w:r>
       <w:r>
         <w:rPr>
@@ -2605,7 +2659,7 @@
         <w:rPr>
           <w:rFonts w:ascii="Times New Roman" w:cs="Times New Roman" w:eastAsia="SimSun" w:hAnsi="Times New Roman"/>
         </w:rPr>
-        <w:t xml:space="preserve"> 可回收"每个感染尾成员独立传递"的情形；含时间累积的剂量核见附录。</w:t>
+        <w:t xml:space="preserve"> 可回收"每个感染尾成员独立传递"的情形。另一类机制把阈值放在头侧——头节点在跨超边累积的剂量超过阈值时被感染；该变体由附录的剂量核统一处理，主线不采用。</w:t>
       </w:r>
     </w:p>
     <w:p>
@@ -2895,7 +2949,87 @@
         <w:rPr>
           <w:rFonts w:ascii="Times New Roman" w:cs="Times New Roman" w:eastAsia="SimSun" w:hAnsi="Times New Roman"/>
         </w:rPr>
-        <w:t xml:space="preserve"> 上的状态演化因而是一个连续时间 Markov 过程，可用 Gillespie 算法精确抽样 [4]，这是第 III 节数值校验的基础。非指数康复期分布的推广见附录。</w:t>
+        <w:t xml:space="preserve"> 上的状态演化因而是一个连续时间 Markov 过程，可用 Gillespie 算法精确抽样 [4]，这是第 III 节数值校验的基础。非指数康复期分布的推广见附录。初始条件取单个均匀随机选取的种子节点感染、其余易感；有限系统几乎必然在有限时间内到达无感染者的吸收态。记吸收态中康复节点的占比为爆发规模 </w:t>
+      </w:r>
+      <w:r>
+        <w:rPr>
+          <w:rFonts w:ascii="Cambria Math" w:eastAsia="SimSun" w:hAnsi="Cambria Math"/>
+          <w:i/>
+          <w:iCs/>
+        </w:rPr>
+        <w:t xml:space="preserve">S</w:t>
+      </w:r>
+      <w:r>
+        <w:rPr>
+          <w:rFonts w:ascii="Times New Roman" w:cs="Times New Roman" w:eastAsia="SimSun" w:hAnsi="Times New Roman"/>
+        </w:rPr>
+        <w:t xml:space="preserve">，并记 </w:t>
+      </w:r>
+      <w:r>
+        <w:rPr>
+          <w:rFonts w:ascii="Cambria Math" w:eastAsia="SimSun" w:hAnsi="Cambria Math"/>
+          <w:i/>
+          <w:iCs/>
+        </w:rPr>
+        <w:t xml:space="preserve">S</w:t>
+      </w:r>
+      <w:r>
+        <w:rPr>
+          <w:rFonts w:ascii="Cambria Math" w:eastAsia="SimSun" w:hAnsi="Cambria Math"/>
+          <w:i w:val="false"/>
+          <w:iCs w:val="false"/>
+        </w:rPr>
+        <w:t xml:space="preserve">[</w:t>
+      </w:r>
+      <w:r>
+        <w:rPr>
+          <w:rFonts w:ascii="Cambria Math" w:eastAsia="SimSun" w:hAnsi="Cambria Math"/>
+          <w:i/>
+          <w:iCs/>
+        </w:rPr>
+        <w:t xml:space="preserve">H</w:t>
+      </w:r>
+      <w:r>
+        <w:rPr>
+          <w:rFonts w:ascii="Cambria Math" w:eastAsia="SimSun" w:hAnsi="Cambria Math"/>
+          <w:i w:val="false"/>
+          <w:iCs w:val="false"/>
+        </w:rPr>
+        <w:t xml:space="preserve">]</w:t>
+      </w:r>
+      <w:r>
+        <w:rPr>
+          <w:rFonts w:ascii="Times New Roman" w:cs="Times New Roman" w:eastAsia="SimSun" w:hAnsi="Times New Roman"/>
+        </w:rPr>
+        <w:t xml:space="preserve"> 为给定 </w:t>
+      </w:r>
+      <w:r>
+        <w:rPr>
+          <w:rFonts w:ascii="Cambria Math" w:eastAsia="SimSun" w:hAnsi="Cambria Math"/>
+          <w:i/>
+          <w:iCs/>
+        </w:rPr>
+        <w:t xml:space="preserve">H</w:t>
+      </w:r>
+      <w:r>
+        <w:rPr>
+          <w:rFonts w:ascii="Times New Roman" w:cs="Times New Roman" w:eastAsia="SimSun" w:hAnsi="Times New Roman"/>
+        </w:rPr>
+        <w:t xml:space="preserve"> 时 </w:t>
+      </w:r>
+      <w:r>
+        <w:rPr>
+          <w:rFonts w:ascii="Cambria Math" w:eastAsia="SimSun" w:hAnsi="Cambria Math"/>
+          <w:i/>
+          <w:iCs/>
+        </w:rPr>
+        <w:t xml:space="preserve">S</w:t>
+      </w:r>
+      <w:r>
+        <w:rPr>
+          <w:rFonts w:ascii="Times New Roman" w:cs="Times New Roman" w:eastAsia="SimSun" w:hAnsi="Times New Roman"/>
+        </w:rPr>
+        <w:t xml:space="preserve"> 对动力学随机性与种子选取的条件期望；均匀种子的分布与超边方向无关，这一点将在 II.D 用到。</w:t>
       </w:r>
     </w:p>
     <w:p>
@@ -3578,21 +3712,7 @@
         <w:rPr>
           <w:rFonts w:ascii="Times New Roman" w:cs="Times New Roman" w:eastAsia="SimSun" w:hAnsi="Times New Roman"/>
         </w:rPr>
-        <w:t xml:space="preserve">，共享节点同为头成员，来自两个不同尾集的压力在同一节点上汇聚，群体阈值 </w:t>
-      </w:r>
-      <w:r>
-        <w:rPr>
-          <w:rFonts w:ascii="Cambria Math" w:eastAsia="SimSun" w:hAnsi="Cambria Math"/>
-          <w:i w:val="false"/>
-          <w:iCs w:val="false"/>
-        </w:rPr>
-        <w:t xml:space="preserve">θ</w:t>
-      </w:r>
-      <w:r>
-        <w:rPr>
-          <w:rFonts w:ascii="Times New Roman" w:cs="Times New Roman" w:eastAsia="SimSun" w:hAnsi="Times New Roman"/>
-        </w:rPr>
-        <w:t xml:space="preserve"> 正是在此累积跨超边的剂量；</w:t>
+        <w:t xml:space="preserve">，共享节点同为头成员，两条超边的感染率按 (8) 在该节点上叠加（附录的头侧剂量核下，跨超边剂量亦在此累积）；</w:t>
       </w:r>
       <w:r>
         <w:rPr>
@@ -4742,7 +4862,7 @@
         <w:rPr>
           <w:rFonts w:ascii="Times New Roman" w:cs="Times New Roman" w:eastAsia="SimSun" w:hAnsi="Times New Roman"/>
         </w:rPr>
-        <w:t xml:space="preserve">：无条件平均 </w:t>
+        <w:t xml:space="preserve">；同质阶数下 (11) 的分母逐通道为常数，故无条件平均 </w:t>
       </w:r>
       <w:r>
         <w:rPr>
@@ -4781,7 +4901,7 @@
         <w:rPr>
           <w:rFonts w:ascii="Times New Roman" w:cs="Times New Roman" w:eastAsia="SimSun" w:hAnsi="Times New Roman"/>
         </w:rPr>
-        <w:t xml:space="preserve"> 正比于该常数除以超边对数，恒定不变，无法作为可调参数。可变的是重叠的堆积方式——是让少数超边对深度共享，还是让共享摊薄到大量超边对上。据此定义条件平均</w:t>
+        <w:t xml:space="preserve"> 同样被度序列锁死，无法作为可调参数。可变的是重叠的堆积方式——是让少数超边对深度共享，还是让共享摊薄到大量超边对上。据此定义条件平均</w:t>
       </w:r>
     </w:p>
     <w:p>
@@ -5223,7 +5343,32 @@
           <w:i w:val="false"/>
           <w:iCs w:val="false"/>
         </w:rPr>
-        <w:t xml:space="preserve">∝常数/</w:t>
+        <w:t xml:space="preserve">=</w:t>
+      </w:r>
+      <w:r>
+        <w:rPr>
+          <w:rFonts w:ascii="Cambria Math" w:eastAsia="SimSun" w:hAnsi="Cambria Math"/>
+          <w:i/>
+          <w:iCs/>
+        </w:rPr>
+        <w:t xml:space="preserve">C</w:t>
+      </w:r>
+      <w:r>
+        <w:rPr>
+          <w:rFonts w:ascii="Cambria Math" w:eastAsia="SimSun" w:hAnsi="Cambria Math"/>
+          <w:i w:val="false"/>
+          <w:iCs w:val="false"/>
+          <w:vertAlign w:val="subscript"/>
+        </w:rPr>
+        <w:t xml:space="preserve">ab</w:t>
+      </w:r>
+      <w:r>
+        <w:rPr>
+          <w:rFonts w:ascii="Cambria Math" w:eastAsia="SimSun" w:hAnsi="Cambria Math"/>
+          <w:i w:val="false"/>
+          <w:iCs w:val="false"/>
+        </w:rPr>
+        <w:t xml:space="preserve">/</w:t>
       </w:r>
       <w:r>
         <w:rPr>
@@ -5246,7 +5391,30 @@
         <w:rPr>
           <w:rFonts w:ascii="Times New Roman" w:cs="Times New Roman" w:eastAsia="SimSun" w:hAnsi="Times New Roman"/>
         </w:rPr>
-        <w:t xml:space="preserve">，调节 </w:t>
+        <w:t xml:space="preserve">，其中常数 </w:t>
+      </w:r>
+      <w:r>
+        <w:rPr>
+          <w:rFonts w:ascii="Cambria Math" w:eastAsia="SimSun" w:hAnsi="Cambria Math"/>
+          <w:i/>
+          <w:iCs/>
+        </w:rPr>
+        <w:t xml:space="preserve">C</w:t>
+      </w:r>
+      <w:r>
+        <w:rPr>
+          <w:rFonts w:ascii="Cambria Math" w:eastAsia="SimSun" w:hAnsi="Cambria Math"/>
+          <w:i w:val="false"/>
+          <w:iCs w:val="false"/>
+          <w:vertAlign w:val="subscript"/>
+        </w:rPr>
+        <w:t xml:space="preserve">ab</w:t>
+      </w:r>
+      <w:r>
+        <w:rPr>
+          <w:rFonts w:ascii="Times New Roman" w:cs="Times New Roman" w:eastAsia="SimSun" w:hAnsi="Times New Roman"/>
+        </w:rPr>
+        <w:t xml:space="preserve"> 仅由度序列决定；调节 </w:t>
       </w:r>
       <w:r>
         <w:rPr>
@@ -6158,7 +6326,127 @@
         <w:rPr>
           <w:rFonts w:ascii="Times New Roman" w:cs="Times New Roman" w:eastAsia="SimSun" w:hAnsi="Times New Roman"/>
         </w:rPr>
-        <w:t xml:space="preserve">据此把四通道重组为宇称本征量：串联重叠 </w:t>
+        <w:t xml:space="preserve">注意对有序超边对恒有 </w:t>
+      </w:r>
+      <w:r>
+        <w:rPr>
+          <w:rFonts w:ascii="Cambria Math" w:eastAsia="SimSun" w:hAnsi="Cambria Math"/>
+          <w:i/>
+          <w:iCs/>
+        </w:rPr>
+        <w:t xml:space="preserve">N</w:t>
+      </w:r>
+      <w:r>
+        <w:rPr>
+          <w:rFonts w:ascii="Cambria Math" w:eastAsia="SimSun" w:hAnsi="Cambria Math"/>
+          <w:i w:val="false"/>
+          <w:iCs w:val="false"/>
+          <w:vertAlign w:val="subscript"/>
+        </w:rPr>
+        <w:t xml:space="preserve">TH</w:t>
+      </w:r>
+      <w:r>
+        <w:rPr>
+          <w:rFonts w:ascii="Cambria Math" w:eastAsia="SimSun" w:hAnsi="Cambria Math"/>
+          <w:i w:val="false"/>
+          <w:iCs w:val="false"/>
+        </w:rPr>
+        <w:t xml:space="preserve">(</w:t>
+      </w:r>
+      <w:r>
+        <w:rPr>
+          <w:rFonts w:ascii="Cambria Math" w:eastAsia="SimSun" w:hAnsi="Cambria Math"/>
+          <w:i/>
+          <w:iCs/>
+        </w:rPr>
+        <w:t xml:space="preserve">e</w:t>
+      </w:r>
+      <w:r>
+        <w:rPr>
+          <w:rFonts w:ascii="Cambria Math" w:eastAsia="SimSun" w:hAnsi="Cambria Math"/>
+          <w:i w:val="false"/>
+          <w:iCs w:val="false"/>
+        </w:rPr>
+        <w:t xml:space="preserve">,</w:t>
+      </w:r>
+      <w:r>
+        <w:rPr>
+          <w:rFonts w:ascii="Cambria Math" w:eastAsia="SimSun" w:hAnsi="Cambria Math"/>
+          <w:i/>
+          <w:iCs/>
+        </w:rPr>
+        <w:t xml:space="preserve">f</w:t>
+      </w:r>
+      <w:r>
+        <w:rPr>
+          <w:rFonts w:ascii="Cambria Math" w:eastAsia="SimSun" w:hAnsi="Cambria Math"/>
+          <w:i w:val="false"/>
+          <w:iCs w:val="false"/>
+        </w:rPr>
+        <w:t xml:space="preserve">)=</w:t>
+      </w:r>
+      <w:r>
+        <w:rPr>
+          <w:rFonts w:ascii="Cambria Math" w:eastAsia="SimSun" w:hAnsi="Cambria Math"/>
+          <w:i/>
+          <w:iCs/>
+        </w:rPr>
+        <w:t xml:space="preserve">N</w:t>
+      </w:r>
+      <w:r>
+        <w:rPr>
+          <w:rFonts w:ascii="Cambria Math" w:eastAsia="SimSun" w:hAnsi="Cambria Math"/>
+          <w:i w:val="false"/>
+          <w:iCs w:val="false"/>
+          <w:vertAlign w:val="subscript"/>
+        </w:rPr>
+        <w:t xml:space="preserve">HT</w:t>
+      </w:r>
+      <w:r>
+        <w:rPr>
+          <w:rFonts w:ascii="Cambria Math" w:eastAsia="SimSun" w:hAnsi="Cambria Math"/>
+          <w:i w:val="false"/>
+          <w:iCs w:val="false"/>
+        </w:rPr>
+        <w:t xml:space="preserve">(</w:t>
+      </w:r>
+      <w:r>
+        <w:rPr>
+          <w:rFonts w:ascii="Cambria Math" w:eastAsia="SimSun" w:hAnsi="Cambria Math"/>
+          <w:i/>
+          <w:iCs/>
+        </w:rPr>
+        <w:t xml:space="preserve">f</w:t>
+      </w:r>
+      <w:r>
+        <w:rPr>
+          <w:rFonts w:ascii="Cambria Math" w:eastAsia="SimSun" w:hAnsi="Cambria Math"/>
+          <w:i w:val="false"/>
+          <w:iCs w:val="false"/>
+        </w:rPr>
+        <w:t xml:space="preserve">,</w:t>
+      </w:r>
+      <w:r>
+        <w:rPr>
+          <w:rFonts w:ascii="Cambria Math" w:eastAsia="SimSun" w:hAnsi="Cambria Math"/>
+          <w:i/>
+          <w:iCs/>
+        </w:rPr>
+        <w:t xml:space="preserve">e</w:t>
+      </w:r>
+      <w:r>
+        <w:rPr>
+          <w:rFonts w:ascii="Cambria Math" w:eastAsia="SimSun" w:hAnsi="Cambria Math"/>
+          <w:i w:val="false"/>
+          <w:iCs w:val="false"/>
+        </w:rPr>
+        <w:t xml:space="preserve">)</w:t>
+      </w:r>
+      <w:r>
+        <w:rPr>
+          <w:rFonts w:ascii="Times New Roman" w:cs="Times New Roman" w:eastAsia="SimSun" w:hAnsi="Times New Roman"/>
+        </w:rPr>
+        <w:t xml:space="preserve">：同质阶数下聚合量 </w:t>
       </w:r>
       <w:r>
         <w:rPr>
@@ -6175,6 +6463,52 @@
           <w:iCs w:val="false"/>
           <w:vertAlign w:val="superscript"/>
         </w:rPr>
+        <w:t xml:space="preserve">HT</w:t>
+      </w:r>
+      <w:r>
+        <w:rPr>
+          <w:rFonts w:ascii="Times New Roman" w:cs="Times New Roman" w:eastAsia="SimSun" w:hAnsi="Times New Roman"/>
+        </w:rPr>
+        <w:t xml:space="preserve"> 与 </w:t>
+      </w:r>
+      <w:r>
+        <w:rPr>
+          <w:rFonts w:ascii="Cambria Math" w:eastAsia="SimSun" w:hAnsi="Cambria Math"/>
+          <w:i w:val="false"/>
+          <w:iCs w:val="false"/>
+        </w:rPr>
+        <w:t xml:space="preserve">α</w:t>
+      </w:r>
+      <w:r>
+        <w:rPr>
+          <w:rFonts w:ascii="Cambria Math" w:eastAsia="SimSun" w:hAnsi="Cambria Math"/>
+          <w:i w:val="false"/>
+          <w:iCs w:val="false"/>
+          <w:vertAlign w:val="superscript"/>
+        </w:rPr>
+        <w:t xml:space="preserve">TH</w:t>
+      </w:r>
+      <w:r>
+        <w:rPr>
+          <w:rFonts w:ascii="Times New Roman" w:cs="Times New Roman" w:eastAsia="SimSun" w:hAnsi="Times New Roman"/>
+        </w:rPr>
+        <w:t xml:space="preserve"> 逐实现相等（异质阶数下互为阶指标的转置），串联方向只携带一个独立分量，记 </w:t>
+      </w:r>
+      <w:r>
+        <w:rPr>
+          <w:rFonts w:ascii="Cambria Math" w:eastAsia="SimSun" w:hAnsi="Cambria Math"/>
+          <w:i w:val="false"/>
+          <w:iCs w:val="false"/>
+        </w:rPr>
+        <w:t xml:space="preserve">α</w:t>
+      </w:r>
+      <w:r>
+        <w:rPr>
+          <w:rFonts w:ascii="Cambria Math" w:eastAsia="SimSun" w:hAnsi="Cambria Math"/>
+          <w:i w:val="false"/>
+          <w:iCs w:val="false"/>
+          <w:vertAlign w:val="superscript"/>
+        </w:rPr>
         <w:t xml:space="preserve">⇉</w:t>
       </w:r>
       <w:r>
@@ -6183,7 +6517,7 @@
           <w:i w:val="false"/>
           <w:iCs w:val="false"/>
         </w:rPr>
-        <w:t xml:space="preserve">=1/2(α</w:t>
+        <w:t xml:space="preserve">=α</w:t>
       </w:r>
       <w:r>
         <w:rPr>
@@ -6196,11 +6530,17 @@
       </w:r>
       <w:r>
         <w:rPr>
-          <w:rFonts w:ascii="Cambria Math" w:eastAsia="SimSun" w:hAnsi="Cambria Math"/>
-          <w:i w:val="false"/>
-          <w:iCs w:val="false"/>
-        </w:rPr>
-        <w:t xml:space="preserve">+α</w:t>
+          <w:rFonts w:ascii="Times New Roman" w:cs="Times New Roman" w:eastAsia="SimSun" w:hAnsi="Times New Roman"/>
+        </w:rPr>
+        <w:t xml:space="preserve">。四个通道在聚合层面因而携带三个独立分量，按宇称重组：</w:t>
+      </w:r>
+      <w:r>
+        <w:rPr>
+          <w:rFonts w:ascii="Cambria Math" w:eastAsia="SimSun" w:hAnsi="Cambria Math"/>
+          <w:i w:val="false"/>
+          <w:iCs w:val="false"/>
+        </w:rPr>
+        <w:t xml:space="preserve">α</w:t>
       </w:r>
       <w:r>
         <w:rPr>
@@ -6209,15 +6549,7 @@
           <w:iCs w:val="false"/>
           <w:vertAlign w:val="superscript"/>
         </w:rPr>
-        <w:t xml:space="preserve">TH</w:t>
-      </w:r>
-      <w:r>
-        <w:rPr>
-          <w:rFonts w:ascii="Cambria Math" w:eastAsia="SimSun" w:hAnsi="Cambria Math"/>
-          <w:i w:val="false"/>
-          <w:iCs w:val="false"/>
-        </w:rPr>
-        <w:t xml:space="preserve">)</w:t>
+        <w:t xml:space="preserve">⇉</w:t>
       </w:r>
       <w:r>
         <w:rPr>
@@ -6665,7 +6997,7 @@
         <w:rPr>
           <w:rFonts w:ascii="Times New Roman" w:cs="Times New Roman" w:eastAsia="SimSun" w:hAnsi="Times New Roman"/>
         </w:rPr>
-        <w:t xml:space="preserve">。据此可把结构量按宇称分类，</w:t>
+        <w:t xml:space="preserve">。据此可把结构量按宇称分类；本文所用结构量中，</w:t>
       </w:r>
       <w:r>
         <w:rPr>
@@ -6679,7 +7011,7 @@
         <w:rPr>
           <w:rFonts w:ascii="Times New Roman" w:cs="Times New Roman" w:eastAsia="SimSun" w:hAnsi="Times New Roman"/>
         </w:rPr>
-        <w:t xml:space="preserve">-奇者共三类：尾头基数之差 </w:t>
+        <w:t xml:space="preserve">-奇者有三个：尾头基数之差 </w:t>
       </w:r>
       <w:r>
         <w:rPr>
@@ -6925,21 +7257,21 @@
         <w:rPr>
           <w:rFonts w:ascii="Times New Roman" w:cs="Times New Roman" w:eastAsia="SimSun" w:hAnsi="Times New Roman"/>
         </w:rPr>
-        <w:t xml:space="preserve"> 为在 </w:t>
-      </w:r>
-      <w:r>
-        <w:rPr>
-          <w:rFonts w:ascii="Cambria Math" w:eastAsia="SimSun" w:hAnsi="Cambria Math"/>
-          <w:i/>
-          <w:iCs/>
-        </w:rPr>
-        <w:t xml:space="preserve">H</w:t>
-      </w:r>
-      <w:r>
-        <w:rPr>
-          <w:rFonts w:ascii="Times New Roman" w:cs="Times New Roman" w:eastAsia="SimSun" w:hAnsi="Times New Roman"/>
-        </w:rPr>
-        <w:t xml:space="preserve"> 上按 II.B 演化所得的终态爆发规模。</w:t>
+        <w:t xml:space="preserve"> 为 II.B 定义的条件期望爆发规模；由于种子均匀选取，</w:t>
+      </w:r>
+      <w:r>
+        <w:rPr>
+          <w:rFonts w:ascii="Cambria Math" w:eastAsia="SimSun" w:hAnsi="Cambria Math"/>
+          <w:i/>
+          <w:iCs/>
+        </w:rPr>
+        <w:t xml:space="preserve">S</w:t>
+      </w:r>
+      <w:r>
+        <w:rPr>
+          <w:rFonts w:ascii="Times New Roman" w:cs="Times New Roman" w:eastAsia="SimSun" w:hAnsi="Times New Roman"/>
+        </w:rPr>
+        <w:t xml:space="preserve"> 的定义本身不引入方向偏好。</w:t>
       </w:r>
     </w:p>
     <w:p>
@@ -7418,7 +7750,7 @@
           <w:b/>
           <w:bCs/>
         </w:rPr>
-        <w:t xml:space="preserve">系综层面的破缺要求上述三类 </w:t>
+        <w:t xml:space="preserve">系综层面的破缺要求生成系综本身破坏 </w:t>
       </w:r>
       <w:r>
         <w:rPr>
@@ -7436,13 +7768,27 @@
           <w:b/>
           <w:bCs/>
         </w:rPr>
-        <w:t xml:space="preserve">-奇量至少有一个非零。</w:t>
-      </w:r>
-      <w:r>
-        <w:rPr>
-          <w:rFonts w:ascii="Times New Roman" w:cs="Times New Roman" w:eastAsia="SimSun" w:hAnsi="Times New Roman"/>
-        </w:rPr>
-        <w:t xml:space="preserve"> 由此立即可知，在 </w:t>
+        <w:t xml:space="preserve">-不变性</w:t>
+      </w:r>
+      <w:r>
+        <w:rPr>
+          <w:rFonts w:ascii="Times New Roman" w:cs="Times New Roman" w:eastAsia="SimSun" w:hAnsi="Times New Roman"/>
+        </w:rPr>
+        <w:t xml:space="preserve">；在本文所用结构量中，能承载这一破坏的只有上述三个 </w:t>
+      </w:r>
+      <w:r>
+        <w:rPr>
+          <w:rFonts w:ascii="Cambria Math" w:eastAsia="SimSun" w:hAnsi="Cambria Math"/>
+          <w:i/>
+          <w:iCs/>
+        </w:rPr>
+        <w:t xml:space="preserve">R</w:t>
+      </w:r>
+      <w:r>
+        <w:rPr>
+          <w:rFonts w:ascii="Times New Roman" w:cs="Times New Roman" w:eastAsia="SimSun" w:hAnsi="Times New Roman"/>
+        </w:rPr>
+        <w:t xml:space="preserve">-奇量。特别地，</w:t>
       </w:r>
       <w:r>
         <w:rPr>
@@ -7470,7 +7816,35 @@
         <w:rPr>
           <w:rFonts w:ascii="Times New Roman" w:cs="Times New Roman" w:eastAsia="SimSun" w:hAnsi="Times New Roman"/>
         </w:rPr>
-        <w:t xml:space="preserve"> 关于对角线对称的设定下单独扫描 </w:t>
+        <w:t xml:space="preserve"> 关于对角线对称的位形模型系综是 </w:t>
+      </w:r>
+      <w:r>
+        <w:rPr>
+          <w:rFonts w:ascii="Cambria Math" w:eastAsia="SimSun" w:hAnsi="Cambria Math"/>
+          <w:i/>
+          <w:iCs/>
+        </w:rPr>
+        <w:t xml:space="preserve">R</w:t>
+      </w:r>
+      <w:r>
+        <w:rPr>
+          <w:rFonts w:ascii="Times New Roman" w:cs="Times New Roman" w:eastAsia="SimSun" w:hAnsi="Times New Roman"/>
+        </w:rPr>
+        <w:t xml:space="preserve">-不变的，而以 </w:t>
+      </w:r>
+      <w:r>
+        <w:rPr>
+          <w:rFonts w:ascii="Cambria Math" w:eastAsia="SimSun" w:hAnsi="Cambria Math"/>
+          <w:i/>
+          <w:iCs/>
+        </w:rPr>
+        <w:t xml:space="preserve">R</w:t>
+      </w:r>
+      <w:r>
+        <w:rPr>
+          <w:rFonts w:ascii="Times New Roman" w:cs="Times New Roman" w:eastAsia="SimSun" w:hAnsi="Times New Roman"/>
+        </w:rPr>
+        <w:t xml:space="preserve">-偶量为目标的定向重连（如 </w:t>
       </w:r>
       <w:r>
         <w:rPr>
@@ -7493,7 +7867,7 @@
         <w:rPr>
           <w:rFonts w:ascii="Times New Roman" w:cs="Times New Roman" w:eastAsia="SimSun" w:hAnsi="Times New Roman"/>
         </w:rPr>
-        <w:t xml:space="preserve"> 不可能产生破缺——尽管 </w:t>
+        <w:t xml:space="preserve"> 扫描）保持该不变性，故单独扫描 </w:t>
       </w:r>
       <w:r>
         <w:rPr>
@@ -7516,7 +7890,30 @@
         <w:rPr>
           <w:rFonts w:ascii="Times New Roman" w:cs="Times New Roman" w:eastAsia="SimSun" w:hAnsi="Times New Roman"/>
         </w:rPr>
-        <w:t xml:space="preserve"> 确实移动阈值。这一推论决定了第 VI 节破缺实验的设计：固定前两类 </w:t>
+        <w:t xml:space="preserve"> 不可能产生系综层面的破缺——尽管 </w:t>
+      </w:r>
+      <w:r>
+        <w:rPr>
+          <w:rFonts w:ascii="Cambria Math" w:eastAsia="SimSun" w:hAnsi="Cambria Math"/>
+          <w:i/>
+          <w:iCs/>
+        </w:rPr>
+        <w:t xml:space="preserve">r</w:t>
+      </w:r>
+      <w:r>
+        <w:rPr>
+          <w:rFonts w:ascii="Cambria Math" w:eastAsia="SimSun" w:hAnsi="Cambria Math"/>
+          <w:i w:val="false"/>
+          <w:iCs w:val="false"/>
+          <w:vertAlign w:val="subscript"/>
+        </w:rPr>
+        <w:t xml:space="preserve">io</w:t>
+      </w:r>
+      <w:r>
+        <w:rPr>
+          <w:rFonts w:ascii="Times New Roman" w:cs="Times New Roman" w:eastAsia="SimSun" w:hAnsi="Times New Roman"/>
+        </w:rPr>
+        <w:t xml:space="preserve"> 确实移动阈值。这一推论决定了第 VI 节破缺实验的设计：固定前两个 </w:t>
       </w:r>
       <w:r>
         <w:rPr>

--- a/drafts/sir-directed-hypergraphs/section2.docx
+++ b/drafts/sir-directed-hypergraphs/section2.docx
@@ -596,7 +596,19 @@
         <w:rPr>
           <w:rFonts w:ascii="Times New Roman" w:cs="Times New Roman" w:eastAsia="SimSun" w:hAnsi="Times New Roman"/>
         </w:rPr>
-        <w:t xml:space="preserve"> 为接受影响的一方。尾集与头集不相交，这既排除了自作用，也是后文重叠退化关系 (10) 成立的前提。主线取同质阶数，即对所有 </w:t>
+        <w:t xml:space="preserve"> 为接受影响的一方。二者不相交，这既排除了自作用，也是后文重叠退化关系 (10) 成立的前提。</w:t>
+      </w:r>
+    </w:p>
+    <w:p>
+      <w:pPr>
+        <w:spacing w:after="120" w:before="120" w:line="320"/>
+        <w:jc w:val="both"/>
+      </w:pPr>
+      <w:r>
+        <w:rPr>
+          <w:rFonts w:ascii="Times New Roman" w:cs="Times New Roman" w:eastAsia="SimSun" w:hAnsi="Times New Roman"/>
+        </w:rPr>
+        <w:t xml:space="preserve">主线取同质阶数，即对所有 </w:t>
       </w:r>
       <w:r>
         <w:rPr>
@@ -730,7 +742,77 @@
         <w:rPr>
           <w:rFonts w:ascii="Times New Roman" w:cs="Times New Roman" w:eastAsia="SimSun" w:hAnsi="Times New Roman"/>
         </w:rPr>
-        <w:t xml:space="preserve"> 退化为普通有向图；忽略尾/头之分则退化为无向超图。</w:t>
+        <w:t xml:space="preserve"> 退化为普通有向图；取 </w:t>
+      </w:r>
+      <w:r>
+        <w:rPr>
+          <w:rFonts w:ascii="Cambria Math" w:eastAsia="SimSun" w:hAnsi="Cambria Math"/>
+          <w:i/>
+          <w:iCs/>
+        </w:rPr>
+        <w:t xml:space="preserve">T</w:t>
+      </w:r>
+      <w:r>
+        <w:rPr>
+          <w:rFonts w:ascii="Cambria Math" w:eastAsia="SimSun" w:hAnsi="Cambria Math"/>
+          <w:i w:val="false"/>
+          <w:iCs w:val="false"/>
+        </w:rPr>
+        <w:t xml:space="preserve">(</w:t>
+      </w:r>
+      <w:r>
+        <w:rPr>
+          <w:rFonts w:ascii="Cambria Math" w:eastAsia="SimSun" w:hAnsi="Cambria Math"/>
+          <w:i/>
+          <w:iCs/>
+        </w:rPr>
+        <w:t xml:space="preserve">e</w:t>
+      </w:r>
+      <w:r>
+        <w:rPr>
+          <w:rFonts w:ascii="Cambria Math" w:eastAsia="SimSun" w:hAnsi="Cambria Math"/>
+          <w:i w:val="false"/>
+          <w:iCs w:val="false"/>
+        </w:rPr>
+        <w:t xml:space="preserve">)∪ </w:t>
+      </w:r>
+      <w:r>
+        <w:rPr>
+          <w:rFonts w:ascii="Cambria Math" w:eastAsia="SimSun" w:hAnsi="Cambria Math"/>
+          <w:i/>
+          <w:iCs/>
+        </w:rPr>
+        <w:t xml:space="preserve">H</w:t>
+      </w:r>
+      <w:r>
+        <w:rPr>
+          <w:rFonts w:ascii="Cambria Math" w:eastAsia="SimSun" w:hAnsi="Cambria Math"/>
+          <w:i w:val="false"/>
+          <w:iCs w:val="false"/>
+        </w:rPr>
+        <w:t xml:space="preserve">(</w:t>
+      </w:r>
+      <w:r>
+        <w:rPr>
+          <w:rFonts w:ascii="Cambria Math" w:eastAsia="SimSun" w:hAnsi="Cambria Math"/>
+          <w:i/>
+          <w:iCs/>
+        </w:rPr>
+        <w:t xml:space="preserve">e</w:t>
+      </w:r>
+      <w:r>
+        <w:rPr>
+          <w:rFonts w:ascii="Cambria Math" w:eastAsia="SimSun" w:hAnsi="Cambria Math"/>
+          <w:i w:val="false"/>
+          <w:iCs w:val="false"/>
+        </w:rPr>
+        <w:t xml:space="preserve">)</w:t>
+      </w:r>
+      <w:r>
+        <w:rPr>
+          <w:rFonts w:ascii="Times New Roman" w:cs="Times New Roman" w:eastAsia="SimSun" w:hAnsi="Times New Roman"/>
+        </w:rPr>
+        <w:t xml:space="preserve"> 为超边的支撑集则退化为无向超图。</w:t>
       </w:r>
     </w:p>
     <w:p>
@@ -1476,7 +1558,19 @@
         <w:rPr>
           <w:rFonts w:ascii="Times New Roman" w:cs="Times New Roman" w:eastAsia="SimSun" w:hAnsi="Times New Roman"/>
         </w:rPr>
-        <w:t xml:space="preserve">：尾集与头集基数不等时，两个平均度必然不等。本文的第一个结构参数是入出度相关</w:t>
+        <w:t xml:space="preserve">：尾集与头集基数不等时，两个平均度必然不等。</w:t>
+      </w:r>
+    </w:p>
+    <w:p>
+      <w:pPr>
+        <w:spacing w:after="120" w:before="120" w:line="320"/>
+        <w:jc w:val="both"/>
+      </w:pPr>
+      <w:r>
+        <w:rPr>
+          <w:rFonts w:ascii="Times New Roman" w:cs="Times New Roman" w:eastAsia="SimSun" w:hAnsi="Times New Roman"/>
+        </w:rPr>
+        <w:t xml:space="preserve">本文的第一个结构参数是入出度相关</w:t>
       </w:r>
     </w:p>
     <w:p>
@@ -1763,7 +1857,7 @@
         <w:rPr>
           <w:rFonts w:ascii="Times New Roman" w:cs="Times New Roman" w:eastAsia="SimSun" w:hAnsi="Times New Roman"/>
         </w:rPr>
-        <w:t xml:space="preserve"> 在节点上的 Pearson 相关系数。它刻画的是同一节点两个方向的度值关系，与相连节点之间的度—度同配性 [1] 是不同的量。</w:t>
+        <w:t xml:space="preserve"> 在节点上的 Pearson 相关系数——刻画同一节点两个方向的度值关系，而非相连节点之间的度值相似性 [1]。</w:t>
       </w:r>
     </w:p>
     <w:p>
@@ -1792,7 +1886,7 @@
         <w:rPr>
           <w:rFonts w:ascii="Times New Roman" w:cs="Times New Roman" w:eastAsia="SimSun" w:hAnsi="Times New Roman"/>
         </w:rPr>
-        <w:t xml:space="preserve">每个节点在任一时刻处于易感（S）、感染（I）、康复（R）三态之一。感染只沿尾→头方向传递：一条超边的尾集成员被感染后，对其头集中的易感节点施加压力，反向不发生传递。</w:t>
+        <w:t xml:space="preserve">每个节点在任一时刻处于易感（S）、感染（I）、康复（R）三态之一。感染只沿尾→头方向传递：超边尾集中的感染成员驱动其头集中的易感节点，反向不发生传递。</w:t>
       </w:r>
     </w:p>
     <w:p>
@@ -2517,7 +2611,7 @@
         <w:rPr>
           <w:rFonts w:ascii="Times New Roman" w:cs="Times New Roman" w:eastAsia="SimSun" w:hAnsi="Times New Roman"/>
         </w:rPr>
-        <w:t xml:space="preserve">即当尾集感染成员数 </w:t>
+        <w:t xml:space="preserve">尾集感染成员数 </w:t>
       </w:r>
       <w:r>
         <w:rPr>
@@ -2599,7 +2693,7 @@
         <w:rPr>
           <w:rFonts w:ascii="Times New Roman" w:cs="Times New Roman" w:eastAsia="SimSun" w:hAnsi="Times New Roman"/>
         </w:rPr>
-        <w:t xml:space="preserve"> 对应简单传播：任一尾成员处于感染态即足以激活超边。</w:t>
+        <w:t xml:space="preserve"> 对应简单传播，任一尾成员感染即足以激活超边；</w:t>
       </w:r>
       <w:r>
         <w:rPr>
@@ -2613,7 +2707,19 @@
         <w:rPr>
           <w:rFonts w:ascii="Times New Roman" w:cs="Times New Roman" w:eastAsia="SimSun" w:hAnsi="Times New Roman"/>
         </w:rPr>
-        <w:t xml:space="preserve"> 则要求多个尾成员的联合状态，属于阈值型复杂传播 [2, 3]，两者的渗流对应物不同，将在第 IV 节分别处理。取线性核 </w:t>
+        <w:t xml:space="preserve"> 则要求多个尾成员的联合状态，属于阈值型复杂传播 [2, 3]。两者的渗流对应物不同，将在第 IV 节分别处理。</w:t>
+      </w:r>
+    </w:p>
+    <w:p>
+      <w:pPr>
+        <w:spacing w:after="120" w:before="120" w:line="320"/>
+        <w:jc w:val="both"/>
+      </w:pPr>
+      <w:r>
+        <w:rPr>
+          <w:rFonts w:ascii="Times New Roman" w:cs="Times New Roman" w:eastAsia="SimSun" w:hAnsi="Times New Roman"/>
+        </w:rPr>
+        <w:t xml:space="preserve">阈值放在尾侧、且逐超边判定，是本文主线的机制选择。取线性核 </w:t>
       </w:r>
       <w:r>
         <w:rPr>
@@ -2659,7 +2765,7 @@
         <w:rPr>
           <w:rFonts w:ascii="Times New Roman" w:cs="Times New Roman" w:eastAsia="SimSun" w:hAnsi="Times New Roman"/>
         </w:rPr>
-        <w:t xml:space="preserve"> 可回收"每个感染尾成员独立传递"的情形。另一类机制把阈值放在头侧——头节点在跨超边累积的剂量超过阈值时被感染；该变体由附录的剂量核统一处理，主线不采用。</w:t>
+        <w:t xml:space="preserve"> 可回收"每个感染尾成员独立传递"的情形；把阈值改放头侧、令头节点在跨超边累积的剂量超过阈值时被感染，则得到另一类机制，由附录的剂量核统一处理。</w:t>
       </w:r>
     </w:p>
     <w:p>
@@ -2949,7 +3055,19 @@
         <w:rPr>
           <w:rFonts w:ascii="Times New Roman" w:cs="Times New Roman" w:eastAsia="SimSun" w:hAnsi="Times New Roman"/>
         </w:rPr>
-        <w:t xml:space="preserve"> 上的状态演化因而是一个连续时间 Markov 过程，可用 Gillespie 算法精确抽样 [4]，这是第 III 节数值校验的基础。非指数康复期分布的推广见附录。初始条件取单个均匀随机选取的种子节点感染、其余易感；有限系统几乎必然在有限时间内到达无感染者的吸收态。记吸收态中康复节点的占比为爆发规模 </w:t>
+        <w:t xml:space="preserve"> 上的演化因而是连续时间 Markov 过程，可用 Gillespie 算法精确抽样 [4]——这是第 III 节数值校验的基础。非指数康复期分布的推广见附录。</w:t>
+      </w:r>
+    </w:p>
+    <w:p>
+      <w:pPr>
+        <w:spacing w:after="120" w:before="120" w:line="320"/>
+        <w:jc w:val="both"/>
+      </w:pPr>
+      <w:r>
+        <w:rPr>
+          <w:rFonts w:ascii="Times New Roman" w:cs="Times New Roman" w:eastAsia="SimSun" w:hAnsi="Times New Roman"/>
+        </w:rPr>
+        <w:t xml:space="preserve">初始条件取单个均匀随机选取的种子节点感染、其余易感。有限系统几乎必然在有限时间内到达无感染者的吸收态；记该吸收态中康复节点的占比为爆发规模 </w:t>
       </w:r>
       <w:r>
         <w:rPr>
@@ -2963,7 +3081,7 @@
         <w:rPr>
           <w:rFonts w:ascii="Times New Roman" w:cs="Times New Roman" w:eastAsia="SimSun" w:hAnsi="Times New Roman"/>
         </w:rPr>
-        <w:t xml:space="preserve">，并记 </w:t>
+        <w:t xml:space="preserve">，记 </w:t>
       </w:r>
       <w:r>
         <w:rPr>
@@ -3029,7 +3147,7 @@
         <w:rPr>
           <w:rFonts w:ascii="Times New Roman" w:cs="Times New Roman" w:eastAsia="SimSun" w:hAnsi="Times New Roman"/>
         </w:rPr>
-        <w:t xml:space="preserve"> 对动力学随机性与种子选取的条件期望；均匀种子的分布与超边方向无关，这一点将在 II.D 用到。</w:t>
+        <w:t xml:space="preserve"> 对动力学随机性与种子选取的条件期望。种子分布均匀因而与超边方向无关，这一点 II.D 将用到。</w:t>
       </w:r>
     </w:p>
     <w:p>
@@ -4186,7 +4304,7 @@
         <w:rPr>
           <w:rFonts w:ascii="Times New Roman" w:cs="Times New Roman" w:eastAsia="SimSun" w:hAnsi="Times New Roman"/>
         </w:rPr>
-        <w:t xml:space="preserve">也就是说，对任意一对超边，四通道之和精确等于其无向重叠。本文的重叠量因而是现行定义的方向细化，而非另一套互不相容的定义，这使得后文结果可与无向文献直接对照。</w:t>
+        <w:t xml:space="preserve">也就是说，对任意一对超边，四通道之和精确等于其无向重叠：本节的重叠量是现行定义的方向细化，因而后文结果可与无向文献直接对照。</w:t>
       </w:r>
     </w:p>
     <w:p>
@@ -4490,7 +4608,7 @@
         <w:rPr>
           <w:rFonts w:ascii="Times New Roman" w:cs="Times New Roman" w:eastAsia="SimSun" w:hAnsi="Times New Roman"/>
         </w:rPr>
-        <w:t xml:space="preserve">聚合方式需要谨慎。对固定的 </w:t>
+        <w:t xml:space="preserve">聚合方式受一条硬约束限制。对固定的 </w:t>
       </w:r>
       <w:r>
         <w:rPr>
@@ -5391,7 +5509,7 @@
         <w:rPr>
           <w:rFonts w:ascii="Times New Roman" w:cs="Times New Roman" w:eastAsia="SimSun" w:hAnsi="Times New Roman"/>
         </w:rPr>
-        <w:t xml:space="preserve">，其中常数 </w:t>
+        <w:t xml:space="preserve">，常数 </w:t>
       </w:r>
       <w:r>
         <w:rPr>
@@ -5414,7 +5532,7 @@
         <w:rPr>
           <w:rFonts w:ascii="Times New Roman" w:cs="Times New Roman" w:eastAsia="SimSun" w:hAnsi="Times New Roman"/>
         </w:rPr>
-        <w:t xml:space="preserve"> 仅由度序列决定；调节 </w:t>
+        <w:t xml:space="preserve"> 仅由度序列决定。因此调节 </w:t>
       </w:r>
       <w:r>
         <w:rPr>
@@ -5451,7 +5569,7 @@
         <w:rPr>
           <w:rFonts w:ascii="Times New Roman" w:cs="Times New Roman" w:eastAsia="SimSun" w:hAnsi="Times New Roman"/>
         </w:rPr>
-        <w:t xml:space="preserve">；这决定了第 V 节重连算法的实现方式。</w:t>
+        <w:t xml:space="preserve">，这决定了第 V 节重连算法的实现方式。</w:t>
       </w:r>
     </w:p>
     <w:p>
@@ -6326,7 +6444,7 @@
         <w:rPr>
           <w:rFonts w:ascii="Times New Roman" w:cs="Times New Roman" w:eastAsia="SimSun" w:hAnsi="Times New Roman"/>
         </w:rPr>
-        <w:t xml:space="preserve">注意对有序超边对恒有 </w:t>
+        <w:t xml:space="preserve">两个串联通道并不独立。对有序超边对恒有 </w:t>
       </w:r>
       <w:r>
         <w:rPr>
@@ -6446,7 +6564,7 @@
         <w:rPr>
           <w:rFonts w:ascii="Times New Roman" w:cs="Times New Roman" w:eastAsia="SimSun" w:hAnsi="Times New Roman"/>
         </w:rPr>
-        <w:t xml:space="preserve">：同质阶数下聚合量 </w:t>
+        <w:t xml:space="preserve">，故同质阶数下 </w:t>
       </w:r>
       <w:r>
         <w:rPr>
@@ -6492,7 +6610,7 @@
         <w:rPr>
           <w:rFonts w:ascii="Times New Roman" w:cs="Times New Roman" w:eastAsia="SimSun" w:hAnsi="Times New Roman"/>
         </w:rPr>
-        <w:t xml:space="preserve"> 逐实现相等（异质阶数下互为阶指标的转置），串联方向只携带一个独立分量，记 </w:t>
+        <w:t xml:space="preserve"> 逐实现相等（异质阶数下互为阶指标的转置），串联方向只携带一个分量，记 </w:t>
       </w:r>
       <w:r>
         <w:rPr>
@@ -6532,7 +6650,19 @@
         <w:rPr>
           <w:rFonts w:ascii="Times New Roman" w:cs="Times New Roman" w:eastAsia="SimSun" w:hAnsi="Times New Roman"/>
         </w:rPr>
-        <w:t xml:space="preserve">。四个通道在聚合层面因而携带三个独立分量，按宇称重组：</w:t>
+        <w:t xml:space="preserve">。四个通道在聚合层面因而只有三个独立分量。</w:t>
+      </w:r>
+    </w:p>
+    <w:p>
+      <w:pPr>
+        <w:spacing w:after="120" w:before="120" w:line="320"/>
+        <w:jc w:val="both"/>
+      </w:pPr>
+      <w:r>
+        <w:rPr>
+          <w:rFonts w:ascii="Times New Roman" w:cs="Times New Roman" w:eastAsia="SimSun" w:hAnsi="Times New Roman"/>
+        </w:rPr>
+        <w:t xml:space="preserve">按宇称重组：</w:t>
       </w:r>
       <w:r>
         <w:rPr>
@@ -6997,7 +7127,19 @@
         <w:rPr>
           <w:rFonts w:ascii="Times New Roman" w:cs="Times New Roman" w:eastAsia="SimSun" w:hAnsi="Times New Roman"/>
         </w:rPr>
-        <w:t xml:space="preserve">。据此可把结构量按宇称分类；本文所用结构量中，</w:t>
+        <w:t xml:space="preserve">。</w:t>
+      </w:r>
+    </w:p>
+    <w:p>
+      <w:pPr>
+        <w:spacing w:after="120" w:before="120" w:line="320"/>
+        <w:jc w:val="both"/>
+      </w:pPr>
+      <w:r>
+        <w:rPr>
+          <w:rFonts w:ascii="Times New Roman" w:cs="Times New Roman" w:eastAsia="SimSun" w:hAnsi="Times New Roman"/>
+        </w:rPr>
+        <w:t xml:space="preserve">据此可把结构量按宇称分类。本文所用结构量中，</w:t>
       </w:r>
       <w:r>
         <w:rPr>
@@ -7774,7 +7916,7 @@
         <w:rPr>
           <w:rFonts w:ascii="Times New Roman" w:cs="Times New Roman" w:eastAsia="SimSun" w:hAnsi="Times New Roman"/>
         </w:rPr>
-        <w:t xml:space="preserve">；在本文所用结构量中，能承载这一破坏的只有上述三个 </w:t>
+        <w:t xml:space="preserve">。在本文所用结构量中，能承载这一破坏的只有上述三个 </w:t>
       </w:r>
       <w:r>
         <w:rPr>
@@ -7788,7 +7930,36 @@
         <w:rPr>
           <w:rFonts w:ascii="Times New Roman" w:cs="Times New Roman" w:eastAsia="SimSun" w:hAnsi="Times New Roman"/>
         </w:rPr>
-        <w:t xml:space="preserve">-奇量。特别地，</w:t>
+        <w:t xml:space="preserve">-奇量。</w:t>
+      </w:r>
+    </w:p>
+    <w:p>
+      <w:pPr>
+        <w:spacing w:after="120" w:before="120" w:line="320"/>
+        <w:jc w:val="both"/>
+      </w:pPr>
+      <w:r>
+        <w:rPr>
+          <w:rFonts w:ascii="Cambria Math" w:eastAsia="SimSun" w:hAnsi="Cambria Math"/>
+          <w:i/>
+          <w:iCs/>
+        </w:rPr>
+        <w:t xml:space="preserve">r</w:t>
+      </w:r>
+      <w:r>
+        <w:rPr>
+          <w:rFonts w:ascii="Cambria Math" w:eastAsia="SimSun" w:hAnsi="Cambria Math"/>
+          <w:i w:val="false"/>
+          <w:iCs w:val="false"/>
+          <w:vertAlign w:val="subscript"/>
+        </w:rPr>
+        <w:t xml:space="preserve">io</w:t>
+      </w:r>
+      <w:r>
+        <w:rPr>
+          <w:rFonts w:ascii="Times New Roman" w:cs="Times New Roman" w:eastAsia="SimSun" w:hAnsi="Times New Roman"/>
+        </w:rPr>
+        <w:t xml:space="preserve"> 因而不能单独产生破缺。</w:t>
       </w:r>
       <w:r>
         <w:rPr>
@@ -7844,7 +8015,7 @@
         <w:rPr>
           <w:rFonts w:ascii="Times New Roman" w:cs="Times New Roman" w:eastAsia="SimSun" w:hAnsi="Times New Roman"/>
         </w:rPr>
-        <w:t xml:space="preserve">-偶量为目标的定向重连（如 </w:t>
+        <w:t xml:space="preserve">-偶量为目标的定向重连保持该不变性；</w:t>
       </w:r>
       <w:r>
         <w:rPr>
@@ -7867,7 +8038,7 @@
         <w:rPr>
           <w:rFonts w:ascii="Times New Roman" w:cs="Times New Roman" w:eastAsia="SimSun" w:hAnsi="Times New Roman"/>
         </w:rPr>
-        <w:t xml:space="preserve"> 扫描）保持该不变性，故单独扫描 </w:t>
+        <w:t xml:space="preserve"> 扫描正属此类，故其系综平均的爆发规模在方向翻转下必然相同——尽管 </w:t>
       </w:r>
       <w:r>
         <w:rPr>
@@ -7890,7 +8061,35 @@
         <w:rPr>
           <w:rFonts w:ascii="Times New Roman" w:cs="Times New Roman" w:eastAsia="SimSun" w:hAnsi="Times New Roman"/>
         </w:rPr>
-        <w:t xml:space="preserve"> 不可能产生系综层面的破缺——尽管 </w:t>
+        <w:t xml:space="preserve"> 确实移动阈值。这决定了第 VI 节破缺实验的设计：固定前两个 </w:t>
+      </w:r>
+      <w:r>
+        <w:rPr>
+          <w:rFonts w:ascii="Cambria Math" w:eastAsia="SimSun" w:hAnsi="Cambria Math"/>
+          <w:i/>
+          <w:iCs/>
+        </w:rPr>
+        <w:t xml:space="preserve">R</w:t>
+      </w:r>
+      <w:r>
+        <w:rPr>
+          <w:rFonts w:ascii="Times New Roman" w:cs="Times New Roman" w:eastAsia="SimSun" w:hAnsi="Times New Roman"/>
+        </w:rPr>
+        <w:t xml:space="preserve">-奇量为零，只扫 </w:t>
+      </w:r>
+      <w:r>
+        <w:rPr>
+          <w:rFonts w:ascii="Cambria Math" w:eastAsia="SimSun" w:hAnsi="Cambria Math"/>
+          <w:i w:val="false"/>
+          <w:iCs w:val="false"/>
+        </w:rPr>
+        <w:t xml:space="preserve">Δα</w:t>
+      </w:r>
+      <w:r>
+        <w:rPr>
+          <w:rFonts w:ascii="Times New Roman" w:cs="Times New Roman" w:eastAsia="SimSun" w:hAnsi="Times New Roman"/>
+        </w:rPr>
+        <w:t xml:space="preserve">，并以 </w:t>
       </w:r>
       <w:r>
         <w:rPr>
@@ -7913,58 +8112,19 @@
         <w:rPr>
           <w:rFonts w:ascii="Times New Roman" w:cs="Times New Roman" w:eastAsia="SimSun" w:hAnsi="Times New Roman"/>
         </w:rPr>
-        <w:t xml:space="preserve"> 确实移动阈值。这一推论决定了第 VI 节破缺实验的设计：固定前两个 </w:t>
-      </w:r>
-      <w:r>
-        <w:rPr>
-          <w:rFonts w:ascii="Cambria Math" w:eastAsia="SimSun" w:hAnsi="Cambria Math"/>
-          <w:i/>
-          <w:iCs/>
-        </w:rPr>
-        <w:t xml:space="preserve">R</w:t>
-      </w:r>
-      <w:r>
-        <w:rPr>
-          <w:rFonts w:ascii="Times New Roman" w:cs="Times New Roman" w:eastAsia="SimSun" w:hAnsi="Times New Roman"/>
-        </w:rPr>
-        <w:t xml:space="preserve">-奇量为零，只扫 </w:t>
-      </w:r>
-      <w:r>
-        <w:rPr>
-          <w:rFonts w:ascii="Cambria Math" w:eastAsia="SimSun" w:hAnsi="Cambria Math"/>
-          <w:i w:val="false"/>
-          <w:iCs w:val="false"/>
-        </w:rPr>
-        <w:t xml:space="preserve">Δα</w:t>
-      </w:r>
-      <w:r>
-        <w:rPr>
-          <w:rFonts w:ascii="Times New Roman" w:cs="Times New Roman" w:eastAsia="SimSun" w:hAnsi="Times New Roman"/>
-        </w:rPr>
-        <w:t xml:space="preserve">，并以 </w:t>
-      </w:r>
-      <w:r>
-        <w:rPr>
-          <w:rFonts w:ascii="Cambria Math" w:eastAsia="SimSun" w:hAnsi="Cambria Math"/>
-          <w:i/>
-          <w:iCs/>
-        </w:rPr>
-        <w:t xml:space="preserve">r</w:t>
-      </w:r>
-      <w:r>
-        <w:rPr>
-          <w:rFonts w:ascii="Cambria Math" w:eastAsia="SimSun" w:hAnsi="Cambria Math"/>
-          <w:i w:val="false"/>
-          <w:iCs w:val="false"/>
-          <w:vertAlign w:val="subscript"/>
-        </w:rPr>
-        <w:t xml:space="preserve">io</w:t>
-      </w:r>
-      <w:r>
-        <w:rPr>
-          <w:rFonts w:ascii="Times New Roman" w:cs="Times New Roman" w:eastAsia="SimSun" w:hAnsi="Times New Roman"/>
-        </w:rPr>
-        <w:t xml:space="preserve"> 扫描作为无破缺的阴性对照。需要强调命题 1 是关于系综平均的陈述；对单个实现 </w:t>
+        <w:t xml:space="preserve"> 扫描作为无破缺的阴性对照。</w:t>
+      </w:r>
+    </w:p>
+    <w:p>
+      <w:pPr>
+        <w:spacing w:after="120" w:before="120" w:line="320"/>
+        <w:jc w:val="both"/>
+      </w:pPr>
+      <w:r>
+        <w:rPr>
+          <w:rFonts w:ascii="Times New Roman" w:cs="Times New Roman" w:eastAsia="SimSun" w:hAnsi="Times New Roman"/>
+        </w:rPr>
+        <w:t xml:space="preserve">命题 1 是关于系综平均的陈述。对单个实现 </w:t>
       </w:r>
       <w:r>
         <w:rPr>
@@ -8054,7 +8214,21 @@
         <w:rPr>
           <w:rFonts w:ascii="Times New Roman" w:cs="Times New Roman" w:eastAsia="SimSun" w:hAnsi="Times New Roman"/>
         </w:rPr>
-        <w:t xml:space="preserve"> 一般不等，其差为有限尺寸涨落。</w:t>
+        <w:t xml:space="preserve"> 一般不等，其差为有限尺寸涨落，随 </w:t>
+      </w:r>
+      <w:r>
+        <w:rPr>
+          <w:rFonts w:ascii="Cambria Math" w:eastAsia="SimSun" w:hAnsi="Cambria Math"/>
+          <w:i/>
+          <w:iCs/>
+        </w:rPr>
+        <w:t xml:space="preserve">N</w:t>
+      </w:r>
+      <w:r>
+        <w:rPr>
+          <w:rFonts w:ascii="Times New Roman" w:cs="Times New Roman" w:eastAsia="SimSun" w:hAnsi="Times New Roman"/>
+        </w:rPr>
+        <w:t xml:space="preserve"> 增大而趋零。</w:t>
       </w:r>
     </w:p>
     <w:p>

--- a/drafts/sir-directed-hypergraphs/section2.docx
+++ b/drafts/sir-directed-hypergraphs/section2.docx
@@ -204,7 +204,51 @@
         <w:rPr>
           <w:rFonts w:ascii="Times New Roman" w:cs="Times New Roman" w:eastAsia="SimSun" w:hAnsi="Times New Roman"/>
         </w:rPr>
-        <w:t xml:space="preserve">）构成。每条超边是一个有序对</w:t>
+        <w:t xml:space="preserve">）构成。</w:t>
+      </w:r>
+      <w:r>
+        <w:rPr>
+          <w:rFonts w:ascii="Cambria Math" w:eastAsia="SimSun" w:hAnsi="Cambria Math"/>
+          <w:i/>
+          <w:iCs/>
+        </w:rPr>
+        <w:t xml:space="preserve">E</w:t>
+      </w:r>
+      <w:r>
+        <w:rPr>
+          <w:rFonts w:ascii="Times New Roman" w:cs="Times New Roman" w:eastAsia="SimSun" w:hAnsi="Times New Roman"/>
+        </w:rPr>
+        <w:t xml:space="preserve"> 为集合，即不含重复超边；第 V 节的生成器在配对后显式修复重复超边与 </w:t>
+      </w:r>
+      <w:r>
+        <w:rPr>
+          <w:rFonts w:ascii="Cambria Math" w:eastAsia="SimSun" w:hAnsi="Cambria Math"/>
+          <w:i/>
+          <w:iCs/>
+        </w:rPr>
+        <w:t xml:space="preserve">T</w:t>
+      </w:r>
+      <w:r>
+        <w:rPr>
+          <w:rFonts w:ascii="Cambria Math" w:eastAsia="SimSun" w:hAnsi="Cambria Math"/>
+          <w:i w:val="false"/>
+          <w:iCs w:val="false"/>
+        </w:rPr>
+        <w:t xml:space="preserve">∩ </w:t>
+      </w:r>
+      <w:r>
+        <w:rPr>
+          <w:rFonts w:ascii="Cambria Math" w:eastAsia="SimSun" w:hAnsi="Cambria Math"/>
+          <w:i/>
+          <w:iCs/>
+        </w:rPr>
+        <w:t xml:space="preserve">H</w:t>
+      </w:r>
+      <w:r>
+        <w:rPr>
+          <w:rFonts w:ascii="Times New Roman" w:cs="Times New Roman" w:eastAsia="SimSun" w:hAnsi="Times New Roman"/>
+        </w:rPr>
+        <w:t xml:space="preserve"> 相交的违规。每条超边是一个有序对</w:t>
       </w:r>
     </w:p>
     <w:p>
@@ -596,7 +640,7 @@
         <w:rPr>
           <w:rFonts w:ascii="Times New Roman" w:cs="Times New Roman" w:eastAsia="SimSun" w:hAnsi="Times New Roman"/>
         </w:rPr>
-        <w:t xml:space="preserve"> 为接受影响的一方。二者不相交，这既排除了自作用，也是后文重叠退化关系 (10) 成立的前提。</w:t>
+        <w:t xml:space="preserve"> 为接受影响的一方。二者不相交，这既排除了自作用，也是后文重叠退化关系 (11) 成立的前提。</w:t>
       </w:r>
     </w:p>
     <w:p>
@@ -1570,6 +1614,144 @@
         <w:rPr>
           <w:rFonts w:ascii="Times New Roman" w:cs="Times New Roman" w:eastAsia="SimSun" w:hAnsi="Times New Roman"/>
         </w:rPr>
+        <w:t xml:space="preserve">本文所用的随机系综为有向超图位形模型：给定双度序列 </w:t>
+      </w:r>
+      <w:r>
+        <w:rPr>
+          <w:rFonts w:ascii="Cambria Math" w:eastAsia="SimSun" w:hAnsi="Cambria Math"/>
+          <w:i w:val="false"/>
+          <w:iCs w:val="false"/>
+        </w:rPr>
+        <w:t xml:space="preserve">{</w:t>
+      </w:r>
+      <w:r>
+        <w:rPr>
+          <w:rFonts w:ascii="Cambria Math" w:eastAsia="SimSun" w:hAnsi="Cambria Math"/>
+          <w:i w:val="false"/>
+          <w:iCs w:val="false"/>
+        </w:rPr>
+        <w:t xml:space="preserve">(</w:t>
+      </w:r>
+      <w:r>
+        <w:rPr>
+          <w:rFonts w:ascii="Cambria Math" w:eastAsia="SimSun" w:hAnsi="Cambria Math"/>
+          <w:i/>
+          <w:iCs/>
+        </w:rPr>
+        <w:t xml:space="preserve">k</w:t>
+      </w:r>
+      <w:r>
+        <w:rPr>
+          <w:rFonts w:ascii="Cambria Math" w:eastAsia="SimSun" w:hAnsi="Cambria Math"/>
+          <w:i w:val="false"/>
+          <w:iCs w:val="false"/>
+          <w:vertAlign w:val="subscript"/>
+        </w:rPr>
+        <w:t xml:space="preserve">in</w:t>
+      </w:r>
+      <w:r>
+        <w:rPr>
+          <w:rFonts w:ascii="Cambria Math" w:eastAsia="SimSun" w:hAnsi="Cambria Math"/>
+          <w:i w:val="false"/>
+          <w:iCs w:val="false"/>
+        </w:rPr>
+        <w:t xml:space="preserve">(</w:t>
+      </w:r>
+      <w:r>
+        <w:rPr>
+          <w:rFonts w:ascii="Cambria Math" w:eastAsia="SimSun" w:hAnsi="Cambria Math"/>
+          <w:i/>
+          <w:iCs/>
+        </w:rPr>
+        <w:t xml:space="preserve">v</w:t>
+      </w:r>
+      <w:r>
+        <w:rPr>
+          <w:rFonts w:ascii="Cambria Math" w:eastAsia="SimSun" w:hAnsi="Cambria Math"/>
+          <w:i w:val="false"/>
+          <w:iCs w:val="false"/>
+        </w:rPr>
+        <w:t xml:space="preserve">),</w:t>
+      </w:r>
+      <w:r>
+        <w:rPr>
+          <w:rFonts w:ascii="Cambria Math" w:eastAsia="SimSun" w:hAnsi="Cambria Math"/>
+          <w:i/>
+          <w:iCs/>
+        </w:rPr>
+        <w:t xml:space="preserve">k</w:t>
+      </w:r>
+      <w:r>
+        <w:rPr>
+          <w:rFonts w:ascii="Cambria Math" w:eastAsia="SimSun" w:hAnsi="Cambria Math"/>
+          <w:i w:val="false"/>
+          <w:iCs w:val="false"/>
+          <w:vertAlign w:val="subscript"/>
+        </w:rPr>
+        <w:t xml:space="preserve">out</w:t>
+      </w:r>
+      <w:r>
+        <w:rPr>
+          <w:rFonts w:ascii="Cambria Math" w:eastAsia="SimSun" w:hAnsi="Cambria Math"/>
+          <w:i w:val="false"/>
+          <w:iCs w:val="false"/>
+        </w:rPr>
+        <w:t xml:space="preserve">(</w:t>
+      </w:r>
+      <w:r>
+        <w:rPr>
+          <w:rFonts w:ascii="Cambria Math" w:eastAsia="SimSun" w:hAnsi="Cambria Math"/>
+          <w:i/>
+          <w:iCs/>
+        </w:rPr>
+        <w:t xml:space="preserve">v</w:t>
+      </w:r>
+      <w:r>
+        <w:rPr>
+          <w:rFonts w:ascii="Cambria Math" w:eastAsia="SimSun" w:hAnsi="Cambria Math"/>
+          <w:i w:val="false"/>
+          <w:iCs w:val="false"/>
+        </w:rPr>
+        <w:t xml:space="preserve">))</w:t>
+      </w:r>
+      <w:r>
+        <w:rPr>
+          <w:rFonts w:ascii="Cambria Math" w:eastAsia="SimSun" w:hAnsi="Cambria Math"/>
+          <w:i w:val="false"/>
+          <w:iCs w:val="false"/>
+        </w:rPr>
+        <w:t xml:space="preserve">}</w:t>
+      </w:r>
+      <w:r>
+        <w:rPr>
+          <w:rFonts w:ascii="Times New Roman" w:cs="Times New Roman" w:eastAsia="SimSun" w:hAnsi="Times New Roman"/>
+        </w:rPr>
+        <w:t xml:space="preserve"> 与阶数 </w:t>
+      </w:r>
+      <w:r>
+        <w:rPr>
+          <w:rFonts w:ascii="Cambria Math" w:eastAsia="SimSun" w:hAnsi="Cambria Math"/>
+          <w:i w:val="false"/>
+          <w:iCs w:val="false"/>
+        </w:rPr>
+        <w:t xml:space="preserve">(τ,η)</w:t>
+      </w:r>
+      <w:r>
+        <w:rPr>
+          <w:rFonts w:ascii="Times New Roman" w:cs="Times New Roman" w:eastAsia="SimSun" w:hAnsi="Times New Roman"/>
+        </w:rPr>
+        <w:t xml:space="preserve">，对全部尾槽与头槽做均匀随机配对，再修复违规超边；具体实现与均匀性讨论见第 V 节。</w:t>
+      </w:r>
+    </w:p>
+    <w:p>
+      <w:pPr>
+        <w:spacing w:after="120" w:before="120" w:line="320"/>
+        <w:jc w:val="both"/>
+      </w:pPr>
+      <w:r>
+        <w:rPr>
+          <w:rFonts w:ascii="Times New Roman" w:cs="Times New Roman" w:eastAsia="SimSun" w:hAnsi="Times New Roman"/>
+        </w:rPr>
         <w:t xml:space="preserve">本文的第一个结构参数是入出度相关</w:t>
       </w:r>
     </w:p>
@@ -2153,7 +2335,7 @@
         <w:rPr>
           <w:rFonts w:ascii="Times New Roman" w:cs="Times New Roman" w:eastAsia="SimSun" w:hAnsi="Times New Roman"/>
         </w:rPr>
-        <w:t xml:space="preserve"> 对其头集中每个易感节点 </w:t>
+        <w:t xml:space="preserve"> 对其头集中每个尚处易感态的节点 </w:t>
       </w:r>
       <w:r>
         <w:rPr>
@@ -2194,38 +2376,6 @@
           <w:iCs/>
         </w:rPr>
         <w:t xml:space="preserve">e</w:t>
-      </w:r>
-      <w:r>
-        <w:rPr>
-          <w:rFonts w:ascii="Cambria Math" w:eastAsia="SimSun" w:hAnsi="Cambria Math"/>
-          <w:i w:val="false"/>
-          <w:iCs w:val="false"/>
-        </w:rPr>
-        <w:t xml:space="preserve">)∩ </w:t>
-      </w:r>
-      <w:r>
-        <w:rPr>
-          <w:rFonts w:ascii="Cambria Math" w:eastAsia="SimSun" w:hAnsi="Cambria Math"/>
-          <w:i/>
-          <w:iCs/>
-        </w:rPr>
-        <w:t xml:space="preserve">S</w:t>
-      </w:r>
-      <w:r>
-        <w:rPr>
-          <w:rFonts w:ascii="Cambria Math" w:eastAsia="SimSun" w:hAnsi="Cambria Math"/>
-          <w:i w:val="false"/>
-          <w:iCs w:val="false"/>
-        </w:rPr>
-        <w:t xml:space="preserve">(</w:t>
-      </w:r>
-      <w:r>
-        <w:rPr>
-          <w:rFonts w:ascii="Cambria Math" w:eastAsia="SimSun" w:hAnsi="Cambria Math"/>
-          <w:i/>
-          <w:iCs/>
-        </w:rPr>
-        <w:t xml:space="preserve">t</w:t>
       </w:r>
       <w:r>
         <w:rPr>
@@ -2984,368 +3134,21 @@
         <w:rPr>
           <w:rFonts w:ascii="Times New Roman" w:cs="Times New Roman" w:eastAsia="SimSun" w:hAnsi="Times New Roman"/>
         </w:rPr>
-        <w:t xml:space="preserve">，康复后不再参与传递。</w:t>
-      </w:r>
-      <w:r>
-        <w:rPr>
-          <w:rFonts w:ascii="Cambria Math" w:eastAsia="SimSun" w:hAnsi="Cambria Math"/>
-          <w:i w:val="false"/>
-          <w:iCs w:val="false"/>
-        </w:rPr>
-        <w:t xml:space="preserve">{</w:t>
-      </w:r>
-      <w:r>
-        <w:rPr>
-          <w:rFonts w:ascii="Cambria Math" w:eastAsia="SimSun" w:hAnsi="Cambria Math"/>
-          <w:i/>
-          <w:iCs/>
-        </w:rPr>
-        <w:t xml:space="preserve">S</w:t>
-      </w:r>
-      <w:r>
-        <w:rPr>
-          <w:rFonts w:ascii="Cambria Math" w:eastAsia="SimSun" w:hAnsi="Cambria Math"/>
-          <w:i w:val="false"/>
-          <w:iCs w:val="false"/>
-        </w:rPr>
-        <w:t xml:space="preserve">,</w:t>
-      </w:r>
-      <w:r>
-        <w:rPr>
-          <w:rFonts w:ascii="Cambria Math" w:eastAsia="SimSun" w:hAnsi="Cambria Math"/>
-          <w:i/>
-          <w:iCs/>
-        </w:rPr>
-        <w:t xml:space="preserve">I</w:t>
-      </w:r>
-      <w:r>
-        <w:rPr>
-          <w:rFonts w:ascii="Cambria Math" w:eastAsia="SimSun" w:hAnsi="Cambria Math"/>
-          <w:i w:val="false"/>
-          <w:iCs w:val="false"/>
-        </w:rPr>
-        <w:t xml:space="preserve">,</w:t>
-      </w:r>
-      <w:r>
-        <w:rPr>
-          <w:rFonts w:ascii="Cambria Math" w:eastAsia="SimSun" w:hAnsi="Cambria Math"/>
-          <w:i/>
-          <w:iCs/>
-        </w:rPr>
-        <w:t xml:space="preserve">R</w:t>
-      </w:r>
-      <w:r>
-        <w:rPr>
-          <w:rFonts w:ascii="Cambria Math" w:eastAsia="SimSun" w:hAnsi="Cambria Math"/>
-          <w:i w:val="false"/>
-          <w:iCs w:val="false"/>
-        </w:rPr>
-        <w:t xml:space="preserve">}</w:t>
-      </w:r>
-      <w:r>
-        <w:rPr>
-          <w:rFonts w:ascii="Cambria Math" w:eastAsia="SimSun" w:hAnsi="Cambria Math"/>
-          <w:i w:val="false"/>
-          <w:iCs w:val="false"/>
-          <w:vertAlign w:val="superscript"/>
-        </w:rPr>
-        <w:t xml:space="preserve">V</w:t>
-      </w:r>
-      <w:r>
-        <w:rPr>
-          <w:rFonts w:ascii="Times New Roman" w:cs="Times New Roman" w:eastAsia="SimSun" w:hAnsi="Times New Roman"/>
-        </w:rPr>
-        <w:t xml:space="preserve"> 上的演化因而是连续时间 Markov 过程，可用 Gillespie 算法精确抽样 [4]——这是第 III 节数值校验的基础。非指数康复期分布的推广见附录。</w:t>
-      </w:r>
-    </w:p>
-    <w:p>
-      <w:pPr>
-        <w:spacing w:after="120" w:before="120" w:line="320"/>
-        <w:jc w:val="both"/>
-      </w:pPr>
-      <w:r>
-        <w:rPr>
-          <w:rFonts w:ascii="Times New Roman" w:cs="Times New Roman" w:eastAsia="SimSun" w:hAnsi="Times New Roman"/>
-        </w:rPr>
-        <w:t xml:space="preserve">初始条件取单个均匀随机选取的种子节点感染、其余易感。有限系统几乎必然在有限时间内到达无感染者的吸收态；记该吸收态中康复节点的占比为爆发规模 </w:t>
-      </w:r>
-      <w:r>
-        <w:rPr>
-          <w:rFonts w:ascii="Cambria Math" w:eastAsia="SimSun" w:hAnsi="Cambria Math"/>
-          <w:i/>
-          <w:iCs/>
-        </w:rPr>
-        <w:t xml:space="preserve">S</w:t>
-      </w:r>
-      <w:r>
-        <w:rPr>
-          <w:rFonts w:ascii="Times New Roman" w:cs="Times New Roman" w:eastAsia="SimSun" w:hAnsi="Times New Roman"/>
-        </w:rPr>
-        <w:t xml:space="preserve">，记 </w:t>
-      </w:r>
-      <w:r>
-        <w:rPr>
-          <w:rFonts w:ascii="Cambria Math" w:eastAsia="SimSun" w:hAnsi="Cambria Math"/>
-          <w:i/>
-          <w:iCs/>
-        </w:rPr>
-        <w:t xml:space="preserve">S</w:t>
-      </w:r>
-      <w:r>
-        <w:rPr>
-          <w:rFonts w:ascii="Cambria Math" w:eastAsia="SimSun" w:hAnsi="Cambria Math"/>
-          <w:i w:val="false"/>
-          <w:iCs w:val="false"/>
-        </w:rPr>
-        <w:t xml:space="preserve">[</w:t>
-      </w:r>
-      <w:r>
-        <w:rPr>
-          <w:rFonts w:ascii="Cambria Math" w:eastAsia="SimSun" w:hAnsi="Cambria Math"/>
-          <w:i/>
-          <w:iCs/>
-        </w:rPr>
-        <w:t xml:space="preserve">H</w:t>
-      </w:r>
-      <w:r>
-        <w:rPr>
-          <w:rFonts w:ascii="Cambria Math" w:eastAsia="SimSun" w:hAnsi="Cambria Math"/>
-          <w:i w:val="false"/>
-          <w:iCs w:val="false"/>
-        </w:rPr>
-        <w:t xml:space="preserve">]</w:t>
-      </w:r>
-      <w:r>
-        <w:rPr>
-          <w:rFonts w:ascii="Times New Roman" w:cs="Times New Roman" w:eastAsia="SimSun" w:hAnsi="Times New Roman"/>
-        </w:rPr>
-        <w:t xml:space="preserve"> 为给定 </w:t>
-      </w:r>
-      <w:r>
-        <w:rPr>
-          <w:rFonts w:ascii="Cambria Math" w:eastAsia="SimSun" w:hAnsi="Cambria Math"/>
-          <w:i/>
-          <w:iCs/>
-        </w:rPr>
-        <w:t xml:space="preserve">H</w:t>
-      </w:r>
-      <w:r>
-        <w:rPr>
-          <w:rFonts w:ascii="Times New Roman" w:cs="Times New Roman" w:eastAsia="SimSun" w:hAnsi="Times New Roman"/>
-        </w:rPr>
-        <w:t xml:space="preserve"> 时 </w:t>
-      </w:r>
-      <w:r>
-        <w:rPr>
-          <w:rFonts w:ascii="Cambria Math" w:eastAsia="SimSun" w:hAnsi="Cambria Math"/>
-          <w:i/>
-          <w:iCs/>
-        </w:rPr>
-        <w:t xml:space="preserve">S</w:t>
-      </w:r>
-      <w:r>
-        <w:rPr>
-          <w:rFonts w:ascii="Times New Roman" w:cs="Times New Roman" w:eastAsia="SimSun" w:hAnsi="Times New Roman"/>
-        </w:rPr>
-        <w:t xml:space="preserve"> 对动力学随机性与种子选取的条件期望。种子分布均匀因而与超边方向无关，这一点 II.D 将用到。</w:t>
-      </w:r>
-    </w:p>
-    <w:p>
-      <w:pPr>
-        <w:spacing w:after="120" w:before="120" w:line="320"/>
-        <w:jc w:val="both"/>
-      </w:pPr>
-      <w:r>
-        <w:rPr>
-          <w:rFonts w:ascii="Times New Roman" w:cs="Times New Roman" w:eastAsia="SimSun" w:hAnsi="Times New Roman"/>
-        </w:rPr>
-        <w:t xml:space="preserve">式 (5)–(8) 中方向性的作用是不对称的：节点的 </w:t>
-      </w:r>
-      <w:r>
-        <w:rPr>
-          <w:rFonts w:ascii="Cambria Math" w:eastAsia="SimSun" w:hAnsi="Cambria Math"/>
-          <w:i/>
-          <w:iCs/>
-        </w:rPr>
-        <w:t xml:space="preserve">k</w:t>
-      </w:r>
-      <w:r>
-        <w:rPr>
-          <w:rFonts w:ascii="Cambria Math" w:eastAsia="SimSun" w:hAnsi="Cambria Math"/>
-          <w:i w:val="false"/>
-          <w:iCs w:val="false"/>
-          <w:vertAlign w:val="subscript"/>
-        </w:rPr>
-        <w:t xml:space="preserve">out</w:t>
-      </w:r>
-      <w:r>
-        <w:rPr>
-          <w:rFonts w:ascii="Times New Roman" w:cs="Times New Roman" w:eastAsia="SimSun" w:hAnsi="Times New Roman"/>
-        </w:rPr>
-        <w:t xml:space="preserve"> 决定它能把感染推给多少个头集，</w:t>
-      </w:r>
-      <w:r>
-        <w:rPr>
-          <w:rFonts w:ascii="Cambria Math" w:eastAsia="SimSun" w:hAnsi="Cambria Math"/>
-          <w:i/>
-          <w:iCs/>
-        </w:rPr>
-        <w:t xml:space="preserve">k</w:t>
-      </w:r>
-      <w:r>
-        <w:rPr>
-          <w:rFonts w:ascii="Cambria Math" w:eastAsia="SimSun" w:hAnsi="Cambria Math"/>
-          <w:i w:val="false"/>
-          <w:iCs w:val="false"/>
-          <w:vertAlign w:val="subscript"/>
-        </w:rPr>
-        <w:t xml:space="preserve">in</w:t>
-      </w:r>
-      <w:r>
-        <w:rPr>
-          <w:rFonts w:ascii="Times New Roman" w:cs="Times New Roman" w:eastAsia="SimSun" w:hAnsi="Times New Roman"/>
-        </w:rPr>
-        <w:t xml:space="preserve"> 决定它暴露于多少个尾集。这一不对称正是 </w:t>
-      </w:r>
-      <w:r>
-        <w:rPr>
-          <w:rFonts w:ascii="Cambria Math" w:eastAsia="SimSun" w:hAnsi="Cambria Math"/>
-          <w:i/>
-          <w:iCs/>
-        </w:rPr>
-        <w:t xml:space="preserve">r</w:t>
-      </w:r>
-      <w:r>
-        <w:rPr>
-          <w:rFonts w:ascii="Cambria Math" w:eastAsia="SimSun" w:hAnsi="Cambria Math"/>
-          <w:i w:val="false"/>
-          <w:iCs w:val="false"/>
-          <w:vertAlign w:val="subscript"/>
-        </w:rPr>
-        <w:t xml:space="preserve">io</w:t>
-      </w:r>
-      <w:r>
-        <w:rPr>
-          <w:rFonts w:ascii="Times New Roman" w:cs="Times New Roman" w:eastAsia="SimSun" w:hAnsi="Times New Roman"/>
-        </w:rPr>
-        <w:t xml:space="preserve"> 得以进入动力学的通道。</w:t>
-      </w:r>
-    </w:p>
-    <w:p>
-      <w:pPr>
-        <w:pStyle w:val="Heading2"/>
-        <w:spacing w:after="160" w:before="300"/>
-      </w:pPr>
-      <w:r>
-        <w:rPr>
-          <w:rFonts w:ascii="Times New Roman" w:cs="Times New Roman" w:eastAsia="SimSun" w:hAnsi="Times New Roman"/>
-          <w:b/>
-          <w:bCs/>
-          <w:color w:val="1A1A1A"/>
-          <w:sz w:val="26"/>
-          <w:szCs w:val="26"/>
-        </w:rPr>
-        <w:t xml:space="preserve">C. 有向超边重叠</w:t>
-      </w:r>
-    </w:p>
-    <w:p>
-      <w:pPr>
-        <w:spacing w:after="120" w:before="120" w:line="320"/>
-        <w:jc w:val="both"/>
-      </w:pPr>
-      <w:r>
-        <w:rPr>
-          <w:rFonts w:ascii="Times New Roman" w:cs="Times New Roman" w:eastAsia="SimSun" w:hAnsi="Times New Roman"/>
-        </w:rPr>
-        <w:t xml:space="preserve">第二个结构参数刻画超边之间如何共享节点。在无向超图中，两条超边的重叠只有"共享几个节点"一个自由度 [5, 6]；引入尾/头之分后，共享节点在两条超边中各自扮演的角色也成为信息。</w:t>
-      </w:r>
-    </w:p>
-    <w:p>
-      <w:pPr>
-        <w:spacing w:after="120" w:before="120" w:line="320"/>
-        <w:jc w:val="both"/>
-      </w:pPr>
-      <w:r>
-        <w:rPr>
-          <w:rFonts w:ascii="Times New Roman" w:cs="Times New Roman" w:eastAsia="SimSun" w:hAnsi="Times New Roman"/>
-        </w:rPr>
-        <w:t xml:space="preserve">对任意有序超边对 </w:t>
-      </w:r>
-      <w:r>
-        <w:rPr>
-          <w:rFonts w:ascii="Cambria Math" w:eastAsia="SimSun" w:hAnsi="Cambria Math"/>
-          <w:i w:val="false"/>
-          <w:iCs w:val="false"/>
-        </w:rPr>
-        <w:t xml:space="preserve">(</w:t>
-      </w:r>
-      <w:r>
-        <w:rPr>
-          <w:rFonts w:ascii="Cambria Math" w:eastAsia="SimSun" w:hAnsi="Cambria Math"/>
-          <w:i/>
-          <w:iCs/>
-        </w:rPr>
-        <w:t xml:space="preserve">e</w:t>
-      </w:r>
-      <w:r>
-        <w:rPr>
-          <w:rFonts w:ascii="Cambria Math" w:eastAsia="SimSun" w:hAnsi="Cambria Math"/>
-          <w:i w:val="false"/>
-          <w:iCs w:val="false"/>
-        </w:rPr>
-        <w:t xml:space="preserve">,</w:t>
-      </w:r>
-      <w:r>
-        <w:rPr>
-          <w:rFonts w:ascii="Cambria Math" w:eastAsia="SimSun" w:hAnsi="Cambria Math"/>
-          <w:i/>
-          <w:iCs/>
-        </w:rPr>
-        <w:t xml:space="preserve">f</w:t>
-      </w:r>
-      <w:r>
-        <w:rPr>
-          <w:rFonts w:ascii="Cambria Math" w:eastAsia="SimSun" w:hAnsi="Cambria Math"/>
-          <w:i w:val="false"/>
-          <w:iCs w:val="false"/>
-        </w:rPr>
-        <w:t xml:space="preserve">)</w:t>
-      </w:r>
-      <w:r>
-        <w:rPr>
-          <w:rFonts w:ascii="Times New Roman" w:cs="Times New Roman" w:eastAsia="SimSun" w:hAnsi="Times New Roman"/>
-        </w:rPr>
-        <w:t xml:space="preserve">，</w:t>
-      </w:r>
-      <w:r>
-        <w:rPr>
-          <w:rFonts w:ascii="Cambria Math" w:eastAsia="SimSun" w:hAnsi="Cambria Math"/>
-          <w:i/>
-          <w:iCs/>
-        </w:rPr>
-        <w:t xml:space="preserve">e</w:t>
-      </w:r>
-      <w:r>
-        <w:rPr>
-          <w:rFonts w:ascii="Cambria Math" w:eastAsia="SimSun" w:hAnsi="Cambria Math"/>
-          <w:i w:val="false"/>
-          <w:iCs w:val="false"/>
-        </w:rPr>
-        <w:t xml:space="preserve">≠ </w:t>
-      </w:r>
-      <w:r>
-        <w:rPr>
-          <w:rFonts w:ascii="Cambria Math" w:eastAsia="SimSun" w:hAnsi="Cambria Math"/>
-          <w:i/>
-          <w:iCs/>
-        </w:rPr>
-        <w:t xml:space="preserve">f</w:t>
-      </w:r>
-      <w:r>
-        <w:rPr>
-          <w:rFonts w:ascii="Times New Roman" w:cs="Times New Roman" w:eastAsia="SimSun" w:hAnsi="Times New Roman"/>
-        </w:rPr>
-        <w:t xml:space="preserve">，定义重叠列联矩阵的四个分量</w:t>
+        <w:t xml:space="preserve">，康复后不再参与传递。以 </w:t>
+      </w:r>
+      <w:r>
+        <w:rPr>
+          <w:rFonts w:ascii="Cambria Math" w:eastAsia="SimSun" w:hAnsi="Cambria Math"/>
+          <w:i w:val="false"/>
+          <w:iCs w:val="false"/>
+        </w:rPr>
+        <w:t xml:space="preserve">μ</w:t>
+      </w:r>
+      <w:r>
+        <w:rPr>
+          <w:rFonts w:ascii="Times New Roman" w:cs="Times New Roman" w:eastAsia="SimSun" w:hAnsi="Times New Roman"/>
+        </w:rPr>
+        <w:t xml:space="preserve"> 归一时间尺度后，过程只依赖比值</w:t>
       </w:r>
     </w:p>
     <w:p>
@@ -3366,243 +3169,12 @@
       <w:r>
         <w:rPr>
           <w:rFonts w:ascii="Cambria Math" w:eastAsia="SimSun" w:hAnsi="Cambria Math"/>
-          <w:i/>
-          <w:iCs/>
-          <w:sz w:val="21"/>
-          <w:szCs w:val="21"/>
-        </w:rPr>
-        <w:t xml:space="preserve">N</w:t>
-      </w:r>
-      <w:r>
-        <w:rPr>
-          <w:rFonts w:ascii="Cambria Math" w:eastAsia="SimSun" w:hAnsi="Cambria Math"/>
-          <w:i w:val="false"/>
-          <w:iCs w:val="false"/>
-          <w:sz w:val="21"/>
-          <w:szCs w:val="21"/>
-          <w:vertAlign w:val="subscript"/>
-        </w:rPr>
-        <w:t xml:space="preserve">ab</w:t>
-      </w:r>
-      <w:r>
-        <w:rPr>
-          <w:rFonts w:ascii="Cambria Math" w:eastAsia="SimSun" w:hAnsi="Cambria Math"/>
-          <w:i w:val="false"/>
-          <w:iCs w:val="false"/>
-          <w:sz w:val="21"/>
-          <w:szCs w:val="21"/>
-        </w:rPr>
-        <w:t xml:space="preserve">(</w:t>
-      </w:r>
-      <w:r>
-        <w:rPr>
-          <w:rFonts w:ascii="Cambria Math" w:eastAsia="SimSun" w:hAnsi="Cambria Math"/>
-          <w:i/>
-          <w:iCs/>
-          <w:sz w:val="21"/>
-          <w:szCs w:val="21"/>
-        </w:rPr>
-        <w:t xml:space="preserve">e</w:t>
-      </w:r>
-      <w:r>
-        <w:rPr>
-          <w:rFonts w:ascii="Cambria Math" w:eastAsia="SimSun" w:hAnsi="Cambria Math"/>
-          <w:i w:val="false"/>
-          <w:iCs w:val="false"/>
-          <w:sz w:val="21"/>
-          <w:szCs w:val="21"/>
-        </w:rPr>
-        <w:t xml:space="preserve">,</w:t>
-      </w:r>
-      <w:r>
-        <w:rPr>
-          <w:rFonts w:ascii="Cambria Math" w:eastAsia="SimSun" w:hAnsi="Cambria Math"/>
-          <w:i/>
-          <w:iCs/>
-          <w:sz w:val="21"/>
-          <w:szCs w:val="21"/>
-        </w:rPr>
-        <w:t xml:space="preserve">f</w:t>
-      </w:r>
-      <w:r>
-        <w:rPr>
-          <w:rFonts w:ascii="Cambria Math" w:eastAsia="SimSun" w:hAnsi="Cambria Math"/>
-          <w:i w:val="false"/>
-          <w:iCs w:val="false"/>
-          <w:sz w:val="21"/>
-          <w:szCs w:val="21"/>
-        </w:rPr>
-        <w:t xml:space="preserve">)=|</w:t>
-      </w:r>
-      <w:r>
-        <w:rPr>
-          <w:rFonts w:ascii="Cambria Math" w:eastAsia="SimSun" w:hAnsi="Cambria Math"/>
-          <w:i/>
-          <w:iCs/>
-          <w:sz w:val="21"/>
-          <w:szCs w:val="21"/>
-        </w:rPr>
-        <w:t xml:space="preserve">A</w:t>
-      </w:r>
-      <w:r>
-        <w:rPr>
-          <w:rFonts w:ascii="Cambria Math" w:eastAsia="SimSun" w:hAnsi="Cambria Math"/>
-          <w:i w:val="false"/>
-          <w:iCs w:val="false"/>
-          <w:sz w:val="21"/>
-          <w:szCs w:val="21"/>
-        </w:rPr>
-        <w:t xml:space="preserve">(</w:t>
-      </w:r>
-      <w:r>
-        <w:rPr>
-          <w:rFonts w:ascii="Cambria Math" w:eastAsia="SimSun" w:hAnsi="Cambria Math"/>
-          <w:i/>
-          <w:iCs/>
-          <w:sz w:val="21"/>
-          <w:szCs w:val="21"/>
-        </w:rPr>
-        <w:t xml:space="preserve">e</w:t>
-      </w:r>
-      <w:r>
-        <w:rPr>
-          <w:rFonts w:ascii="Cambria Math" w:eastAsia="SimSun" w:hAnsi="Cambria Math"/>
-          <w:i w:val="false"/>
-          <w:iCs w:val="false"/>
-          <w:sz w:val="21"/>
-          <w:szCs w:val="21"/>
-        </w:rPr>
-        <w:t xml:space="preserve">)∩ </w:t>
-      </w:r>
-      <w:r>
-        <w:rPr>
-          <w:rFonts w:ascii="Cambria Math" w:eastAsia="SimSun" w:hAnsi="Cambria Math"/>
-          <w:i/>
-          <w:iCs/>
-          <w:sz w:val="21"/>
-          <w:szCs w:val="21"/>
-        </w:rPr>
-        <w:t xml:space="preserve">B</w:t>
-      </w:r>
-      <w:r>
-        <w:rPr>
-          <w:rFonts w:ascii="Cambria Math" w:eastAsia="SimSun" w:hAnsi="Cambria Math"/>
-          <w:i w:val="false"/>
-          <w:iCs w:val="false"/>
-          <w:sz w:val="21"/>
-          <w:szCs w:val="21"/>
-        </w:rPr>
-        <w:t xml:space="preserve">(</w:t>
-      </w:r>
-      <w:r>
-        <w:rPr>
-          <w:rFonts w:ascii="Cambria Math" w:eastAsia="SimSun" w:hAnsi="Cambria Math"/>
-          <w:i/>
-          <w:iCs/>
-          <w:sz w:val="21"/>
-          <w:szCs w:val="21"/>
-        </w:rPr>
-        <w:t xml:space="preserve">f</w:t>
-      </w:r>
-      <w:r>
-        <w:rPr>
-          <w:rFonts w:ascii="Cambria Math" w:eastAsia="SimSun" w:hAnsi="Cambria Math"/>
-          <w:i w:val="false"/>
-          <w:iCs w:val="false"/>
-          <w:sz w:val="21"/>
-          <w:szCs w:val="21"/>
-        </w:rPr>
-        <w:t xml:space="preserve">)|,  </w:t>
-      </w:r>
-      <w:r>
-        <w:rPr>
-          <w:rFonts w:ascii="Cambria Math" w:eastAsia="SimSun" w:hAnsi="Cambria Math"/>
-          <w:i/>
-          <w:iCs/>
-          <w:sz w:val="21"/>
-          <w:szCs w:val="21"/>
-        </w:rPr>
-        <w:t xml:space="preserve">a</w:t>
-      </w:r>
-      <w:r>
-        <w:rPr>
-          <w:rFonts w:ascii="Cambria Math" w:eastAsia="SimSun" w:hAnsi="Cambria Math"/>
-          <w:i w:val="false"/>
-          <w:iCs w:val="false"/>
-          <w:sz w:val="21"/>
-          <w:szCs w:val="21"/>
-        </w:rPr>
-        <w:t xml:space="preserve">,</w:t>
-      </w:r>
-      <w:r>
-        <w:rPr>
-          <w:rFonts w:ascii="Cambria Math" w:eastAsia="SimSun" w:hAnsi="Cambria Math"/>
-          <w:i/>
-          <w:iCs/>
-          <w:sz w:val="21"/>
-          <w:szCs w:val="21"/>
-        </w:rPr>
-        <w:t xml:space="preserve">b</w:t>
-      </w:r>
-      <w:r>
-        <w:rPr>
-          <w:rFonts w:ascii="Cambria Math" w:eastAsia="SimSun" w:hAnsi="Cambria Math"/>
-          <w:i w:val="false"/>
-          <w:iCs w:val="false"/>
-          <w:sz w:val="21"/>
-          <w:szCs w:val="21"/>
-        </w:rPr>
-        <w:t xml:space="preserve">∈</w:t>
-      </w:r>
-      <w:r>
-        <w:rPr>
-          <w:rFonts w:ascii="Cambria Math" w:eastAsia="SimSun" w:hAnsi="Cambria Math"/>
-          <w:i w:val="false"/>
-          <w:iCs w:val="false"/>
-          <w:sz w:val="21"/>
-          <w:szCs w:val="21"/>
-        </w:rPr>
-        <w:t xml:space="preserve">{</w:t>
-      </w:r>
-      <w:r>
-        <w:rPr>
-          <w:rFonts w:ascii="Cambria Math" w:eastAsia="SimSun" w:hAnsi="Cambria Math"/>
-          <w:i/>
-          <w:iCs/>
-          <w:sz w:val="21"/>
-          <w:szCs w:val="21"/>
-        </w:rPr>
-        <w:t xml:space="preserve">T</w:t>
-      </w:r>
-      <w:r>
-        <w:rPr>
-          <w:rFonts w:ascii="Cambria Math" w:eastAsia="SimSun" w:hAnsi="Cambria Math"/>
-          <w:i w:val="false"/>
-          <w:iCs w:val="false"/>
-          <w:sz w:val="21"/>
-          <w:szCs w:val="21"/>
-        </w:rPr>
-        <w:t xml:space="preserve">,</w:t>
-      </w:r>
-      <w:r>
-        <w:rPr>
-          <w:rFonts w:ascii="Cambria Math" w:eastAsia="SimSun" w:hAnsi="Cambria Math"/>
-          <w:i/>
-          <w:iCs/>
-          <w:sz w:val="21"/>
-          <w:szCs w:val="21"/>
-        </w:rPr>
-        <w:t xml:space="preserve">H</w:t>
-      </w:r>
-      <w:r>
-        <w:rPr>
-          <w:rFonts w:ascii="Cambria Math" w:eastAsia="SimSun" w:hAnsi="Cambria Math"/>
-          <w:i w:val="false"/>
-          <w:iCs w:val="false"/>
-          <w:sz w:val="21"/>
-          <w:szCs w:val="21"/>
-        </w:rPr>
-        <w:t xml:space="preserve">}</w:t>
+          <w:i w:val="false"/>
+          <w:iCs w:val="false"/>
+          <w:sz w:val="21"/>
+          <w:szCs w:val="21"/>
+        </w:rPr>
+        <w:t xml:space="preserve">λ≡β/μ</w:t>
       </w:r>
       <w:r>
         <w:rPr>
@@ -3622,61 +3194,84 @@
         <w:rPr>
           <w:rFonts w:ascii="Times New Roman" w:cs="Times New Roman" w:eastAsia="SimSun" w:hAnsi="Times New Roman"/>
         </w:rPr>
-        <w:t xml:space="preserve">其中 </w:t>
-      </w:r>
-      <w:r>
-        <w:rPr>
-          <w:rFonts w:ascii="Cambria Math" w:eastAsia="SimSun" w:hAnsi="Cambria Math"/>
-          <w:i/>
-          <w:iCs/>
-        </w:rPr>
-        <w:t xml:space="preserve">A</w:t>
-      </w:r>
-      <w:r>
-        <w:rPr>
-          <w:rFonts w:ascii="Cambria Math" w:eastAsia="SimSun" w:hAnsi="Cambria Math"/>
-          <w:i w:val="false"/>
-          <w:iCs w:val="false"/>
-        </w:rPr>
-        <w:t xml:space="preserve">=</w:t>
-      </w:r>
-      <w:r>
-        <w:rPr>
-          <w:rFonts w:ascii="Cambria Math" w:eastAsia="SimSun" w:hAnsi="Cambria Math"/>
-          <w:i/>
-          <w:iCs/>
-        </w:rPr>
-        <w:t xml:space="preserve">T</w:t>
-      </w:r>
-      <w:r>
-        <w:rPr>
-          <w:rFonts w:ascii="Times New Roman" w:cs="Times New Roman" w:eastAsia="SimSun" w:hAnsi="Times New Roman"/>
-        </w:rPr>
-        <w:t xml:space="preserve"> 当 </w:t>
-      </w:r>
-      <w:r>
-        <w:rPr>
-          <w:rFonts w:ascii="Cambria Math" w:eastAsia="SimSun" w:hAnsi="Cambria Math"/>
-          <w:i/>
-          <w:iCs/>
-        </w:rPr>
-        <w:t xml:space="preserve">a</w:t>
-      </w:r>
-      <w:r>
-        <w:rPr>
-          <w:rFonts w:ascii="Cambria Math" w:eastAsia="SimSun" w:hAnsi="Cambria Math"/>
-          <w:i w:val="false"/>
-          <w:iCs w:val="false"/>
-        </w:rPr>
-        <w:t xml:space="preserve">=</w:t>
-      </w:r>
-      <w:r>
-        <w:rPr>
-          <w:rFonts w:ascii="Cambria Math" w:eastAsia="SimSun" w:hAnsi="Cambria Math"/>
-          <w:i/>
-          <w:iCs/>
-        </w:rPr>
-        <w:t xml:space="preserve">T</w:t>
+        <w:t xml:space="preserve">故 </w:t>
+      </w:r>
+      <w:r>
+        <w:rPr>
+          <w:rFonts w:ascii="Cambria Math" w:eastAsia="SimSun" w:hAnsi="Cambria Math"/>
+          <w:i w:val="false"/>
+          <w:iCs w:val="false"/>
+        </w:rPr>
+        <w:t xml:space="preserve">λ</w:t>
+      </w:r>
+      <w:r>
+        <w:rPr>
+          <w:rFonts w:ascii="Times New Roman" w:cs="Times New Roman" w:eastAsia="SimSun" w:hAnsi="Times New Roman"/>
+        </w:rPr>
+        <w:t xml:space="preserve"> 是本文唯一的动力学控制参数，爆发阈值指其临界值 </w:t>
+      </w:r>
+      <w:r>
+        <w:rPr>
+          <w:rFonts w:ascii="Cambria Math" w:eastAsia="SimSun" w:hAnsi="Cambria Math"/>
+          <w:i w:val="false"/>
+          <w:iCs w:val="false"/>
+        </w:rPr>
+        <w:t xml:space="preserve">λ</w:t>
+      </w:r>
+      <w:r>
+        <w:rPr>
+          <w:rFonts w:ascii="Cambria Math" w:eastAsia="SimSun" w:hAnsi="Cambria Math"/>
+          <w:i w:val="false"/>
+          <w:iCs w:val="false"/>
+          <w:vertAlign w:val="subscript"/>
+        </w:rPr>
+        <w:t xml:space="preserve">c</w:t>
+      </w:r>
+      <w:r>
+        <w:rPr>
+          <w:rFonts w:ascii="Times New Roman" w:cs="Times New Roman" w:eastAsia="SimSun" w:hAnsi="Times New Roman"/>
+        </w:rPr>
+        <w:t xml:space="preserve">；后文所称"阈值随结构参数变化"即指 </w:t>
+      </w:r>
+      <w:r>
+        <w:rPr>
+          <w:rFonts w:ascii="Cambria Math" w:eastAsia="SimSun" w:hAnsi="Cambria Math"/>
+          <w:i w:val="false"/>
+          <w:iCs w:val="false"/>
+        </w:rPr>
+        <w:t xml:space="preserve">λ</w:t>
+      </w:r>
+      <w:r>
+        <w:rPr>
+          <w:rFonts w:ascii="Cambria Math" w:eastAsia="SimSun" w:hAnsi="Cambria Math"/>
+          <w:i w:val="false"/>
+          <w:iCs w:val="false"/>
+          <w:vertAlign w:val="subscript"/>
+        </w:rPr>
+        <w:t xml:space="preserve">c</w:t>
+      </w:r>
+      <w:r>
+        <w:rPr>
+          <w:rFonts w:ascii="Times New Roman" w:cs="Times New Roman" w:eastAsia="SimSun" w:hAnsi="Times New Roman"/>
+        </w:rPr>
+        <w:t xml:space="preserve"> 对 </w:t>
+      </w:r>
+      <w:r>
+        <w:rPr>
+          <w:rFonts w:ascii="Cambria Math" w:eastAsia="SimSun" w:hAnsi="Cambria Math"/>
+          <w:i/>
+          <w:iCs/>
+        </w:rPr>
+        <w:t xml:space="preserve">r</w:t>
+      </w:r>
+      <w:r>
+        <w:rPr>
+          <w:rFonts w:ascii="Cambria Math" w:eastAsia="SimSun" w:hAnsi="Cambria Math"/>
+          <w:i w:val="false"/>
+          <w:iCs w:val="false"/>
+          <w:vertAlign w:val="subscript"/>
+        </w:rPr>
+        <w:t xml:space="preserve">io</w:t>
       </w:r>
       <w:r>
         <w:rPr>
@@ -3687,18 +3282,129 @@
       <w:r>
         <w:rPr>
           <w:rFonts w:ascii="Cambria Math" w:eastAsia="SimSun" w:hAnsi="Cambria Math"/>
-          <w:i/>
-          <w:iCs/>
-        </w:rPr>
-        <w:t xml:space="preserve">A</w:t>
-      </w:r>
-      <w:r>
-        <w:rPr>
-          <w:rFonts w:ascii="Cambria Math" w:eastAsia="SimSun" w:hAnsi="Cambria Math"/>
-          <w:i w:val="false"/>
-          <w:iCs w:val="false"/>
-        </w:rPr>
-        <w:t xml:space="preserve">=</w:t>
+          <w:i w:val="false"/>
+          <w:iCs w:val="false"/>
+        </w:rPr>
+        <w:t xml:space="preserve">α</w:t>
+      </w:r>
+      <w:r>
+        <w:rPr>
+          <w:rFonts w:ascii="Times New Roman" w:cs="Times New Roman" w:eastAsia="SimSun" w:hAnsi="Times New Roman"/>
+        </w:rPr>
+        <w:t xml:space="preserve"> 等量的依赖。</w:t>
+      </w:r>
+      <w:r>
+        <w:rPr>
+          <w:rFonts w:ascii="Cambria Math" w:eastAsia="SimSun" w:hAnsi="Cambria Math"/>
+          <w:i w:val="false"/>
+          <w:iCs w:val="false"/>
+        </w:rPr>
+        <w:t xml:space="preserve">{</w:t>
+      </w:r>
+      <w:r>
+        <w:rPr>
+          <w:rFonts w:ascii="Cambria Math" w:eastAsia="SimSun" w:hAnsi="Cambria Math"/>
+          <w:i/>
+          <w:iCs/>
+        </w:rPr>
+        <w:t xml:space="preserve">S</w:t>
+      </w:r>
+      <w:r>
+        <w:rPr>
+          <w:rFonts w:ascii="Cambria Math" w:eastAsia="SimSun" w:hAnsi="Cambria Math"/>
+          <w:i w:val="false"/>
+          <w:iCs w:val="false"/>
+        </w:rPr>
+        <w:t xml:space="preserve">,</w:t>
+      </w:r>
+      <w:r>
+        <w:rPr>
+          <w:rFonts w:ascii="Cambria Math" w:eastAsia="SimSun" w:hAnsi="Cambria Math"/>
+          <w:i/>
+          <w:iCs/>
+        </w:rPr>
+        <w:t xml:space="preserve">I</w:t>
+      </w:r>
+      <w:r>
+        <w:rPr>
+          <w:rFonts w:ascii="Cambria Math" w:eastAsia="SimSun" w:hAnsi="Cambria Math"/>
+          <w:i w:val="false"/>
+          <w:iCs w:val="false"/>
+        </w:rPr>
+        <w:t xml:space="preserve">,</w:t>
+      </w:r>
+      <w:r>
+        <w:rPr>
+          <w:rFonts w:ascii="Cambria Math" w:eastAsia="SimSun" w:hAnsi="Cambria Math"/>
+          <w:i/>
+          <w:iCs/>
+        </w:rPr>
+        <w:t xml:space="preserve">R</w:t>
+      </w:r>
+      <w:r>
+        <w:rPr>
+          <w:rFonts w:ascii="Cambria Math" w:eastAsia="SimSun" w:hAnsi="Cambria Math"/>
+          <w:i w:val="false"/>
+          <w:iCs w:val="false"/>
+        </w:rPr>
+        <w:t xml:space="preserve">}</w:t>
+      </w:r>
+      <w:r>
+        <w:rPr>
+          <w:rFonts w:ascii="Cambria Math" w:eastAsia="SimSun" w:hAnsi="Cambria Math"/>
+          <w:i w:val="false"/>
+          <w:iCs w:val="false"/>
+          <w:vertAlign w:val="superscript"/>
+        </w:rPr>
+        <w:t xml:space="preserve">V</w:t>
+      </w:r>
+      <w:r>
+        <w:rPr>
+          <w:rFonts w:ascii="Times New Roman" w:cs="Times New Roman" w:eastAsia="SimSun" w:hAnsi="Times New Roman"/>
+        </w:rPr>
+        <w:t xml:space="preserve"> 上的演化因而是连续时间 Markov 过程，可用 Gillespie 算法精确抽样 [4]——这是第 III 节数值校验的基础。非指数康复期分布的推广见附录。</w:t>
+      </w:r>
+    </w:p>
+    <w:p>
+      <w:pPr>
+        <w:spacing w:after="120" w:before="120" w:line="320"/>
+        <w:jc w:val="both"/>
+      </w:pPr>
+      <w:r>
+        <w:rPr>
+          <w:rFonts w:ascii="Times New Roman" w:cs="Times New Roman" w:eastAsia="SimSun" w:hAnsi="Times New Roman"/>
+        </w:rPr>
+        <w:t xml:space="preserve">初始条件取单个均匀随机选取的种子节点感染、其余易感。有限系统几乎必然在有限时间内到达无感染者的吸收态；记该吸收态中康复节点的占比为爆发规模 </w:t>
+      </w:r>
+      <w:r>
+        <w:rPr>
+          <w:rFonts w:ascii="Cambria Math" w:eastAsia="SimSun" w:hAnsi="Cambria Math"/>
+          <w:i/>
+          <w:iCs/>
+        </w:rPr>
+        <w:t xml:space="preserve">S</w:t>
+      </w:r>
+      <w:r>
+        <w:rPr>
+          <w:rFonts w:ascii="Times New Roman" w:cs="Times New Roman" w:eastAsia="SimSun" w:hAnsi="Times New Roman"/>
+        </w:rPr>
+        <w:t xml:space="preserve">，记 </w:t>
+      </w:r>
+      <w:r>
+        <w:rPr>
+          <w:rFonts w:ascii="Cambria Math" w:eastAsia="SimSun" w:hAnsi="Cambria Math"/>
+          <w:i/>
+          <w:iCs/>
+        </w:rPr>
+        <w:t xml:space="preserve">S</w:t>
+      </w:r>
+      <w:r>
+        <w:rPr>
+          <w:rFonts w:ascii="Cambria Math" w:eastAsia="SimSun" w:hAnsi="Cambria Math"/>
+          <w:i w:val="false"/>
+          <w:iCs w:val="false"/>
+        </w:rPr>
+        <w:t xml:space="preserve">[</w:t>
       </w:r>
       <w:r>
         <w:rPr>
@@ -3710,25 +3416,17 @@
       </w:r>
       <w:r>
         <w:rPr>
-          <w:rFonts w:ascii="Times New Roman" w:cs="Times New Roman" w:eastAsia="SimSun" w:hAnsi="Times New Roman"/>
-        </w:rPr>
-        <w:t xml:space="preserve"> 当 </w:t>
-      </w:r>
-      <w:r>
-        <w:rPr>
-          <w:rFonts w:ascii="Cambria Math" w:eastAsia="SimSun" w:hAnsi="Cambria Math"/>
-          <w:i/>
-          <w:iCs/>
-        </w:rPr>
-        <w:t xml:space="preserve">a</w:t>
-      </w:r>
-      <w:r>
-        <w:rPr>
-          <w:rFonts w:ascii="Cambria Math" w:eastAsia="SimSun" w:hAnsi="Cambria Math"/>
-          <w:i w:val="false"/>
-          <w:iCs w:val="false"/>
-        </w:rPr>
-        <w:t xml:space="preserve">=</w:t>
+          <w:rFonts w:ascii="Cambria Math" w:eastAsia="SimSun" w:hAnsi="Cambria Math"/>
+          <w:i w:val="false"/>
+          <w:iCs w:val="false"/>
+        </w:rPr>
+        <w:t xml:space="preserve">]</w:t>
+      </w:r>
+      <w:r>
+        <w:rPr>
+          <w:rFonts w:ascii="Times New Roman" w:cs="Times New Roman" w:eastAsia="SimSun" w:hAnsi="Times New Roman"/>
+        </w:rPr>
+        <w:t xml:space="preserve"> 为给定 </w:t>
       </w:r>
       <w:r>
         <w:rPr>
@@ -3742,29 +3440,41 @@
         <w:rPr>
           <w:rFonts w:ascii="Times New Roman" w:cs="Times New Roman" w:eastAsia="SimSun" w:hAnsi="Times New Roman"/>
         </w:rPr>
-        <w:t xml:space="preserve">，</w:t>
-      </w:r>
-      <w:r>
-        <w:rPr>
-          <w:rFonts w:ascii="Cambria Math" w:eastAsia="SimSun" w:hAnsi="Cambria Math"/>
-          <w:i/>
-          <w:iCs/>
-        </w:rPr>
-        <w:t xml:space="preserve">B</w:t>
-      </w:r>
-      <w:r>
-        <w:rPr>
-          <w:rFonts w:ascii="Times New Roman" w:cs="Times New Roman" w:eastAsia="SimSun" w:hAnsi="Times New Roman"/>
-        </w:rPr>
-        <w:t xml:space="preserve"> 同理。四个通道各有独立的动力学含义：</w:t>
-      </w:r>
-      <w:r>
-        <w:rPr>
-          <w:rFonts w:ascii="Cambria Math" w:eastAsia="SimSun" w:hAnsi="Cambria Math"/>
-          <w:i/>
-          <w:iCs/>
-        </w:rPr>
-        <w:t xml:space="preserve">N</w:t>
+        <w:t xml:space="preserve"> 时 </w:t>
+      </w:r>
+      <w:r>
+        <w:rPr>
+          <w:rFonts w:ascii="Cambria Math" w:eastAsia="SimSun" w:hAnsi="Cambria Math"/>
+          <w:i/>
+          <w:iCs/>
+        </w:rPr>
+        <w:t xml:space="preserve">S</w:t>
+      </w:r>
+      <w:r>
+        <w:rPr>
+          <w:rFonts w:ascii="Times New Roman" w:cs="Times New Roman" w:eastAsia="SimSun" w:hAnsi="Times New Roman"/>
+        </w:rPr>
+        <w:t xml:space="preserve"> 对动力学随机性与种子选取的条件期望。种子分布均匀因而与超边方向无关，这一点 II.D 将用到。</w:t>
+      </w:r>
+    </w:p>
+    <w:p>
+      <w:pPr>
+        <w:spacing w:after="120" w:before="120" w:line="320"/>
+        <w:jc w:val="both"/>
+      </w:pPr>
+      <w:r>
+        <w:rPr>
+          <w:rFonts w:ascii="Times New Roman" w:cs="Times New Roman" w:eastAsia="SimSun" w:hAnsi="Times New Roman"/>
+        </w:rPr>
+        <w:t xml:space="preserve">式 (5)–(8) 中方向性的作用是不对称的：节点的 </w:t>
+      </w:r>
+      <w:r>
+        <w:rPr>
+          <w:rFonts w:ascii="Cambria Math" w:eastAsia="SimSun" w:hAnsi="Cambria Math"/>
+          <w:i/>
+          <w:iCs/>
+        </w:rPr>
+        <w:t xml:space="preserve">k</w:t>
       </w:r>
       <w:r>
         <w:rPr>
@@ -3773,95 +3483,140 @@
           <w:iCs w:val="false"/>
           <w:vertAlign w:val="subscript"/>
         </w:rPr>
-        <w:t xml:space="preserve">TT</w:t>
-      </w:r>
-      <w:r>
-        <w:rPr>
-          <w:rFonts w:ascii="Times New Roman" w:cs="Times New Roman" w:eastAsia="SimSun" w:hAnsi="Times New Roman"/>
-        </w:rPr>
-        <w:t xml:space="preserve"> 为</w:t>
-      </w:r>
+        <w:t xml:space="preserve">out</w:t>
+      </w:r>
+      <w:r>
+        <w:rPr>
+          <w:rFonts w:ascii="Times New Roman" w:cs="Times New Roman" w:eastAsia="SimSun" w:hAnsi="Times New Roman"/>
+        </w:rPr>
+        <w:t xml:space="preserve"> 决定它能把感染推给多少个头集，</w:t>
+      </w:r>
+      <w:r>
+        <w:rPr>
+          <w:rFonts w:ascii="Cambria Math" w:eastAsia="SimSun" w:hAnsi="Cambria Math"/>
+          <w:i/>
+          <w:iCs/>
+        </w:rPr>
+        <w:t xml:space="preserve">k</w:t>
+      </w:r>
+      <w:r>
+        <w:rPr>
+          <w:rFonts w:ascii="Cambria Math" w:eastAsia="SimSun" w:hAnsi="Cambria Math"/>
+          <w:i w:val="false"/>
+          <w:iCs w:val="false"/>
+          <w:vertAlign w:val="subscript"/>
+        </w:rPr>
+        <w:t xml:space="preserve">in</w:t>
+      </w:r>
+      <w:r>
+        <w:rPr>
+          <w:rFonts w:ascii="Times New Roman" w:cs="Times New Roman" w:eastAsia="SimSun" w:hAnsi="Times New Roman"/>
+        </w:rPr>
+        <w:t xml:space="preserve"> 决定它暴露于多少个尾集。这一不对称正是 </w:t>
+      </w:r>
+      <w:r>
+        <w:rPr>
+          <w:rFonts w:ascii="Cambria Math" w:eastAsia="SimSun" w:hAnsi="Cambria Math"/>
+          <w:i/>
+          <w:iCs/>
+        </w:rPr>
+        <w:t xml:space="preserve">r</w:t>
+      </w:r>
+      <w:r>
+        <w:rPr>
+          <w:rFonts w:ascii="Cambria Math" w:eastAsia="SimSun" w:hAnsi="Cambria Math"/>
+          <w:i w:val="false"/>
+          <w:iCs w:val="false"/>
+          <w:vertAlign w:val="subscript"/>
+        </w:rPr>
+        <w:t xml:space="preserve">io</w:t>
+      </w:r>
+      <w:r>
+        <w:rPr>
+          <w:rFonts w:ascii="Times New Roman" w:cs="Times New Roman" w:eastAsia="SimSun" w:hAnsi="Times New Roman"/>
+        </w:rPr>
+        <w:t xml:space="preserve"> 得以进入动力学的通道。</w:t>
+      </w:r>
+    </w:p>
+    <w:p>
+      <w:pPr>
+        <w:pStyle w:val="Heading2"/>
+        <w:spacing w:after="160" w:before="300"/>
+      </w:pPr>
       <w:r>
         <w:rPr>
           <w:rFonts w:ascii="Times New Roman" w:cs="Times New Roman" w:eastAsia="SimSun" w:hAnsi="Times New Roman"/>
           <w:b/>
           <w:bCs/>
-        </w:rPr>
-        <w:t xml:space="preserve">共发</w:t>
-      </w:r>
-      <w:r>
-        <w:rPr>
-          <w:rFonts w:ascii="Times New Roman" w:cs="Times New Roman" w:eastAsia="SimSun" w:hAnsi="Times New Roman"/>
-        </w:rPr>
-        <w:t xml:space="preserve">，共享节点在两条超边中同为尾成员，同一感染源向两个不同头集扇出；</w:t>
-      </w:r>
-      <w:r>
-        <w:rPr>
-          <w:rFonts w:ascii="Cambria Math" w:eastAsia="SimSun" w:hAnsi="Cambria Math"/>
-          <w:i/>
-          <w:iCs/>
-        </w:rPr>
-        <w:t xml:space="preserve">N</w:t>
-      </w:r>
-      <w:r>
-        <w:rPr>
-          <w:rFonts w:ascii="Cambria Math" w:eastAsia="SimSun" w:hAnsi="Cambria Math"/>
-          <w:i w:val="false"/>
-          <w:iCs w:val="false"/>
-          <w:vertAlign w:val="subscript"/>
-        </w:rPr>
-        <w:t xml:space="preserve">HH</w:t>
-      </w:r>
-      <w:r>
-        <w:rPr>
-          <w:rFonts w:ascii="Times New Roman" w:cs="Times New Roman" w:eastAsia="SimSun" w:hAnsi="Times New Roman"/>
-        </w:rPr>
-        <w:t xml:space="preserve"> 为</w:t>
-      </w:r>
-      <w:r>
-        <w:rPr>
-          <w:rFonts w:ascii="Times New Roman" w:cs="Times New Roman" w:eastAsia="SimSun" w:hAnsi="Times New Roman"/>
-          <w:b/>
-          <w:bCs/>
-        </w:rPr>
-        <w:t xml:space="preserve">共收</w:t>
-      </w:r>
-      <w:r>
-        <w:rPr>
-          <w:rFonts w:ascii="Times New Roman" w:cs="Times New Roman" w:eastAsia="SimSun" w:hAnsi="Times New Roman"/>
-        </w:rPr>
-        <w:t xml:space="preserve">，共享节点同为头成员，两条超边的感染率按 (8) 在该节点上叠加（附录的头侧剂量核下，跨超边剂量亦在此累积）；</w:t>
-      </w:r>
-      <w:r>
-        <w:rPr>
-          <w:rFonts w:ascii="Cambria Math" w:eastAsia="SimSun" w:hAnsi="Cambria Math"/>
-          <w:i/>
-          <w:iCs/>
-        </w:rPr>
-        <w:t xml:space="preserve">N</w:t>
-      </w:r>
-      <w:r>
-        <w:rPr>
-          <w:rFonts w:ascii="Cambria Math" w:eastAsia="SimSun" w:hAnsi="Cambria Math"/>
-          <w:i w:val="false"/>
-          <w:iCs w:val="false"/>
-          <w:vertAlign w:val="subscript"/>
-        </w:rPr>
-        <w:t xml:space="preserve">HT</w:t>
-      </w:r>
-      <w:r>
-        <w:rPr>
-          <w:rFonts w:ascii="Times New Roman" w:cs="Times New Roman" w:eastAsia="SimSun" w:hAnsi="Times New Roman"/>
-        </w:rPr>
-        <w:t xml:space="preserve"> 为</w:t>
-      </w:r>
-      <w:r>
-        <w:rPr>
-          <w:rFonts w:ascii="Times New Roman" w:cs="Times New Roman" w:eastAsia="SimSun" w:hAnsi="Times New Roman"/>
-          <w:b/>
-          <w:bCs/>
-        </w:rPr>
-        <w:t xml:space="preserve">串联</w:t>
+          <w:color w:val="1A1A1A"/>
+          <w:sz w:val="26"/>
+          <w:szCs w:val="26"/>
+        </w:rPr>
+        <w:t xml:space="preserve">C. 有向超边重叠</w:t>
+      </w:r>
+    </w:p>
+    <w:p>
+      <w:pPr>
+        <w:spacing w:after="120" w:before="120" w:line="320"/>
+        <w:jc w:val="both"/>
+      </w:pPr>
+      <w:r>
+        <w:rPr>
+          <w:rFonts w:ascii="Times New Roman" w:cs="Times New Roman" w:eastAsia="SimSun" w:hAnsi="Times New Roman"/>
+        </w:rPr>
+        <w:t xml:space="preserve">第二个结构参数刻画超边之间如何共享节点。在无向超图中，两条超边的重叠只有"共享几个节点"一个自由度 [5, 6]；引入尾/头之分后，共享节点在两条超边中各自扮演的角色也成为信息。</w:t>
+      </w:r>
+    </w:p>
+    <w:p>
+      <w:pPr>
+        <w:spacing w:after="120" w:before="120" w:line="320"/>
+        <w:jc w:val="both"/>
+      </w:pPr>
+      <w:r>
+        <w:rPr>
+          <w:rFonts w:ascii="Times New Roman" w:cs="Times New Roman" w:eastAsia="SimSun" w:hAnsi="Times New Roman"/>
+        </w:rPr>
+        <w:t xml:space="preserve">对任意有序超边对 </w:t>
+      </w:r>
+      <w:r>
+        <w:rPr>
+          <w:rFonts w:ascii="Cambria Math" w:eastAsia="SimSun" w:hAnsi="Cambria Math"/>
+          <w:i w:val="false"/>
+          <w:iCs w:val="false"/>
+        </w:rPr>
+        <w:t xml:space="preserve">(</w:t>
+      </w:r>
+      <w:r>
+        <w:rPr>
+          <w:rFonts w:ascii="Cambria Math" w:eastAsia="SimSun" w:hAnsi="Cambria Math"/>
+          <w:i/>
+          <w:iCs/>
+        </w:rPr>
+        <w:t xml:space="preserve">e</w:t>
+      </w:r>
+      <w:r>
+        <w:rPr>
+          <w:rFonts w:ascii="Cambria Math" w:eastAsia="SimSun" w:hAnsi="Cambria Math"/>
+          <w:i w:val="false"/>
+          <w:iCs w:val="false"/>
+        </w:rPr>
+        <w:t xml:space="preserve">,</w:t>
+      </w:r>
+      <w:r>
+        <w:rPr>
+          <w:rFonts w:ascii="Cambria Math" w:eastAsia="SimSun" w:hAnsi="Cambria Math"/>
+          <w:i/>
+          <w:iCs/>
+        </w:rPr>
+        <w:t xml:space="preserve">f</w:t>
+      </w:r>
+      <w:r>
+        <w:rPr>
+          <w:rFonts w:ascii="Cambria Math" w:eastAsia="SimSun" w:hAnsi="Cambria Math"/>
+          <w:i w:val="false"/>
+          <w:iCs w:val="false"/>
+        </w:rPr>
+        <w:t xml:space="preserve">)</w:t>
       </w:r>
       <w:r>
         <w:rPr>
@@ -3879,9 +3634,11 @@
       </w:r>
       <w:r>
         <w:rPr>
-          <w:rFonts w:ascii="Times New Roman" w:cs="Times New Roman" w:eastAsia="SimSun" w:hAnsi="Times New Roman"/>
-        </w:rPr>
-        <w:t xml:space="preserve"> 的头集落入 </w:t>
+          <w:rFonts w:ascii="Cambria Math" w:eastAsia="SimSun" w:hAnsi="Cambria Math"/>
+          <w:i w:val="false"/>
+          <w:iCs w:val="false"/>
+        </w:rPr>
+        <w:t xml:space="preserve">≠ </w:t>
       </w:r>
       <w:r>
         <w:rPr>
@@ -3895,216 +3652,7 @@
         <w:rPr>
           <w:rFonts w:ascii="Times New Roman" w:cs="Times New Roman" w:eastAsia="SimSun" w:hAnsi="Times New Roman"/>
         </w:rPr>
-        <w:t xml:space="preserve"> 的尾集，构成 </w:t>
-      </w:r>
-      <w:r>
-        <w:rPr>
-          <w:rFonts w:ascii="Cambria Math" w:eastAsia="SimSun" w:hAnsi="Cambria Math"/>
-          <w:i/>
-          <w:iCs/>
-        </w:rPr>
-        <w:t xml:space="preserve">e</w:t>
-      </w:r>
-      <w:r>
-        <w:rPr>
-          <w:rFonts w:ascii="Cambria Math" w:eastAsia="SimSun" w:hAnsi="Cambria Math"/>
-          <w:i w:val="false"/>
-          <w:iCs w:val="false"/>
-        </w:rPr>
-        <w:t xml:space="preserve">→ </w:t>
-      </w:r>
-      <w:r>
-        <w:rPr>
-          <w:rFonts w:ascii="Cambria Math" w:eastAsia="SimSun" w:hAnsi="Cambria Math"/>
-          <w:i/>
-          <w:iCs/>
-        </w:rPr>
-        <w:t xml:space="preserve">f</w:t>
-      </w:r>
-      <w:r>
-        <w:rPr>
-          <w:rFonts w:ascii="Times New Roman" w:cs="Times New Roman" w:eastAsia="SimSun" w:hAnsi="Times New Roman"/>
-        </w:rPr>
-        <w:t xml:space="preserve"> 的传播链；</w:t>
-      </w:r>
-      <w:r>
-        <w:rPr>
-          <w:rFonts w:ascii="Cambria Math" w:eastAsia="SimSun" w:hAnsi="Cambria Math"/>
-          <w:i/>
-          <w:iCs/>
-        </w:rPr>
-        <w:t xml:space="preserve">N</w:t>
-      </w:r>
-      <w:r>
-        <w:rPr>
-          <w:rFonts w:ascii="Cambria Math" w:eastAsia="SimSun" w:hAnsi="Cambria Math"/>
-          <w:i w:val="false"/>
-          <w:iCs w:val="false"/>
-          <w:vertAlign w:val="subscript"/>
-        </w:rPr>
-        <w:t xml:space="preserve">TH</w:t>
-      </w:r>
-      <w:r>
-        <w:rPr>
-          <w:rFonts w:ascii="Times New Roman" w:cs="Times New Roman" w:eastAsia="SimSun" w:hAnsi="Times New Roman"/>
-        </w:rPr>
-        <w:t xml:space="preserve"> 为反向串联。由 </w:t>
-      </w:r>
-      <w:r>
-        <w:rPr>
-          <w:rFonts w:ascii="Cambria Math" w:eastAsia="SimSun" w:hAnsi="Cambria Math"/>
-          <w:i/>
-          <w:iCs/>
-        </w:rPr>
-        <w:t xml:space="preserve">T</w:t>
-      </w:r>
-      <w:r>
-        <w:rPr>
-          <w:rFonts w:ascii="Cambria Math" w:eastAsia="SimSun" w:hAnsi="Cambria Math"/>
-          <w:i w:val="false"/>
-          <w:iCs w:val="false"/>
-        </w:rPr>
-        <w:t xml:space="preserve">(</w:t>
-      </w:r>
-      <w:r>
-        <w:rPr>
-          <w:rFonts w:ascii="Cambria Math" w:eastAsia="SimSun" w:hAnsi="Cambria Math"/>
-          <w:i/>
-          <w:iCs/>
-        </w:rPr>
-        <w:t xml:space="preserve">e</w:t>
-      </w:r>
-      <w:r>
-        <w:rPr>
-          <w:rFonts w:ascii="Cambria Math" w:eastAsia="SimSun" w:hAnsi="Cambria Math"/>
-          <w:i w:val="false"/>
-          <w:iCs w:val="false"/>
-        </w:rPr>
-        <w:t xml:space="preserve">)∩ </w:t>
-      </w:r>
-      <w:r>
-        <w:rPr>
-          <w:rFonts w:ascii="Cambria Math" w:eastAsia="SimSun" w:hAnsi="Cambria Math"/>
-          <w:i/>
-          <w:iCs/>
-        </w:rPr>
-        <w:t xml:space="preserve">H</w:t>
-      </w:r>
-      <w:r>
-        <w:rPr>
-          <w:rFonts w:ascii="Cambria Math" w:eastAsia="SimSun" w:hAnsi="Cambria Math"/>
-          <w:i w:val="false"/>
-          <w:iCs w:val="false"/>
-        </w:rPr>
-        <w:t xml:space="preserve">(</w:t>
-      </w:r>
-      <w:r>
-        <w:rPr>
-          <w:rFonts w:ascii="Cambria Math" w:eastAsia="SimSun" w:hAnsi="Cambria Math"/>
-          <w:i/>
-          <w:iCs/>
-        </w:rPr>
-        <w:t xml:space="preserve">e</w:t>
-      </w:r>
-      <w:r>
-        <w:rPr>
-          <w:rFonts w:ascii="Cambria Math" w:eastAsia="SimSun" w:hAnsi="Cambria Math"/>
-          <w:i w:val="false"/>
-          <w:iCs w:val="false"/>
-        </w:rPr>
-        <w:t xml:space="preserve">)=∅</w:t>
-      </w:r>
-      <w:r>
-        <w:rPr>
-          <w:rFonts w:ascii="Times New Roman" w:cs="Times New Roman" w:eastAsia="SimSun" w:hAnsi="Times New Roman"/>
-        </w:rPr>
-        <w:t xml:space="preserve">，令 </w:t>
-      </w:r>
-      <w:r>
-        <w:rPr>
-          <w:rFonts w:ascii="Cambria Math" w:eastAsia="SimSun" w:hAnsi="Cambria Math"/>
-          <w:i/>
-          <w:iCs/>
-        </w:rPr>
-        <w:t xml:space="preserve">e</w:t>
-      </w:r>
-      <w:r>
-        <w:rPr>
-          <w:rFonts w:ascii="Cambria Math" w:eastAsia="SimSun" w:hAnsi="Cambria Math"/>
-          <w:i w:val="false"/>
-          <w:iCs w:val="false"/>
-        </w:rPr>
-        <w:t xml:space="preserve">̄=</w:t>
-      </w:r>
-      <w:r>
-        <w:rPr>
-          <w:rFonts w:ascii="Cambria Math" w:eastAsia="SimSun" w:hAnsi="Cambria Math"/>
-          <w:i/>
-          <w:iCs/>
-        </w:rPr>
-        <w:t xml:space="preserve">T</w:t>
-      </w:r>
-      <w:r>
-        <w:rPr>
-          <w:rFonts w:ascii="Cambria Math" w:eastAsia="SimSun" w:hAnsi="Cambria Math"/>
-          <w:i w:val="false"/>
-          <w:iCs w:val="false"/>
-        </w:rPr>
-        <w:t xml:space="preserve">(</w:t>
-      </w:r>
-      <w:r>
-        <w:rPr>
-          <w:rFonts w:ascii="Cambria Math" w:eastAsia="SimSun" w:hAnsi="Cambria Math"/>
-          <w:i/>
-          <w:iCs/>
-        </w:rPr>
-        <w:t xml:space="preserve">e</w:t>
-      </w:r>
-      <w:r>
-        <w:rPr>
-          <w:rFonts w:ascii="Cambria Math" w:eastAsia="SimSun" w:hAnsi="Cambria Math"/>
-          <w:i w:val="false"/>
-          <w:iCs w:val="false"/>
-        </w:rPr>
-        <w:t xml:space="preserve">)∪ </w:t>
-      </w:r>
-      <w:r>
-        <w:rPr>
-          <w:rFonts w:ascii="Cambria Math" w:eastAsia="SimSun" w:hAnsi="Cambria Math"/>
-          <w:i/>
-          <w:iCs/>
-        </w:rPr>
-        <w:t xml:space="preserve">H</w:t>
-      </w:r>
-      <w:r>
-        <w:rPr>
-          <w:rFonts w:ascii="Cambria Math" w:eastAsia="SimSun" w:hAnsi="Cambria Math"/>
-          <w:i w:val="false"/>
-          <w:iCs w:val="false"/>
-        </w:rPr>
-        <w:t xml:space="preserve">(</w:t>
-      </w:r>
-      <w:r>
-        <w:rPr>
-          <w:rFonts w:ascii="Cambria Math" w:eastAsia="SimSun" w:hAnsi="Cambria Math"/>
-          <w:i/>
-          <w:iCs/>
-        </w:rPr>
-        <w:t xml:space="preserve">e</w:t>
-      </w:r>
-      <w:r>
-        <w:rPr>
-          <w:rFonts w:ascii="Cambria Math" w:eastAsia="SimSun" w:hAnsi="Cambria Math"/>
-          <w:i w:val="false"/>
-          <w:iCs w:val="false"/>
-        </w:rPr>
-        <w:t xml:space="preserve">)</w:t>
-      </w:r>
-      <w:r>
-        <w:rPr>
-          <w:rFonts w:ascii="Times New Roman" w:cs="Times New Roman" w:eastAsia="SimSun" w:hAnsi="Times New Roman"/>
-        </w:rPr>
-        <w:t xml:space="preserve"> 即得</w:t>
+        <w:t xml:space="preserve">，定义重叠列联矩阵的四个分量</w:t>
       </w:r>
     </w:p>
     <w:p>
@@ -4125,12 +3673,33 @@
       <w:r>
         <w:rPr>
           <w:rFonts w:ascii="Cambria Math" w:eastAsia="SimSun" w:hAnsi="Cambria Math"/>
-          <w:i w:val="false"/>
-          <w:iCs w:val="false"/>
-          <w:sz w:val="21"/>
-          <w:szCs w:val="21"/>
-        </w:rPr>
-        <w:t xml:space="preserve">|</w:t>
+          <w:i/>
+          <w:iCs/>
+          <w:sz w:val="21"/>
+          <w:szCs w:val="21"/>
+        </w:rPr>
+        <w:t xml:space="preserve">N</w:t>
+      </w:r>
+      <w:r>
+        <w:rPr>
+          <w:rFonts w:ascii="Cambria Math" w:eastAsia="SimSun" w:hAnsi="Cambria Math"/>
+          <w:i w:val="false"/>
+          <w:iCs w:val="false"/>
+          <w:sz w:val="21"/>
+          <w:szCs w:val="21"/>
+          <w:vertAlign w:val="subscript"/>
+        </w:rPr>
+        <w:t xml:space="preserve">ab</w:t>
+      </w:r>
+      <w:r>
+        <w:rPr>
+          <w:rFonts w:ascii="Cambria Math" w:eastAsia="SimSun" w:hAnsi="Cambria Math"/>
+          <w:i w:val="false"/>
+          <w:iCs w:val="false"/>
+          <w:sz w:val="21"/>
+          <w:szCs w:val="21"/>
+        </w:rPr>
+        <w:t xml:space="preserve">(</w:t>
       </w:r>
       <w:r>
         <w:rPr>
@@ -4150,7 +3719,7 @@
           <w:sz w:val="21"/>
           <w:szCs w:val="21"/>
         </w:rPr>
-        <w:t xml:space="preserve">̄∩</w:t>
+        <w:t xml:space="preserve">,</w:t>
       </w:r>
       <w:r>
         <w:rPr>
@@ -4170,121 +3739,177 @@
           <w:sz w:val="21"/>
           <w:szCs w:val="21"/>
         </w:rPr>
-        <w:t xml:space="preserve">̄|=</w:t>
-      </w:r>
-      <w:r>
-        <w:rPr>
-          <w:rFonts w:ascii="Cambria Math" w:eastAsia="SimSun" w:hAnsi="Cambria Math"/>
-          <w:i/>
-          <w:iCs/>
-          <w:sz w:val="21"/>
-          <w:szCs w:val="21"/>
-        </w:rPr>
-        <w:t xml:space="preserve">N</w:t>
-      </w:r>
-      <w:r>
-        <w:rPr>
-          <w:rFonts w:ascii="Cambria Math" w:eastAsia="SimSun" w:hAnsi="Cambria Math"/>
-          <w:i w:val="false"/>
-          <w:iCs w:val="false"/>
-          <w:sz w:val="21"/>
-          <w:szCs w:val="21"/>
-          <w:vertAlign w:val="subscript"/>
-        </w:rPr>
-        <w:t xml:space="preserve">TT</w:t>
-      </w:r>
-      <w:r>
-        <w:rPr>
-          <w:rFonts w:ascii="Cambria Math" w:eastAsia="SimSun" w:hAnsi="Cambria Math"/>
-          <w:i w:val="false"/>
-          <w:iCs w:val="false"/>
-          <w:sz w:val="21"/>
-          <w:szCs w:val="21"/>
-        </w:rPr>
-        <w:t xml:space="preserve">+</w:t>
-      </w:r>
-      <w:r>
-        <w:rPr>
-          <w:rFonts w:ascii="Cambria Math" w:eastAsia="SimSun" w:hAnsi="Cambria Math"/>
-          <w:i/>
-          <w:iCs/>
-          <w:sz w:val="21"/>
-          <w:szCs w:val="21"/>
-        </w:rPr>
-        <w:t xml:space="preserve">N</w:t>
-      </w:r>
-      <w:r>
-        <w:rPr>
-          <w:rFonts w:ascii="Cambria Math" w:eastAsia="SimSun" w:hAnsi="Cambria Math"/>
-          <w:i w:val="false"/>
-          <w:iCs w:val="false"/>
-          <w:sz w:val="21"/>
-          <w:szCs w:val="21"/>
-          <w:vertAlign w:val="subscript"/>
-        </w:rPr>
-        <w:t xml:space="preserve">TH</w:t>
-      </w:r>
-      <w:r>
-        <w:rPr>
-          <w:rFonts w:ascii="Cambria Math" w:eastAsia="SimSun" w:hAnsi="Cambria Math"/>
-          <w:i w:val="false"/>
-          <w:iCs w:val="false"/>
-          <w:sz w:val="21"/>
-          <w:szCs w:val="21"/>
-        </w:rPr>
-        <w:t xml:space="preserve">+</w:t>
-      </w:r>
-      <w:r>
-        <w:rPr>
-          <w:rFonts w:ascii="Cambria Math" w:eastAsia="SimSun" w:hAnsi="Cambria Math"/>
-          <w:i/>
-          <w:iCs/>
-          <w:sz w:val="21"/>
-          <w:szCs w:val="21"/>
-        </w:rPr>
-        <w:t xml:space="preserve">N</w:t>
-      </w:r>
-      <w:r>
-        <w:rPr>
-          <w:rFonts w:ascii="Cambria Math" w:eastAsia="SimSun" w:hAnsi="Cambria Math"/>
-          <w:i w:val="false"/>
-          <w:iCs w:val="false"/>
-          <w:sz w:val="21"/>
-          <w:szCs w:val="21"/>
-          <w:vertAlign w:val="subscript"/>
-        </w:rPr>
-        <w:t xml:space="preserve">HT</w:t>
-      </w:r>
-      <w:r>
-        <w:rPr>
-          <w:rFonts w:ascii="Cambria Math" w:eastAsia="SimSun" w:hAnsi="Cambria Math"/>
-          <w:i w:val="false"/>
-          <w:iCs w:val="false"/>
-          <w:sz w:val="21"/>
-          <w:szCs w:val="21"/>
-        </w:rPr>
-        <w:t xml:space="preserve">+</w:t>
-      </w:r>
-      <w:r>
-        <w:rPr>
-          <w:rFonts w:ascii="Cambria Math" w:eastAsia="SimSun" w:hAnsi="Cambria Math"/>
-          <w:i/>
-          <w:iCs/>
-          <w:sz w:val="21"/>
-          <w:szCs w:val="21"/>
-        </w:rPr>
-        <w:t xml:space="preserve">N</w:t>
-      </w:r>
-      <w:r>
-        <w:rPr>
-          <w:rFonts w:ascii="Cambria Math" w:eastAsia="SimSun" w:hAnsi="Cambria Math"/>
-          <w:i w:val="false"/>
-          <w:iCs w:val="false"/>
-          <w:sz w:val="21"/>
-          <w:szCs w:val="21"/>
-          <w:vertAlign w:val="subscript"/>
-        </w:rPr>
-        <w:t xml:space="preserve">HH</w:t>
+        <w:t xml:space="preserve">)=|</w:t>
+      </w:r>
+      <w:r>
+        <w:rPr>
+          <w:rFonts w:ascii="Cambria Math" w:eastAsia="SimSun" w:hAnsi="Cambria Math"/>
+          <w:i/>
+          <w:iCs/>
+          <w:sz w:val="21"/>
+          <w:szCs w:val="21"/>
+        </w:rPr>
+        <w:t xml:space="preserve">A</w:t>
+      </w:r>
+      <w:r>
+        <w:rPr>
+          <w:rFonts w:ascii="Cambria Math" w:eastAsia="SimSun" w:hAnsi="Cambria Math"/>
+          <w:i w:val="false"/>
+          <w:iCs w:val="false"/>
+          <w:sz w:val="21"/>
+          <w:szCs w:val="21"/>
+        </w:rPr>
+        <w:t xml:space="preserve">(</w:t>
+      </w:r>
+      <w:r>
+        <w:rPr>
+          <w:rFonts w:ascii="Cambria Math" w:eastAsia="SimSun" w:hAnsi="Cambria Math"/>
+          <w:i/>
+          <w:iCs/>
+          <w:sz w:val="21"/>
+          <w:szCs w:val="21"/>
+        </w:rPr>
+        <w:t xml:space="preserve">e</w:t>
+      </w:r>
+      <w:r>
+        <w:rPr>
+          <w:rFonts w:ascii="Cambria Math" w:eastAsia="SimSun" w:hAnsi="Cambria Math"/>
+          <w:i w:val="false"/>
+          <w:iCs w:val="false"/>
+          <w:sz w:val="21"/>
+          <w:szCs w:val="21"/>
+        </w:rPr>
+        <w:t xml:space="preserve">)∩ </w:t>
+      </w:r>
+      <w:r>
+        <w:rPr>
+          <w:rFonts w:ascii="Cambria Math" w:eastAsia="SimSun" w:hAnsi="Cambria Math"/>
+          <w:i/>
+          <w:iCs/>
+          <w:sz w:val="21"/>
+          <w:szCs w:val="21"/>
+        </w:rPr>
+        <w:t xml:space="preserve">B</w:t>
+      </w:r>
+      <w:r>
+        <w:rPr>
+          <w:rFonts w:ascii="Cambria Math" w:eastAsia="SimSun" w:hAnsi="Cambria Math"/>
+          <w:i w:val="false"/>
+          <w:iCs w:val="false"/>
+          <w:sz w:val="21"/>
+          <w:szCs w:val="21"/>
+        </w:rPr>
+        <w:t xml:space="preserve">(</w:t>
+      </w:r>
+      <w:r>
+        <w:rPr>
+          <w:rFonts w:ascii="Cambria Math" w:eastAsia="SimSun" w:hAnsi="Cambria Math"/>
+          <w:i/>
+          <w:iCs/>
+          <w:sz w:val="21"/>
+          <w:szCs w:val="21"/>
+        </w:rPr>
+        <w:t xml:space="preserve">f</w:t>
+      </w:r>
+      <w:r>
+        <w:rPr>
+          <w:rFonts w:ascii="Cambria Math" w:eastAsia="SimSun" w:hAnsi="Cambria Math"/>
+          <w:i w:val="false"/>
+          <w:iCs w:val="false"/>
+          <w:sz w:val="21"/>
+          <w:szCs w:val="21"/>
+        </w:rPr>
+        <w:t xml:space="preserve">)|,  </w:t>
+      </w:r>
+      <w:r>
+        <w:rPr>
+          <w:rFonts w:ascii="Cambria Math" w:eastAsia="SimSun" w:hAnsi="Cambria Math"/>
+          <w:i/>
+          <w:iCs/>
+          <w:sz w:val="21"/>
+          <w:szCs w:val="21"/>
+        </w:rPr>
+        <w:t xml:space="preserve">a</w:t>
+      </w:r>
+      <w:r>
+        <w:rPr>
+          <w:rFonts w:ascii="Cambria Math" w:eastAsia="SimSun" w:hAnsi="Cambria Math"/>
+          <w:i w:val="false"/>
+          <w:iCs w:val="false"/>
+          <w:sz w:val="21"/>
+          <w:szCs w:val="21"/>
+        </w:rPr>
+        <w:t xml:space="preserve">,</w:t>
+      </w:r>
+      <w:r>
+        <w:rPr>
+          <w:rFonts w:ascii="Cambria Math" w:eastAsia="SimSun" w:hAnsi="Cambria Math"/>
+          <w:i/>
+          <w:iCs/>
+          <w:sz w:val="21"/>
+          <w:szCs w:val="21"/>
+        </w:rPr>
+        <w:t xml:space="preserve">b</w:t>
+      </w:r>
+      <w:r>
+        <w:rPr>
+          <w:rFonts w:ascii="Cambria Math" w:eastAsia="SimSun" w:hAnsi="Cambria Math"/>
+          <w:i w:val="false"/>
+          <w:iCs w:val="false"/>
+          <w:sz w:val="21"/>
+          <w:szCs w:val="21"/>
+        </w:rPr>
+        <w:t xml:space="preserve">∈</w:t>
+      </w:r>
+      <w:r>
+        <w:rPr>
+          <w:rFonts w:ascii="Cambria Math" w:eastAsia="SimSun" w:hAnsi="Cambria Math"/>
+          <w:i w:val="false"/>
+          <w:iCs w:val="false"/>
+          <w:sz w:val="21"/>
+          <w:szCs w:val="21"/>
+        </w:rPr>
+        <w:t xml:space="preserve">{</w:t>
+      </w:r>
+      <w:r>
+        <w:rPr>
+          <w:rFonts w:ascii="Cambria Math" w:eastAsia="SimSun" w:hAnsi="Cambria Math"/>
+          <w:i/>
+          <w:iCs/>
+          <w:sz w:val="21"/>
+          <w:szCs w:val="21"/>
+        </w:rPr>
+        <w:t xml:space="preserve">T</w:t>
+      </w:r>
+      <w:r>
+        <w:rPr>
+          <w:rFonts w:ascii="Cambria Math" w:eastAsia="SimSun" w:hAnsi="Cambria Math"/>
+          <w:i w:val="false"/>
+          <w:iCs w:val="false"/>
+          <w:sz w:val="21"/>
+          <w:szCs w:val="21"/>
+        </w:rPr>
+        <w:t xml:space="preserve">,</w:t>
+      </w:r>
+      <w:r>
+        <w:rPr>
+          <w:rFonts w:ascii="Cambria Math" w:eastAsia="SimSun" w:hAnsi="Cambria Math"/>
+          <w:i/>
+          <w:iCs/>
+          <w:sz w:val="21"/>
+          <w:szCs w:val="21"/>
+        </w:rPr>
+        <w:t xml:space="preserve">H</w:t>
+      </w:r>
+      <w:r>
+        <w:rPr>
+          <w:rFonts w:ascii="Cambria Math" w:eastAsia="SimSun" w:hAnsi="Cambria Math"/>
+          <w:i w:val="false"/>
+          <w:iCs w:val="false"/>
+          <w:sz w:val="21"/>
+          <w:szCs w:val="21"/>
+        </w:rPr>
+        <w:t xml:space="preserve">}</w:t>
       </w:r>
       <w:r>
         <w:rPr>
@@ -4304,33 +3929,489 @@
         <w:rPr>
           <w:rFonts w:ascii="Times New Roman" w:cs="Times New Roman" w:eastAsia="SimSun" w:hAnsi="Times New Roman"/>
         </w:rPr>
-        <w:t xml:space="preserve">也就是说，对任意一对超边，四通道之和精确等于其无向重叠：本节的重叠量是现行定义的方向细化，因而后文结果可与无向文献直接对照。</w:t>
-      </w:r>
-    </w:p>
-    <w:p>
-      <w:pPr>
-        <w:spacing w:after="120" w:before="120" w:line="320"/>
-        <w:jc w:val="both"/>
-      </w:pPr>
-      <w:r>
-        <w:rPr>
-          <w:rFonts w:ascii="Times New Roman" w:cs="Times New Roman" w:eastAsia="SimSun" w:hAnsi="Times New Roman"/>
-        </w:rPr>
-        <w:t xml:space="preserve">归一化到 </w:t>
-      </w:r>
-      <w:r>
-        <w:rPr>
-          <w:rFonts w:ascii="Cambria Math" w:eastAsia="SimSun" w:hAnsi="Cambria Math"/>
-          <w:i w:val="false"/>
-          <w:iCs w:val="false"/>
-        </w:rPr>
-        <w:t xml:space="preserve">[0,1]</w:t>
-      </w:r>
-      <w:r>
-        <w:rPr>
-          <w:rFonts w:ascii="Times New Roman" w:cs="Times New Roman" w:eastAsia="SimSun" w:hAnsi="Times New Roman"/>
-        </w:rPr>
-        <w:t xml:space="preserve"> 取</w:t>
+        <w:t xml:space="preserve">其中 </w:t>
+      </w:r>
+      <w:r>
+        <w:rPr>
+          <w:rFonts w:ascii="Cambria Math" w:eastAsia="SimSun" w:hAnsi="Cambria Math"/>
+          <w:i/>
+          <w:iCs/>
+        </w:rPr>
+        <w:t xml:space="preserve">A</w:t>
+      </w:r>
+      <w:r>
+        <w:rPr>
+          <w:rFonts w:ascii="Cambria Math" w:eastAsia="SimSun" w:hAnsi="Cambria Math"/>
+          <w:i w:val="false"/>
+          <w:iCs w:val="false"/>
+        </w:rPr>
+        <w:t xml:space="preserve">=</w:t>
+      </w:r>
+      <w:r>
+        <w:rPr>
+          <w:rFonts w:ascii="Cambria Math" w:eastAsia="SimSun" w:hAnsi="Cambria Math"/>
+          <w:i/>
+          <w:iCs/>
+        </w:rPr>
+        <w:t xml:space="preserve">T</w:t>
+      </w:r>
+      <w:r>
+        <w:rPr>
+          <w:rFonts w:ascii="Times New Roman" w:cs="Times New Roman" w:eastAsia="SimSun" w:hAnsi="Times New Roman"/>
+        </w:rPr>
+        <w:t xml:space="preserve"> 当 </w:t>
+      </w:r>
+      <w:r>
+        <w:rPr>
+          <w:rFonts w:ascii="Cambria Math" w:eastAsia="SimSun" w:hAnsi="Cambria Math"/>
+          <w:i/>
+          <w:iCs/>
+        </w:rPr>
+        <w:t xml:space="preserve">a</w:t>
+      </w:r>
+      <w:r>
+        <w:rPr>
+          <w:rFonts w:ascii="Cambria Math" w:eastAsia="SimSun" w:hAnsi="Cambria Math"/>
+          <w:i w:val="false"/>
+          <w:iCs w:val="false"/>
+        </w:rPr>
+        <w:t xml:space="preserve">=</w:t>
+      </w:r>
+      <w:r>
+        <w:rPr>
+          <w:rFonts w:ascii="Cambria Math" w:eastAsia="SimSun" w:hAnsi="Cambria Math"/>
+          <w:i/>
+          <w:iCs/>
+        </w:rPr>
+        <w:t xml:space="preserve">T</w:t>
+      </w:r>
+      <w:r>
+        <w:rPr>
+          <w:rFonts w:ascii="Times New Roman" w:cs="Times New Roman" w:eastAsia="SimSun" w:hAnsi="Times New Roman"/>
+        </w:rPr>
+        <w:t xml:space="preserve">、</w:t>
+      </w:r>
+      <w:r>
+        <w:rPr>
+          <w:rFonts w:ascii="Cambria Math" w:eastAsia="SimSun" w:hAnsi="Cambria Math"/>
+          <w:i/>
+          <w:iCs/>
+        </w:rPr>
+        <w:t xml:space="preserve">A</w:t>
+      </w:r>
+      <w:r>
+        <w:rPr>
+          <w:rFonts w:ascii="Cambria Math" w:eastAsia="SimSun" w:hAnsi="Cambria Math"/>
+          <w:i w:val="false"/>
+          <w:iCs w:val="false"/>
+        </w:rPr>
+        <w:t xml:space="preserve">=</w:t>
+      </w:r>
+      <w:r>
+        <w:rPr>
+          <w:rFonts w:ascii="Cambria Math" w:eastAsia="SimSun" w:hAnsi="Cambria Math"/>
+          <w:i/>
+          <w:iCs/>
+        </w:rPr>
+        <w:t xml:space="preserve">H</w:t>
+      </w:r>
+      <w:r>
+        <w:rPr>
+          <w:rFonts w:ascii="Times New Roman" w:cs="Times New Roman" w:eastAsia="SimSun" w:hAnsi="Times New Roman"/>
+        </w:rPr>
+        <w:t xml:space="preserve"> 当 </w:t>
+      </w:r>
+      <w:r>
+        <w:rPr>
+          <w:rFonts w:ascii="Cambria Math" w:eastAsia="SimSun" w:hAnsi="Cambria Math"/>
+          <w:i/>
+          <w:iCs/>
+        </w:rPr>
+        <w:t xml:space="preserve">a</w:t>
+      </w:r>
+      <w:r>
+        <w:rPr>
+          <w:rFonts w:ascii="Cambria Math" w:eastAsia="SimSun" w:hAnsi="Cambria Math"/>
+          <w:i w:val="false"/>
+          <w:iCs w:val="false"/>
+        </w:rPr>
+        <w:t xml:space="preserve">=</w:t>
+      </w:r>
+      <w:r>
+        <w:rPr>
+          <w:rFonts w:ascii="Cambria Math" w:eastAsia="SimSun" w:hAnsi="Cambria Math"/>
+          <w:i/>
+          <w:iCs/>
+        </w:rPr>
+        <w:t xml:space="preserve">H</w:t>
+      </w:r>
+      <w:r>
+        <w:rPr>
+          <w:rFonts w:ascii="Times New Roman" w:cs="Times New Roman" w:eastAsia="SimSun" w:hAnsi="Times New Roman"/>
+        </w:rPr>
+        <w:t xml:space="preserve">，</w:t>
+      </w:r>
+      <w:r>
+        <w:rPr>
+          <w:rFonts w:ascii="Cambria Math" w:eastAsia="SimSun" w:hAnsi="Cambria Math"/>
+          <w:i/>
+          <w:iCs/>
+        </w:rPr>
+        <w:t xml:space="preserve">B</w:t>
+      </w:r>
+      <w:r>
+        <w:rPr>
+          <w:rFonts w:ascii="Times New Roman" w:cs="Times New Roman" w:eastAsia="SimSun" w:hAnsi="Times New Roman"/>
+        </w:rPr>
+        <w:t xml:space="preserve"> 同理。四个通道各有独立的动力学含义：</w:t>
+      </w:r>
+      <w:r>
+        <w:rPr>
+          <w:rFonts w:ascii="Cambria Math" w:eastAsia="SimSun" w:hAnsi="Cambria Math"/>
+          <w:i/>
+          <w:iCs/>
+        </w:rPr>
+        <w:t xml:space="preserve">N</w:t>
+      </w:r>
+      <w:r>
+        <w:rPr>
+          <w:rFonts w:ascii="Cambria Math" w:eastAsia="SimSun" w:hAnsi="Cambria Math"/>
+          <w:i w:val="false"/>
+          <w:iCs w:val="false"/>
+          <w:vertAlign w:val="subscript"/>
+        </w:rPr>
+        <w:t xml:space="preserve">TT</w:t>
+      </w:r>
+      <w:r>
+        <w:rPr>
+          <w:rFonts w:ascii="Times New Roman" w:cs="Times New Roman" w:eastAsia="SimSun" w:hAnsi="Times New Roman"/>
+        </w:rPr>
+        <w:t xml:space="preserve"> 为</w:t>
+      </w:r>
+      <w:r>
+        <w:rPr>
+          <w:rFonts w:ascii="Times New Roman" w:cs="Times New Roman" w:eastAsia="SimSun" w:hAnsi="Times New Roman"/>
+          <w:b/>
+          <w:bCs/>
+        </w:rPr>
+        <w:t xml:space="preserve">共发</w:t>
+      </w:r>
+      <w:r>
+        <w:rPr>
+          <w:rFonts w:ascii="Times New Roman" w:cs="Times New Roman" w:eastAsia="SimSun" w:hAnsi="Times New Roman"/>
+        </w:rPr>
+        <w:t xml:space="preserve">，共享节点在两条超边中同为尾成员，同一感染源向两个不同头集扇出；</w:t>
+      </w:r>
+      <w:r>
+        <w:rPr>
+          <w:rFonts w:ascii="Cambria Math" w:eastAsia="SimSun" w:hAnsi="Cambria Math"/>
+          <w:i/>
+          <w:iCs/>
+        </w:rPr>
+        <w:t xml:space="preserve">N</w:t>
+      </w:r>
+      <w:r>
+        <w:rPr>
+          <w:rFonts w:ascii="Cambria Math" w:eastAsia="SimSun" w:hAnsi="Cambria Math"/>
+          <w:i w:val="false"/>
+          <w:iCs w:val="false"/>
+          <w:vertAlign w:val="subscript"/>
+        </w:rPr>
+        <w:t xml:space="preserve">HH</w:t>
+      </w:r>
+      <w:r>
+        <w:rPr>
+          <w:rFonts w:ascii="Times New Roman" w:cs="Times New Roman" w:eastAsia="SimSun" w:hAnsi="Times New Roman"/>
+        </w:rPr>
+        <w:t xml:space="preserve"> 为</w:t>
+      </w:r>
+      <w:r>
+        <w:rPr>
+          <w:rFonts w:ascii="Times New Roman" w:cs="Times New Roman" w:eastAsia="SimSun" w:hAnsi="Times New Roman"/>
+          <w:b/>
+          <w:bCs/>
+        </w:rPr>
+        <w:t xml:space="preserve">共收</w:t>
+      </w:r>
+      <w:r>
+        <w:rPr>
+          <w:rFonts w:ascii="Times New Roman" w:cs="Times New Roman" w:eastAsia="SimSun" w:hAnsi="Times New Roman"/>
+        </w:rPr>
+        <w:t xml:space="preserve">，共享节点同为头成员，两条超边的感染率按 (8) 在该节点上叠加（附录的头侧剂量核下，跨超边剂量亦在此累积）；</w:t>
+      </w:r>
+      <w:r>
+        <w:rPr>
+          <w:rFonts w:ascii="Cambria Math" w:eastAsia="SimSun" w:hAnsi="Cambria Math"/>
+          <w:i/>
+          <w:iCs/>
+        </w:rPr>
+        <w:t xml:space="preserve">N</w:t>
+      </w:r>
+      <w:r>
+        <w:rPr>
+          <w:rFonts w:ascii="Cambria Math" w:eastAsia="SimSun" w:hAnsi="Cambria Math"/>
+          <w:i w:val="false"/>
+          <w:iCs w:val="false"/>
+          <w:vertAlign w:val="subscript"/>
+        </w:rPr>
+        <w:t xml:space="preserve">HT</w:t>
+      </w:r>
+      <w:r>
+        <w:rPr>
+          <w:rFonts w:ascii="Times New Roman" w:cs="Times New Roman" w:eastAsia="SimSun" w:hAnsi="Times New Roman"/>
+        </w:rPr>
+        <w:t xml:space="preserve"> 为</w:t>
+      </w:r>
+      <w:r>
+        <w:rPr>
+          <w:rFonts w:ascii="Times New Roman" w:cs="Times New Roman" w:eastAsia="SimSun" w:hAnsi="Times New Roman"/>
+          <w:b/>
+          <w:bCs/>
+        </w:rPr>
+        <w:t xml:space="preserve">串联</w:t>
+      </w:r>
+      <w:r>
+        <w:rPr>
+          <w:rFonts w:ascii="Times New Roman" w:cs="Times New Roman" w:eastAsia="SimSun" w:hAnsi="Times New Roman"/>
+        </w:rPr>
+        <w:t xml:space="preserve">，</w:t>
+      </w:r>
+      <w:r>
+        <w:rPr>
+          <w:rFonts w:ascii="Cambria Math" w:eastAsia="SimSun" w:hAnsi="Cambria Math"/>
+          <w:i/>
+          <w:iCs/>
+        </w:rPr>
+        <w:t xml:space="preserve">e</w:t>
+      </w:r>
+      <w:r>
+        <w:rPr>
+          <w:rFonts w:ascii="Times New Roman" w:cs="Times New Roman" w:eastAsia="SimSun" w:hAnsi="Times New Roman"/>
+        </w:rPr>
+        <w:t xml:space="preserve"> 的头集落入 </w:t>
+      </w:r>
+      <w:r>
+        <w:rPr>
+          <w:rFonts w:ascii="Cambria Math" w:eastAsia="SimSun" w:hAnsi="Cambria Math"/>
+          <w:i/>
+          <w:iCs/>
+        </w:rPr>
+        <w:t xml:space="preserve">f</w:t>
+      </w:r>
+      <w:r>
+        <w:rPr>
+          <w:rFonts w:ascii="Times New Roman" w:cs="Times New Roman" w:eastAsia="SimSun" w:hAnsi="Times New Roman"/>
+        </w:rPr>
+        <w:t xml:space="preserve"> 的尾集，构成 </w:t>
+      </w:r>
+      <w:r>
+        <w:rPr>
+          <w:rFonts w:ascii="Cambria Math" w:eastAsia="SimSun" w:hAnsi="Cambria Math"/>
+          <w:i/>
+          <w:iCs/>
+        </w:rPr>
+        <w:t xml:space="preserve">e</w:t>
+      </w:r>
+      <w:r>
+        <w:rPr>
+          <w:rFonts w:ascii="Cambria Math" w:eastAsia="SimSun" w:hAnsi="Cambria Math"/>
+          <w:i w:val="false"/>
+          <w:iCs w:val="false"/>
+        </w:rPr>
+        <w:t xml:space="preserve">→ </w:t>
+      </w:r>
+      <w:r>
+        <w:rPr>
+          <w:rFonts w:ascii="Cambria Math" w:eastAsia="SimSun" w:hAnsi="Cambria Math"/>
+          <w:i/>
+          <w:iCs/>
+        </w:rPr>
+        <w:t xml:space="preserve">f</w:t>
+      </w:r>
+      <w:r>
+        <w:rPr>
+          <w:rFonts w:ascii="Times New Roman" w:cs="Times New Roman" w:eastAsia="SimSun" w:hAnsi="Times New Roman"/>
+        </w:rPr>
+        <w:t xml:space="preserve"> 的传播链；</w:t>
+      </w:r>
+      <w:r>
+        <w:rPr>
+          <w:rFonts w:ascii="Cambria Math" w:eastAsia="SimSun" w:hAnsi="Cambria Math"/>
+          <w:i/>
+          <w:iCs/>
+        </w:rPr>
+        <w:t xml:space="preserve">N</w:t>
+      </w:r>
+      <w:r>
+        <w:rPr>
+          <w:rFonts w:ascii="Cambria Math" w:eastAsia="SimSun" w:hAnsi="Cambria Math"/>
+          <w:i w:val="false"/>
+          <w:iCs w:val="false"/>
+          <w:vertAlign w:val="subscript"/>
+        </w:rPr>
+        <w:t xml:space="preserve">TH</w:t>
+      </w:r>
+      <w:r>
+        <w:rPr>
+          <w:rFonts w:ascii="Times New Roman" w:cs="Times New Roman" w:eastAsia="SimSun" w:hAnsi="Times New Roman"/>
+        </w:rPr>
+        <w:t xml:space="preserve"> 为反向串联。由 </w:t>
+      </w:r>
+      <w:r>
+        <w:rPr>
+          <w:rFonts w:ascii="Cambria Math" w:eastAsia="SimSun" w:hAnsi="Cambria Math"/>
+          <w:i/>
+          <w:iCs/>
+        </w:rPr>
+        <w:t xml:space="preserve">T</w:t>
+      </w:r>
+      <w:r>
+        <w:rPr>
+          <w:rFonts w:ascii="Cambria Math" w:eastAsia="SimSun" w:hAnsi="Cambria Math"/>
+          <w:i w:val="false"/>
+          <w:iCs w:val="false"/>
+        </w:rPr>
+        <w:t xml:space="preserve">(</w:t>
+      </w:r>
+      <w:r>
+        <w:rPr>
+          <w:rFonts w:ascii="Cambria Math" w:eastAsia="SimSun" w:hAnsi="Cambria Math"/>
+          <w:i/>
+          <w:iCs/>
+        </w:rPr>
+        <w:t xml:space="preserve">e</w:t>
+      </w:r>
+      <w:r>
+        <w:rPr>
+          <w:rFonts w:ascii="Cambria Math" w:eastAsia="SimSun" w:hAnsi="Cambria Math"/>
+          <w:i w:val="false"/>
+          <w:iCs w:val="false"/>
+        </w:rPr>
+        <w:t xml:space="preserve">)∩ </w:t>
+      </w:r>
+      <w:r>
+        <w:rPr>
+          <w:rFonts w:ascii="Cambria Math" w:eastAsia="SimSun" w:hAnsi="Cambria Math"/>
+          <w:i/>
+          <w:iCs/>
+        </w:rPr>
+        <w:t xml:space="preserve">H</w:t>
+      </w:r>
+      <w:r>
+        <w:rPr>
+          <w:rFonts w:ascii="Cambria Math" w:eastAsia="SimSun" w:hAnsi="Cambria Math"/>
+          <w:i w:val="false"/>
+          <w:iCs w:val="false"/>
+        </w:rPr>
+        <w:t xml:space="preserve">(</w:t>
+      </w:r>
+      <w:r>
+        <w:rPr>
+          <w:rFonts w:ascii="Cambria Math" w:eastAsia="SimSun" w:hAnsi="Cambria Math"/>
+          <w:i/>
+          <w:iCs/>
+        </w:rPr>
+        <w:t xml:space="preserve">e</w:t>
+      </w:r>
+      <w:r>
+        <w:rPr>
+          <w:rFonts w:ascii="Cambria Math" w:eastAsia="SimSun" w:hAnsi="Cambria Math"/>
+          <w:i w:val="false"/>
+          <w:iCs w:val="false"/>
+        </w:rPr>
+        <w:t xml:space="preserve">)=∅</w:t>
+      </w:r>
+      <w:r>
+        <w:rPr>
+          <w:rFonts w:ascii="Times New Roman" w:cs="Times New Roman" w:eastAsia="SimSun" w:hAnsi="Times New Roman"/>
+        </w:rPr>
+        <w:t xml:space="preserve">，令 </w:t>
+      </w:r>
+      <w:r>
+        <w:rPr>
+          <w:rFonts w:ascii="Cambria Math" w:eastAsia="SimSun" w:hAnsi="Cambria Math"/>
+          <w:i/>
+          <w:iCs/>
+        </w:rPr>
+        <w:t xml:space="preserve">e</w:t>
+      </w:r>
+      <w:r>
+        <w:rPr>
+          <w:rFonts w:ascii="Cambria Math" w:eastAsia="SimSun" w:hAnsi="Cambria Math"/>
+          <w:i w:val="false"/>
+          <w:iCs w:val="false"/>
+        </w:rPr>
+        <w:t xml:space="preserve">̄=</w:t>
+      </w:r>
+      <w:r>
+        <w:rPr>
+          <w:rFonts w:ascii="Cambria Math" w:eastAsia="SimSun" w:hAnsi="Cambria Math"/>
+          <w:i/>
+          <w:iCs/>
+        </w:rPr>
+        <w:t xml:space="preserve">T</w:t>
+      </w:r>
+      <w:r>
+        <w:rPr>
+          <w:rFonts w:ascii="Cambria Math" w:eastAsia="SimSun" w:hAnsi="Cambria Math"/>
+          <w:i w:val="false"/>
+          <w:iCs w:val="false"/>
+        </w:rPr>
+        <w:t xml:space="preserve">(</w:t>
+      </w:r>
+      <w:r>
+        <w:rPr>
+          <w:rFonts w:ascii="Cambria Math" w:eastAsia="SimSun" w:hAnsi="Cambria Math"/>
+          <w:i/>
+          <w:iCs/>
+        </w:rPr>
+        <w:t xml:space="preserve">e</w:t>
+      </w:r>
+      <w:r>
+        <w:rPr>
+          <w:rFonts w:ascii="Cambria Math" w:eastAsia="SimSun" w:hAnsi="Cambria Math"/>
+          <w:i w:val="false"/>
+          <w:iCs w:val="false"/>
+        </w:rPr>
+        <w:t xml:space="preserve">)∪ </w:t>
+      </w:r>
+      <w:r>
+        <w:rPr>
+          <w:rFonts w:ascii="Cambria Math" w:eastAsia="SimSun" w:hAnsi="Cambria Math"/>
+          <w:i/>
+          <w:iCs/>
+        </w:rPr>
+        <w:t xml:space="preserve">H</w:t>
+      </w:r>
+      <w:r>
+        <w:rPr>
+          <w:rFonts w:ascii="Cambria Math" w:eastAsia="SimSun" w:hAnsi="Cambria Math"/>
+          <w:i w:val="false"/>
+          <w:iCs w:val="false"/>
+        </w:rPr>
+        <w:t xml:space="preserve">(</w:t>
+      </w:r>
+      <w:r>
+        <w:rPr>
+          <w:rFonts w:ascii="Cambria Math" w:eastAsia="SimSun" w:hAnsi="Cambria Math"/>
+          <w:i/>
+          <w:iCs/>
+        </w:rPr>
+        <w:t xml:space="preserve">e</w:t>
+      </w:r>
+      <w:r>
+        <w:rPr>
+          <w:rFonts w:ascii="Cambria Math" w:eastAsia="SimSun" w:hAnsi="Cambria Math"/>
+          <w:i w:val="false"/>
+          <w:iCs w:val="false"/>
+        </w:rPr>
+        <w:t xml:space="preserve">)</w:t>
+      </w:r>
+      <w:r>
+        <w:rPr>
+          <w:rFonts w:ascii="Times New Roman" w:cs="Times New Roman" w:eastAsia="SimSun" w:hAnsi="Times New Roman"/>
+        </w:rPr>
+        <w:t xml:space="preserve"> 即得</w:t>
       </w:r>
     </w:p>
     <w:p>
@@ -4351,12 +4432,62 @@
       <w:r>
         <w:rPr>
           <w:rFonts w:ascii="Cambria Math" w:eastAsia="SimSun" w:hAnsi="Cambria Math"/>
-          <w:i/>
-          <w:iCs/>
-          <w:sz w:val="21"/>
-          <w:szCs w:val="21"/>
-        </w:rPr>
-        <w:t xml:space="preserve">n</w:t>
+          <w:i w:val="false"/>
+          <w:iCs w:val="false"/>
+          <w:sz w:val="21"/>
+          <w:szCs w:val="21"/>
+        </w:rPr>
+        <w:t xml:space="preserve">|</w:t>
+      </w:r>
+      <w:r>
+        <w:rPr>
+          <w:rFonts w:ascii="Cambria Math" w:eastAsia="SimSun" w:hAnsi="Cambria Math"/>
+          <w:i/>
+          <w:iCs/>
+          <w:sz w:val="21"/>
+          <w:szCs w:val="21"/>
+        </w:rPr>
+        <w:t xml:space="preserve">e</w:t>
+      </w:r>
+      <w:r>
+        <w:rPr>
+          <w:rFonts w:ascii="Cambria Math" w:eastAsia="SimSun" w:hAnsi="Cambria Math"/>
+          <w:i w:val="false"/>
+          <w:iCs w:val="false"/>
+          <w:sz w:val="21"/>
+          <w:szCs w:val="21"/>
+        </w:rPr>
+        <w:t xml:space="preserve">̄∩</w:t>
+      </w:r>
+      <w:r>
+        <w:rPr>
+          <w:rFonts w:ascii="Cambria Math" w:eastAsia="SimSun" w:hAnsi="Cambria Math"/>
+          <w:i/>
+          <w:iCs/>
+          <w:sz w:val="21"/>
+          <w:szCs w:val="21"/>
+        </w:rPr>
+        <w:t xml:space="preserve">f</w:t>
+      </w:r>
+      <w:r>
+        <w:rPr>
+          <w:rFonts w:ascii="Cambria Math" w:eastAsia="SimSun" w:hAnsi="Cambria Math"/>
+          <w:i w:val="false"/>
+          <w:iCs w:val="false"/>
+          <w:sz w:val="21"/>
+          <w:szCs w:val="21"/>
+        </w:rPr>
+        <w:t xml:space="preserve">̄|=</w:t>
+      </w:r>
+      <w:r>
+        <w:rPr>
+          <w:rFonts w:ascii="Cambria Math" w:eastAsia="SimSun" w:hAnsi="Cambria Math"/>
+          <w:i/>
+          <w:iCs/>
+          <w:sz w:val="21"/>
+          <w:szCs w:val="21"/>
+        </w:rPr>
+        <w:t xml:space="preserve">N</w:t>
       </w:r>
       <w:r>
         <w:rPr>
@@ -4367,57 +4498,17 @@
           <w:szCs w:val="21"/>
           <w:vertAlign w:val="subscript"/>
         </w:rPr>
-        <w:t xml:space="preserve">ab</w:t>
-      </w:r>
-      <w:r>
-        <w:rPr>
-          <w:rFonts w:ascii="Cambria Math" w:eastAsia="SimSun" w:hAnsi="Cambria Math"/>
-          <w:i w:val="false"/>
-          <w:iCs w:val="false"/>
-          <w:sz w:val="21"/>
-          <w:szCs w:val="21"/>
-        </w:rPr>
-        <w:t xml:space="preserve">(</w:t>
-      </w:r>
-      <w:r>
-        <w:rPr>
-          <w:rFonts w:ascii="Cambria Math" w:eastAsia="SimSun" w:hAnsi="Cambria Math"/>
-          <w:i/>
-          <w:iCs/>
-          <w:sz w:val="21"/>
-          <w:szCs w:val="21"/>
-        </w:rPr>
-        <w:t xml:space="preserve">e</w:t>
-      </w:r>
-      <w:r>
-        <w:rPr>
-          <w:rFonts w:ascii="Cambria Math" w:eastAsia="SimSun" w:hAnsi="Cambria Math"/>
-          <w:i w:val="false"/>
-          <w:iCs w:val="false"/>
-          <w:sz w:val="21"/>
-          <w:szCs w:val="21"/>
-        </w:rPr>
-        <w:t xml:space="preserve">,</w:t>
-      </w:r>
-      <w:r>
-        <w:rPr>
-          <w:rFonts w:ascii="Cambria Math" w:eastAsia="SimSun" w:hAnsi="Cambria Math"/>
-          <w:i/>
-          <w:iCs/>
-          <w:sz w:val="21"/>
-          <w:szCs w:val="21"/>
-        </w:rPr>
-        <w:t xml:space="preserve">f</w:t>
-      </w:r>
-      <w:r>
-        <w:rPr>
-          <w:rFonts w:ascii="Cambria Math" w:eastAsia="SimSun" w:hAnsi="Cambria Math"/>
-          <w:i w:val="false"/>
-          <w:iCs w:val="false"/>
-          <w:sz w:val="21"/>
-          <w:szCs w:val="21"/>
-        </w:rPr>
-        <w:t xml:space="preserve">)=(</w:t>
+        <w:t xml:space="preserve">TT</w:t>
+      </w:r>
+      <w:r>
+        <w:rPr>
+          <w:rFonts w:ascii="Cambria Math" w:eastAsia="SimSun" w:hAnsi="Cambria Math"/>
+          <w:i w:val="false"/>
+          <w:iCs w:val="false"/>
+          <w:sz w:val="21"/>
+          <w:szCs w:val="21"/>
+        </w:rPr>
+        <w:t xml:space="preserve">+</w:t>
       </w:r>
       <w:r>
         <w:rPr>
@@ -4438,157 +4529,69 @@
           <w:szCs w:val="21"/>
           <w:vertAlign w:val="subscript"/>
         </w:rPr>
-        <w:t xml:space="preserve">ab</w:t>
-      </w:r>
-      <w:r>
-        <w:rPr>
-          <w:rFonts w:ascii="Cambria Math" w:eastAsia="SimSun" w:hAnsi="Cambria Math"/>
-          <w:i w:val="false"/>
-          <w:iCs w:val="false"/>
-          <w:sz w:val="21"/>
-          <w:szCs w:val="21"/>
-        </w:rPr>
-        <w:t xml:space="preserve">(</w:t>
-      </w:r>
-      <w:r>
-        <w:rPr>
-          <w:rFonts w:ascii="Cambria Math" w:eastAsia="SimSun" w:hAnsi="Cambria Math"/>
-          <w:i/>
-          <w:iCs/>
-          <w:sz w:val="21"/>
-          <w:szCs w:val="21"/>
-        </w:rPr>
-        <w:t xml:space="preserve">e</w:t>
-      </w:r>
-      <w:r>
-        <w:rPr>
-          <w:rFonts w:ascii="Cambria Math" w:eastAsia="SimSun" w:hAnsi="Cambria Math"/>
-          <w:i w:val="false"/>
-          <w:iCs w:val="false"/>
-          <w:sz w:val="21"/>
-          <w:szCs w:val="21"/>
-        </w:rPr>
-        <w:t xml:space="preserve">,</w:t>
-      </w:r>
-      <w:r>
-        <w:rPr>
-          <w:rFonts w:ascii="Cambria Math" w:eastAsia="SimSun" w:hAnsi="Cambria Math"/>
-          <w:i/>
-          <w:iCs/>
-          <w:sz w:val="21"/>
-          <w:szCs w:val="21"/>
-        </w:rPr>
-        <w:t xml:space="preserve">f</w:t>
-      </w:r>
-      <w:r>
-        <w:rPr>
-          <w:rFonts w:ascii="Cambria Math" w:eastAsia="SimSun" w:hAnsi="Cambria Math"/>
-          <w:i w:val="false"/>
-          <w:iCs w:val="false"/>
-          <w:sz w:val="21"/>
-          <w:szCs w:val="21"/>
-        </w:rPr>
-        <w:t xml:space="preserve">))/(</w:t>
-      </w:r>
-      <w:r>
-        <w:rPr>
-          <w:rFonts w:ascii="Cambria Math" w:eastAsia="SimSun" w:hAnsi="Cambria Math"/>
-          <w:i/>
-          <w:iCs/>
-          <w:sz w:val="21"/>
-          <w:szCs w:val="21"/>
-        </w:rPr>
-        <w:t xml:space="preserve">min</w:t>
-      </w:r>
-      <w:r>
-        <w:rPr>
-          <w:rFonts w:ascii="Cambria Math" w:eastAsia="SimSun" w:hAnsi="Cambria Math"/>
-          <w:i w:val="false"/>
-          <w:iCs w:val="false"/>
-          <w:sz w:val="21"/>
-          <w:szCs w:val="21"/>
-        </w:rPr>
-        <w:t xml:space="preserve">(|</w:t>
-      </w:r>
-      <w:r>
-        <w:rPr>
-          <w:rFonts w:ascii="Cambria Math" w:eastAsia="SimSun" w:hAnsi="Cambria Math"/>
-          <w:i/>
-          <w:iCs/>
-          <w:sz w:val="21"/>
-          <w:szCs w:val="21"/>
-        </w:rPr>
-        <w:t xml:space="preserve">A</w:t>
-      </w:r>
-      <w:r>
-        <w:rPr>
-          <w:rFonts w:ascii="Cambria Math" w:eastAsia="SimSun" w:hAnsi="Cambria Math"/>
-          <w:i w:val="false"/>
-          <w:iCs w:val="false"/>
-          <w:sz w:val="21"/>
-          <w:szCs w:val="21"/>
-        </w:rPr>
-        <w:t xml:space="preserve">(</w:t>
-      </w:r>
-      <w:r>
-        <w:rPr>
-          <w:rFonts w:ascii="Cambria Math" w:eastAsia="SimSun" w:hAnsi="Cambria Math"/>
-          <w:i/>
-          <w:iCs/>
-          <w:sz w:val="21"/>
-          <w:szCs w:val="21"/>
-        </w:rPr>
-        <w:t xml:space="preserve">e</w:t>
-      </w:r>
-      <w:r>
-        <w:rPr>
-          <w:rFonts w:ascii="Cambria Math" w:eastAsia="SimSun" w:hAnsi="Cambria Math"/>
-          <w:i w:val="false"/>
-          <w:iCs w:val="false"/>
-          <w:sz w:val="21"/>
-          <w:szCs w:val="21"/>
-        </w:rPr>
-        <w:t xml:space="preserve">)|,|</w:t>
-      </w:r>
-      <w:r>
-        <w:rPr>
-          <w:rFonts w:ascii="Cambria Math" w:eastAsia="SimSun" w:hAnsi="Cambria Math"/>
-          <w:i/>
-          <w:iCs/>
-          <w:sz w:val="21"/>
-          <w:szCs w:val="21"/>
-        </w:rPr>
-        <w:t xml:space="preserve">B</w:t>
-      </w:r>
-      <w:r>
-        <w:rPr>
-          <w:rFonts w:ascii="Cambria Math" w:eastAsia="SimSun" w:hAnsi="Cambria Math"/>
-          <w:i w:val="false"/>
-          <w:iCs w:val="false"/>
-          <w:sz w:val="21"/>
-          <w:szCs w:val="21"/>
-        </w:rPr>
-        <w:t xml:space="preserve">(</w:t>
-      </w:r>
-      <w:r>
-        <w:rPr>
-          <w:rFonts w:ascii="Cambria Math" w:eastAsia="SimSun" w:hAnsi="Cambria Math"/>
-          <w:i/>
-          <w:iCs/>
-          <w:sz w:val="21"/>
-          <w:szCs w:val="21"/>
-        </w:rPr>
-        <w:t xml:space="preserve">f</w:t>
-      </w:r>
-      <w:r>
-        <w:rPr>
-          <w:rFonts w:ascii="Cambria Math" w:eastAsia="SimSun" w:hAnsi="Cambria Math"/>
-          <w:i w:val="false"/>
-          <w:iCs w:val="false"/>
-          <w:sz w:val="21"/>
-          <w:szCs w:val="21"/>
-        </w:rPr>
-        <w:t xml:space="preserve">)|))</w:t>
+        <w:t xml:space="preserve">TH</w:t>
+      </w:r>
+      <w:r>
+        <w:rPr>
+          <w:rFonts w:ascii="Cambria Math" w:eastAsia="SimSun" w:hAnsi="Cambria Math"/>
+          <w:i w:val="false"/>
+          <w:iCs w:val="false"/>
+          <w:sz w:val="21"/>
+          <w:szCs w:val="21"/>
+        </w:rPr>
+        <w:t xml:space="preserve">+</w:t>
+      </w:r>
+      <w:r>
+        <w:rPr>
+          <w:rFonts w:ascii="Cambria Math" w:eastAsia="SimSun" w:hAnsi="Cambria Math"/>
+          <w:i/>
+          <w:iCs/>
+          <w:sz w:val="21"/>
+          <w:szCs w:val="21"/>
+        </w:rPr>
+        <w:t xml:space="preserve">N</w:t>
+      </w:r>
+      <w:r>
+        <w:rPr>
+          <w:rFonts w:ascii="Cambria Math" w:eastAsia="SimSun" w:hAnsi="Cambria Math"/>
+          <w:i w:val="false"/>
+          <w:iCs w:val="false"/>
+          <w:sz w:val="21"/>
+          <w:szCs w:val="21"/>
+          <w:vertAlign w:val="subscript"/>
+        </w:rPr>
+        <w:t xml:space="preserve">HT</w:t>
+      </w:r>
+      <w:r>
+        <w:rPr>
+          <w:rFonts w:ascii="Cambria Math" w:eastAsia="SimSun" w:hAnsi="Cambria Math"/>
+          <w:i w:val="false"/>
+          <w:iCs w:val="false"/>
+          <w:sz w:val="21"/>
+          <w:szCs w:val="21"/>
+        </w:rPr>
+        <w:t xml:space="preserve">+</w:t>
+      </w:r>
+      <w:r>
+        <w:rPr>
+          <w:rFonts w:ascii="Cambria Math" w:eastAsia="SimSun" w:hAnsi="Cambria Math"/>
+          <w:i/>
+          <w:iCs/>
+          <w:sz w:val="21"/>
+          <w:szCs w:val="21"/>
+        </w:rPr>
+        <w:t xml:space="preserve">N</w:t>
+      </w:r>
+      <w:r>
+        <w:rPr>
+          <w:rFonts w:ascii="Cambria Math" w:eastAsia="SimSun" w:hAnsi="Cambria Math"/>
+          <w:i w:val="false"/>
+          <w:iCs w:val="false"/>
+          <w:sz w:val="21"/>
+          <w:szCs w:val="21"/>
+          <w:vertAlign w:val="subscript"/>
+        </w:rPr>
+        <w:t xml:space="preserve">HH</w:t>
       </w:r>
       <w:r>
         <w:rPr>
@@ -4608,21 +4611,111 @@
         <w:rPr>
           <w:rFonts w:ascii="Times New Roman" w:cs="Times New Roman" w:eastAsia="SimSun" w:hAnsi="Times New Roman"/>
         </w:rPr>
-        <w:t xml:space="preserve">聚合方式受一条硬约束限制。对固定的 </w:t>
-      </w:r>
-      <w:r>
-        <w:rPr>
-          <w:rFonts w:ascii="Cambria Math" w:eastAsia="SimSun" w:hAnsi="Cambria Math"/>
-          <w:i/>
-          <w:iCs/>
-        </w:rPr>
-        <w:t xml:space="preserve">e</w:t>
-      </w:r>
-      <w:r>
-        <w:rPr>
-          <w:rFonts w:ascii="Times New Roman" w:cs="Times New Roman" w:eastAsia="SimSun" w:hAnsi="Times New Roman"/>
-        </w:rPr>
-        <w:t xml:space="preserve"> 逐节点计数可得四条求和规则，例如</w:t>
+        <w:t xml:space="preserve">也就是说，对任意一对超边，四通道之和精确等于其无向重叠：本节的重叠量是现行定义的方向细化，因而后文结果可与无向文献直接对照。</w:t>
+      </w:r>
+    </w:p>
+    <w:p>
+      <w:pPr>
+        <w:spacing w:after="120" w:before="120" w:line="320"/>
+        <w:jc w:val="both"/>
+      </w:pPr>
+      <w:r>
+        <w:rPr>
+          <w:rFonts w:ascii="Times New Roman" w:cs="Times New Roman" w:eastAsia="SimSun" w:hAnsi="Times New Roman"/>
+        </w:rPr>
+        <w:t xml:space="preserve">归一化到 </w:t>
+      </w:r>
+      <w:r>
+        <w:rPr>
+          <w:rFonts w:ascii="Cambria Math" w:eastAsia="SimSun" w:hAnsi="Cambria Math"/>
+          <w:i w:val="false"/>
+          <w:iCs w:val="false"/>
+        </w:rPr>
+        <w:t xml:space="preserve">[0,1]</w:t>
+      </w:r>
+      <w:r>
+        <w:rPr>
+          <w:rFonts w:ascii="Times New Roman" w:cs="Times New Roman" w:eastAsia="SimSun" w:hAnsi="Times New Roman"/>
+        </w:rPr>
+        <w:t xml:space="preserve"> 取（同质阶数下分母逐通道为常数：</w:t>
+      </w:r>
+      <w:r>
+        <w:rPr>
+          <w:rFonts w:ascii="Cambria Math" w:eastAsia="SimSun" w:hAnsi="Cambria Math"/>
+          <w:i/>
+          <w:iCs/>
+        </w:rPr>
+        <w:t xml:space="preserve">TT</w:t>
+      </w:r>
+      <w:r>
+        <w:rPr>
+          <w:rFonts w:ascii="Times New Roman" w:cs="Times New Roman" w:eastAsia="SimSun" w:hAnsi="Times New Roman"/>
+        </w:rPr>
+        <w:t xml:space="preserve"> 取 </w:t>
+      </w:r>
+      <w:r>
+        <w:rPr>
+          <w:rFonts w:ascii="Cambria Math" w:eastAsia="SimSun" w:hAnsi="Cambria Math"/>
+          <w:i w:val="false"/>
+          <w:iCs w:val="false"/>
+        </w:rPr>
+        <w:t xml:space="preserve">τ</w:t>
+      </w:r>
+      <w:r>
+        <w:rPr>
+          <w:rFonts w:ascii="Times New Roman" w:cs="Times New Roman" w:eastAsia="SimSun" w:hAnsi="Times New Roman"/>
+        </w:rPr>
+        <w:t xml:space="preserve">、</w:t>
+      </w:r>
+      <w:r>
+        <w:rPr>
+          <w:rFonts w:ascii="Cambria Math" w:eastAsia="SimSun" w:hAnsi="Cambria Math"/>
+          <w:i/>
+          <w:iCs/>
+        </w:rPr>
+        <w:t xml:space="preserve">HH</w:t>
+      </w:r>
+      <w:r>
+        <w:rPr>
+          <w:rFonts w:ascii="Times New Roman" w:cs="Times New Roman" w:eastAsia="SimSun" w:hAnsi="Times New Roman"/>
+        </w:rPr>
+        <w:t xml:space="preserve"> 取 </w:t>
+      </w:r>
+      <w:r>
+        <w:rPr>
+          <w:rFonts w:ascii="Cambria Math" w:eastAsia="SimSun" w:hAnsi="Cambria Math"/>
+          <w:i w:val="false"/>
+          <w:iCs w:val="false"/>
+        </w:rPr>
+        <w:t xml:space="preserve">η</w:t>
+      </w:r>
+      <w:r>
+        <w:rPr>
+          <w:rFonts w:ascii="Times New Roman" w:cs="Times New Roman" w:eastAsia="SimSun" w:hAnsi="Times New Roman"/>
+        </w:rPr>
+        <w:t xml:space="preserve">、两个串联通道取 </w:t>
+      </w:r>
+      <w:r>
+        <w:rPr>
+          <w:rFonts w:ascii="Cambria Math" w:eastAsia="SimSun" w:hAnsi="Cambria Math"/>
+          <w:i/>
+          <w:iCs/>
+        </w:rPr>
+        <w:t xml:space="preserve">min</w:t>
+      </w:r>
+      <w:r>
+        <w:rPr>
+          <w:rFonts w:ascii="Cambria Math" w:eastAsia="SimSun" w:hAnsi="Cambria Math"/>
+          <w:i w:val="false"/>
+          <w:iCs w:val="false"/>
+        </w:rPr>
+        <w:t xml:space="preserve">(τ,η)</w:t>
+      </w:r>
+      <w:r>
+        <w:rPr>
+          <w:rFonts w:ascii="Times New Roman" w:cs="Times New Roman" w:eastAsia="SimSun" w:hAnsi="Times New Roman"/>
+        </w:rPr>
+        <w:t xml:space="preserve">）</w:t>
       </w:r>
     </w:p>
     <w:p>
@@ -4643,12 +4736,12 @@
       <w:r>
         <w:rPr>
           <w:rFonts w:ascii="Cambria Math" w:eastAsia="SimSun" w:hAnsi="Cambria Math"/>
-          <w:i w:val="false"/>
-          <w:iCs w:val="false"/>
-          <w:sz w:val="21"/>
-          <w:szCs w:val="21"/>
-        </w:rPr>
-        <w:t xml:space="preserve">Σ</w:t>
+          <w:i/>
+          <w:iCs/>
+          <w:sz w:val="21"/>
+          <w:szCs w:val="21"/>
+        </w:rPr>
+        <w:t xml:space="preserve">n</w:t>
       </w:r>
       <w:r>
         <w:rPr>
@@ -4659,7 +4752,57 @@
           <w:szCs w:val="21"/>
           <w:vertAlign w:val="subscript"/>
         </w:rPr>
-        <w:t xml:space="preserve">f≠ e</w:t>
+        <w:t xml:space="preserve">ab</w:t>
+      </w:r>
+      <w:r>
+        <w:rPr>
+          <w:rFonts w:ascii="Cambria Math" w:eastAsia="SimSun" w:hAnsi="Cambria Math"/>
+          <w:i w:val="false"/>
+          <w:iCs w:val="false"/>
+          <w:sz w:val="21"/>
+          <w:szCs w:val="21"/>
+        </w:rPr>
+        <w:t xml:space="preserve">(</w:t>
+      </w:r>
+      <w:r>
+        <w:rPr>
+          <w:rFonts w:ascii="Cambria Math" w:eastAsia="SimSun" w:hAnsi="Cambria Math"/>
+          <w:i/>
+          <w:iCs/>
+          <w:sz w:val="21"/>
+          <w:szCs w:val="21"/>
+        </w:rPr>
+        <w:t xml:space="preserve">e</w:t>
+      </w:r>
+      <w:r>
+        <w:rPr>
+          <w:rFonts w:ascii="Cambria Math" w:eastAsia="SimSun" w:hAnsi="Cambria Math"/>
+          <w:i w:val="false"/>
+          <w:iCs w:val="false"/>
+          <w:sz w:val="21"/>
+          <w:szCs w:val="21"/>
+        </w:rPr>
+        <w:t xml:space="preserve">,</w:t>
+      </w:r>
+      <w:r>
+        <w:rPr>
+          <w:rFonts w:ascii="Cambria Math" w:eastAsia="SimSun" w:hAnsi="Cambria Math"/>
+          <w:i/>
+          <w:iCs/>
+          <w:sz w:val="21"/>
+          <w:szCs w:val="21"/>
+        </w:rPr>
+        <w:t xml:space="preserve">f</w:t>
+      </w:r>
+      <w:r>
+        <w:rPr>
+          <w:rFonts w:ascii="Cambria Math" w:eastAsia="SimSun" w:hAnsi="Cambria Math"/>
+          <w:i w:val="false"/>
+          <w:iCs w:val="false"/>
+          <w:sz w:val="21"/>
+          <w:szCs w:val="21"/>
+        </w:rPr>
+        <w:t xml:space="preserve">)=(</w:t>
       </w:r>
       <w:r>
         <w:rPr>
@@ -4680,7 +4823,7 @@
           <w:szCs w:val="21"/>
           <w:vertAlign w:val="subscript"/>
         </w:rPr>
-        <w:t xml:space="preserve">TT</w:t>
+        <w:t xml:space="preserve">ab</w:t>
       </w:r>
       <w:r>
         <w:rPr>
@@ -4730,18 +4873,37 @@
           <w:sz w:val="21"/>
           <w:szCs w:val="21"/>
         </w:rPr>
-        <w:t xml:space="preserve">)=Σ</w:t>
-      </w:r>
-      <w:r>
-        <w:rPr>
-          <w:rFonts w:ascii="Cambria Math" w:eastAsia="SimSun" w:hAnsi="Cambria Math"/>
-          <w:i w:val="false"/>
-          <w:iCs w:val="false"/>
-          <w:sz w:val="21"/>
-          <w:szCs w:val="21"/>
-          <w:vertAlign w:val="subscript"/>
-        </w:rPr>
-        <w:t xml:space="preserve">v∈ T(e)</w:t>
+        <w:t xml:space="preserve">))/(</w:t>
+      </w:r>
+      <w:r>
+        <w:rPr>
+          <w:rFonts w:ascii="Cambria Math" w:eastAsia="SimSun" w:hAnsi="Cambria Math"/>
+          <w:i/>
+          <w:iCs/>
+          <w:sz w:val="21"/>
+          <w:szCs w:val="21"/>
+        </w:rPr>
+        <w:t xml:space="preserve">min</w:t>
+      </w:r>
+      <w:r>
+        <w:rPr>
+          <w:rFonts w:ascii="Cambria Math" w:eastAsia="SimSun" w:hAnsi="Cambria Math"/>
+          <w:i w:val="false"/>
+          <w:iCs w:val="false"/>
+          <w:sz w:val="21"/>
+          <w:szCs w:val="21"/>
+        </w:rPr>
+        <w:t xml:space="preserve">(|</w:t>
+      </w:r>
+      <w:r>
+        <w:rPr>
+          <w:rFonts w:ascii="Cambria Math" w:eastAsia="SimSun" w:hAnsi="Cambria Math"/>
+          <w:i/>
+          <w:iCs/>
+          <w:sz w:val="21"/>
+          <w:szCs w:val="21"/>
+        </w:rPr>
+        <w:t xml:space="preserve">A</w:t>
       </w:r>
       <w:r>
         <w:rPr>
@@ -4761,18 +4923,27 @@
           <w:sz w:val="21"/>
           <w:szCs w:val="21"/>
         </w:rPr>
-        <w:t xml:space="preserve">k</w:t>
-      </w:r>
-      <w:r>
-        <w:rPr>
-          <w:rFonts w:ascii="Cambria Math" w:eastAsia="SimSun" w:hAnsi="Cambria Math"/>
-          <w:i w:val="false"/>
-          <w:iCs w:val="false"/>
-          <w:sz w:val="21"/>
-          <w:szCs w:val="21"/>
-          <w:vertAlign w:val="subscript"/>
-        </w:rPr>
-        <w:t xml:space="preserve">out</w:t>
+        <w:t xml:space="preserve">e</w:t>
+      </w:r>
+      <w:r>
+        <w:rPr>
+          <w:rFonts w:ascii="Cambria Math" w:eastAsia="SimSun" w:hAnsi="Cambria Math"/>
+          <w:i w:val="false"/>
+          <w:iCs w:val="false"/>
+          <w:sz w:val="21"/>
+          <w:szCs w:val="21"/>
+        </w:rPr>
+        <w:t xml:space="preserve">)|,|</w:t>
+      </w:r>
+      <w:r>
+        <w:rPr>
+          <w:rFonts w:ascii="Cambria Math" w:eastAsia="SimSun" w:hAnsi="Cambria Math"/>
+          <w:i/>
+          <w:iCs/>
+          <w:sz w:val="21"/>
+          <w:szCs w:val="21"/>
+        </w:rPr>
+        <w:t xml:space="preserve">B</w:t>
       </w:r>
       <w:r>
         <w:rPr>
@@ -4792,88 +4963,6 @@
           <w:sz w:val="21"/>
           <w:szCs w:val="21"/>
         </w:rPr>
-        <w:t xml:space="preserve">v</w:t>
-      </w:r>
-      <w:r>
-        <w:rPr>
-          <w:rFonts w:ascii="Cambria Math" w:eastAsia="SimSun" w:hAnsi="Cambria Math"/>
-          <w:i w:val="false"/>
-          <w:iCs w:val="false"/>
-          <w:sz w:val="21"/>
-          <w:szCs w:val="21"/>
-        </w:rPr>
-        <w:t xml:space="preserve">)-1),  Σ</w:t>
-      </w:r>
-      <w:r>
-        <w:rPr>
-          <w:rFonts w:ascii="Cambria Math" w:eastAsia="SimSun" w:hAnsi="Cambria Math"/>
-          <w:i w:val="false"/>
-          <w:iCs w:val="false"/>
-          <w:sz w:val="21"/>
-          <w:szCs w:val="21"/>
-          <w:vertAlign w:val="subscript"/>
-        </w:rPr>
-        <w:t xml:space="preserve">f≠ e</w:t>
-      </w:r>
-      <w:r>
-        <w:rPr>
-          <w:rFonts w:ascii="Cambria Math" w:eastAsia="SimSun" w:hAnsi="Cambria Math"/>
-          <w:i/>
-          <w:iCs/>
-          <w:sz w:val="21"/>
-          <w:szCs w:val="21"/>
-        </w:rPr>
-        <w:t xml:space="preserve">N</w:t>
-      </w:r>
-      <w:r>
-        <w:rPr>
-          <w:rFonts w:ascii="Cambria Math" w:eastAsia="SimSun" w:hAnsi="Cambria Math"/>
-          <w:i w:val="false"/>
-          <w:iCs w:val="false"/>
-          <w:sz w:val="21"/>
-          <w:szCs w:val="21"/>
-          <w:vertAlign w:val="subscript"/>
-        </w:rPr>
-        <w:t xml:space="preserve">HT</w:t>
-      </w:r>
-      <w:r>
-        <w:rPr>
-          <w:rFonts w:ascii="Cambria Math" w:eastAsia="SimSun" w:hAnsi="Cambria Math"/>
-          <w:i w:val="false"/>
-          <w:iCs w:val="false"/>
-          <w:sz w:val="21"/>
-          <w:szCs w:val="21"/>
-        </w:rPr>
-        <w:t xml:space="preserve">(</w:t>
-      </w:r>
-      <w:r>
-        <w:rPr>
-          <w:rFonts w:ascii="Cambria Math" w:eastAsia="SimSun" w:hAnsi="Cambria Math"/>
-          <w:i/>
-          <w:iCs/>
-          <w:sz w:val="21"/>
-          <w:szCs w:val="21"/>
-        </w:rPr>
-        <w:t xml:space="preserve">e</w:t>
-      </w:r>
-      <w:r>
-        <w:rPr>
-          <w:rFonts w:ascii="Cambria Math" w:eastAsia="SimSun" w:hAnsi="Cambria Math"/>
-          <w:i w:val="false"/>
-          <w:iCs w:val="false"/>
-          <w:sz w:val="21"/>
-          <w:szCs w:val="21"/>
-        </w:rPr>
-        <w:t xml:space="preserve">,</w:t>
-      </w:r>
-      <w:r>
-        <w:rPr>
-          <w:rFonts w:ascii="Cambria Math" w:eastAsia="SimSun" w:hAnsi="Cambria Math"/>
-          <w:i/>
-          <w:iCs/>
-          <w:sz w:val="21"/>
-          <w:szCs w:val="21"/>
-        </w:rPr>
         <w:t xml:space="preserve">f</w:t>
       </w:r>
       <w:r>
@@ -4884,69 +4973,7 @@
           <w:sz w:val="21"/>
           <w:szCs w:val="21"/>
         </w:rPr>
-        <w:t xml:space="preserve">)=Σ</w:t>
-      </w:r>
-      <w:r>
-        <w:rPr>
-          <w:rFonts w:ascii="Cambria Math" w:eastAsia="SimSun" w:hAnsi="Cambria Math"/>
-          <w:i w:val="false"/>
-          <w:iCs w:val="false"/>
-          <w:sz w:val="21"/>
-          <w:szCs w:val="21"/>
-          <w:vertAlign w:val="subscript"/>
-        </w:rPr>
-        <w:t xml:space="preserve">v∈ H(e)</w:t>
-      </w:r>
-      <w:r>
-        <w:rPr>
-          <w:rFonts w:ascii="Cambria Math" w:eastAsia="SimSun" w:hAnsi="Cambria Math"/>
-          <w:i/>
-          <w:iCs/>
-          <w:sz w:val="21"/>
-          <w:szCs w:val="21"/>
-        </w:rPr>
-        <w:t xml:space="preserve">k</w:t>
-      </w:r>
-      <w:r>
-        <w:rPr>
-          <w:rFonts w:ascii="Cambria Math" w:eastAsia="SimSun" w:hAnsi="Cambria Math"/>
-          <w:i w:val="false"/>
-          <w:iCs w:val="false"/>
-          <w:sz w:val="21"/>
-          <w:szCs w:val="21"/>
-          <w:vertAlign w:val="subscript"/>
-        </w:rPr>
-        <w:t xml:space="preserve">out</w:t>
-      </w:r>
-      <w:r>
-        <w:rPr>
-          <w:rFonts w:ascii="Cambria Math" w:eastAsia="SimSun" w:hAnsi="Cambria Math"/>
-          <w:i w:val="false"/>
-          <w:iCs w:val="false"/>
-          <w:sz w:val="21"/>
-          <w:szCs w:val="21"/>
-        </w:rPr>
-        <w:t xml:space="preserve">(</w:t>
-      </w:r>
-      <w:r>
-        <w:rPr>
-          <w:rFonts w:ascii="Cambria Math" w:eastAsia="SimSun" w:hAnsi="Cambria Math"/>
-          <w:i/>
-          <w:iCs/>
-          <w:sz w:val="21"/>
-          <w:szCs w:val="21"/>
-        </w:rPr>
-        <w:t xml:space="preserve">v</w:t>
-      </w:r>
-      <w:r>
-        <w:rPr>
-          <w:rFonts w:ascii="Cambria Math" w:eastAsia="SimSun" w:hAnsi="Cambria Math"/>
-          <w:i w:val="false"/>
-          <w:iCs w:val="false"/>
-          <w:sz w:val="21"/>
-          <w:szCs w:val="21"/>
-        </w:rPr>
-        <w:t xml:space="preserve">)</w:t>
+        <w:t xml:space="preserve">)|))</w:t>
       </w:r>
       <w:r>
         <w:rPr>
@@ -4966,60 +4993,21 @@
         <w:rPr>
           <w:rFonts w:ascii="Times New Roman" w:cs="Times New Roman" w:eastAsia="SimSun" w:hAnsi="Times New Roman"/>
         </w:rPr>
-        <w:t xml:space="preserve">其余两式同理。右端只依赖度序列，因此</w:t>
-      </w:r>
-      <w:r>
-        <w:rPr>
-          <w:rFonts w:ascii="Times New Roman" w:cs="Times New Roman" w:eastAsia="SimSun" w:hAnsi="Times New Roman"/>
-          <w:b/>
-          <w:bCs/>
-        </w:rPr>
-        <w:t xml:space="preserve">在保度约束下四个通道的重叠总量是常数</w:t>
-      </w:r>
-      <w:r>
-        <w:rPr>
-          <w:rFonts w:ascii="Times New Roman" w:cs="Times New Roman" w:eastAsia="SimSun" w:hAnsi="Times New Roman"/>
-        </w:rPr>
-        <w:t xml:space="preserve">；同质阶数下 (11) 的分母逐通道为常数，故无条件平均 </w:t>
-      </w:r>
-      <w:r>
-        <w:rPr>
-          <w:rFonts w:ascii="Cambria Math" w:eastAsia="SimSun" w:hAnsi="Cambria Math"/>
-          <w:i w:val="false"/>
-          <w:iCs w:val="false"/>
-        </w:rPr>
-        <w:t xml:space="preserve">⟨ </w:t>
-      </w:r>
-      <w:r>
-        <w:rPr>
-          <w:rFonts w:ascii="Cambria Math" w:eastAsia="SimSun" w:hAnsi="Cambria Math"/>
-          <w:i/>
-          <w:iCs/>
-        </w:rPr>
-        <w:t xml:space="preserve">n</w:t>
-      </w:r>
-      <w:r>
-        <w:rPr>
-          <w:rFonts w:ascii="Cambria Math" w:eastAsia="SimSun" w:hAnsi="Cambria Math"/>
-          <w:i w:val="false"/>
-          <w:iCs w:val="false"/>
-          <w:vertAlign w:val="subscript"/>
-        </w:rPr>
-        <w:t xml:space="preserve">ab</w:t>
-      </w:r>
-      <w:r>
-        <w:rPr>
-          <w:rFonts w:ascii="Cambria Math" w:eastAsia="SimSun" w:hAnsi="Cambria Math"/>
-          <w:i w:val="false"/>
-          <w:iCs w:val="false"/>
-        </w:rPr>
-        <w:t xml:space="preserve">⟩</w:t>
-      </w:r>
-      <w:r>
-        <w:rPr>
-          <w:rFonts w:ascii="Times New Roman" w:cs="Times New Roman" w:eastAsia="SimSun" w:hAnsi="Times New Roman"/>
-        </w:rPr>
-        <w:t xml:space="preserve"> 同样被度序列锁死，无法作为可调参数。可变的是重叠的堆积方式——是让少数超边对深度共享，还是让共享摊薄到大量超边对上。据此定义条件平均</w:t>
+        <w:t xml:space="preserve">聚合方式受一条硬约束限制。对固定的 </w:t>
+      </w:r>
+      <w:r>
+        <w:rPr>
+          <w:rFonts w:ascii="Cambria Math" w:eastAsia="SimSun" w:hAnsi="Cambria Math"/>
+          <w:i/>
+          <w:iCs/>
+        </w:rPr>
+        <w:t xml:space="preserve">e</w:t>
+      </w:r>
+      <w:r>
+        <w:rPr>
+          <w:rFonts w:ascii="Times New Roman" w:cs="Times New Roman" w:eastAsia="SimSun" w:hAnsi="Times New Roman"/>
+        </w:rPr>
+        <w:t xml:space="preserve"> 逐节点计数可得四条求和规则，例如</w:t>
       </w:r>
     </w:p>
     <w:p>
@@ -5045,18 +5033,7 @@
           <w:sz w:val="21"/>
           <w:szCs w:val="21"/>
         </w:rPr>
-        <w:t xml:space="preserve">α</w:t>
-      </w:r>
-      <w:r>
-        <w:rPr>
-          <w:rFonts w:ascii="Cambria Math" w:eastAsia="SimSun" w:hAnsi="Cambria Math"/>
-          <w:i w:val="false"/>
-          <w:iCs w:val="false"/>
-          <w:sz w:val="21"/>
-          <w:szCs w:val="21"/>
-          <w:vertAlign w:val="superscript"/>
-        </w:rPr>
-        <w:t xml:space="preserve">ab</w:t>
+        <w:t xml:space="preserve">Σ</w:t>
       </w:r>
       <w:r>
         <w:rPr>
@@ -5067,27 +5044,17 @@
           <w:szCs w:val="21"/>
           <w:vertAlign w:val="subscript"/>
         </w:rPr>
-        <w:t xml:space="preserve">σσ'</w:t>
-      </w:r>
-      <w:r>
-        <w:rPr>
-          <w:rFonts w:ascii="Cambria Math" w:eastAsia="SimSun" w:hAnsi="Cambria Math"/>
-          <w:i w:val="false"/>
-          <w:iCs w:val="false"/>
-          <w:sz w:val="21"/>
-          <w:szCs w:val="21"/>
-        </w:rPr>
-        <w:t xml:space="preserve">=⟨  </w:t>
-      </w:r>
-      <w:r>
-        <w:rPr>
-          <w:rFonts w:ascii="Cambria Math" w:eastAsia="SimSun" w:hAnsi="Cambria Math"/>
-          <w:i/>
-          <w:iCs/>
-          <w:sz w:val="21"/>
-          <w:szCs w:val="21"/>
-        </w:rPr>
-        <w:t xml:space="preserve">n</w:t>
+        <w:t xml:space="preserve">f≠ e</w:t>
+      </w:r>
+      <w:r>
+        <w:rPr>
+          <w:rFonts w:ascii="Cambria Math" w:eastAsia="SimSun" w:hAnsi="Cambria Math"/>
+          <w:i/>
+          <w:iCs/>
+          <w:sz w:val="21"/>
+          <w:szCs w:val="21"/>
+        </w:rPr>
+        <w:t xml:space="preserve">N</w:t>
       </w:r>
       <w:r>
         <w:rPr>
@@ -5098,7 +5065,7 @@
           <w:szCs w:val="21"/>
           <w:vertAlign w:val="subscript"/>
         </w:rPr>
-        <w:t xml:space="preserve">ab</w:t>
+        <w:t xml:space="preserve">TT</w:t>
       </w:r>
       <w:r>
         <w:rPr>
@@ -5148,158 +5115,223 @@
           <w:sz w:val="21"/>
           <w:szCs w:val="21"/>
         </w:rPr>
+        <w:t xml:space="preserve">)=Σ</w:t>
+      </w:r>
+      <w:r>
+        <w:rPr>
+          <w:rFonts w:ascii="Cambria Math" w:eastAsia="SimSun" w:hAnsi="Cambria Math"/>
+          <w:i w:val="false"/>
+          <w:iCs w:val="false"/>
+          <w:sz w:val="21"/>
+          <w:szCs w:val="21"/>
+          <w:vertAlign w:val="subscript"/>
+        </w:rPr>
+        <w:t xml:space="preserve">v∈ T(e)</w:t>
+      </w:r>
+      <w:r>
+        <w:rPr>
+          <w:rFonts w:ascii="Cambria Math" w:eastAsia="SimSun" w:hAnsi="Cambria Math"/>
+          <w:i w:val="false"/>
+          <w:iCs w:val="false"/>
+          <w:sz w:val="21"/>
+          <w:szCs w:val="21"/>
+        </w:rPr>
+        <w:t xml:space="preserve">(</w:t>
+      </w:r>
+      <w:r>
+        <w:rPr>
+          <w:rFonts w:ascii="Cambria Math" w:eastAsia="SimSun" w:hAnsi="Cambria Math"/>
+          <w:i/>
+          <w:iCs/>
+          <w:sz w:val="21"/>
+          <w:szCs w:val="21"/>
+        </w:rPr>
+        <w:t xml:space="preserve">k</w:t>
+      </w:r>
+      <w:r>
+        <w:rPr>
+          <w:rFonts w:ascii="Cambria Math" w:eastAsia="SimSun" w:hAnsi="Cambria Math"/>
+          <w:i w:val="false"/>
+          <w:iCs w:val="false"/>
+          <w:sz w:val="21"/>
+          <w:szCs w:val="21"/>
+          <w:vertAlign w:val="subscript"/>
+        </w:rPr>
+        <w:t xml:space="preserve">out</w:t>
+      </w:r>
+      <w:r>
+        <w:rPr>
+          <w:rFonts w:ascii="Cambria Math" w:eastAsia="SimSun" w:hAnsi="Cambria Math"/>
+          <w:i w:val="false"/>
+          <w:iCs w:val="false"/>
+          <w:sz w:val="21"/>
+          <w:szCs w:val="21"/>
+        </w:rPr>
+        <w:t xml:space="preserve">(</w:t>
+      </w:r>
+      <w:r>
+        <w:rPr>
+          <w:rFonts w:ascii="Cambria Math" w:eastAsia="SimSun" w:hAnsi="Cambria Math"/>
+          <w:i/>
+          <w:iCs/>
+          <w:sz w:val="21"/>
+          <w:szCs w:val="21"/>
+        </w:rPr>
+        <w:t xml:space="preserve">v</w:t>
+      </w:r>
+      <w:r>
+        <w:rPr>
+          <w:rFonts w:ascii="Cambria Math" w:eastAsia="SimSun" w:hAnsi="Cambria Math"/>
+          <w:i w:val="false"/>
+          <w:iCs w:val="false"/>
+          <w:sz w:val="21"/>
+          <w:szCs w:val="21"/>
+        </w:rPr>
+        <w:t xml:space="preserve">)-1),  Σ</w:t>
+      </w:r>
+      <w:r>
+        <w:rPr>
+          <w:rFonts w:ascii="Cambria Math" w:eastAsia="SimSun" w:hAnsi="Cambria Math"/>
+          <w:i w:val="false"/>
+          <w:iCs w:val="false"/>
+          <w:sz w:val="21"/>
+          <w:szCs w:val="21"/>
+          <w:vertAlign w:val="subscript"/>
+        </w:rPr>
+        <w:t xml:space="preserve">f≠ e</w:t>
+      </w:r>
+      <w:r>
+        <w:rPr>
+          <w:rFonts w:ascii="Cambria Math" w:eastAsia="SimSun" w:hAnsi="Cambria Math"/>
+          <w:i/>
+          <w:iCs/>
+          <w:sz w:val="21"/>
+          <w:szCs w:val="21"/>
+        </w:rPr>
+        <w:t xml:space="preserve">N</w:t>
+      </w:r>
+      <w:r>
+        <w:rPr>
+          <w:rFonts w:ascii="Cambria Math" w:eastAsia="SimSun" w:hAnsi="Cambria Math"/>
+          <w:i w:val="false"/>
+          <w:iCs w:val="false"/>
+          <w:sz w:val="21"/>
+          <w:szCs w:val="21"/>
+          <w:vertAlign w:val="subscript"/>
+        </w:rPr>
+        <w:t xml:space="preserve">HT</w:t>
+      </w:r>
+      <w:r>
+        <w:rPr>
+          <w:rFonts w:ascii="Cambria Math" w:eastAsia="SimSun" w:hAnsi="Cambria Math"/>
+          <w:i w:val="false"/>
+          <w:iCs w:val="false"/>
+          <w:sz w:val="21"/>
+          <w:szCs w:val="21"/>
+        </w:rPr>
+        <w:t xml:space="preserve">(</w:t>
+      </w:r>
+      <w:r>
+        <w:rPr>
+          <w:rFonts w:ascii="Cambria Math" w:eastAsia="SimSun" w:hAnsi="Cambria Math"/>
+          <w:i/>
+          <w:iCs/>
+          <w:sz w:val="21"/>
+          <w:szCs w:val="21"/>
+        </w:rPr>
+        <w:t xml:space="preserve">e</w:t>
+      </w:r>
+      <w:r>
+        <w:rPr>
+          <w:rFonts w:ascii="Cambria Math" w:eastAsia="SimSun" w:hAnsi="Cambria Math"/>
+          <w:i w:val="false"/>
+          <w:iCs w:val="false"/>
+          <w:sz w:val="21"/>
+          <w:szCs w:val="21"/>
+        </w:rPr>
+        <w:t xml:space="preserve">,</w:t>
+      </w:r>
+      <w:r>
+        <w:rPr>
+          <w:rFonts w:ascii="Cambria Math" w:eastAsia="SimSun" w:hAnsi="Cambria Math"/>
+          <w:i/>
+          <w:iCs/>
+          <w:sz w:val="21"/>
+          <w:szCs w:val="21"/>
+        </w:rPr>
+        <w:t xml:space="preserve">f</w:t>
+      </w:r>
+      <w:r>
+        <w:rPr>
+          <w:rFonts w:ascii="Cambria Math" w:eastAsia="SimSun" w:hAnsi="Cambria Math"/>
+          <w:i w:val="false"/>
+          <w:iCs w:val="false"/>
+          <w:sz w:val="21"/>
+          <w:szCs w:val="21"/>
+        </w:rPr>
+        <w:t xml:space="preserve">)=Σ</w:t>
+      </w:r>
+      <w:r>
+        <w:rPr>
+          <w:rFonts w:ascii="Cambria Math" w:eastAsia="SimSun" w:hAnsi="Cambria Math"/>
+          <w:i w:val="false"/>
+          <w:iCs w:val="false"/>
+          <w:sz w:val="21"/>
+          <w:szCs w:val="21"/>
+          <w:vertAlign w:val="subscript"/>
+        </w:rPr>
+        <w:t xml:space="preserve">v∈ H(e)</w:t>
+      </w:r>
+      <w:r>
+        <w:rPr>
+          <w:rFonts w:ascii="Cambria Math" w:eastAsia="SimSun" w:hAnsi="Cambria Math"/>
+          <w:i/>
+          <w:iCs/>
+          <w:sz w:val="21"/>
+          <w:szCs w:val="21"/>
+        </w:rPr>
+        <w:t xml:space="preserve">k</w:t>
+      </w:r>
+      <w:r>
+        <w:rPr>
+          <w:rFonts w:ascii="Cambria Math" w:eastAsia="SimSun" w:hAnsi="Cambria Math"/>
+          <w:i w:val="false"/>
+          <w:iCs w:val="false"/>
+          <w:sz w:val="21"/>
+          <w:szCs w:val="21"/>
+          <w:vertAlign w:val="subscript"/>
+        </w:rPr>
+        <w:t xml:space="preserve">out</w:t>
+      </w:r>
+      <w:r>
+        <w:rPr>
+          <w:rFonts w:ascii="Cambria Math" w:eastAsia="SimSun" w:hAnsi="Cambria Math"/>
+          <w:i w:val="false"/>
+          <w:iCs w:val="false"/>
+          <w:sz w:val="21"/>
+          <w:szCs w:val="21"/>
+        </w:rPr>
+        <w:t xml:space="preserve">(</w:t>
+      </w:r>
+      <w:r>
+        <w:rPr>
+          <w:rFonts w:ascii="Cambria Math" w:eastAsia="SimSun" w:hAnsi="Cambria Math"/>
+          <w:i/>
+          <w:iCs/>
+          <w:sz w:val="21"/>
+          <w:szCs w:val="21"/>
+        </w:rPr>
+        <w:t xml:space="preserve">v</w:t>
+      </w:r>
+      <w:r>
+        <w:rPr>
+          <w:rFonts w:ascii="Cambria Math" w:eastAsia="SimSun" w:hAnsi="Cambria Math"/>
+          <w:i w:val="false"/>
+          <w:iCs w:val="false"/>
+          <w:sz w:val="21"/>
+          <w:szCs w:val="21"/>
+        </w:rPr>
         <w:t xml:space="preserve">)</w:t>
-      </w:r>
-      <w:r>
-        <w:rPr>
-          <w:rFonts w:ascii="Cambria Math" w:eastAsia="SimSun" w:hAnsi="Cambria Math"/>
-          <w:i w:val="false"/>
-          <w:iCs w:val="false"/>
-          <w:sz w:val="21"/>
-          <w:szCs w:val="21"/>
-        </w:rPr>
-        <w:t xml:space="preserve"> |</w:t>
-      </w:r>
-      <w:r>
-        <w:rPr>
-          <w:rFonts w:ascii="Cambria Math" w:eastAsia="SimSun" w:hAnsi="Cambria Math"/>
-          <w:i w:val="false"/>
-          <w:iCs w:val="false"/>
-          <w:sz w:val="21"/>
-          <w:szCs w:val="21"/>
-        </w:rPr>
-        <w:t xml:space="preserve"> </w:t>
-      </w:r>
-      <w:r>
-        <w:rPr>
-          <w:rFonts w:ascii="Cambria Math" w:eastAsia="SimSun" w:hAnsi="Cambria Math"/>
-          <w:i/>
-          <w:iCs/>
-          <w:sz w:val="21"/>
-          <w:szCs w:val="21"/>
-        </w:rPr>
-        <w:t xml:space="preserve">N</w:t>
-      </w:r>
-      <w:r>
-        <w:rPr>
-          <w:rFonts w:ascii="Cambria Math" w:eastAsia="SimSun" w:hAnsi="Cambria Math"/>
-          <w:i w:val="false"/>
-          <w:iCs w:val="false"/>
-          <w:sz w:val="21"/>
-          <w:szCs w:val="21"/>
-          <w:vertAlign w:val="subscript"/>
-        </w:rPr>
-        <w:t xml:space="preserve">ab</w:t>
-      </w:r>
-      <w:r>
-        <w:rPr>
-          <w:rFonts w:ascii="Cambria Math" w:eastAsia="SimSun" w:hAnsi="Cambria Math"/>
-          <w:i w:val="false"/>
-          <w:iCs w:val="false"/>
-          <w:sz w:val="21"/>
-          <w:szCs w:val="21"/>
-        </w:rPr>
-        <w:t xml:space="preserve">(</w:t>
-      </w:r>
-      <w:r>
-        <w:rPr>
-          <w:rFonts w:ascii="Cambria Math" w:eastAsia="SimSun" w:hAnsi="Cambria Math"/>
-          <w:i/>
-          <w:iCs/>
-          <w:sz w:val="21"/>
-          <w:szCs w:val="21"/>
-        </w:rPr>
-        <w:t xml:space="preserve">e</w:t>
-      </w:r>
-      <w:r>
-        <w:rPr>
-          <w:rFonts w:ascii="Cambria Math" w:eastAsia="SimSun" w:hAnsi="Cambria Math"/>
-          <w:i w:val="false"/>
-          <w:iCs w:val="false"/>
-          <w:sz w:val="21"/>
-          <w:szCs w:val="21"/>
-        </w:rPr>
-        <w:t xml:space="preserve">,</w:t>
-      </w:r>
-      <w:r>
-        <w:rPr>
-          <w:rFonts w:ascii="Cambria Math" w:eastAsia="SimSun" w:hAnsi="Cambria Math"/>
-          <w:i/>
-          <w:iCs/>
-          <w:sz w:val="21"/>
-          <w:szCs w:val="21"/>
-        </w:rPr>
-        <w:t xml:space="preserve">f</w:t>
-      </w:r>
-      <w:r>
-        <w:rPr>
-          <w:rFonts w:ascii="Cambria Math" w:eastAsia="SimSun" w:hAnsi="Cambria Math"/>
-          <w:i w:val="false"/>
-          <w:iCs w:val="false"/>
-          <w:sz w:val="21"/>
-          <w:szCs w:val="21"/>
-        </w:rPr>
-        <w:t xml:space="preserve">)≥1,</w:t>
-      </w:r>
-      <w:r>
-        <w:rPr>
-          <w:rFonts w:ascii="Cambria Math" w:eastAsia="SimSun" w:hAnsi="Cambria Math"/>
-          <w:i w:val="false"/>
-          <w:iCs w:val="false"/>
-          <w:sz w:val="21"/>
-          <w:szCs w:val="21"/>
-        </w:rPr>
-        <w:t xml:space="preserve"> σ(</w:t>
-      </w:r>
-      <w:r>
-        <w:rPr>
-          <w:rFonts w:ascii="Cambria Math" w:eastAsia="SimSun" w:hAnsi="Cambria Math"/>
-          <w:i/>
-          <w:iCs/>
-          <w:sz w:val="21"/>
-          <w:szCs w:val="21"/>
-        </w:rPr>
-        <w:t xml:space="preserve">e</w:t>
-      </w:r>
-      <w:r>
-        <w:rPr>
-          <w:rFonts w:ascii="Cambria Math" w:eastAsia="SimSun" w:hAnsi="Cambria Math"/>
-          <w:i w:val="false"/>
-          <w:iCs w:val="false"/>
-          <w:sz w:val="21"/>
-          <w:szCs w:val="21"/>
-        </w:rPr>
-        <w:t xml:space="preserve">)=σ,</w:t>
-      </w:r>
-      <w:r>
-        <w:rPr>
-          <w:rFonts w:ascii="Cambria Math" w:eastAsia="SimSun" w:hAnsi="Cambria Math"/>
-          <w:i w:val="false"/>
-          <w:iCs w:val="false"/>
-          <w:sz w:val="21"/>
-          <w:szCs w:val="21"/>
-        </w:rPr>
-        <w:t xml:space="preserve"> σ(</w:t>
-      </w:r>
-      <w:r>
-        <w:rPr>
-          <w:rFonts w:ascii="Cambria Math" w:eastAsia="SimSun" w:hAnsi="Cambria Math"/>
-          <w:i/>
-          <w:iCs/>
-          <w:sz w:val="21"/>
-          <w:szCs w:val="21"/>
-        </w:rPr>
-        <w:t xml:space="preserve">f</w:t>
-      </w:r>
-      <w:r>
-        <w:rPr>
-          <w:rFonts w:ascii="Cambria Math" w:eastAsia="SimSun" w:hAnsi="Cambria Math"/>
-          <w:i w:val="false"/>
-          <w:iCs w:val="false"/>
-          <w:sz w:val="21"/>
-          <w:szCs w:val="21"/>
-        </w:rPr>
-        <w:t xml:space="preserve">)=σ'  ⟩</w:t>
       </w:r>
       <w:r>
         <w:rPr>
@@ -5319,109 +5351,37 @@
         <w:rPr>
           <w:rFonts w:ascii="Times New Roman" w:cs="Times New Roman" w:eastAsia="SimSun" w:hAnsi="Times New Roman"/>
         </w:rPr>
-        <w:t xml:space="preserve">即在确实发生重叠的超边对上取平均，其中 </w:t>
-      </w:r>
-      <w:r>
-        <w:rPr>
-          <w:rFonts w:ascii="Cambria Math" w:eastAsia="SimSun" w:hAnsi="Cambria Math"/>
-          <w:i w:val="false"/>
-          <w:iCs w:val="false"/>
-        </w:rPr>
-        <w:t xml:space="preserve">σ(</w:t>
-      </w:r>
-      <w:r>
-        <w:rPr>
-          <w:rFonts w:ascii="Cambria Math" w:eastAsia="SimSun" w:hAnsi="Cambria Math"/>
-          <w:i/>
-          <w:iCs/>
-        </w:rPr>
-        <w:t xml:space="preserve">e</w:t>
-      </w:r>
-      <w:r>
-        <w:rPr>
-          <w:rFonts w:ascii="Cambria Math" w:eastAsia="SimSun" w:hAnsi="Cambria Math"/>
-          <w:i w:val="false"/>
-          <w:iCs w:val="false"/>
-        </w:rPr>
-        <w:t xml:space="preserve">)=(|</w:t>
-      </w:r>
-      <w:r>
-        <w:rPr>
-          <w:rFonts w:ascii="Cambria Math" w:eastAsia="SimSun" w:hAnsi="Cambria Math"/>
-          <w:i/>
-          <w:iCs/>
-        </w:rPr>
-        <w:t xml:space="preserve">T</w:t>
-      </w:r>
-      <w:r>
-        <w:rPr>
-          <w:rFonts w:ascii="Cambria Math" w:eastAsia="SimSun" w:hAnsi="Cambria Math"/>
-          <w:i w:val="false"/>
-          <w:iCs w:val="false"/>
-        </w:rPr>
-        <w:t xml:space="preserve">(</w:t>
-      </w:r>
-      <w:r>
-        <w:rPr>
-          <w:rFonts w:ascii="Cambria Math" w:eastAsia="SimSun" w:hAnsi="Cambria Math"/>
-          <w:i/>
-          <w:iCs/>
-        </w:rPr>
-        <w:t xml:space="preserve">e</w:t>
-      </w:r>
-      <w:r>
-        <w:rPr>
-          <w:rFonts w:ascii="Cambria Math" w:eastAsia="SimSun" w:hAnsi="Cambria Math"/>
-          <w:i w:val="false"/>
-          <w:iCs w:val="false"/>
-        </w:rPr>
-        <w:t xml:space="preserve">)|,|</w:t>
-      </w:r>
-      <w:r>
-        <w:rPr>
-          <w:rFonts w:ascii="Cambria Math" w:eastAsia="SimSun" w:hAnsi="Cambria Math"/>
-          <w:i/>
-          <w:iCs/>
-        </w:rPr>
-        <w:t xml:space="preserve">H</w:t>
-      </w:r>
-      <w:r>
-        <w:rPr>
-          <w:rFonts w:ascii="Cambria Math" w:eastAsia="SimSun" w:hAnsi="Cambria Math"/>
-          <w:i w:val="false"/>
-          <w:iCs w:val="false"/>
-        </w:rPr>
-        <w:t xml:space="preserve">(</w:t>
-      </w:r>
-      <w:r>
-        <w:rPr>
-          <w:rFonts w:ascii="Cambria Math" w:eastAsia="SimSun" w:hAnsi="Cambria Math"/>
-          <w:i/>
-          <w:iCs/>
-        </w:rPr>
-        <w:t xml:space="preserve">e</w:t>
-      </w:r>
-      <w:r>
-        <w:rPr>
-          <w:rFonts w:ascii="Cambria Math" w:eastAsia="SimSun" w:hAnsi="Cambria Math"/>
-          <w:i w:val="false"/>
-          <w:iCs w:val="false"/>
-        </w:rPr>
-        <w:t xml:space="preserve">)|)</w:t>
-      </w:r>
-      <w:r>
-        <w:rPr>
-          <w:rFonts w:ascii="Times New Roman" w:cs="Times New Roman" w:eastAsia="SimSun" w:hAnsi="Times New Roman"/>
-        </w:rPr>
-        <w:t xml:space="preserve"> 为超边的阶。记 </w:t>
-      </w:r>
-      <w:r>
-        <w:rPr>
-          <w:rFonts w:ascii="Cambria Math" w:eastAsia="SimSun" w:hAnsi="Cambria Math"/>
-          <w:i/>
-          <w:iCs/>
-        </w:rPr>
-        <w:t xml:space="preserve">m</w:t>
+        <w:t xml:space="preserve">其余两式同理。右端只依赖度序列，因此</w:t>
+      </w:r>
+      <w:r>
+        <w:rPr>
+          <w:rFonts w:ascii="Times New Roman" w:cs="Times New Roman" w:eastAsia="SimSun" w:hAnsi="Times New Roman"/>
+          <w:b/>
+          <w:bCs/>
+        </w:rPr>
+        <w:t xml:space="preserve">在保度约束下四个通道的重叠总量是常数</w:t>
+      </w:r>
+      <w:r>
+        <w:rPr>
+          <w:rFonts w:ascii="Times New Roman" w:cs="Times New Roman" w:eastAsia="SimSun" w:hAnsi="Times New Roman"/>
+        </w:rPr>
+        <w:t xml:space="preserve">；同质阶数下 (12) 的分母逐通道为常数，故无条件平均 </w:t>
+      </w:r>
+      <w:r>
+        <w:rPr>
+          <w:rFonts w:ascii="Cambria Math" w:eastAsia="SimSun" w:hAnsi="Cambria Math"/>
+          <w:i w:val="false"/>
+          <w:iCs w:val="false"/>
+        </w:rPr>
+        <w:t xml:space="preserve">⟨ </w:t>
+      </w:r>
+      <w:r>
+        <w:rPr>
+          <w:rFonts w:ascii="Cambria Math" w:eastAsia="SimSun" w:hAnsi="Cambria Math"/>
+          <w:i/>
+          <w:iCs/>
+        </w:rPr>
+        <w:t xml:space="preserve">n</w:t>
       </w:r>
       <w:r>
         <w:rPr>
@@ -5434,293 +5394,17 @@
       </w:r>
       <w:r>
         <w:rPr>
-          <w:rFonts w:ascii="Times New Roman" w:cs="Times New Roman" w:eastAsia="SimSun" w:hAnsi="Times New Roman"/>
-        </w:rPr>
-        <w:t xml:space="preserve"> 为该通道中发生重叠的超边对数，则 </w:t>
-      </w:r>
-      <w:r>
-        <w:rPr>
-          <w:rFonts w:ascii="Cambria Math" w:eastAsia="SimSun" w:hAnsi="Cambria Math"/>
-          <w:i w:val="false"/>
-          <w:iCs w:val="false"/>
-        </w:rPr>
-        <w:t xml:space="preserve">α</w:t>
-      </w:r>
-      <w:r>
-        <w:rPr>
-          <w:rFonts w:ascii="Cambria Math" w:eastAsia="SimSun" w:hAnsi="Cambria Math"/>
-          <w:i w:val="false"/>
-          <w:iCs w:val="false"/>
-          <w:vertAlign w:val="superscript"/>
-        </w:rPr>
-        <w:t xml:space="preserve">ab</w:t>
-      </w:r>
-      <w:r>
-        <w:rPr>
-          <w:rFonts w:ascii="Cambria Math" w:eastAsia="SimSun" w:hAnsi="Cambria Math"/>
-          <w:i w:val="false"/>
-          <w:iCs w:val="false"/>
-        </w:rPr>
-        <w:t xml:space="preserve">=</w:t>
-      </w:r>
-      <w:r>
-        <w:rPr>
-          <w:rFonts w:ascii="Cambria Math" w:eastAsia="SimSun" w:hAnsi="Cambria Math"/>
-          <w:i/>
-          <w:iCs/>
-        </w:rPr>
-        <w:t xml:space="preserve">C</w:t>
-      </w:r>
-      <w:r>
-        <w:rPr>
-          <w:rFonts w:ascii="Cambria Math" w:eastAsia="SimSun" w:hAnsi="Cambria Math"/>
-          <w:i w:val="false"/>
-          <w:iCs w:val="false"/>
-          <w:vertAlign w:val="subscript"/>
-        </w:rPr>
-        <w:t xml:space="preserve">ab</w:t>
-      </w:r>
-      <w:r>
-        <w:rPr>
-          <w:rFonts w:ascii="Cambria Math" w:eastAsia="SimSun" w:hAnsi="Cambria Math"/>
-          <w:i w:val="false"/>
-          <w:iCs w:val="false"/>
-        </w:rPr>
-        <w:t xml:space="preserve">/</w:t>
-      </w:r>
-      <w:r>
-        <w:rPr>
-          <w:rFonts w:ascii="Cambria Math" w:eastAsia="SimSun" w:hAnsi="Cambria Math"/>
-          <w:i/>
-          <w:iCs/>
-        </w:rPr>
-        <w:t xml:space="preserve">m</w:t>
-      </w:r>
-      <w:r>
-        <w:rPr>
-          <w:rFonts w:ascii="Cambria Math" w:eastAsia="SimSun" w:hAnsi="Cambria Math"/>
-          <w:i w:val="false"/>
-          <w:iCs w:val="false"/>
-          <w:vertAlign w:val="subscript"/>
-        </w:rPr>
-        <w:t xml:space="preserve">ab</w:t>
-      </w:r>
-      <w:r>
-        <w:rPr>
-          <w:rFonts w:ascii="Times New Roman" w:cs="Times New Roman" w:eastAsia="SimSun" w:hAnsi="Times New Roman"/>
-        </w:rPr>
-        <w:t xml:space="preserve">，常数 </w:t>
-      </w:r>
-      <w:r>
-        <w:rPr>
-          <w:rFonts w:ascii="Cambria Math" w:eastAsia="SimSun" w:hAnsi="Cambria Math"/>
-          <w:i/>
-          <w:iCs/>
-        </w:rPr>
-        <w:t xml:space="preserve">C</w:t>
-      </w:r>
-      <w:r>
-        <w:rPr>
-          <w:rFonts w:ascii="Cambria Math" w:eastAsia="SimSun" w:hAnsi="Cambria Math"/>
-          <w:i w:val="false"/>
-          <w:iCs w:val="false"/>
-          <w:vertAlign w:val="subscript"/>
-        </w:rPr>
-        <w:t xml:space="preserve">ab</w:t>
-      </w:r>
-      <w:r>
-        <w:rPr>
-          <w:rFonts w:ascii="Times New Roman" w:cs="Times New Roman" w:eastAsia="SimSun" w:hAnsi="Times New Roman"/>
-        </w:rPr>
-        <w:t xml:space="preserve"> 仅由度序列决定。因此调节 </w:t>
-      </w:r>
-      <w:r>
-        <w:rPr>
-          <w:rFonts w:ascii="Cambria Math" w:eastAsia="SimSun" w:hAnsi="Cambria Math"/>
-          <w:i w:val="false"/>
-          <w:iCs w:val="false"/>
-        </w:rPr>
-        <w:t xml:space="preserve">α</w:t>
-      </w:r>
-      <w:r>
-        <w:rPr>
-          <w:rFonts w:ascii="Times New Roman" w:cs="Times New Roman" w:eastAsia="SimSun" w:hAnsi="Times New Roman"/>
-        </w:rPr>
-        <w:t xml:space="preserve"> 等价于调节 </w:t>
-      </w:r>
-      <w:r>
-        <w:rPr>
-          <w:rFonts w:ascii="Cambria Math" w:eastAsia="SimSun" w:hAnsi="Cambria Math"/>
-          <w:i/>
-          <w:iCs/>
-        </w:rPr>
-        <w:t xml:space="preserve">m</w:t>
-      </w:r>
-      <w:r>
-        <w:rPr>
-          <w:rFonts w:ascii="Cambria Math" w:eastAsia="SimSun" w:hAnsi="Cambria Math"/>
-          <w:i w:val="false"/>
-          <w:iCs w:val="false"/>
-          <w:vertAlign w:val="subscript"/>
-        </w:rPr>
-        <w:t xml:space="preserve">ab</w:t>
-      </w:r>
-      <w:r>
-        <w:rPr>
-          <w:rFonts w:ascii="Times New Roman" w:cs="Times New Roman" w:eastAsia="SimSun" w:hAnsi="Times New Roman"/>
-        </w:rPr>
-        <w:t xml:space="preserve">，这决定了第 V 节重连算法的实现方式。</w:t>
-      </w:r>
-    </w:p>
-    <w:p>
-      <w:pPr>
-        <w:spacing w:after="120" w:before="120" w:line="320"/>
-        <w:jc w:val="both"/>
-      </w:pPr>
-      <w:r>
-        <w:rPr>
-          <w:rFonts w:ascii="Times New Roman" w:cs="Times New Roman" w:eastAsia="SimSun" w:hAnsi="Times New Roman"/>
-        </w:rPr>
-        <w:t xml:space="preserve">式 (13) 中阶指标取对角块（</w:t>
-      </w:r>
-      <w:r>
-        <w:rPr>
-          <w:rFonts w:ascii="Cambria Math" w:eastAsia="SimSun" w:hAnsi="Cambria Math"/>
-          <w:i w:val="false"/>
-          <w:iCs w:val="false"/>
-        </w:rPr>
-        <w:t xml:space="preserve">σ=σ'</w:t>
-      </w:r>
-      <w:r>
-        <w:rPr>
-          <w:rFonts w:ascii="Times New Roman" w:cs="Times New Roman" w:eastAsia="SimSun" w:hAnsi="Times New Roman"/>
-        </w:rPr>
-        <w:t xml:space="preserve">）即阶内重叠、取非对角块即阶间重叠，与无向情形下超边重叠矩阵的对角/非对角划分一致 [6]；本文只是在其每个矩阵元上再展开出四个方向通道。同质阶数下阶指标退化，以下略去并简记为 </w:t>
-      </w:r>
-      <w:r>
-        <w:rPr>
-          <w:rFonts w:ascii="Cambria Math" w:eastAsia="SimSun" w:hAnsi="Cambria Math"/>
-          <w:i w:val="false"/>
-          <w:iCs w:val="false"/>
-        </w:rPr>
-        <w:t xml:space="preserve">α</w:t>
-      </w:r>
-      <w:r>
-        <w:rPr>
-          <w:rFonts w:ascii="Cambria Math" w:eastAsia="SimSun" w:hAnsi="Cambria Math"/>
-          <w:i w:val="false"/>
-          <w:iCs w:val="false"/>
-          <w:vertAlign w:val="superscript"/>
-        </w:rPr>
-        <w:t xml:space="preserve">ab</w:t>
-      </w:r>
-      <w:r>
-        <w:rPr>
-          <w:rFonts w:ascii="Times New Roman" w:cs="Times New Roman" w:eastAsia="SimSun" w:hAnsi="Times New Roman"/>
-        </w:rPr>
-        <w:t xml:space="preserve">。</w:t>
-      </w:r>
-    </w:p>
-    <w:p>
-      <w:pPr>
-        <w:spacing w:after="120" w:before="120" w:line="320"/>
-        <w:jc w:val="both"/>
-      </w:pPr>
-      <w:r>
-        <w:rPr>
-          <w:rFonts w:ascii="Times New Roman" w:cs="Times New Roman" w:eastAsia="SimSun" w:hAnsi="Times New Roman"/>
-        </w:rPr>
-        <w:t xml:space="preserve">互惠方向不由上述张量刻画。两条超边是否互相指回，取决于一组超边能否共同完成反向覆盖，这是超边级而非超边对级的判据。本文直接采用已有的强互惠定义 [7]：若存在一组超边，其尾集之并覆盖 </w:t>
-      </w:r>
-      <w:r>
-        <w:rPr>
-          <w:rFonts w:ascii="Cambria Math" w:eastAsia="SimSun" w:hAnsi="Cambria Math"/>
-          <w:i/>
-          <w:iCs/>
-        </w:rPr>
-        <w:t xml:space="preserve">H</w:t>
-      </w:r>
-      <w:r>
-        <w:rPr>
-          <w:rFonts w:ascii="Cambria Math" w:eastAsia="SimSun" w:hAnsi="Cambria Math"/>
-          <w:i w:val="false"/>
-          <w:iCs w:val="false"/>
-        </w:rPr>
-        <w:t xml:space="preserve">(</w:t>
-      </w:r>
-      <w:r>
-        <w:rPr>
-          <w:rFonts w:ascii="Cambria Math" w:eastAsia="SimSun" w:hAnsi="Cambria Math"/>
-          <w:i/>
-          <w:iCs/>
-        </w:rPr>
-        <w:t xml:space="preserve">e</w:t>
-      </w:r>
-      <w:r>
-        <w:rPr>
-          <w:rFonts w:ascii="Cambria Math" w:eastAsia="SimSun" w:hAnsi="Cambria Math"/>
-          <w:i w:val="false"/>
-          <w:iCs w:val="false"/>
-        </w:rPr>
-        <w:t xml:space="preserve">)</w:t>
-      </w:r>
-      <w:r>
-        <w:rPr>
-          <w:rFonts w:ascii="Times New Roman" w:cs="Times New Roman" w:eastAsia="SimSun" w:hAnsi="Times New Roman"/>
-        </w:rPr>
-        <w:t xml:space="preserve"> 且头集之并覆盖 </w:t>
-      </w:r>
-      <w:r>
-        <w:rPr>
-          <w:rFonts w:ascii="Cambria Math" w:eastAsia="SimSun" w:hAnsi="Cambria Math"/>
-          <w:i/>
-          <w:iCs/>
-        </w:rPr>
-        <w:t xml:space="preserve">T</w:t>
-      </w:r>
-      <w:r>
-        <w:rPr>
-          <w:rFonts w:ascii="Cambria Math" w:eastAsia="SimSun" w:hAnsi="Cambria Math"/>
-          <w:i w:val="false"/>
-          <w:iCs w:val="false"/>
-        </w:rPr>
-        <w:t xml:space="preserve">(</w:t>
-      </w:r>
-      <w:r>
-        <w:rPr>
-          <w:rFonts w:ascii="Cambria Math" w:eastAsia="SimSun" w:hAnsi="Cambria Math"/>
-          <w:i/>
-          <w:iCs/>
-        </w:rPr>
-        <w:t xml:space="preserve">e</w:t>
-      </w:r>
-      <w:r>
-        <w:rPr>
-          <w:rFonts w:ascii="Cambria Math" w:eastAsia="SimSun" w:hAnsi="Cambria Math"/>
-          <w:i w:val="false"/>
-          <w:iCs w:val="false"/>
-        </w:rPr>
-        <w:t xml:space="preserve">)</w:t>
-      </w:r>
-      <w:r>
-        <w:rPr>
-          <w:rFonts w:ascii="Times New Roman" w:cs="Times New Roman" w:eastAsia="SimSun" w:hAnsi="Times New Roman"/>
-        </w:rPr>
-        <w:t xml:space="preserve">，则称 </w:t>
-      </w:r>
-      <w:r>
-        <w:rPr>
-          <w:rFonts w:ascii="Cambria Math" w:eastAsia="SimSun" w:hAnsi="Cambria Math"/>
-          <w:i/>
-          <w:iCs/>
-        </w:rPr>
-        <w:t xml:space="preserve">e</w:t>
-      </w:r>
-      <w:r>
-        <w:rPr>
-          <w:rFonts w:ascii="Times New Roman" w:cs="Times New Roman" w:eastAsia="SimSun" w:hAnsi="Times New Roman"/>
-        </w:rPr>
-        <w:t xml:space="preserve"> 被强互惠；取</w:t>
+          <w:rFonts w:ascii="Cambria Math" w:eastAsia="SimSun" w:hAnsi="Cambria Math"/>
+          <w:i w:val="false"/>
+          <w:iCs w:val="false"/>
+        </w:rPr>
+        <w:t xml:space="preserve">⟩</w:t>
+      </w:r>
+      <w:r>
+        <w:rPr>
+          <w:rFonts w:ascii="Times New Roman" w:cs="Times New Roman" w:eastAsia="SimSun" w:hAnsi="Times New Roman"/>
+        </w:rPr>
+        <w:t xml:space="preserve"> 同样被度序列锁死，无法作为可调参数。可变的是重叠的堆积方式——是让少数超边对深度共享，还是让共享摊薄到大量超边对上。据此定义条件平均</w:t>
       </w:r>
     </w:p>
     <w:p>
@@ -5757,27 +5441,59 @@
           <w:szCs w:val="21"/>
           <w:vertAlign w:val="superscript"/>
         </w:rPr>
-        <w:t xml:space="preserve">⇄</w:t>
-      </w:r>
-      <w:r>
-        <w:rPr>
-          <w:rFonts w:ascii="Cambria Math" w:eastAsia="SimSun" w:hAnsi="Cambria Math"/>
-          <w:i w:val="false"/>
-          <w:iCs w:val="false"/>
-          <w:sz w:val="21"/>
-          <w:szCs w:val="21"/>
-        </w:rPr>
-        <w:t xml:space="preserve">=(|</w:t>
-      </w:r>
-      <w:r>
-        <w:rPr>
-          <w:rFonts w:ascii="Cambria Math" w:eastAsia="SimSun" w:hAnsi="Cambria Math"/>
-          <w:i w:val="false"/>
-          <w:iCs w:val="false"/>
-          <w:sz w:val="21"/>
-          <w:szCs w:val="21"/>
-        </w:rPr>
-        <w:t xml:space="preserve">{</w:t>
+        <w:t xml:space="preserve">ab</w:t>
+      </w:r>
+      <w:r>
+        <w:rPr>
+          <w:rFonts w:ascii="Cambria Math" w:eastAsia="SimSun" w:hAnsi="Cambria Math"/>
+          <w:i w:val="false"/>
+          <w:iCs w:val="false"/>
+          <w:sz w:val="21"/>
+          <w:szCs w:val="21"/>
+          <w:vertAlign w:val="subscript"/>
+        </w:rPr>
+        <w:t xml:space="preserve">σσ'</w:t>
+      </w:r>
+      <w:r>
+        <w:rPr>
+          <w:rFonts w:ascii="Cambria Math" w:eastAsia="SimSun" w:hAnsi="Cambria Math"/>
+          <w:i w:val="false"/>
+          <w:iCs w:val="false"/>
+          <w:sz w:val="21"/>
+          <w:szCs w:val="21"/>
+        </w:rPr>
+        <w:t xml:space="preserve">=⟨  </w:t>
+      </w:r>
+      <w:r>
+        <w:rPr>
+          <w:rFonts w:ascii="Cambria Math" w:eastAsia="SimSun" w:hAnsi="Cambria Math"/>
+          <w:i/>
+          <w:iCs/>
+          <w:sz w:val="21"/>
+          <w:szCs w:val="21"/>
+        </w:rPr>
+        <w:t xml:space="preserve">n</w:t>
+      </w:r>
+      <w:r>
+        <w:rPr>
+          <w:rFonts w:ascii="Cambria Math" w:eastAsia="SimSun" w:hAnsi="Cambria Math"/>
+          <w:i w:val="false"/>
+          <w:iCs w:val="false"/>
+          <w:sz w:val="21"/>
+          <w:szCs w:val="21"/>
+          <w:vertAlign w:val="subscript"/>
+        </w:rPr>
+        <w:t xml:space="preserve">ab</w:t>
+      </w:r>
+      <w:r>
+        <w:rPr>
+          <w:rFonts w:ascii="Cambria Math" w:eastAsia="SimSun" w:hAnsi="Cambria Math"/>
+          <w:i w:val="false"/>
+          <w:iCs w:val="false"/>
+          <w:sz w:val="21"/>
+          <w:szCs w:val="21"/>
+        </w:rPr>
+        <w:t xml:space="preserve">(</w:t>
       </w:r>
       <w:r>
         <w:rPr>
@@ -5797,27 +5513,37 @@
           <w:sz w:val="21"/>
           <w:szCs w:val="21"/>
         </w:rPr>
-        <w:t xml:space="preserve">∈ </w:t>
-      </w:r>
-      <w:r>
-        <w:rPr>
-          <w:rFonts w:ascii="Cambria Math" w:eastAsia="SimSun" w:hAnsi="Cambria Math"/>
-          <w:i/>
-          <w:iCs/>
-          <w:sz w:val="21"/>
-          <w:szCs w:val="21"/>
-        </w:rPr>
-        <w:t xml:space="preserve">E</w:t>
-      </w:r>
-      <w:r>
-        <w:rPr>
-          <w:rFonts w:ascii="Cambria Math" w:eastAsia="SimSun" w:hAnsi="Cambria Math"/>
-          <w:i w:val="false"/>
-          <w:iCs w:val="false"/>
-          <w:sz w:val="21"/>
-          <w:szCs w:val="21"/>
-        </w:rPr>
-        <w:t xml:space="preserve">:</w:t>
+        <w:t xml:space="preserve">,</w:t>
+      </w:r>
+      <w:r>
+        <w:rPr>
+          <w:rFonts w:ascii="Cambria Math" w:eastAsia="SimSun" w:hAnsi="Cambria Math"/>
+          <w:i/>
+          <w:iCs/>
+          <w:sz w:val="21"/>
+          <w:szCs w:val="21"/>
+        </w:rPr>
+        <w:t xml:space="preserve">f</w:t>
+      </w:r>
+      <w:r>
+        <w:rPr>
+          <w:rFonts w:ascii="Cambria Math" w:eastAsia="SimSun" w:hAnsi="Cambria Math"/>
+          <w:i w:val="false"/>
+          <w:iCs w:val="false"/>
+          <w:sz w:val="21"/>
+          <w:szCs w:val="21"/>
+        </w:rPr>
+        <w:t xml:space="preserve">)</w:t>
+      </w:r>
+      <w:r>
+        <w:rPr>
+          <w:rFonts w:ascii="Cambria Math" w:eastAsia="SimSun" w:hAnsi="Cambria Math"/>
+          <w:i w:val="false"/>
+          <w:iCs w:val="false"/>
+          <w:sz w:val="21"/>
+          <w:szCs w:val="21"/>
+        </w:rPr>
+        <w:t xml:space="preserve"> |</w:t>
       </w:r>
       <w:r>
         <w:rPr>
@@ -5837,6 +5563,37 @@
           <w:sz w:val="21"/>
           <w:szCs w:val="21"/>
         </w:rPr>
+        <w:t xml:space="preserve">N</w:t>
+      </w:r>
+      <w:r>
+        <w:rPr>
+          <w:rFonts w:ascii="Cambria Math" w:eastAsia="SimSun" w:hAnsi="Cambria Math"/>
+          <w:i w:val="false"/>
+          <w:iCs w:val="false"/>
+          <w:sz w:val="21"/>
+          <w:szCs w:val="21"/>
+          <w:vertAlign w:val="subscript"/>
+        </w:rPr>
+        <w:t xml:space="preserve">ab</w:t>
+      </w:r>
+      <w:r>
+        <w:rPr>
+          <w:rFonts w:ascii="Cambria Math" w:eastAsia="SimSun" w:hAnsi="Cambria Math"/>
+          <w:i w:val="false"/>
+          <w:iCs w:val="false"/>
+          <w:sz w:val="21"/>
+          <w:szCs w:val="21"/>
+        </w:rPr>
+        <w:t xml:space="preserve">(</w:t>
+      </w:r>
+      <w:r>
+        <w:rPr>
+          <w:rFonts w:ascii="Cambria Math" w:eastAsia="SimSun" w:hAnsi="Cambria Math"/>
+          <w:i/>
+          <w:iCs/>
+          <w:sz w:val="21"/>
+          <w:szCs w:val="21"/>
+        </w:rPr>
         <w:t xml:space="preserve">e</w:t>
       </w:r>
       <w:r>
@@ -5847,47 +5604,87 @@
           <w:sz w:val="21"/>
           <w:szCs w:val="21"/>
         </w:rPr>
-        <w:t xml:space="preserve"> 被强互惠</w:t>
-      </w:r>
-      <w:r>
-        <w:rPr>
-          <w:rFonts w:ascii="Cambria Math" w:eastAsia="SimSun" w:hAnsi="Cambria Math"/>
-          <w:i w:val="false"/>
-          <w:iCs w:val="false"/>
-          <w:sz w:val="21"/>
-          <w:szCs w:val="21"/>
-        </w:rPr>
-        <w:t xml:space="preserve">}</w:t>
-      </w:r>
-      <w:r>
-        <w:rPr>
-          <w:rFonts w:ascii="Cambria Math" w:eastAsia="SimSun" w:hAnsi="Cambria Math"/>
-          <w:i w:val="false"/>
-          <w:iCs w:val="false"/>
-          <w:sz w:val="21"/>
-          <w:szCs w:val="21"/>
-        </w:rPr>
-        <w:t xml:space="preserve">|)/(</w:t>
-      </w:r>
-      <w:r>
-        <w:rPr>
-          <w:rFonts w:ascii="Cambria Math" w:eastAsia="SimSun" w:hAnsi="Cambria Math"/>
-          <w:i/>
-          <w:iCs/>
-          <w:sz w:val="21"/>
-          <w:szCs w:val="21"/>
-        </w:rPr>
-        <w:t xml:space="preserve">M</w:t>
-      </w:r>
-      <w:r>
-        <w:rPr>
-          <w:rFonts w:ascii="Cambria Math" w:eastAsia="SimSun" w:hAnsi="Cambria Math"/>
-          <w:i w:val="false"/>
-          <w:iCs w:val="false"/>
-          <w:sz w:val="21"/>
-          <w:szCs w:val="21"/>
-        </w:rPr>
-        <w:t xml:space="preserve">)</w:t>
+        <w:t xml:space="preserve">,</w:t>
+      </w:r>
+      <w:r>
+        <w:rPr>
+          <w:rFonts w:ascii="Cambria Math" w:eastAsia="SimSun" w:hAnsi="Cambria Math"/>
+          <w:i/>
+          <w:iCs/>
+          <w:sz w:val="21"/>
+          <w:szCs w:val="21"/>
+        </w:rPr>
+        <w:t xml:space="preserve">f</w:t>
+      </w:r>
+      <w:r>
+        <w:rPr>
+          <w:rFonts w:ascii="Cambria Math" w:eastAsia="SimSun" w:hAnsi="Cambria Math"/>
+          <w:i w:val="false"/>
+          <w:iCs w:val="false"/>
+          <w:sz w:val="21"/>
+          <w:szCs w:val="21"/>
+        </w:rPr>
+        <w:t xml:space="preserve">)≥1,</w:t>
+      </w:r>
+      <w:r>
+        <w:rPr>
+          <w:rFonts w:ascii="Cambria Math" w:eastAsia="SimSun" w:hAnsi="Cambria Math"/>
+          <w:i w:val="false"/>
+          <w:iCs w:val="false"/>
+          <w:sz w:val="21"/>
+          <w:szCs w:val="21"/>
+        </w:rPr>
+        <w:t xml:space="preserve"> σ(</w:t>
+      </w:r>
+      <w:r>
+        <w:rPr>
+          <w:rFonts w:ascii="Cambria Math" w:eastAsia="SimSun" w:hAnsi="Cambria Math"/>
+          <w:i/>
+          <w:iCs/>
+          <w:sz w:val="21"/>
+          <w:szCs w:val="21"/>
+        </w:rPr>
+        <w:t xml:space="preserve">e</w:t>
+      </w:r>
+      <w:r>
+        <w:rPr>
+          <w:rFonts w:ascii="Cambria Math" w:eastAsia="SimSun" w:hAnsi="Cambria Math"/>
+          <w:i w:val="false"/>
+          <w:iCs w:val="false"/>
+          <w:sz w:val="21"/>
+          <w:szCs w:val="21"/>
+        </w:rPr>
+        <w:t xml:space="preserve">)=σ,</w:t>
+      </w:r>
+      <w:r>
+        <w:rPr>
+          <w:rFonts w:ascii="Cambria Math" w:eastAsia="SimSun" w:hAnsi="Cambria Math"/>
+          <w:i w:val="false"/>
+          <w:iCs w:val="false"/>
+          <w:sz w:val="21"/>
+          <w:szCs w:val="21"/>
+        </w:rPr>
+        <w:t xml:space="preserve"> σ(</w:t>
+      </w:r>
+      <w:r>
+        <w:rPr>
+          <w:rFonts w:ascii="Cambria Math" w:eastAsia="SimSun" w:hAnsi="Cambria Math"/>
+          <w:i/>
+          <w:iCs/>
+          <w:sz w:val="21"/>
+          <w:szCs w:val="21"/>
+        </w:rPr>
+        <w:t xml:space="preserve">f</w:t>
+      </w:r>
+      <w:r>
+        <w:rPr>
+          <w:rFonts w:ascii="Cambria Math" w:eastAsia="SimSun" w:hAnsi="Cambria Math"/>
+          <w:i w:val="false"/>
+          <w:iCs w:val="false"/>
+          <w:sz w:val="21"/>
+          <w:szCs w:val="21"/>
+        </w:rPr>
+        <w:t xml:space="preserve">)=σ'  ⟩</w:t>
       </w:r>
       <w:r>
         <w:rPr>
@@ -5907,7 +5704,101 @@
         <w:rPr>
           <w:rFonts w:ascii="Times New Roman" w:cs="Times New Roman" w:eastAsia="SimSun" w:hAnsi="Times New Roman"/>
         </w:rPr>
-        <w:t xml:space="preserve">采用这一定义是为了与已有测量口径一致，便于第 VII 节与真实数据的报告值并列。需要注意它与 </w:t>
+        <w:t xml:space="preserve">即在确实发生重叠的超边对上取平均，其中 </w:t>
+      </w:r>
+      <w:r>
+        <w:rPr>
+          <w:rFonts w:ascii="Cambria Math" w:eastAsia="SimSun" w:hAnsi="Cambria Math"/>
+          <w:i w:val="false"/>
+          <w:iCs w:val="false"/>
+        </w:rPr>
+        <w:t xml:space="preserve">σ(</w:t>
+      </w:r>
+      <w:r>
+        <w:rPr>
+          <w:rFonts w:ascii="Cambria Math" w:eastAsia="SimSun" w:hAnsi="Cambria Math"/>
+          <w:i/>
+          <w:iCs/>
+        </w:rPr>
+        <w:t xml:space="preserve">e</w:t>
+      </w:r>
+      <w:r>
+        <w:rPr>
+          <w:rFonts w:ascii="Cambria Math" w:eastAsia="SimSun" w:hAnsi="Cambria Math"/>
+          <w:i w:val="false"/>
+          <w:iCs w:val="false"/>
+        </w:rPr>
+        <w:t xml:space="preserve">)=(|</w:t>
+      </w:r>
+      <w:r>
+        <w:rPr>
+          <w:rFonts w:ascii="Cambria Math" w:eastAsia="SimSun" w:hAnsi="Cambria Math"/>
+          <w:i/>
+          <w:iCs/>
+        </w:rPr>
+        <w:t xml:space="preserve">T</w:t>
+      </w:r>
+      <w:r>
+        <w:rPr>
+          <w:rFonts w:ascii="Cambria Math" w:eastAsia="SimSun" w:hAnsi="Cambria Math"/>
+          <w:i w:val="false"/>
+          <w:iCs w:val="false"/>
+        </w:rPr>
+        <w:t xml:space="preserve">(</w:t>
+      </w:r>
+      <w:r>
+        <w:rPr>
+          <w:rFonts w:ascii="Cambria Math" w:eastAsia="SimSun" w:hAnsi="Cambria Math"/>
+          <w:i/>
+          <w:iCs/>
+        </w:rPr>
+        <w:t xml:space="preserve">e</w:t>
+      </w:r>
+      <w:r>
+        <w:rPr>
+          <w:rFonts w:ascii="Cambria Math" w:eastAsia="SimSun" w:hAnsi="Cambria Math"/>
+          <w:i w:val="false"/>
+          <w:iCs w:val="false"/>
+        </w:rPr>
+        <w:t xml:space="preserve">)|,|</w:t>
+      </w:r>
+      <w:r>
+        <w:rPr>
+          <w:rFonts w:ascii="Cambria Math" w:eastAsia="SimSun" w:hAnsi="Cambria Math"/>
+          <w:i/>
+          <w:iCs/>
+        </w:rPr>
+        <w:t xml:space="preserve">H</w:t>
+      </w:r>
+      <w:r>
+        <w:rPr>
+          <w:rFonts w:ascii="Cambria Math" w:eastAsia="SimSun" w:hAnsi="Cambria Math"/>
+          <w:i w:val="false"/>
+          <w:iCs w:val="false"/>
+        </w:rPr>
+        <w:t xml:space="preserve">(</w:t>
+      </w:r>
+      <w:r>
+        <w:rPr>
+          <w:rFonts w:ascii="Cambria Math" w:eastAsia="SimSun" w:hAnsi="Cambria Math"/>
+          <w:i/>
+          <w:iCs/>
+        </w:rPr>
+        <w:t xml:space="preserve">e</w:t>
+      </w:r>
+      <w:r>
+        <w:rPr>
+          <w:rFonts w:ascii="Cambria Math" w:eastAsia="SimSun" w:hAnsi="Cambria Math"/>
+          <w:i w:val="false"/>
+          <w:iCs w:val="false"/>
+        </w:rPr>
+        <w:t xml:space="preserve">)|)</w:t>
+      </w:r>
+      <w:r>
+        <w:rPr>
+          <w:rFonts w:ascii="Times New Roman" w:cs="Times New Roman" w:eastAsia="SimSun" w:hAnsi="Times New Roman"/>
+        </w:rPr>
+        <w:t xml:space="preserve"> 为超边的阶；该通道无重叠时 </w:t>
       </w:r>
       <w:r>
         <w:rPr>
@@ -5930,24 +5821,163 @@
         <w:rPr>
           <w:rFonts w:ascii="Times New Roman" w:cs="Times New Roman" w:eastAsia="SimSun" w:hAnsi="Times New Roman"/>
         </w:rPr>
-        <w:t xml:space="preserve"> 不同类：退化关系 (10) 对它不成立，它也不进入第 IV 节转移算子的权重。</w:t>
-      </w:r>
-    </w:p>
-    <w:p>
-      <w:pPr>
-        <w:pStyle w:val="Heading2"/>
-        <w:spacing w:after="160" w:before="300"/>
-      </w:pPr>
-      <w:r>
-        <w:rPr>
-          <w:rFonts w:ascii="Times New Roman" w:cs="Times New Roman" w:eastAsia="SimSun" w:hAnsi="Times New Roman"/>
-          <w:b/>
-          <w:bCs/>
-          <w:color w:val="1A1A1A"/>
-          <w:sz w:val="26"/>
-          <w:szCs w:val="26"/>
-        </w:rPr>
-        <w:t xml:space="preserve">D. 方向翻转与宇称</w:t>
+        <w:t xml:space="preserve"> 不定义。记 </w:t>
+      </w:r>
+      <w:r>
+        <w:rPr>
+          <w:rFonts w:ascii="Cambria Math" w:eastAsia="SimSun" w:hAnsi="Cambria Math"/>
+          <w:i/>
+          <w:iCs/>
+        </w:rPr>
+        <w:t xml:space="preserve">m</w:t>
+      </w:r>
+      <w:r>
+        <w:rPr>
+          <w:rFonts w:ascii="Cambria Math" w:eastAsia="SimSun" w:hAnsi="Cambria Math"/>
+          <w:i w:val="false"/>
+          <w:iCs w:val="false"/>
+          <w:vertAlign w:val="subscript"/>
+        </w:rPr>
+        <w:t xml:space="preserve">ab</w:t>
+      </w:r>
+      <w:r>
+        <w:rPr>
+          <w:rFonts w:ascii="Times New Roman" w:cs="Times New Roman" w:eastAsia="SimSun" w:hAnsi="Times New Roman"/>
+        </w:rPr>
+        <w:t xml:space="preserve"> 为该通道中发生重叠的超边对数，则 </w:t>
+      </w:r>
+      <w:r>
+        <w:rPr>
+          <w:rFonts w:ascii="Cambria Math" w:eastAsia="SimSun" w:hAnsi="Cambria Math"/>
+          <w:i w:val="false"/>
+          <w:iCs w:val="false"/>
+        </w:rPr>
+        <w:t xml:space="preserve">α</w:t>
+      </w:r>
+      <w:r>
+        <w:rPr>
+          <w:rFonts w:ascii="Cambria Math" w:eastAsia="SimSun" w:hAnsi="Cambria Math"/>
+          <w:i w:val="false"/>
+          <w:iCs w:val="false"/>
+          <w:vertAlign w:val="superscript"/>
+        </w:rPr>
+        <w:t xml:space="preserve">ab</w:t>
+      </w:r>
+      <w:r>
+        <w:rPr>
+          <w:rFonts w:ascii="Cambria Math" w:eastAsia="SimSun" w:hAnsi="Cambria Math"/>
+          <w:i w:val="false"/>
+          <w:iCs w:val="false"/>
+        </w:rPr>
+        <w:t xml:space="preserve">=</w:t>
+      </w:r>
+      <w:r>
+        <w:rPr>
+          <w:rFonts w:ascii="Cambria Math" w:eastAsia="SimSun" w:hAnsi="Cambria Math"/>
+          <w:i/>
+          <w:iCs/>
+        </w:rPr>
+        <w:t xml:space="preserve">C</w:t>
+      </w:r>
+      <w:r>
+        <w:rPr>
+          <w:rFonts w:ascii="Cambria Math" w:eastAsia="SimSun" w:hAnsi="Cambria Math"/>
+          <w:i w:val="false"/>
+          <w:iCs w:val="false"/>
+          <w:vertAlign w:val="subscript"/>
+        </w:rPr>
+        <w:t xml:space="preserve">ab</w:t>
+      </w:r>
+      <w:r>
+        <w:rPr>
+          <w:rFonts w:ascii="Cambria Math" w:eastAsia="SimSun" w:hAnsi="Cambria Math"/>
+          <w:i w:val="false"/>
+          <w:iCs w:val="false"/>
+        </w:rPr>
+        <w:t xml:space="preserve">/</w:t>
+      </w:r>
+      <w:r>
+        <w:rPr>
+          <w:rFonts w:ascii="Cambria Math" w:eastAsia="SimSun" w:hAnsi="Cambria Math"/>
+          <w:i/>
+          <w:iCs/>
+        </w:rPr>
+        <w:t xml:space="preserve">m</w:t>
+      </w:r>
+      <w:r>
+        <w:rPr>
+          <w:rFonts w:ascii="Cambria Math" w:eastAsia="SimSun" w:hAnsi="Cambria Math"/>
+          <w:i w:val="false"/>
+          <w:iCs w:val="false"/>
+          <w:vertAlign w:val="subscript"/>
+        </w:rPr>
+        <w:t xml:space="preserve">ab</w:t>
+      </w:r>
+      <w:r>
+        <w:rPr>
+          <w:rFonts w:ascii="Times New Roman" w:cs="Times New Roman" w:eastAsia="SimSun" w:hAnsi="Times New Roman"/>
+        </w:rPr>
+        <w:t xml:space="preserve">，常数 </w:t>
+      </w:r>
+      <w:r>
+        <w:rPr>
+          <w:rFonts w:ascii="Cambria Math" w:eastAsia="SimSun" w:hAnsi="Cambria Math"/>
+          <w:i/>
+          <w:iCs/>
+        </w:rPr>
+        <w:t xml:space="preserve">C</w:t>
+      </w:r>
+      <w:r>
+        <w:rPr>
+          <w:rFonts w:ascii="Cambria Math" w:eastAsia="SimSun" w:hAnsi="Cambria Math"/>
+          <w:i w:val="false"/>
+          <w:iCs w:val="false"/>
+          <w:vertAlign w:val="subscript"/>
+        </w:rPr>
+        <w:t xml:space="preserve">ab</w:t>
+      </w:r>
+      <w:r>
+        <w:rPr>
+          <w:rFonts w:ascii="Times New Roman" w:cs="Times New Roman" w:eastAsia="SimSun" w:hAnsi="Times New Roman"/>
+        </w:rPr>
+        <w:t xml:space="preserve"> 仅由度序列决定。因此调节 </w:t>
+      </w:r>
+      <w:r>
+        <w:rPr>
+          <w:rFonts w:ascii="Cambria Math" w:eastAsia="SimSun" w:hAnsi="Cambria Math"/>
+          <w:i w:val="false"/>
+          <w:iCs w:val="false"/>
+        </w:rPr>
+        <w:t xml:space="preserve">α</w:t>
+      </w:r>
+      <w:r>
+        <w:rPr>
+          <w:rFonts w:ascii="Times New Roman" w:cs="Times New Roman" w:eastAsia="SimSun" w:hAnsi="Times New Roman"/>
+        </w:rPr>
+        <w:t xml:space="preserve"> 等价于调节 </w:t>
+      </w:r>
+      <w:r>
+        <w:rPr>
+          <w:rFonts w:ascii="Cambria Math" w:eastAsia="SimSun" w:hAnsi="Cambria Math"/>
+          <w:i/>
+          <w:iCs/>
+        </w:rPr>
+        <w:t xml:space="preserve">m</w:t>
+      </w:r>
+      <w:r>
+        <w:rPr>
+          <w:rFonts w:ascii="Cambria Math" w:eastAsia="SimSun" w:hAnsi="Cambria Math"/>
+          <w:i w:val="false"/>
+          <w:iCs w:val="false"/>
+          <w:vertAlign w:val="subscript"/>
+        </w:rPr>
+        <w:t xml:space="preserve">ab</w:t>
+      </w:r>
+      <w:r>
+        <w:rPr>
+          <w:rFonts w:ascii="Times New Roman" w:cs="Times New Roman" w:eastAsia="SimSun" w:hAnsi="Times New Roman"/>
+        </w:rPr>
+        <w:t xml:space="preserve">，这决定了第 V 节重连算法的实现方式。</w:t>
       </w:r>
     </w:p>
     <w:p>
@@ -5959,21 +5989,146 @@
         <w:rPr>
           <w:rFonts w:ascii="Times New Roman" w:cs="Times New Roman" w:eastAsia="SimSun" w:hAnsi="Times New Roman"/>
         </w:rPr>
-        <w:t xml:space="preserve">定义全局方向翻转 </w:t>
-      </w:r>
-      <w:r>
-        <w:rPr>
-          <w:rFonts w:ascii="Cambria Math" w:eastAsia="SimSun" w:hAnsi="Cambria Math"/>
-          <w:i/>
-          <w:iCs/>
-        </w:rPr>
-        <w:t xml:space="preserve">R</w:t>
-      </w:r>
-      <w:r>
-        <w:rPr>
-          <w:rFonts w:ascii="Times New Roman" w:cs="Times New Roman" w:eastAsia="SimSun" w:hAnsi="Times New Roman"/>
-        </w:rPr>
-        <w:t xml:space="preserve"> 为对所有超边交换尾集与头集，</w:t>
+        <w:t xml:space="preserve">式 (14) 中阶指标取对角块（</w:t>
+      </w:r>
+      <w:r>
+        <w:rPr>
+          <w:rFonts w:ascii="Cambria Math" w:eastAsia="SimSun" w:hAnsi="Cambria Math"/>
+          <w:i w:val="false"/>
+          <w:iCs w:val="false"/>
+        </w:rPr>
+        <w:t xml:space="preserve">σ=σ'</w:t>
+      </w:r>
+      <w:r>
+        <w:rPr>
+          <w:rFonts w:ascii="Times New Roman" w:cs="Times New Roman" w:eastAsia="SimSun" w:hAnsi="Times New Roman"/>
+        </w:rPr>
+        <w:t xml:space="preserve">）即阶内重叠、取非对角块即阶间重叠，与无向情形下超边重叠矩阵的对角/非对角划分一致 [6]；本文只是在其每个矩阵元上再展开出四个方向通道。同质阶数下阶指标退化，以下略去并简记为 </w:t>
+      </w:r>
+      <w:r>
+        <w:rPr>
+          <w:rFonts w:ascii="Cambria Math" w:eastAsia="SimSun" w:hAnsi="Cambria Math"/>
+          <w:i w:val="false"/>
+          <w:iCs w:val="false"/>
+        </w:rPr>
+        <w:t xml:space="preserve">α</w:t>
+      </w:r>
+      <w:r>
+        <w:rPr>
+          <w:rFonts w:ascii="Cambria Math" w:eastAsia="SimSun" w:hAnsi="Cambria Math"/>
+          <w:i w:val="false"/>
+          <w:iCs w:val="false"/>
+          <w:vertAlign w:val="superscript"/>
+        </w:rPr>
+        <w:t xml:space="preserve">ab</w:t>
+      </w:r>
+      <w:r>
+        <w:rPr>
+          <w:rFonts w:ascii="Times New Roman" w:cs="Times New Roman" w:eastAsia="SimSun" w:hAnsi="Times New Roman"/>
+        </w:rPr>
+        <w:t xml:space="preserve">；第 VII 节的真实数据阶数异质，届时阶指标重新生效。</w:t>
+      </w:r>
+    </w:p>
+    <w:p>
+      <w:pPr>
+        <w:spacing w:after="120" w:before="120" w:line="320"/>
+        <w:jc w:val="both"/>
+      </w:pPr>
+      <w:r>
+        <w:rPr>
+          <w:rFonts w:ascii="Times New Roman" w:cs="Times New Roman" w:eastAsia="SimSun" w:hAnsi="Times New Roman"/>
+        </w:rPr>
+        <w:t xml:space="preserve">互惠方向不由上述张量刻画。两条超边是否互相指回，取决于一组超边能否共同完成反向覆盖，这是超边级而非超边对级的判据。本文直接采用已有的强互惠定义 [7]：若存在一组超边，其尾集之并覆盖 </w:t>
+      </w:r>
+      <w:r>
+        <w:rPr>
+          <w:rFonts w:ascii="Cambria Math" w:eastAsia="SimSun" w:hAnsi="Cambria Math"/>
+          <w:i/>
+          <w:iCs/>
+        </w:rPr>
+        <w:t xml:space="preserve">H</w:t>
+      </w:r>
+      <w:r>
+        <w:rPr>
+          <w:rFonts w:ascii="Cambria Math" w:eastAsia="SimSun" w:hAnsi="Cambria Math"/>
+          <w:i w:val="false"/>
+          <w:iCs w:val="false"/>
+        </w:rPr>
+        <w:t xml:space="preserve">(</w:t>
+      </w:r>
+      <w:r>
+        <w:rPr>
+          <w:rFonts w:ascii="Cambria Math" w:eastAsia="SimSun" w:hAnsi="Cambria Math"/>
+          <w:i/>
+          <w:iCs/>
+        </w:rPr>
+        <w:t xml:space="preserve">e</w:t>
+      </w:r>
+      <w:r>
+        <w:rPr>
+          <w:rFonts w:ascii="Cambria Math" w:eastAsia="SimSun" w:hAnsi="Cambria Math"/>
+          <w:i w:val="false"/>
+          <w:iCs w:val="false"/>
+        </w:rPr>
+        <w:t xml:space="preserve">)</w:t>
+      </w:r>
+      <w:r>
+        <w:rPr>
+          <w:rFonts w:ascii="Times New Roman" w:cs="Times New Roman" w:eastAsia="SimSun" w:hAnsi="Times New Roman"/>
+        </w:rPr>
+        <w:t xml:space="preserve"> 且头集之并覆盖 </w:t>
+      </w:r>
+      <w:r>
+        <w:rPr>
+          <w:rFonts w:ascii="Cambria Math" w:eastAsia="SimSun" w:hAnsi="Cambria Math"/>
+          <w:i/>
+          <w:iCs/>
+        </w:rPr>
+        <w:t xml:space="preserve">T</w:t>
+      </w:r>
+      <w:r>
+        <w:rPr>
+          <w:rFonts w:ascii="Cambria Math" w:eastAsia="SimSun" w:hAnsi="Cambria Math"/>
+          <w:i w:val="false"/>
+          <w:iCs w:val="false"/>
+        </w:rPr>
+        <w:t xml:space="preserve">(</w:t>
+      </w:r>
+      <w:r>
+        <w:rPr>
+          <w:rFonts w:ascii="Cambria Math" w:eastAsia="SimSun" w:hAnsi="Cambria Math"/>
+          <w:i/>
+          <w:iCs/>
+        </w:rPr>
+        <w:t xml:space="preserve">e</w:t>
+      </w:r>
+      <w:r>
+        <w:rPr>
+          <w:rFonts w:ascii="Cambria Math" w:eastAsia="SimSun" w:hAnsi="Cambria Math"/>
+          <w:i w:val="false"/>
+          <w:iCs w:val="false"/>
+        </w:rPr>
+        <w:t xml:space="preserve">)</w:t>
+      </w:r>
+      <w:r>
+        <w:rPr>
+          <w:rFonts w:ascii="Times New Roman" w:cs="Times New Roman" w:eastAsia="SimSun" w:hAnsi="Times New Roman"/>
+        </w:rPr>
+        <w:t xml:space="preserve">，则称 </w:t>
+      </w:r>
+      <w:r>
+        <w:rPr>
+          <w:rFonts w:ascii="Cambria Math" w:eastAsia="SimSun" w:hAnsi="Cambria Math"/>
+          <w:i/>
+          <w:iCs/>
+        </w:rPr>
+        <w:t xml:space="preserve">e</w:t>
+      </w:r>
+      <w:r>
+        <w:rPr>
+          <w:rFonts w:ascii="Times New Roman" w:cs="Times New Roman" w:eastAsia="SimSun" w:hAnsi="Times New Roman"/>
+        </w:rPr>
+        <w:t xml:space="preserve"> 被强互惠；取</w:t>
       </w:r>
     </w:p>
     <w:p>
@@ -5994,12 +6149,73 @@
       <w:r>
         <w:rPr>
           <w:rFonts w:ascii="Cambria Math" w:eastAsia="SimSun" w:hAnsi="Cambria Math"/>
-          <w:i/>
-          <w:iCs/>
-          <w:sz w:val="21"/>
-          <w:szCs w:val="21"/>
-        </w:rPr>
-        <w:t xml:space="preserve">R</w:t>
+          <w:i w:val="false"/>
+          <w:iCs w:val="false"/>
+          <w:sz w:val="21"/>
+          <w:szCs w:val="21"/>
+        </w:rPr>
+        <w:t xml:space="preserve">α</w:t>
+      </w:r>
+      <w:r>
+        <w:rPr>
+          <w:rFonts w:ascii="Cambria Math" w:eastAsia="SimSun" w:hAnsi="Cambria Math"/>
+          <w:i w:val="false"/>
+          <w:iCs w:val="false"/>
+          <w:sz w:val="21"/>
+          <w:szCs w:val="21"/>
+          <w:vertAlign w:val="superscript"/>
+        </w:rPr>
+        <w:t xml:space="preserve">⇄</w:t>
+      </w:r>
+      <w:r>
+        <w:rPr>
+          <w:rFonts w:ascii="Cambria Math" w:eastAsia="SimSun" w:hAnsi="Cambria Math"/>
+          <w:i w:val="false"/>
+          <w:iCs w:val="false"/>
+          <w:sz w:val="21"/>
+          <w:szCs w:val="21"/>
+        </w:rPr>
+        <w:t xml:space="preserve">=(|</w:t>
+      </w:r>
+      <w:r>
+        <w:rPr>
+          <w:rFonts w:ascii="Cambria Math" w:eastAsia="SimSun" w:hAnsi="Cambria Math"/>
+          <w:i w:val="false"/>
+          <w:iCs w:val="false"/>
+          <w:sz w:val="21"/>
+          <w:szCs w:val="21"/>
+        </w:rPr>
+        <w:t xml:space="preserve">{</w:t>
+      </w:r>
+      <w:r>
+        <w:rPr>
+          <w:rFonts w:ascii="Cambria Math" w:eastAsia="SimSun" w:hAnsi="Cambria Math"/>
+          <w:i/>
+          <w:iCs/>
+          <w:sz w:val="21"/>
+          <w:szCs w:val="21"/>
+        </w:rPr>
+        <w:t xml:space="preserve">e</w:t>
+      </w:r>
+      <w:r>
+        <w:rPr>
+          <w:rFonts w:ascii="Cambria Math" w:eastAsia="SimSun" w:hAnsi="Cambria Math"/>
+          <w:i w:val="false"/>
+          <w:iCs w:val="false"/>
+          <w:sz w:val="21"/>
+          <w:szCs w:val="21"/>
+        </w:rPr>
+        <w:t xml:space="preserve">∈ </w:t>
+      </w:r>
+      <w:r>
+        <w:rPr>
+          <w:rFonts w:ascii="Cambria Math" w:eastAsia="SimSun" w:hAnsi="Cambria Math"/>
+          <w:i/>
+          <w:iCs/>
+          <w:sz w:val="21"/>
+          <w:szCs w:val="21"/>
+        </w:rPr>
+        <w:t xml:space="preserve">E</w:t>
       </w:r>
       <w:r>
         <w:rPr>
@@ -6039,187 +6255,47 @@
           <w:sz w:val="21"/>
           <w:szCs w:val="21"/>
         </w:rPr>
-        <w:t xml:space="preserve">=(</w:t>
-      </w:r>
-      <w:r>
-        <w:rPr>
-          <w:rFonts w:ascii="Cambria Math" w:eastAsia="SimSun" w:hAnsi="Cambria Math"/>
-          <w:i/>
-          <w:iCs/>
-          <w:sz w:val="21"/>
-          <w:szCs w:val="21"/>
-        </w:rPr>
-        <w:t xml:space="preserve">T</w:t>
-      </w:r>
-      <w:r>
-        <w:rPr>
-          <w:rFonts w:ascii="Cambria Math" w:eastAsia="SimSun" w:hAnsi="Cambria Math"/>
-          <w:i w:val="false"/>
-          <w:iCs w:val="false"/>
-          <w:sz w:val="21"/>
-          <w:szCs w:val="21"/>
-        </w:rPr>
-        <w:t xml:space="preserve">(</w:t>
-      </w:r>
-      <w:r>
-        <w:rPr>
-          <w:rFonts w:ascii="Cambria Math" w:eastAsia="SimSun" w:hAnsi="Cambria Math"/>
-          <w:i/>
-          <w:iCs/>
-          <w:sz w:val="21"/>
-          <w:szCs w:val="21"/>
-        </w:rPr>
-        <w:t xml:space="preserve">e</w:t>
-      </w:r>
-      <w:r>
-        <w:rPr>
-          <w:rFonts w:ascii="Cambria Math" w:eastAsia="SimSun" w:hAnsi="Cambria Math"/>
-          <w:i w:val="false"/>
-          <w:iCs w:val="false"/>
-          <w:sz w:val="21"/>
-          <w:szCs w:val="21"/>
-        </w:rPr>
-        <w:t xml:space="preserve">),</w:t>
-      </w:r>
-      <w:r>
-        <w:rPr>
-          <w:rFonts w:ascii="Cambria Math" w:eastAsia="SimSun" w:hAnsi="Cambria Math"/>
-          <w:i/>
-          <w:iCs/>
-          <w:sz w:val="21"/>
-          <w:szCs w:val="21"/>
-        </w:rPr>
-        <w:t xml:space="preserve">H</w:t>
-      </w:r>
-      <w:r>
-        <w:rPr>
-          <w:rFonts w:ascii="Cambria Math" w:eastAsia="SimSun" w:hAnsi="Cambria Math"/>
-          <w:i w:val="false"/>
-          <w:iCs w:val="false"/>
-          <w:sz w:val="21"/>
-          <w:szCs w:val="21"/>
-        </w:rPr>
-        <w:t xml:space="preserve">(</w:t>
-      </w:r>
-      <w:r>
-        <w:rPr>
-          <w:rFonts w:ascii="Cambria Math" w:eastAsia="SimSun" w:hAnsi="Cambria Math"/>
-          <w:i/>
-          <w:iCs/>
-          <w:sz w:val="21"/>
-          <w:szCs w:val="21"/>
-        </w:rPr>
-        <w:t xml:space="preserve">e</w:t>
-      </w:r>
-      <w:r>
-        <w:rPr>
-          <w:rFonts w:ascii="Cambria Math" w:eastAsia="SimSun" w:hAnsi="Cambria Math"/>
-          <w:i w:val="false"/>
-          <w:iCs w:val="false"/>
-          <w:sz w:val="21"/>
-          <w:szCs w:val="21"/>
-        </w:rPr>
-        <w:t xml:space="preserve">))</w:t>
-      </w:r>
-      <w:r>
-        <w:rPr>
-          <w:rFonts w:ascii="Cambria Math" w:eastAsia="SimSun" w:hAnsi="Cambria Math"/>
-          <w:i w:val="false"/>
-          <w:iCs w:val="false"/>
-          <w:sz w:val="21"/>
-          <w:szCs w:val="21"/>
-        </w:rPr>
-        <w:t xml:space="preserve"> ⟼</w:t>
-      </w:r>
-      <w:r>
-        <w:rPr>
-          <w:rFonts w:ascii="Cambria Math" w:eastAsia="SimSun" w:hAnsi="Cambria Math"/>
-          <w:i w:val="false"/>
-          <w:iCs w:val="false"/>
-          <w:sz w:val="21"/>
-          <w:szCs w:val="21"/>
-        </w:rPr>
-        <w:t xml:space="preserve"> (</w:t>
-      </w:r>
-      <w:r>
-        <w:rPr>
-          <w:rFonts w:ascii="Cambria Math" w:eastAsia="SimSun" w:hAnsi="Cambria Math"/>
-          <w:i/>
-          <w:iCs/>
-          <w:sz w:val="21"/>
-          <w:szCs w:val="21"/>
-        </w:rPr>
-        <w:t xml:space="preserve">H</w:t>
-      </w:r>
-      <w:r>
-        <w:rPr>
-          <w:rFonts w:ascii="Cambria Math" w:eastAsia="SimSun" w:hAnsi="Cambria Math"/>
-          <w:i w:val="false"/>
-          <w:iCs w:val="false"/>
-          <w:sz w:val="21"/>
-          <w:szCs w:val="21"/>
-        </w:rPr>
-        <w:t xml:space="preserve">(</w:t>
-      </w:r>
-      <w:r>
-        <w:rPr>
-          <w:rFonts w:ascii="Cambria Math" w:eastAsia="SimSun" w:hAnsi="Cambria Math"/>
-          <w:i/>
-          <w:iCs/>
-          <w:sz w:val="21"/>
-          <w:szCs w:val="21"/>
-        </w:rPr>
-        <w:t xml:space="preserve">e</w:t>
-      </w:r>
-      <w:r>
-        <w:rPr>
-          <w:rFonts w:ascii="Cambria Math" w:eastAsia="SimSun" w:hAnsi="Cambria Math"/>
-          <w:i w:val="false"/>
-          <w:iCs w:val="false"/>
-          <w:sz w:val="21"/>
-          <w:szCs w:val="21"/>
-        </w:rPr>
-        <w:t xml:space="preserve">),</w:t>
-      </w:r>
-      <w:r>
-        <w:rPr>
-          <w:rFonts w:ascii="Cambria Math" w:eastAsia="SimSun" w:hAnsi="Cambria Math"/>
-          <w:i/>
-          <w:iCs/>
-          <w:sz w:val="21"/>
-          <w:szCs w:val="21"/>
-        </w:rPr>
-        <w:t xml:space="preserve">T</w:t>
-      </w:r>
-      <w:r>
-        <w:rPr>
-          <w:rFonts w:ascii="Cambria Math" w:eastAsia="SimSun" w:hAnsi="Cambria Math"/>
-          <w:i w:val="false"/>
-          <w:iCs w:val="false"/>
-          <w:sz w:val="21"/>
-          <w:szCs w:val="21"/>
-        </w:rPr>
-        <w:t xml:space="preserve">(</w:t>
-      </w:r>
-      <w:r>
-        <w:rPr>
-          <w:rFonts w:ascii="Cambria Math" w:eastAsia="SimSun" w:hAnsi="Cambria Math"/>
-          <w:i/>
-          <w:iCs/>
-          <w:sz w:val="21"/>
-          <w:szCs w:val="21"/>
-        </w:rPr>
-        <w:t xml:space="preserve">e</w:t>
-      </w:r>
-      <w:r>
-        <w:rPr>
-          <w:rFonts w:ascii="Cambria Math" w:eastAsia="SimSun" w:hAnsi="Cambria Math"/>
-          <w:i w:val="false"/>
-          <w:iCs w:val="false"/>
-          <w:sz w:val="21"/>
-          <w:szCs w:val="21"/>
-        </w:rPr>
-        <w:t xml:space="preserve">))</w:t>
+        <w:t xml:space="preserve"> 被强互惠</w:t>
+      </w:r>
+      <w:r>
+        <w:rPr>
+          <w:rFonts w:ascii="Cambria Math" w:eastAsia="SimSun" w:hAnsi="Cambria Math"/>
+          <w:i w:val="false"/>
+          <w:iCs w:val="false"/>
+          <w:sz w:val="21"/>
+          <w:szCs w:val="21"/>
+        </w:rPr>
+        <w:t xml:space="preserve">}</w:t>
+      </w:r>
+      <w:r>
+        <w:rPr>
+          <w:rFonts w:ascii="Cambria Math" w:eastAsia="SimSun" w:hAnsi="Cambria Math"/>
+          <w:i w:val="false"/>
+          <w:iCs w:val="false"/>
+          <w:sz w:val="21"/>
+          <w:szCs w:val="21"/>
+        </w:rPr>
+        <w:t xml:space="preserve">|)/(</w:t>
+      </w:r>
+      <w:r>
+        <w:rPr>
+          <w:rFonts w:ascii="Cambria Math" w:eastAsia="SimSun" w:hAnsi="Cambria Math"/>
+          <w:i/>
+          <w:iCs/>
+          <w:sz w:val="21"/>
+          <w:szCs w:val="21"/>
+        </w:rPr>
+        <w:t xml:space="preserve">M</w:t>
+      </w:r>
+      <w:r>
+        <w:rPr>
+          <w:rFonts w:ascii="Cambria Math" w:eastAsia="SimSun" w:hAnsi="Cambria Math"/>
+          <w:i w:val="false"/>
+          <w:iCs w:val="false"/>
+          <w:sz w:val="21"/>
+          <w:szCs w:val="21"/>
+        </w:rPr>
+        <w:t xml:space="preserve">)</w:t>
       </w:r>
       <w:r>
         <w:rPr>
@@ -6237,6 +6313,64 @@
       </w:pPr>
       <w:r>
         <w:rPr>
+          <w:rFonts w:ascii="Times New Roman" w:cs="Times New Roman" w:eastAsia="SimSun" w:hAnsi="Times New Roman"/>
+        </w:rPr>
+        <w:t xml:space="preserve">采用这一定义是为了与已有测量口径一致，便于第 VII 节与真实数据的报告值并列。需要注意它与 </w:t>
+      </w:r>
+      <w:r>
+        <w:rPr>
+          <w:rFonts w:ascii="Cambria Math" w:eastAsia="SimSun" w:hAnsi="Cambria Math"/>
+          <w:i w:val="false"/>
+          <w:iCs w:val="false"/>
+        </w:rPr>
+        <w:t xml:space="preserve">α</w:t>
+      </w:r>
+      <w:r>
+        <w:rPr>
+          <w:rFonts w:ascii="Cambria Math" w:eastAsia="SimSun" w:hAnsi="Cambria Math"/>
+          <w:i w:val="false"/>
+          <w:iCs w:val="false"/>
+          <w:vertAlign w:val="superscript"/>
+        </w:rPr>
+        <w:t xml:space="preserve">ab</w:t>
+      </w:r>
+      <w:r>
+        <w:rPr>
+          <w:rFonts w:ascii="Times New Roman" w:cs="Times New Roman" w:eastAsia="SimSun" w:hAnsi="Times New Roman"/>
+        </w:rPr>
+        <w:t xml:space="preserve"> 不同类：退化关系 (11) 对它不成立，它也不进入第 IV 节转移算子的权重。</w:t>
+      </w:r>
+    </w:p>
+    <w:p>
+      <w:pPr>
+        <w:pStyle w:val="Heading2"/>
+        <w:spacing w:after="160" w:before="300"/>
+      </w:pPr>
+      <w:r>
+        <w:rPr>
+          <w:rFonts w:ascii="Times New Roman" w:cs="Times New Roman" w:eastAsia="SimSun" w:hAnsi="Times New Roman"/>
+          <w:b/>
+          <w:bCs/>
+          <w:color w:val="1A1A1A"/>
+          <w:sz w:val="26"/>
+          <w:szCs w:val="26"/>
+        </w:rPr>
+        <w:t xml:space="preserve">D. 方向翻转与宇称</w:t>
+      </w:r>
+    </w:p>
+    <w:p>
+      <w:pPr>
+        <w:spacing w:after="120" w:before="120" w:line="320"/>
+        <w:jc w:val="both"/>
+      </w:pPr>
+      <w:r>
+        <w:rPr>
+          <w:rFonts w:ascii="Times New Roman" w:cs="Times New Roman" w:eastAsia="SimSun" w:hAnsi="Times New Roman"/>
+        </w:rPr>
+        <w:t xml:space="preserve">定义全局方向翻转 </w:t>
+      </w:r>
+      <w:r>
+        <w:rPr>
           <w:rFonts w:ascii="Cambria Math" w:eastAsia="SimSun" w:hAnsi="Cambria Math"/>
           <w:i/>
           <w:iCs/>
@@ -6247,74 +6381,7 @@
         <w:rPr>
           <w:rFonts w:ascii="Times New Roman" w:cs="Times New Roman" w:eastAsia="SimSun" w:hAnsi="Times New Roman"/>
         </w:rPr>
-        <w:t xml:space="preserve"> 是有向超图空间上的对合（</w:t>
-      </w:r>
-      <w:r>
-        <w:rPr>
-          <w:rFonts w:ascii="Cambria Math" w:eastAsia="SimSun" w:hAnsi="Cambria Math"/>
-          <w:i/>
-          <w:iCs/>
-        </w:rPr>
-        <w:t xml:space="preserve">R</w:t>
-      </w:r>
-      <w:r>
-        <w:rPr>
-          <w:rFonts w:ascii="Cambria Math" w:eastAsia="SimSun" w:hAnsi="Cambria Math"/>
-          <w:i w:val="false"/>
-          <w:iCs w:val="false"/>
-          <w:vertAlign w:val="superscript"/>
-        </w:rPr>
-        <w:t xml:space="preserve">2</w:t>
-      </w:r>
-      <w:r>
-        <w:rPr>
-          <w:rFonts w:ascii="Cambria Math" w:eastAsia="SimSun" w:hAnsi="Cambria Math"/>
-          <w:i w:val="false"/>
-          <w:iCs w:val="false"/>
-        </w:rPr>
-        <w:t xml:space="preserve">=</w:t>
-      </w:r>
-      <w:r>
-        <w:rPr>
-          <w:rFonts w:ascii="Cambria Math" w:eastAsia="SimSun" w:hAnsi="Cambria Math"/>
-          <w:i/>
-          <w:iCs/>
-        </w:rPr>
-        <w:t xml:space="preserve">id</w:t>
-      </w:r>
-      <w:r>
-        <w:rPr>
-          <w:rFonts w:ascii="Times New Roman" w:cs="Times New Roman" w:eastAsia="SimSun" w:hAnsi="Times New Roman"/>
-        </w:rPr>
-        <w:t xml:space="preserve">）。它把每个节点的入度与出度互换，把 </w:t>
-      </w:r>
-      <w:r>
-        <w:rPr>
-          <w:rFonts w:ascii="Cambria Math" w:eastAsia="SimSun" w:hAnsi="Cambria Math"/>
-          <w:i w:val="false"/>
-          <w:iCs w:val="false"/>
-        </w:rPr>
-        <w:t xml:space="preserve">τ</w:t>
-      </w:r>
-      <w:r>
-        <w:rPr>
-          <w:rFonts w:ascii="Times New Roman" w:cs="Times New Roman" w:eastAsia="SimSun" w:hAnsi="Times New Roman"/>
-        </w:rPr>
-        <w:t xml:space="preserve"> 与 </w:t>
-      </w:r>
-      <w:r>
-        <w:rPr>
-          <w:rFonts w:ascii="Cambria Math" w:eastAsia="SimSun" w:hAnsi="Cambria Math"/>
-          <w:i w:val="false"/>
-          <w:iCs w:val="false"/>
-        </w:rPr>
-        <w:t xml:space="preserve">η</w:t>
-      </w:r>
-      <w:r>
-        <w:rPr>
-          <w:rFonts w:ascii="Times New Roman" w:cs="Times New Roman" w:eastAsia="SimSun" w:hAnsi="Times New Roman"/>
-        </w:rPr>
-        <w:t xml:space="preserve"> 互换，并在四个重叠通道上作用为</w:t>
+        <w:t xml:space="preserve"> 为对所有超边交换尾集与头集，</w:t>
       </w:r>
     </w:p>
     <w:p>
@@ -6350,81 +6417,217 @@
           <w:sz w:val="21"/>
           <w:szCs w:val="21"/>
         </w:rPr>
-        <w:t xml:space="preserve">:  α</w:t>
-      </w:r>
-      <w:r>
-        <w:rPr>
-          <w:rFonts w:ascii="Cambria Math" w:eastAsia="SimSun" w:hAnsi="Cambria Math"/>
-          <w:i w:val="false"/>
-          <w:iCs w:val="false"/>
-          <w:sz w:val="21"/>
-          <w:szCs w:val="21"/>
-          <w:vertAlign w:val="superscript"/>
-        </w:rPr>
-        <w:t xml:space="preserve">TT</w:t>
-      </w:r>
-      <w:r>
-        <w:rPr>
-          <w:rFonts w:ascii="Cambria Math" w:eastAsia="SimSun" w:hAnsi="Cambria Math"/>
-          <w:i w:val="false"/>
-          <w:iCs w:val="false"/>
-          <w:sz w:val="21"/>
-          <w:szCs w:val="21"/>
-        </w:rPr>
-        <w:t xml:space="preserve">↔α</w:t>
-      </w:r>
-      <w:r>
-        <w:rPr>
-          <w:rFonts w:ascii="Cambria Math" w:eastAsia="SimSun" w:hAnsi="Cambria Math"/>
-          <w:i w:val="false"/>
-          <w:iCs w:val="false"/>
-          <w:sz w:val="21"/>
-          <w:szCs w:val="21"/>
-          <w:vertAlign w:val="superscript"/>
-        </w:rPr>
-        <w:t xml:space="preserve">HH</w:t>
-      </w:r>
-      <w:r>
-        <w:rPr>
-          <w:rFonts w:ascii="Cambria Math" w:eastAsia="SimSun" w:hAnsi="Cambria Math"/>
-          <w:i w:val="false"/>
-          <w:iCs w:val="false"/>
-          <w:sz w:val="21"/>
-          <w:szCs w:val="21"/>
-        </w:rPr>
-        <w:t xml:space="preserve">,  α</w:t>
-      </w:r>
-      <w:r>
-        <w:rPr>
-          <w:rFonts w:ascii="Cambria Math" w:eastAsia="SimSun" w:hAnsi="Cambria Math"/>
-          <w:i w:val="false"/>
-          <w:iCs w:val="false"/>
-          <w:sz w:val="21"/>
-          <w:szCs w:val="21"/>
-          <w:vertAlign w:val="superscript"/>
-        </w:rPr>
-        <w:t xml:space="preserve">HT</w:t>
-      </w:r>
-      <w:r>
-        <w:rPr>
-          <w:rFonts w:ascii="Cambria Math" w:eastAsia="SimSun" w:hAnsi="Cambria Math"/>
-          <w:i w:val="false"/>
-          <w:iCs w:val="false"/>
-          <w:sz w:val="21"/>
-          <w:szCs w:val="21"/>
-        </w:rPr>
-        <w:t xml:space="preserve">↔α</w:t>
-      </w:r>
-      <w:r>
-        <w:rPr>
-          <w:rFonts w:ascii="Cambria Math" w:eastAsia="SimSun" w:hAnsi="Cambria Math"/>
-          <w:i w:val="false"/>
-          <w:iCs w:val="false"/>
-          <w:sz w:val="21"/>
-          <w:szCs w:val="21"/>
-          <w:vertAlign w:val="superscript"/>
-        </w:rPr>
-        <w:t xml:space="preserve">TH</w:t>
+        <w:t xml:space="preserve">:</w:t>
+      </w:r>
+      <w:r>
+        <w:rPr>
+          <w:rFonts w:ascii="Cambria Math" w:eastAsia="SimSun" w:hAnsi="Cambria Math"/>
+          <w:i w:val="false"/>
+          <w:iCs w:val="false"/>
+          <w:sz w:val="21"/>
+          <w:szCs w:val="21"/>
+        </w:rPr>
+        <w:t xml:space="preserve"> </w:t>
+      </w:r>
+      <w:r>
+        <w:rPr>
+          <w:rFonts w:ascii="Cambria Math" w:eastAsia="SimSun" w:hAnsi="Cambria Math"/>
+          <w:i/>
+          <w:iCs/>
+          <w:sz w:val="21"/>
+          <w:szCs w:val="21"/>
+        </w:rPr>
+        <w:t xml:space="preserve">e</w:t>
+      </w:r>
+      <w:r>
+        <w:rPr>
+          <w:rFonts w:ascii="Cambria Math" w:eastAsia="SimSun" w:hAnsi="Cambria Math"/>
+          <w:i w:val="false"/>
+          <w:iCs w:val="false"/>
+          <w:sz w:val="21"/>
+          <w:szCs w:val="21"/>
+        </w:rPr>
+        <w:t xml:space="preserve">=(</w:t>
+      </w:r>
+      <w:r>
+        <w:rPr>
+          <w:rFonts w:ascii="Cambria Math" w:eastAsia="SimSun" w:hAnsi="Cambria Math"/>
+          <w:i/>
+          <w:iCs/>
+          <w:sz w:val="21"/>
+          <w:szCs w:val="21"/>
+        </w:rPr>
+        <w:t xml:space="preserve">T</w:t>
+      </w:r>
+      <w:r>
+        <w:rPr>
+          <w:rFonts w:ascii="Cambria Math" w:eastAsia="SimSun" w:hAnsi="Cambria Math"/>
+          <w:i w:val="false"/>
+          <w:iCs w:val="false"/>
+          <w:sz w:val="21"/>
+          <w:szCs w:val="21"/>
+        </w:rPr>
+        <w:t xml:space="preserve">(</w:t>
+      </w:r>
+      <w:r>
+        <w:rPr>
+          <w:rFonts w:ascii="Cambria Math" w:eastAsia="SimSun" w:hAnsi="Cambria Math"/>
+          <w:i/>
+          <w:iCs/>
+          <w:sz w:val="21"/>
+          <w:szCs w:val="21"/>
+        </w:rPr>
+        <w:t xml:space="preserve">e</w:t>
+      </w:r>
+      <w:r>
+        <w:rPr>
+          <w:rFonts w:ascii="Cambria Math" w:eastAsia="SimSun" w:hAnsi="Cambria Math"/>
+          <w:i w:val="false"/>
+          <w:iCs w:val="false"/>
+          <w:sz w:val="21"/>
+          <w:szCs w:val="21"/>
+        </w:rPr>
+        <w:t xml:space="preserve">),</w:t>
+      </w:r>
+      <w:r>
+        <w:rPr>
+          <w:rFonts w:ascii="Cambria Math" w:eastAsia="SimSun" w:hAnsi="Cambria Math"/>
+          <w:i/>
+          <w:iCs/>
+          <w:sz w:val="21"/>
+          <w:szCs w:val="21"/>
+        </w:rPr>
+        <w:t xml:space="preserve">H</w:t>
+      </w:r>
+      <w:r>
+        <w:rPr>
+          <w:rFonts w:ascii="Cambria Math" w:eastAsia="SimSun" w:hAnsi="Cambria Math"/>
+          <w:i w:val="false"/>
+          <w:iCs w:val="false"/>
+          <w:sz w:val="21"/>
+          <w:szCs w:val="21"/>
+        </w:rPr>
+        <w:t xml:space="preserve">(</w:t>
+      </w:r>
+      <w:r>
+        <w:rPr>
+          <w:rFonts w:ascii="Cambria Math" w:eastAsia="SimSun" w:hAnsi="Cambria Math"/>
+          <w:i/>
+          <w:iCs/>
+          <w:sz w:val="21"/>
+          <w:szCs w:val="21"/>
+        </w:rPr>
+        <w:t xml:space="preserve">e</w:t>
+      </w:r>
+      <w:r>
+        <w:rPr>
+          <w:rFonts w:ascii="Cambria Math" w:eastAsia="SimSun" w:hAnsi="Cambria Math"/>
+          <w:i w:val="false"/>
+          <w:iCs w:val="false"/>
+          <w:sz w:val="21"/>
+          <w:szCs w:val="21"/>
+        </w:rPr>
+        <w:t xml:space="preserve">))</w:t>
+      </w:r>
+      <w:r>
+        <w:rPr>
+          <w:rFonts w:ascii="Cambria Math" w:eastAsia="SimSun" w:hAnsi="Cambria Math"/>
+          <w:i w:val="false"/>
+          <w:iCs w:val="false"/>
+          <w:sz w:val="21"/>
+          <w:szCs w:val="21"/>
+        </w:rPr>
+        <w:t xml:space="preserve"> ⟼</w:t>
+      </w:r>
+      <w:r>
+        <w:rPr>
+          <w:rFonts w:ascii="Cambria Math" w:eastAsia="SimSun" w:hAnsi="Cambria Math"/>
+          <w:i w:val="false"/>
+          <w:iCs w:val="false"/>
+          <w:sz w:val="21"/>
+          <w:szCs w:val="21"/>
+        </w:rPr>
+        <w:t xml:space="preserve"> (</w:t>
+      </w:r>
+      <w:r>
+        <w:rPr>
+          <w:rFonts w:ascii="Cambria Math" w:eastAsia="SimSun" w:hAnsi="Cambria Math"/>
+          <w:i/>
+          <w:iCs/>
+          <w:sz w:val="21"/>
+          <w:szCs w:val="21"/>
+        </w:rPr>
+        <w:t xml:space="preserve">H</w:t>
+      </w:r>
+      <w:r>
+        <w:rPr>
+          <w:rFonts w:ascii="Cambria Math" w:eastAsia="SimSun" w:hAnsi="Cambria Math"/>
+          <w:i w:val="false"/>
+          <w:iCs w:val="false"/>
+          <w:sz w:val="21"/>
+          <w:szCs w:val="21"/>
+        </w:rPr>
+        <w:t xml:space="preserve">(</w:t>
+      </w:r>
+      <w:r>
+        <w:rPr>
+          <w:rFonts w:ascii="Cambria Math" w:eastAsia="SimSun" w:hAnsi="Cambria Math"/>
+          <w:i/>
+          <w:iCs/>
+          <w:sz w:val="21"/>
+          <w:szCs w:val="21"/>
+        </w:rPr>
+        <w:t xml:space="preserve">e</w:t>
+      </w:r>
+      <w:r>
+        <w:rPr>
+          <w:rFonts w:ascii="Cambria Math" w:eastAsia="SimSun" w:hAnsi="Cambria Math"/>
+          <w:i w:val="false"/>
+          <w:iCs w:val="false"/>
+          <w:sz w:val="21"/>
+          <w:szCs w:val="21"/>
+        </w:rPr>
+        <w:t xml:space="preserve">),</w:t>
+      </w:r>
+      <w:r>
+        <w:rPr>
+          <w:rFonts w:ascii="Cambria Math" w:eastAsia="SimSun" w:hAnsi="Cambria Math"/>
+          <w:i/>
+          <w:iCs/>
+          <w:sz w:val="21"/>
+          <w:szCs w:val="21"/>
+        </w:rPr>
+        <w:t xml:space="preserve">T</w:t>
+      </w:r>
+      <w:r>
+        <w:rPr>
+          <w:rFonts w:ascii="Cambria Math" w:eastAsia="SimSun" w:hAnsi="Cambria Math"/>
+          <w:i w:val="false"/>
+          <w:iCs w:val="false"/>
+          <w:sz w:val="21"/>
+          <w:szCs w:val="21"/>
+        </w:rPr>
+        <w:t xml:space="preserve">(</w:t>
+      </w:r>
+      <w:r>
+        <w:rPr>
+          <w:rFonts w:ascii="Cambria Math" w:eastAsia="SimSun" w:hAnsi="Cambria Math"/>
+          <w:i/>
+          <w:iCs/>
+          <w:sz w:val="21"/>
+          <w:szCs w:val="21"/>
+        </w:rPr>
+        <w:t xml:space="preserve">e</w:t>
+      </w:r>
+      <w:r>
+        <w:rPr>
+          <w:rFonts w:ascii="Cambria Math" w:eastAsia="SimSun" w:hAnsi="Cambria Math"/>
+          <w:i w:val="false"/>
+          <w:iCs w:val="false"/>
+          <w:sz w:val="21"/>
+          <w:szCs w:val="21"/>
+        </w:rPr>
+        <w:t xml:space="preserve">))</w:t>
       </w:r>
       <w:r>
         <w:rPr>
@@ -6442,137 +6645,25 @@
       </w:pPr>
       <w:r>
         <w:rPr>
-          <w:rFonts w:ascii="Times New Roman" w:cs="Times New Roman" w:eastAsia="SimSun" w:hAnsi="Times New Roman"/>
-        </w:rPr>
-        <w:t xml:space="preserve">两个串联通道并不独立。对有序超边对恒有 </w:t>
-      </w:r>
-      <w:r>
-        <w:rPr>
-          <w:rFonts w:ascii="Cambria Math" w:eastAsia="SimSun" w:hAnsi="Cambria Math"/>
-          <w:i/>
-          <w:iCs/>
-        </w:rPr>
-        <w:t xml:space="preserve">N</w:t>
-      </w:r>
-      <w:r>
-        <w:rPr>
-          <w:rFonts w:ascii="Cambria Math" w:eastAsia="SimSun" w:hAnsi="Cambria Math"/>
-          <w:i w:val="false"/>
-          <w:iCs w:val="false"/>
-          <w:vertAlign w:val="subscript"/>
-        </w:rPr>
-        <w:t xml:space="preserve">TH</w:t>
-      </w:r>
-      <w:r>
-        <w:rPr>
-          <w:rFonts w:ascii="Cambria Math" w:eastAsia="SimSun" w:hAnsi="Cambria Math"/>
-          <w:i w:val="false"/>
-          <w:iCs w:val="false"/>
-        </w:rPr>
-        <w:t xml:space="preserve">(</w:t>
-      </w:r>
-      <w:r>
-        <w:rPr>
-          <w:rFonts w:ascii="Cambria Math" w:eastAsia="SimSun" w:hAnsi="Cambria Math"/>
-          <w:i/>
-          <w:iCs/>
-        </w:rPr>
-        <w:t xml:space="preserve">e</w:t>
-      </w:r>
-      <w:r>
-        <w:rPr>
-          <w:rFonts w:ascii="Cambria Math" w:eastAsia="SimSun" w:hAnsi="Cambria Math"/>
-          <w:i w:val="false"/>
-          <w:iCs w:val="false"/>
-        </w:rPr>
-        <w:t xml:space="preserve">,</w:t>
-      </w:r>
-      <w:r>
-        <w:rPr>
-          <w:rFonts w:ascii="Cambria Math" w:eastAsia="SimSun" w:hAnsi="Cambria Math"/>
-          <w:i/>
-          <w:iCs/>
-        </w:rPr>
-        <w:t xml:space="preserve">f</w:t>
-      </w:r>
-      <w:r>
-        <w:rPr>
-          <w:rFonts w:ascii="Cambria Math" w:eastAsia="SimSun" w:hAnsi="Cambria Math"/>
-          <w:i w:val="false"/>
-          <w:iCs w:val="false"/>
-        </w:rPr>
-        <w:t xml:space="preserve">)=</w:t>
-      </w:r>
-      <w:r>
-        <w:rPr>
-          <w:rFonts w:ascii="Cambria Math" w:eastAsia="SimSun" w:hAnsi="Cambria Math"/>
-          <w:i/>
-          <w:iCs/>
-        </w:rPr>
-        <w:t xml:space="preserve">N</w:t>
-      </w:r>
-      <w:r>
-        <w:rPr>
-          <w:rFonts w:ascii="Cambria Math" w:eastAsia="SimSun" w:hAnsi="Cambria Math"/>
-          <w:i w:val="false"/>
-          <w:iCs w:val="false"/>
-          <w:vertAlign w:val="subscript"/>
-        </w:rPr>
-        <w:t xml:space="preserve">HT</w:t>
-      </w:r>
-      <w:r>
-        <w:rPr>
-          <w:rFonts w:ascii="Cambria Math" w:eastAsia="SimSun" w:hAnsi="Cambria Math"/>
-          <w:i w:val="false"/>
-          <w:iCs w:val="false"/>
-        </w:rPr>
-        <w:t xml:space="preserve">(</w:t>
-      </w:r>
-      <w:r>
-        <w:rPr>
-          <w:rFonts w:ascii="Cambria Math" w:eastAsia="SimSun" w:hAnsi="Cambria Math"/>
-          <w:i/>
-          <w:iCs/>
-        </w:rPr>
-        <w:t xml:space="preserve">f</w:t>
-      </w:r>
-      <w:r>
-        <w:rPr>
-          <w:rFonts w:ascii="Cambria Math" w:eastAsia="SimSun" w:hAnsi="Cambria Math"/>
-          <w:i w:val="false"/>
-          <w:iCs w:val="false"/>
-        </w:rPr>
-        <w:t xml:space="preserve">,</w:t>
-      </w:r>
-      <w:r>
-        <w:rPr>
-          <w:rFonts w:ascii="Cambria Math" w:eastAsia="SimSun" w:hAnsi="Cambria Math"/>
-          <w:i/>
-          <w:iCs/>
-        </w:rPr>
-        <w:t xml:space="preserve">e</w:t>
-      </w:r>
-      <w:r>
-        <w:rPr>
-          <w:rFonts w:ascii="Cambria Math" w:eastAsia="SimSun" w:hAnsi="Cambria Math"/>
-          <w:i w:val="false"/>
-          <w:iCs w:val="false"/>
-        </w:rPr>
-        <w:t xml:space="preserve">)</w:t>
-      </w:r>
-      <w:r>
-        <w:rPr>
-          <w:rFonts w:ascii="Times New Roman" w:cs="Times New Roman" w:eastAsia="SimSun" w:hAnsi="Times New Roman"/>
-        </w:rPr>
-        <w:t xml:space="preserve">，故同质阶数下 </w:t>
-      </w:r>
-      <w:r>
-        <w:rPr>
-          <w:rFonts w:ascii="Cambria Math" w:eastAsia="SimSun" w:hAnsi="Cambria Math"/>
-          <w:i w:val="false"/>
-          <w:iCs w:val="false"/>
-        </w:rPr>
-        <w:t xml:space="preserve">α</w:t>
+          <w:rFonts w:ascii="Cambria Math" w:eastAsia="SimSun" w:hAnsi="Cambria Math"/>
+          <w:i/>
+          <w:iCs/>
+        </w:rPr>
+        <w:t xml:space="preserve">R</w:t>
+      </w:r>
+      <w:r>
+        <w:rPr>
+          <w:rFonts w:ascii="Times New Roman" w:cs="Times New Roman" w:eastAsia="SimSun" w:hAnsi="Times New Roman"/>
+        </w:rPr>
+        <w:t xml:space="preserve"> 是有向超图空间上的对合（</w:t>
+      </w:r>
+      <w:r>
+        <w:rPr>
+          <w:rFonts w:ascii="Cambria Math" w:eastAsia="SimSun" w:hAnsi="Cambria Math"/>
+          <w:i/>
+          <w:iCs/>
+        </w:rPr>
+        <w:t xml:space="preserve">R</w:t>
       </w:r>
       <w:r>
         <w:rPr>
@@ -6581,7 +6672,37 @@
           <w:iCs w:val="false"/>
           <w:vertAlign w:val="superscript"/>
         </w:rPr>
-        <w:t xml:space="preserve">HT</w:t>
+        <w:t xml:space="preserve">2</w:t>
+      </w:r>
+      <w:r>
+        <w:rPr>
+          <w:rFonts w:ascii="Cambria Math" w:eastAsia="SimSun" w:hAnsi="Cambria Math"/>
+          <w:i w:val="false"/>
+          <w:iCs w:val="false"/>
+        </w:rPr>
+        <w:t xml:space="preserve">=</w:t>
+      </w:r>
+      <w:r>
+        <w:rPr>
+          <w:rFonts w:ascii="Cambria Math" w:eastAsia="SimSun" w:hAnsi="Cambria Math"/>
+          <w:i/>
+          <w:iCs/>
+        </w:rPr>
+        <w:t xml:space="preserve">id</w:t>
+      </w:r>
+      <w:r>
+        <w:rPr>
+          <w:rFonts w:ascii="Times New Roman" w:cs="Times New Roman" w:eastAsia="SimSun" w:hAnsi="Times New Roman"/>
+        </w:rPr>
+        <w:t xml:space="preserve">）。它把每个节点的入度与出度互换，把 </w:t>
+      </w:r>
+      <w:r>
+        <w:rPr>
+          <w:rFonts w:ascii="Cambria Math" w:eastAsia="SimSun" w:hAnsi="Cambria Math"/>
+          <w:i w:val="false"/>
+          <w:iCs w:val="false"/>
+        </w:rPr>
+        <w:t xml:space="preserve">τ</w:t>
       </w:r>
       <w:r>
         <w:rPr>
@@ -6595,176 +6716,13 @@
           <w:i w:val="false"/>
           <w:iCs w:val="false"/>
         </w:rPr>
-        <w:t xml:space="preserve">α</w:t>
-      </w:r>
-      <w:r>
-        <w:rPr>
-          <w:rFonts w:ascii="Cambria Math" w:eastAsia="SimSun" w:hAnsi="Cambria Math"/>
-          <w:i w:val="false"/>
-          <w:iCs w:val="false"/>
-          <w:vertAlign w:val="superscript"/>
-        </w:rPr>
-        <w:t xml:space="preserve">TH</w:t>
-      </w:r>
-      <w:r>
-        <w:rPr>
-          <w:rFonts w:ascii="Times New Roman" w:cs="Times New Roman" w:eastAsia="SimSun" w:hAnsi="Times New Roman"/>
-        </w:rPr>
-        <w:t xml:space="preserve"> 逐实现相等（异质阶数下互为阶指标的转置），串联方向只携带一个分量，记 </w:t>
-      </w:r>
-      <w:r>
-        <w:rPr>
-          <w:rFonts w:ascii="Cambria Math" w:eastAsia="SimSun" w:hAnsi="Cambria Math"/>
-          <w:i w:val="false"/>
-          <w:iCs w:val="false"/>
-        </w:rPr>
-        <w:t xml:space="preserve">α</w:t>
-      </w:r>
-      <w:r>
-        <w:rPr>
-          <w:rFonts w:ascii="Cambria Math" w:eastAsia="SimSun" w:hAnsi="Cambria Math"/>
-          <w:i w:val="false"/>
-          <w:iCs w:val="false"/>
-          <w:vertAlign w:val="superscript"/>
-        </w:rPr>
-        <w:t xml:space="preserve">⇉</w:t>
-      </w:r>
-      <w:r>
-        <w:rPr>
-          <w:rFonts w:ascii="Cambria Math" w:eastAsia="SimSun" w:hAnsi="Cambria Math"/>
-          <w:i w:val="false"/>
-          <w:iCs w:val="false"/>
-        </w:rPr>
-        <w:t xml:space="preserve">=α</w:t>
-      </w:r>
-      <w:r>
-        <w:rPr>
-          <w:rFonts w:ascii="Cambria Math" w:eastAsia="SimSun" w:hAnsi="Cambria Math"/>
-          <w:i w:val="false"/>
-          <w:iCs w:val="false"/>
-          <w:vertAlign w:val="superscript"/>
-        </w:rPr>
-        <w:t xml:space="preserve">HT</w:t>
-      </w:r>
-      <w:r>
-        <w:rPr>
-          <w:rFonts w:ascii="Times New Roman" w:cs="Times New Roman" w:eastAsia="SimSun" w:hAnsi="Times New Roman"/>
-        </w:rPr>
-        <w:t xml:space="preserve">。四个通道在聚合层面因而只有三个独立分量。</w:t>
-      </w:r>
-    </w:p>
-    <w:p>
-      <w:pPr>
-        <w:spacing w:after="120" w:before="120" w:line="320"/>
-        <w:jc w:val="both"/>
-      </w:pPr>
-      <w:r>
-        <w:rPr>
-          <w:rFonts w:ascii="Times New Roman" w:cs="Times New Roman" w:eastAsia="SimSun" w:hAnsi="Times New Roman"/>
-        </w:rPr>
-        <w:t xml:space="preserve">按宇称重组：</w:t>
-      </w:r>
-      <w:r>
-        <w:rPr>
-          <w:rFonts w:ascii="Cambria Math" w:eastAsia="SimSun" w:hAnsi="Cambria Math"/>
-          <w:i w:val="false"/>
-          <w:iCs w:val="false"/>
-        </w:rPr>
-        <w:t xml:space="preserve">α</w:t>
-      </w:r>
-      <w:r>
-        <w:rPr>
-          <w:rFonts w:ascii="Cambria Math" w:eastAsia="SimSun" w:hAnsi="Cambria Math"/>
-          <w:i w:val="false"/>
-          <w:iCs w:val="false"/>
-          <w:vertAlign w:val="superscript"/>
-        </w:rPr>
-        <w:t xml:space="preserve">⇉</w:t>
-      </w:r>
-      <w:r>
-        <w:rPr>
-          <w:rFonts w:ascii="Times New Roman" w:cs="Times New Roman" w:eastAsia="SimSun" w:hAnsi="Times New Roman"/>
-        </w:rPr>
-        <w:t xml:space="preserve"> 与并联重叠 </w:t>
-      </w:r>
-      <w:r>
-        <w:rPr>
-          <w:rFonts w:ascii="Cambria Math" w:eastAsia="SimSun" w:hAnsi="Cambria Math"/>
-          <w:i w:val="false"/>
-          <w:iCs w:val="false"/>
-        </w:rPr>
-        <w:t xml:space="preserve">α</w:t>
-      </w:r>
-      <w:r>
-        <w:rPr>
-          <w:rFonts w:ascii="Cambria Math" w:eastAsia="SimSun" w:hAnsi="Cambria Math"/>
-          <w:i w:val="false"/>
-          <w:iCs w:val="false"/>
-          <w:vertAlign w:val="superscript"/>
-        </w:rPr>
-        <w:t xml:space="preserve">∥</w:t>
-      </w:r>
-      <w:r>
-        <w:rPr>
-          <w:rFonts w:ascii="Cambria Math" w:eastAsia="SimSun" w:hAnsi="Cambria Math"/>
-          <w:i w:val="false"/>
-          <w:iCs w:val="false"/>
-        </w:rPr>
-        <w:t xml:space="preserve">=1/2(α</w:t>
-      </w:r>
-      <w:r>
-        <w:rPr>
-          <w:rFonts w:ascii="Cambria Math" w:eastAsia="SimSun" w:hAnsi="Cambria Math"/>
-          <w:i w:val="false"/>
-          <w:iCs w:val="false"/>
-          <w:vertAlign w:val="superscript"/>
-        </w:rPr>
-        <w:t xml:space="preserve">TT</w:t>
-      </w:r>
-      <w:r>
-        <w:rPr>
-          <w:rFonts w:ascii="Cambria Math" w:eastAsia="SimSun" w:hAnsi="Cambria Math"/>
-          <w:i w:val="false"/>
-          <w:iCs w:val="false"/>
-        </w:rPr>
-        <w:t xml:space="preserve">+α</w:t>
-      </w:r>
-      <w:r>
-        <w:rPr>
-          <w:rFonts w:ascii="Cambria Math" w:eastAsia="SimSun" w:hAnsi="Cambria Math"/>
-          <w:i w:val="false"/>
-          <w:iCs w:val="false"/>
-          <w:vertAlign w:val="superscript"/>
-        </w:rPr>
-        <w:t xml:space="preserve">HH</w:t>
-      </w:r>
-      <w:r>
-        <w:rPr>
-          <w:rFonts w:ascii="Cambria Math" w:eastAsia="SimSun" w:hAnsi="Cambria Math"/>
-          <w:i w:val="false"/>
-          <w:iCs w:val="false"/>
-        </w:rPr>
-        <w:t xml:space="preserve">)</w:t>
-      </w:r>
-      <w:r>
-        <w:rPr>
-          <w:rFonts w:ascii="Times New Roman" w:cs="Times New Roman" w:eastAsia="SimSun" w:hAnsi="Times New Roman"/>
-        </w:rPr>
-        <w:t xml:space="preserve"> 在 </w:t>
-      </w:r>
-      <w:r>
-        <w:rPr>
-          <w:rFonts w:ascii="Cambria Math" w:eastAsia="SimSun" w:hAnsi="Cambria Math"/>
-          <w:i/>
-          <w:iCs/>
-        </w:rPr>
-        <w:t xml:space="preserve">R</w:t>
-      </w:r>
-      <w:r>
-        <w:rPr>
-          <w:rFonts w:ascii="Times New Roman" w:cs="Times New Roman" w:eastAsia="SimSun" w:hAnsi="Times New Roman"/>
-        </w:rPr>
-        <w:t xml:space="preserve"> 下为偶，而极性失衡</w:t>
+        <w:t xml:space="preserve">η</w:t>
+      </w:r>
+      <w:r>
+        <w:rPr>
+          <w:rFonts w:ascii="Times New Roman" w:cs="Times New Roman" w:eastAsia="SimSun" w:hAnsi="Times New Roman"/>
+        </w:rPr>
+        <w:t xml:space="preserve"> 互换，并在四个重叠通道上作用为</w:t>
       </w:r>
     </w:p>
     <w:p>
@@ -6785,6 +6743,456 @@
       <w:r>
         <w:rPr>
           <w:rFonts w:ascii="Cambria Math" w:eastAsia="SimSun" w:hAnsi="Cambria Math"/>
+          <w:i/>
+          <w:iCs/>
+          <w:sz w:val="21"/>
+          <w:szCs w:val="21"/>
+        </w:rPr>
+        <w:t xml:space="preserve">R</w:t>
+      </w:r>
+      <w:r>
+        <w:rPr>
+          <w:rFonts w:ascii="Cambria Math" w:eastAsia="SimSun" w:hAnsi="Cambria Math"/>
+          <w:i w:val="false"/>
+          <w:iCs w:val="false"/>
+          <w:sz w:val="21"/>
+          <w:szCs w:val="21"/>
+        </w:rPr>
+        <w:t xml:space="preserve">:  α</w:t>
+      </w:r>
+      <w:r>
+        <w:rPr>
+          <w:rFonts w:ascii="Cambria Math" w:eastAsia="SimSun" w:hAnsi="Cambria Math"/>
+          <w:i w:val="false"/>
+          <w:iCs w:val="false"/>
+          <w:sz w:val="21"/>
+          <w:szCs w:val="21"/>
+          <w:vertAlign w:val="superscript"/>
+        </w:rPr>
+        <w:t xml:space="preserve">TT</w:t>
+      </w:r>
+      <w:r>
+        <w:rPr>
+          <w:rFonts w:ascii="Cambria Math" w:eastAsia="SimSun" w:hAnsi="Cambria Math"/>
+          <w:i w:val="false"/>
+          <w:iCs w:val="false"/>
+          <w:sz w:val="21"/>
+          <w:szCs w:val="21"/>
+        </w:rPr>
+        <w:t xml:space="preserve">↔α</w:t>
+      </w:r>
+      <w:r>
+        <w:rPr>
+          <w:rFonts w:ascii="Cambria Math" w:eastAsia="SimSun" w:hAnsi="Cambria Math"/>
+          <w:i w:val="false"/>
+          <w:iCs w:val="false"/>
+          <w:sz w:val="21"/>
+          <w:szCs w:val="21"/>
+          <w:vertAlign w:val="superscript"/>
+        </w:rPr>
+        <w:t xml:space="preserve">HH</w:t>
+      </w:r>
+      <w:r>
+        <w:rPr>
+          <w:rFonts w:ascii="Cambria Math" w:eastAsia="SimSun" w:hAnsi="Cambria Math"/>
+          <w:i w:val="false"/>
+          <w:iCs w:val="false"/>
+          <w:sz w:val="21"/>
+          <w:szCs w:val="21"/>
+        </w:rPr>
+        <w:t xml:space="preserve">,  α</w:t>
+      </w:r>
+      <w:r>
+        <w:rPr>
+          <w:rFonts w:ascii="Cambria Math" w:eastAsia="SimSun" w:hAnsi="Cambria Math"/>
+          <w:i w:val="false"/>
+          <w:iCs w:val="false"/>
+          <w:sz w:val="21"/>
+          <w:szCs w:val="21"/>
+          <w:vertAlign w:val="superscript"/>
+        </w:rPr>
+        <w:t xml:space="preserve">HT</w:t>
+      </w:r>
+      <w:r>
+        <w:rPr>
+          <w:rFonts w:ascii="Cambria Math" w:eastAsia="SimSun" w:hAnsi="Cambria Math"/>
+          <w:i w:val="false"/>
+          <w:iCs w:val="false"/>
+          <w:sz w:val="21"/>
+          <w:szCs w:val="21"/>
+        </w:rPr>
+        <w:t xml:space="preserve">↔α</w:t>
+      </w:r>
+      <w:r>
+        <w:rPr>
+          <w:rFonts w:ascii="Cambria Math" w:eastAsia="SimSun" w:hAnsi="Cambria Math"/>
+          <w:i w:val="false"/>
+          <w:iCs w:val="false"/>
+          <w:sz w:val="21"/>
+          <w:szCs w:val="21"/>
+          <w:vertAlign w:val="superscript"/>
+        </w:rPr>
+        <w:t xml:space="preserve">TH</w:t>
+      </w:r>
+      <w:r>
+        <w:rPr>
+          <w:rFonts w:ascii="Cambria Math" w:eastAsia="SimSun" w:hAnsi="Cambria Math"/>
+          <w:sz w:val="21"/>
+          <w:szCs w:val="21"/>
+        </w:rPr>
+        <w:t xml:space="preserve">	(17)</w:t>
+      </w:r>
+    </w:p>
+    <w:p>
+      <w:pPr>
+        <w:spacing w:after="120" w:before="120" w:line="320"/>
+        <w:jc w:val="both"/>
+      </w:pPr>
+      <w:r>
+        <w:rPr>
+          <w:rFonts w:ascii="Times New Roman" w:cs="Times New Roman" w:eastAsia="SimSun" w:hAnsi="Times New Roman"/>
+        </w:rPr>
+        <w:t xml:space="preserve">两个串联通道并不独立。对有序超边对恒有 </w:t>
+      </w:r>
+      <w:r>
+        <w:rPr>
+          <w:rFonts w:ascii="Cambria Math" w:eastAsia="SimSun" w:hAnsi="Cambria Math"/>
+          <w:i/>
+          <w:iCs/>
+        </w:rPr>
+        <w:t xml:space="preserve">N</w:t>
+      </w:r>
+      <w:r>
+        <w:rPr>
+          <w:rFonts w:ascii="Cambria Math" w:eastAsia="SimSun" w:hAnsi="Cambria Math"/>
+          <w:i w:val="false"/>
+          <w:iCs w:val="false"/>
+          <w:vertAlign w:val="subscript"/>
+        </w:rPr>
+        <w:t xml:space="preserve">TH</w:t>
+      </w:r>
+      <w:r>
+        <w:rPr>
+          <w:rFonts w:ascii="Cambria Math" w:eastAsia="SimSun" w:hAnsi="Cambria Math"/>
+          <w:i w:val="false"/>
+          <w:iCs w:val="false"/>
+        </w:rPr>
+        <w:t xml:space="preserve">(</w:t>
+      </w:r>
+      <w:r>
+        <w:rPr>
+          <w:rFonts w:ascii="Cambria Math" w:eastAsia="SimSun" w:hAnsi="Cambria Math"/>
+          <w:i/>
+          <w:iCs/>
+        </w:rPr>
+        <w:t xml:space="preserve">e</w:t>
+      </w:r>
+      <w:r>
+        <w:rPr>
+          <w:rFonts w:ascii="Cambria Math" w:eastAsia="SimSun" w:hAnsi="Cambria Math"/>
+          <w:i w:val="false"/>
+          <w:iCs w:val="false"/>
+        </w:rPr>
+        <w:t xml:space="preserve">,</w:t>
+      </w:r>
+      <w:r>
+        <w:rPr>
+          <w:rFonts w:ascii="Cambria Math" w:eastAsia="SimSun" w:hAnsi="Cambria Math"/>
+          <w:i/>
+          <w:iCs/>
+        </w:rPr>
+        <w:t xml:space="preserve">f</w:t>
+      </w:r>
+      <w:r>
+        <w:rPr>
+          <w:rFonts w:ascii="Cambria Math" w:eastAsia="SimSun" w:hAnsi="Cambria Math"/>
+          <w:i w:val="false"/>
+          <w:iCs w:val="false"/>
+        </w:rPr>
+        <w:t xml:space="preserve">)=</w:t>
+      </w:r>
+      <w:r>
+        <w:rPr>
+          <w:rFonts w:ascii="Cambria Math" w:eastAsia="SimSun" w:hAnsi="Cambria Math"/>
+          <w:i/>
+          <w:iCs/>
+        </w:rPr>
+        <w:t xml:space="preserve">N</w:t>
+      </w:r>
+      <w:r>
+        <w:rPr>
+          <w:rFonts w:ascii="Cambria Math" w:eastAsia="SimSun" w:hAnsi="Cambria Math"/>
+          <w:i w:val="false"/>
+          <w:iCs w:val="false"/>
+          <w:vertAlign w:val="subscript"/>
+        </w:rPr>
+        <w:t xml:space="preserve">HT</w:t>
+      </w:r>
+      <w:r>
+        <w:rPr>
+          <w:rFonts w:ascii="Cambria Math" w:eastAsia="SimSun" w:hAnsi="Cambria Math"/>
+          <w:i w:val="false"/>
+          <w:iCs w:val="false"/>
+        </w:rPr>
+        <w:t xml:space="preserve">(</w:t>
+      </w:r>
+      <w:r>
+        <w:rPr>
+          <w:rFonts w:ascii="Cambria Math" w:eastAsia="SimSun" w:hAnsi="Cambria Math"/>
+          <w:i/>
+          <w:iCs/>
+        </w:rPr>
+        <w:t xml:space="preserve">f</w:t>
+      </w:r>
+      <w:r>
+        <w:rPr>
+          <w:rFonts w:ascii="Cambria Math" w:eastAsia="SimSun" w:hAnsi="Cambria Math"/>
+          <w:i w:val="false"/>
+          <w:iCs w:val="false"/>
+        </w:rPr>
+        <w:t xml:space="preserve">,</w:t>
+      </w:r>
+      <w:r>
+        <w:rPr>
+          <w:rFonts w:ascii="Cambria Math" w:eastAsia="SimSun" w:hAnsi="Cambria Math"/>
+          <w:i/>
+          <w:iCs/>
+        </w:rPr>
+        <w:t xml:space="preserve">e</w:t>
+      </w:r>
+      <w:r>
+        <w:rPr>
+          <w:rFonts w:ascii="Cambria Math" w:eastAsia="SimSun" w:hAnsi="Cambria Math"/>
+          <w:i w:val="false"/>
+          <w:iCs w:val="false"/>
+        </w:rPr>
+        <w:t xml:space="preserve">)</w:t>
+      </w:r>
+      <w:r>
+        <w:rPr>
+          <w:rFonts w:ascii="Times New Roman" w:cs="Times New Roman" w:eastAsia="SimSun" w:hAnsi="Times New Roman"/>
+        </w:rPr>
+        <w:t xml:space="preserve">，故同质阶数下 </w:t>
+      </w:r>
+      <w:r>
+        <w:rPr>
+          <w:rFonts w:ascii="Cambria Math" w:eastAsia="SimSun" w:hAnsi="Cambria Math"/>
+          <w:i w:val="false"/>
+          <w:iCs w:val="false"/>
+        </w:rPr>
+        <w:t xml:space="preserve">α</w:t>
+      </w:r>
+      <w:r>
+        <w:rPr>
+          <w:rFonts w:ascii="Cambria Math" w:eastAsia="SimSun" w:hAnsi="Cambria Math"/>
+          <w:i w:val="false"/>
+          <w:iCs w:val="false"/>
+          <w:vertAlign w:val="superscript"/>
+        </w:rPr>
+        <w:t xml:space="preserve">HT</w:t>
+      </w:r>
+      <w:r>
+        <w:rPr>
+          <w:rFonts w:ascii="Times New Roman" w:cs="Times New Roman" w:eastAsia="SimSun" w:hAnsi="Times New Roman"/>
+        </w:rPr>
+        <w:t xml:space="preserve"> 与 </w:t>
+      </w:r>
+      <w:r>
+        <w:rPr>
+          <w:rFonts w:ascii="Cambria Math" w:eastAsia="SimSun" w:hAnsi="Cambria Math"/>
+          <w:i w:val="false"/>
+          <w:iCs w:val="false"/>
+        </w:rPr>
+        <w:t xml:space="preserve">α</w:t>
+      </w:r>
+      <w:r>
+        <w:rPr>
+          <w:rFonts w:ascii="Cambria Math" w:eastAsia="SimSun" w:hAnsi="Cambria Math"/>
+          <w:i w:val="false"/>
+          <w:iCs w:val="false"/>
+          <w:vertAlign w:val="superscript"/>
+        </w:rPr>
+        <w:t xml:space="preserve">TH</w:t>
+      </w:r>
+      <w:r>
+        <w:rPr>
+          <w:rFonts w:ascii="Times New Roman" w:cs="Times New Roman" w:eastAsia="SimSun" w:hAnsi="Times New Roman"/>
+        </w:rPr>
+        <w:t xml:space="preserve"> 逐实现相等（异质阶数下互为阶指标的转置），串联方向只携带一个分量，记 </w:t>
+      </w:r>
+      <w:r>
+        <w:rPr>
+          <w:rFonts w:ascii="Cambria Math" w:eastAsia="SimSun" w:hAnsi="Cambria Math"/>
+          <w:i w:val="false"/>
+          <w:iCs w:val="false"/>
+        </w:rPr>
+        <w:t xml:space="preserve">α</w:t>
+      </w:r>
+      <w:r>
+        <w:rPr>
+          <w:rFonts w:ascii="Cambria Math" w:eastAsia="SimSun" w:hAnsi="Cambria Math"/>
+          <w:i w:val="false"/>
+          <w:iCs w:val="false"/>
+          <w:vertAlign w:val="superscript"/>
+        </w:rPr>
+        <w:t xml:space="preserve">⇉</w:t>
+      </w:r>
+      <w:r>
+        <w:rPr>
+          <w:rFonts w:ascii="Cambria Math" w:eastAsia="SimSun" w:hAnsi="Cambria Math"/>
+          <w:i w:val="false"/>
+          <w:iCs w:val="false"/>
+        </w:rPr>
+        <w:t xml:space="preserve">=α</w:t>
+      </w:r>
+      <w:r>
+        <w:rPr>
+          <w:rFonts w:ascii="Cambria Math" w:eastAsia="SimSun" w:hAnsi="Cambria Math"/>
+          <w:i w:val="false"/>
+          <w:iCs w:val="false"/>
+          <w:vertAlign w:val="superscript"/>
+        </w:rPr>
+        <w:t xml:space="preserve">HT</w:t>
+      </w:r>
+      <w:r>
+        <w:rPr>
+          <w:rFonts w:ascii="Times New Roman" w:cs="Times New Roman" w:eastAsia="SimSun" w:hAnsi="Times New Roman"/>
+        </w:rPr>
+        <w:t xml:space="preserve">。四个通道在聚合层面因而只有三个独立分量。</w:t>
+      </w:r>
+    </w:p>
+    <w:p>
+      <w:pPr>
+        <w:spacing w:after="120" w:before="120" w:line="320"/>
+        <w:jc w:val="both"/>
+      </w:pPr>
+      <w:r>
+        <w:rPr>
+          <w:rFonts w:ascii="Times New Roman" w:cs="Times New Roman" w:eastAsia="SimSun" w:hAnsi="Times New Roman"/>
+        </w:rPr>
+        <w:t xml:space="preserve">按宇称重组：</w:t>
+      </w:r>
+      <w:r>
+        <w:rPr>
+          <w:rFonts w:ascii="Cambria Math" w:eastAsia="SimSun" w:hAnsi="Cambria Math"/>
+          <w:i w:val="false"/>
+          <w:iCs w:val="false"/>
+        </w:rPr>
+        <w:t xml:space="preserve">α</w:t>
+      </w:r>
+      <w:r>
+        <w:rPr>
+          <w:rFonts w:ascii="Cambria Math" w:eastAsia="SimSun" w:hAnsi="Cambria Math"/>
+          <w:i w:val="false"/>
+          <w:iCs w:val="false"/>
+          <w:vertAlign w:val="superscript"/>
+        </w:rPr>
+        <w:t xml:space="preserve">⇉</w:t>
+      </w:r>
+      <w:r>
+        <w:rPr>
+          <w:rFonts w:ascii="Times New Roman" w:cs="Times New Roman" w:eastAsia="SimSun" w:hAnsi="Times New Roman"/>
+        </w:rPr>
+        <w:t xml:space="preserve"> 与并联重叠 </w:t>
+      </w:r>
+      <w:r>
+        <w:rPr>
+          <w:rFonts w:ascii="Cambria Math" w:eastAsia="SimSun" w:hAnsi="Cambria Math"/>
+          <w:i w:val="false"/>
+          <w:iCs w:val="false"/>
+        </w:rPr>
+        <w:t xml:space="preserve">α</w:t>
+      </w:r>
+      <w:r>
+        <w:rPr>
+          <w:rFonts w:ascii="Cambria Math" w:eastAsia="SimSun" w:hAnsi="Cambria Math"/>
+          <w:i w:val="false"/>
+          <w:iCs w:val="false"/>
+          <w:vertAlign w:val="superscript"/>
+        </w:rPr>
+        <w:t xml:space="preserve">∥</w:t>
+      </w:r>
+      <w:r>
+        <w:rPr>
+          <w:rFonts w:ascii="Cambria Math" w:eastAsia="SimSun" w:hAnsi="Cambria Math"/>
+          <w:i w:val="false"/>
+          <w:iCs w:val="false"/>
+        </w:rPr>
+        <w:t xml:space="preserve">=1/2(α</w:t>
+      </w:r>
+      <w:r>
+        <w:rPr>
+          <w:rFonts w:ascii="Cambria Math" w:eastAsia="SimSun" w:hAnsi="Cambria Math"/>
+          <w:i w:val="false"/>
+          <w:iCs w:val="false"/>
+          <w:vertAlign w:val="superscript"/>
+        </w:rPr>
+        <w:t xml:space="preserve">TT</w:t>
+      </w:r>
+      <w:r>
+        <w:rPr>
+          <w:rFonts w:ascii="Cambria Math" w:eastAsia="SimSun" w:hAnsi="Cambria Math"/>
+          <w:i w:val="false"/>
+          <w:iCs w:val="false"/>
+        </w:rPr>
+        <w:t xml:space="preserve">+α</w:t>
+      </w:r>
+      <w:r>
+        <w:rPr>
+          <w:rFonts w:ascii="Cambria Math" w:eastAsia="SimSun" w:hAnsi="Cambria Math"/>
+          <w:i w:val="false"/>
+          <w:iCs w:val="false"/>
+          <w:vertAlign w:val="superscript"/>
+        </w:rPr>
+        <w:t xml:space="preserve">HH</w:t>
+      </w:r>
+      <w:r>
+        <w:rPr>
+          <w:rFonts w:ascii="Cambria Math" w:eastAsia="SimSun" w:hAnsi="Cambria Math"/>
+          <w:i w:val="false"/>
+          <w:iCs w:val="false"/>
+        </w:rPr>
+        <w:t xml:space="preserve">)</w:t>
+      </w:r>
+      <w:r>
+        <w:rPr>
+          <w:rFonts w:ascii="Times New Roman" w:cs="Times New Roman" w:eastAsia="SimSun" w:hAnsi="Times New Roman"/>
+        </w:rPr>
+        <w:t xml:space="preserve"> 在 </w:t>
+      </w:r>
+      <w:r>
+        <w:rPr>
+          <w:rFonts w:ascii="Cambria Math" w:eastAsia="SimSun" w:hAnsi="Cambria Math"/>
+          <w:i/>
+          <w:iCs/>
+        </w:rPr>
+        <w:t xml:space="preserve">R</w:t>
+      </w:r>
+      <w:r>
+        <w:rPr>
+          <w:rFonts w:ascii="Times New Roman" w:cs="Times New Roman" w:eastAsia="SimSun" w:hAnsi="Times New Roman"/>
+        </w:rPr>
+        <w:t xml:space="preserve"> 下为偶，而极性失衡</w:t>
+      </w:r>
+    </w:p>
+    <w:p>
+      <w:pPr>
+        <w:tabs>
+          <w:tab w:val="center" w:pos="4680"/>
+          <w:tab w:val="right" w:pos="9360"/>
+        </w:tabs>
+        <w:spacing w:after="180" w:before="180" w:line="300"/>
+        <w:jc w:val="left"/>
+      </w:pPr>
+      <w:r>
+        <w:rPr>
+          <w:rFonts w:ascii="Cambria Math" w:eastAsia="SimSun" w:hAnsi="Cambria Math"/>
+        </w:rPr>
+        <w:t xml:space="preserve">	</w:t>
+      </w:r>
+      <w:r>
+        <w:rPr>
+          <w:rFonts w:ascii="Cambria Math" w:eastAsia="SimSun" w:hAnsi="Cambria Math"/>
           <w:i w:val="false"/>
           <w:iCs w:val="false"/>
           <w:sz w:val="21"/>
@@ -6840,7 +7248,7 @@
           <w:sz w:val="21"/>
           <w:szCs w:val="21"/>
         </w:rPr>
-        <w:t xml:space="preserve">	(17)</w:t>
+        <w:t xml:space="preserve">	(18)</w:t>
       </w:r>
     </w:p>
     <w:p>

--- a/drafts/sir-directed-hypergraphs/section2.docx
+++ b/drafts/sir-directed-hypergraphs/section2.docx
@@ -1619,6 +1619,22 @@
       <w:r>
         <w:rPr>
           <w:rFonts w:ascii="Cambria Math" w:eastAsia="SimSun" w:hAnsi="Cambria Math"/>
+          <w:i/>
+          <w:iCs/>
+        </w:rPr>
+        <w:t xml:space="preserve">d</w:t>
+      </w:r>
+      <w:r>
+        <w:rPr>
+          <w:rFonts w:ascii="Cambria Math" w:eastAsia="SimSun" w:hAnsi="Cambria Math"/>
+          <w:i w:val="false"/>
+          <w:iCs w:val="false"/>
+        </w:rPr>
+        <w:t xml:space="preserve">=</w:t>
+      </w:r>
+      <w:r>
+        <w:rPr>
+          <w:rFonts w:ascii="Cambria Math" w:eastAsia="SimSun" w:hAnsi="Cambria Math"/>
           <w:i w:val="false"/>
           <w:iCs w:val="false"/>
         </w:rPr>
@@ -1724,6 +1740,15 @@
       </w:r>
       <w:r>
         <w:rPr>
+          <w:rFonts w:ascii="Cambria Math" w:eastAsia="SimSun" w:hAnsi="Cambria Math"/>
+          <w:i w:val="false"/>
+          <w:iCs w:val="false"/>
+          <w:vertAlign w:val="subscript"/>
+        </w:rPr>
+        <w:t xml:space="preserve">v∈ V</w:t>
+      </w:r>
+      <w:r>
+        <w:rPr>
           <w:rFonts w:ascii="Times New Roman" w:cs="Times New Roman" w:eastAsia="SimSun" w:hAnsi="Times New Roman"/>
         </w:rPr>
         <w:t xml:space="preserve"> 与阶数 </w:t>
@@ -1740,7 +1765,7 @@
         <w:rPr>
           <w:rFonts w:ascii="Times New Roman" w:cs="Times New Roman" w:eastAsia="SimSun" w:hAnsi="Times New Roman"/>
         </w:rPr>
-        <w:t xml:space="preserve">，对全部尾槽与头槽做均匀随机配对，再修复违规超边；具体实现与均匀性讨论见第 V 节。</w:t>
+        <w:t xml:space="preserve">，对全部尾槽与头槽做均匀随机配对，再修复违规超边；具体实现见第 V 节。</w:t>
       </w:r>
     </w:p>
     <w:p>
@@ -2044,6 +2069,184 @@
     </w:p>
     <w:p>
       <w:pPr>
+        <w:spacing w:after="120" w:before="120" w:line="320"/>
+        <w:jc w:val="both"/>
+      </w:pPr>
+      <w:r>
+        <w:rPr>
+          <w:rFonts w:ascii="Times New Roman" w:cs="Times New Roman" w:eastAsia="SimSun" w:hAnsi="Times New Roman"/>
+        </w:rPr>
+        <w:t xml:space="preserve">必须强调 </w:t>
+      </w:r>
+      <w:r>
+        <w:rPr>
+          <w:rFonts w:ascii="Cambria Math" w:eastAsia="SimSun" w:hAnsi="Cambria Math"/>
+          <w:i/>
+          <w:iCs/>
+        </w:rPr>
+        <w:t xml:space="preserve">r</w:t>
+      </w:r>
+      <w:r>
+        <w:rPr>
+          <w:rFonts w:ascii="Cambria Math" w:eastAsia="SimSun" w:hAnsi="Cambria Math"/>
+          <w:i w:val="false"/>
+          <w:iCs w:val="false"/>
+          <w:vertAlign w:val="subscript"/>
+        </w:rPr>
+        <w:t xml:space="preserve">io</w:t>
+      </w:r>
+      <w:r>
+        <w:rPr>
+          <w:rFonts w:ascii="Times New Roman" w:cs="Times New Roman" w:eastAsia="SimSun" w:hAnsi="Times New Roman"/>
+        </w:rPr>
+        <w:t xml:space="preserve"> 是</w:t>
+      </w:r>
+      <w:r>
+        <w:rPr>
+          <w:rFonts w:ascii="Times New Roman" w:cs="Times New Roman" w:eastAsia="SimSun" w:hAnsi="Times New Roman"/>
+          <w:b/>
+          <w:bCs/>
+        </w:rPr>
+        <w:t xml:space="preserve">双度序列 </w:t>
+      </w:r>
+      <w:r>
+        <w:rPr>
+          <w:rFonts w:ascii="Cambria Math" w:eastAsia="SimSun" w:hAnsi="Cambria Math"/>
+          <w:b/>
+          <w:bCs/>
+          <w:i/>
+          <w:iCs/>
+        </w:rPr>
+        <w:t xml:space="preserve">d</w:t>
+      </w:r>
+      <w:r>
+        <w:rPr>
+          <w:rFonts w:ascii="Times New Roman" w:cs="Times New Roman" w:eastAsia="SimSun" w:hAnsi="Times New Roman"/>
+          <w:b/>
+          <w:bCs/>
+        </w:rPr>
+        <w:t xml:space="preserve"> 的函数</w:t>
+      </w:r>
+      <w:r>
+        <w:rPr>
+          <w:rFonts w:ascii="Times New Roman" w:cs="Times New Roman" w:eastAsia="SimSun" w:hAnsi="Times New Roman"/>
+        </w:rPr>
+        <w:t xml:space="preserve">，与超边如何连接无关。因此它由系综的输入决定，一经给定即不再随超边的重排而改变：调节 </w:t>
+      </w:r>
+      <w:r>
+        <w:rPr>
+          <w:rFonts w:ascii="Cambria Math" w:eastAsia="SimSun" w:hAnsi="Cambria Math"/>
+          <w:i/>
+          <w:iCs/>
+        </w:rPr>
+        <w:t xml:space="preserve">r</w:t>
+      </w:r>
+      <w:r>
+        <w:rPr>
+          <w:rFonts w:ascii="Cambria Math" w:eastAsia="SimSun" w:hAnsi="Cambria Math"/>
+          <w:i w:val="false"/>
+          <w:iCs w:val="false"/>
+          <w:vertAlign w:val="subscript"/>
+        </w:rPr>
+        <w:t xml:space="preserve">io</w:t>
+      </w:r>
+      <w:r>
+        <w:rPr>
+          <w:rFonts w:ascii="Times New Roman" w:cs="Times New Roman" w:eastAsia="SimSun" w:hAnsi="Times New Roman"/>
+        </w:rPr>
+        <w:t xml:space="preserve"> 只能在构造 </w:t>
+      </w:r>
+      <w:r>
+        <w:rPr>
+          <w:rFonts w:ascii="Cambria Math" w:eastAsia="SimSun" w:hAnsi="Cambria Math"/>
+          <w:i/>
+          <w:iCs/>
+        </w:rPr>
+        <w:t xml:space="preserve">d</w:t>
+      </w:r>
+      <w:r>
+        <w:rPr>
+          <w:rFonts w:ascii="Times New Roman" w:cs="Times New Roman" w:eastAsia="SimSun" w:hAnsi="Times New Roman"/>
+        </w:rPr>
+        <w:t xml:space="preserve"> 的阶段进行（在两条边际度序列固定的前提下重新配置 </w:t>
+      </w:r>
+      <w:r>
+        <w:rPr>
+          <w:rFonts w:ascii="Cambria Math" w:eastAsia="SimSun" w:hAnsi="Cambria Math"/>
+          <w:i/>
+          <w:iCs/>
+        </w:rPr>
+        <w:t xml:space="preserve">k</w:t>
+      </w:r>
+      <w:r>
+        <w:rPr>
+          <w:rFonts w:ascii="Cambria Math" w:eastAsia="SimSun" w:hAnsi="Cambria Math"/>
+          <w:i w:val="false"/>
+          <w:iCs w:val="false"/>
+          <w:vertAlign w:val="subscript"/>
+        </w:rPr>
+        <w:t xml:space="preserve">in</w:t>
+      </w:r>
+      <w:r>
+        <w:rPr>
+          <w:rFonts w:ascii="Times New Roman" w:cs="Times New Roman" w:eastAsia="SimSun" w:hAnsi="Times New Roman"/>
+        </w:rPr>
+        <w:t xml:space="preserve"> 与 </w:t>
+      </w:r>
+      <w:r>
+        <w:rPr>
+          <w:rFonts w:ascii="Cambria Math" w:eastAsia="SimSun" w:hAnsi="Cambria Math"/>
+          <w:i/>
+          <w:iCs/>
+        </w:rPr>
+        <w:t xml:space="preserve">k</w:t>
+      </w:r>
+      <w:r>
+        <w:rPr>
+          <w:rFonts w:ascii="Cambria Math" w:eastAsia="SimSun" w:hAnsi="Cambria Math"/>
+          <w:i w:val="false"/>
+          <w:iCs w:val="false"/>
+          <w:vertAlign w:val="subscript"/>
+        </w:rPr>
+        <w:t xml:space="preserve">out</w:t>
+      </w:r>
+      <w:r>
+        <w:rPr>
+          <w:rFonts w:ascii="Times New Roman" w:cs="Times New Roman" w:eastAsia="SimSun" w:hAnsi="Times New Roman"/>
+        </w:rPr>
+        <w:t xml:space="preserve"> 在节点上的配对），而下一节的重叠 </w:t>
+      </w:r>
+      <w:r>
+        <w:rPr>
+          <w:rFonts w:ascii="Cambria Math" w:eastAsia="SimSun" w:hAnsi="Cambria Math"/>
+          <w:i w:val="false"/>
+          <w:iCs w:val="false"/>
+        </w:rPr>
+        <w:t xml:space="preserve">α</w:t>
+      </w:r>
+      <w:r>
+        <w:rPr>
+          <w:rFonts w:ascii="Times New Roman" w:cs="Times New Roman" w:eastAsia="SimSun" w:hAnsi="Times New Roman"/>
+        </w:rPr>
+        <w:t xml:space="preserve"> 则相反，它在 </w:t>
+      </w:r>
+      <w:r>
+        <w:rPr>
+          <w:rFonts w:ascii="Cambria Math" w:eastAsia="SimSun" w:hAnsi="Cambria Math"/>
+          <w:i/>
+          <w:iCs/>
+        </w:rPr>
+        <w:t xml:space="preserve">d</w:t>
+      </w:r>
+      <w:r>
+        <w:rPr>
+          <w:rFonts w:ascii="Times New Roman" w:cs="Times New Roman" w:eastAsia="SimSun" w:hAnsi="Times New Roman"/>
+        </w:rPr>
+        <w:t xml:space="preserve"> 固定后由超边重排调节。两个结构参数因而作用在生成流程的不同环节，互不干扰——这一分离正是第 V 节两套工具的分工依据。</w:t>
+      </w:r>
+    </w:p>
+    <w:p>
+      <w:pPr>
         <w:pStyle w:val="Heading2"/>
         <w:spacing w:after="160" w:before="300"/>
       </w:pPr>
@@ -7561,7 +7764,35 @@
         <w:rPr>
           <w:rFonts w:ascii="Times New Roman" w:cs="Times New Roman" w:eastAsia="SimSun" w:hAnsi="Times New Roman"/>
         </w:rPr>
-        <w:t xml:space="preserve">-奇者有三个：尾头基数之差 </w:t>
+        <w:t xml:space="preserve">-奇的来源有两个且相互独立：双度序列 </w:t>
+      </w:r>
+      <w:r>
+        <w:rPr>
+          <w:rFonts w:ascii="Cambria Math" w:eastAsia="SimSun" w:hAnsi="Cambria Math"/>
+          <w:i/>
+          <w:iCs/>
+        </w:rPr>
+        <w:t xml:space="preserve">d</w:t>
+      </w:r>
+      <w:r>
+        <w:rPr>
+          <w:rFonts w:ascii="Times New Roman" w:cs="Times New Roman" w:eastAsia="SimSun" w:hAnsi="Times New Roman"/>
+        </w:rPr>
+        <w:t xml:space="preserve"> 关于分量互换的不对称性，以及极性失衡 </w:t>
+      </w:r>
+      <w:r>
+        <w:rPr>
+          <w:rFonts w:ascii="Cambria Math" w:eastAsia="SimSun" w:hAnsi="Cambria Math"/>
+          <w:i w:val="false"/>
+          <w:iCs w:val="false"/>
+        </w:rPr>
+        <w:t xml:space="preserve">Δα</w:t>
+      </w:r>
+      <w:r>
+        <w:rPr>
+          <w:rFonts w:ascii="Times New Roman" w:cs="Times New Roman" w:eastAsia="SimSun" w:hAnsi="Times New Roman"/>
+        </w:rPr>
+        <w:t xml:space="preserve">。尾头基数之差 </w:t>
       </w:r>
       <w:r>
         <w:rPr>
@@ -7575,159 +7806,63 @@
         <w:rPr>
           <w:rFonts w:ascii="Times New Roman" w:cs="Times New Roman" w:eastAsia="SimSun" w:hAnsi="Times New Roman"/>
         </w:rPr>
-        <w:t xml:space="preserve">、联合度分布关于对角线的反对称部分 </w:t>
-      </w:r>
-      <w:r>
-        <w:rPr>
-          <w:rFonts w:ascii="Cambria Math" w:eastAsia="SimSun" w:hAnsi="Cambria Math"/>
-          <w:i/>
-          <w:iCs/>
-        </w:rPr>
-        <w:t xml:space="preserve">P</w:t>
-      </w:r>
-      <w:r>
-        <w:rPr>
-          <w:rFonts w:ascii="Cambria Math" w:eastAsia="SimSun" w:hAnsi="Cambria Math"/>
-          <w:i w:val="false"/>
-          <w:iCs w:val="false"/>
-        </w:rPr>
-        <w:t xml:space="preserve">(</w:t>
-      </w:r>
-      <w:r>
-        <w:rPr>
-          <w:rFonts w:ascii="Cambria Math" w:eastAsia="SimSun" w:hAnsi="Cambria Math"/>
-          <w:i/>
-          <w:iCs/>
-        </w:rPr>
-        <w:t xml:space="preserve">k</w:t>
-      </w:r>
-      <w:r>
-        <w:rPr>
-          <w:rFonts w:ascii="Cambria Math" w:eastAsia="SimSun" w:hAnsi="Cambria Math"/>
-          <w:i w:val="false"/>
-          <w:iCs w:val="false"/>
-          <w:vertAlign w:val="subscript"/>
-        </w:rPr>
-        <w:t xml:space="preserve">in</w:t>
-      </w:r>
-      <w:r>
-        <w:rPr>
-          <w:rFonts w:ascii="Cambria Math" w:eastAsia="SimSun" w:hAnsi="Cambria Math"/>
-          <w:i w:val="false"/>
-          <w:iCs w:val="false"/>
-        </w:rPr>
-        <w:t xml:space="preserve">,</w:t>
-      </w:r>
-      <w:r>
-        <w:rPr>
-          <w:rFonts w:ascii="Cambria Math" w:eastAsia="SimSun" w:hAnsi="Cambria Math"/>
-          <w:i/>
-          <w:iCs/>
-        </w:rPr>
-        <w:t xml:space="preserve">k</w:t>
-      </w:r>
-      <w:r>
-        <w:rPr>
-          <w:rFonts w:ascii="Cambria Math" w:eastAsia="SimSun" w:hAnsi="Cambria Math"/>
-          <w:i w:val="false"/>
-          <w:iCs w:val="false"/>
-          <w:vertAlign w:val="subscript"/>
-        </w:rPr>
-        <w:t xml:space="preserve">out</w:t>
-      </w:r>
-      <w:r>
-        <w:rPr>
-          <w:rFonts w:ascii="Cambria Math" w:eastAsia="SimSun" w:hAnsi="Cambria Math"/>
-          <w:i w:val="false"/>
-          <w:iCs w:val="false"/>
-        </w:rPr>
-        <w:t xml:space="preserve">)-</w:t>
-      </w:r>
-      <w:r>
-        <w:rPr>
-          <w:rFonts w:ascii="Cambria Math" w:eastAsia="SimSun" w:hAnsi="Cambria Math"/>
-          <w:i/>
-          <w:iCs/>
-        </w:rPr>
-        <w:t xml:space="preserve">P</w:t>
-      </w:r>
-      <w:r>
-        <w:rPr>
-          <w:rFonts w:ascii="Cambria Math" w:eastAsia="SimSun" w:hAnsi="Cambria Math"/>
-          <w:i w:val="false"/>
-          <w:iCs w:val="false"/>
-        </w:rPr>
-        <w:t xml:space="preserve">(</w:t>
-      </w:r>
-      <w:r>
-        <w:rPr>
-          <w:rFonts w:ascii="Cambria Math" w:eastAsia="SimSun" w:hAnsi="Cambria Math"/>
-          <w:i/>
-          <w:iCs/>
-        </w:rPr>
-        <w:t xml:space="preserve">k</w:t>
-      </w:r>
-      <w:r>
-        <w:rPr>
-          <w:rFonts w:ascii="Cambria Math" w:eastAsia="SimSun" w:hAnsi="Cambria Math"/>
-          <w:i w:val="false"/>
-          <w:iCs w:val="false"/>
-          <w:vertAlign w:val="subscript"/>
-        </w:rPr>
-        <w:t xml:space="preserve">out</w:t>
-      </w:r>
-      <w:r>
-        <w:rPr>
-          <w:rFonts w:ascii="Cambria Math" w:eastAsia="SimSun" w:hAnsi="Cambria Math"/>
-          <w:i w:val="false"/>
-          <w:iCs w:val="false"/>
-        </w:rPr>
-        <w:t xml:space="preserve">,</w:t>
-      </w:r>
-      <w:r>
-        <w:rPr>
-          <w:rFonts w:ascii="Cambria Math" w:eastAsia="SimSun" w:hAnsi="Cambria Math"/>
-          <w:i/>
-          <w:iCs/>
-        </w:rPr>
-        <w:t xml:space="preserve">k</w:t>
-      </w:r>
-      <w:r>
-        <w:rPr>
-          <w:rFonts w:ascii="Cambria Math" w:eastAsia="SimSun" w:hAnsi="Cambria Math"/>
-          <w:i w:val="false"/>
-          <w:iCs w:val="false"/>
-          <w:vertAlign w:val="subscript"/>
-        </w:rPr>
-        <w:t xml:space="preserve">in</w:t>
-      </w:r>
-      <w:r>
-        <w:rPr>
-          <w:rFonts w:ascii="Cambria Math" w:eastAsia="SimSun" w:hAnsi="Cambria Math"/>
-          <w:i w:val="false"/>
-          <w:iCs w:val="false"/>
-        </w:rPr>
-        <w:t xml:space="preserve">)</w:t>
-      </w:r>
-      <w:r>
-        <w:rPr>
-          <w:rFonts w:ascii="Times New Roman" w:cs="Times New Roman" w:eastAsia="SimSun" w:hAnsi="Times New Roman"/>
-        </w:rPr>
-        <w:t xml:space="preserve">，以及极性失衡 </w:t>
-      </w:r>
-      <w:r>
-        <w:rPr>
-          <w:rFonts w:ascii="Cambria Math" w:eastAsia="SimSun" w:hAnsi="Cambria Math"/>
-          <w:i w:val="false"/>
-          <w:iCs w:val="false"/>
-        </w:rPr>
-        <w:t xml:space="preserve">Δα</w:t>
-      </w:r>
-      <w:r>
-        <w:rPr>
-          <w:rFonts w:ascii="Times New Roman" w:cs="Times New Roman" w:eastAsia="SimSun" w:hAnsi="Times New Roman"/>
-        </w:rPr>
-        <w:t xml:space="preserve">。</w:t>
+        <w:t xml:space="preserve"> 不是第三个独立来源——由 (3)，</w:t>
+      </w:r>
+      <w:r>
+        <w:rPr>
+          <w:rFonts w:ascii="Cambria Math" w:eastAsia="SimSun" w:hAnsi="Cambria Math"/>
+          <w:i/>
+          <w:iCs/>
+        </w:rPr>
+        <w:t xml:space="preserve">d</w:t>
+      </w:r>
+      <w:r>
+        <w:rPr>
+          <w:rFonts w:ascii="Times New Roman" w:cs="Times New Roman" w:eastAsia="SimSun" w:hAnsi="Times New Roman"/>
+        </w:rPr>
+        <w:t xml:space="preserve"> 互换对称蕴含 </w:t>
+      </w:r>
+      <w:r>
+        <w:rPr>
+          <w:rFonts w:ascii="Cambria Math" w:eastAsia="SimSun" w:hAnsi="Cambria Math"/>
+          <w:i w:val="false"/>
+          <w:iCs w:val="false"/>
+        </w:rPr>
+        <w:t xml:space="preserve">τ=η</w:t>
+      </w:r>
+      <w:r>
+        <w:rPr>
+          <w:rFonts w:ascii="Times New Roman" w:cs="Times New Roman" w:eastAsia="SimSun" w:hAnsi="Times New Roman"/>
+        </w:rPr>
+        <w:t xml:space="preserve">，故 </w:t>
+      </w:r>
+      <w:r>
+        <w:rPr>
+          <w:rFonts w:ascii="Cambria Math" w:eastAsia="SimSun" w:hAnsi="Cambria Math"/>
+          <w:i w:val="false"/>
+          <w:iCs w:val="false"/>
+        </w:rPr>
+        <w:t xml:space="preserve">τ≠η</w:t>
+      </w:r>
+      <w:r>
+        <w:rPr>
+          <w:rFonts w:ascii="Times New Roman" w:cs="Times New Roman" w:eastAsia="SimSun" w:hAnsi="Times New Roman"/>
+        </w:rPr>
+        <w:t xml:space="preserve"> 只是序列不对称的一个充分标志；反之序列不对称时 </w:t>
+      </w:r>
+      <w:r>
+        <w:rPr>
+          <w:rFonts w:ascii="Cambria Math" w:eastAsia="SimSun" w:hAnsi="Cambria Math"/>
+          <w:i w:val="false"/>
+          <w:iCs w:val="false"/>
+        </w:rPr>
+        <w:t xml:space="preserve">τ=η</w:t>
+      </w:r>
+      <w:r>
+        <w:rPr>
+          <w:rFonts w:ascii="Times New Roman" w:cs="Times New Roman" w:eastAsia="SimSun" w:hAnsi="Times New Roman"/>
+        </w:rPr>
+        <w:t xml:space="preserve"> 仍可成立。</w:t>
       </w:r>
     </w:p>
     <w:p>
@@ -8348,6 +8483,12 @@
       </w:pPr>
       <w:r>
         <w:rPr>
+          <w:rFonts w:ascii="Times New Roman" w:cs="Times New Roman" w:eastAsia="SimSun" w:hAnsi="Times New Roman"/>
+        </w:rPr>
+        <w:t xml:space="preserve">由此得到一个可直接检验的推论：</w:t>
+      </w:r>
+      <w:r>
+        <w:rPr>
           <w:rFonts w:ascii="Cambria Math" w:eastAsia="SimSun" w:hAnsi="Cambria Math"/>
           <w:i/>
           <w:iCs/>
@@ -8367,35 +8508,49 @@
         <w:rPr>
           <w:rFonts w:ascii="Times New Roman" w:cs="Times New Roman" w:eastAsia="SimSun" w:hAnsi="Times New Roman"/>
         </w:rPr>
-        <w:t xml:space="preserve"> 因而不能单独产生破缺。</w:t>
-      </w:r>
-      <w:r>
-        <w:rPr>
-          <w:rFonts w:ascii="Cambria Math" w:eastAsia="SimSun" w:hAnsi="Cambria Math"/>
-          <w:i w:val="false"/>
-          <w:iCs w:val="false"/>
-        </w:rPr>
-        <w:t xml:space="preserve">τ=η</w:t>
-      </w:r>
-      <w:r>
-        <w:rPr>
-          <w:rFonts w:ascii="Times New Roman" w:cs="Times New Roman" w:eastAsia="SimSun" w:hAnsi="Times New Roman"/>
-        </w:rPr>
-        <w:t xml:space="preserve"> 且 </w:t>
-      </w:r>
-      <w:r>
-        <w:rPr>
-          <w:rFonts w:ascii="Cambria Math" w:eastAsia="SimSun" w:hAnsi="Cambria Math"/>
-          <w:i/>
-          <w:iCs/>
-        </w:rPr>
-        <w:t xml:space="preserve">P</w:t>
-      </w:r>
-      <w:r>
-        <w:rPr>
-          <w:rFonts w:ascii="Times New Roman" w:cs="Times New Roman" w:eastAsia="SimSun" w:hAnsi="Times New Roman"/>
-        </w:rPr>
-        <w:t xml:space="preserve"> 关于对角线对称的位形模型系综是 </w:t>
+        <w:t xml:space="preserve"> 不能单独产生破缺。设双度序列 </w:t>
+      </w:r>
+      <w:r>
+        <w:rPr>
+          <w:rFonts w:ascii="Cambria Math" w:eastAsia="SimSun" w:hAnsi="Cambria Math"/>
+          <w:i/>
+          <w:iCs/>
+        </w:rPr>
+        <w:t xml:space="preserve">d</w:t>
+      </w:r>
+      <w:r>
+        <w:rPr>
+          <w:rFonts w:ascii="Times New Roman" w:cs="Times New Roman" w:eastAsia="SimSun" w:hAnsi="Times New Roman"/>
+        </w:rPr>
+        <w:t xml:space="preserve"> 关于分量互换对称，即 </w:t>
+      </w:r>
+      <w:r>
+        <w:rPr>
+          <w:rFonts w:ascii="Cambria Math" w:eastAsia="SimSun" w:hAnsi="Cambria Math"/>
+          <w:i/>
+          <w:iCs/>
+        </w:rPr>
+        <w:t xml:space="preserve">Rd</w:t>
+      </w:r>
+      <w:r>
+        <w:rPr>
+          <w:rFonts w:ascii="Times New Roman" w:cs="Times New Roman" w:eastAsia="SimSun" w:hAnsi="Times New Roman"/>
+        </w:rPr>
+        <w:t xml:space="preserve"> 与 </w:t>
+      </w:r>
+      <w:r>
+        <w:rPr>
+          <w:rFonts w:ascii="Cambria Math" w:eastAsia="SimSun" w:hAnsi="Cambria Math"/>
+          <w:i/>
+          <w:iCs/>
+        </w:rPr>
+        <w:t xml:space="preserve">d</w:t>
+      </w:r>
+      <w:r>
+        <w:rPr>
+          <w:rFonts w:ascii="Times New Roman" w:cs="Times New Roman" w:eastAsia="SimSun" w:hAnsi="Times New Roman"/>
+        </w:rPr>
+        <w:t xml:space="preserve"> 至多相差一个节点重标号。</w:t>
       </w:r>
       <w:r>
         <w:rPr>
@@ -8409,21 +8564,97 @@
         <w:rPr>
           <w:rFonts w:ascii="Times New Roman" w:cs="Times New Roman" w:eastAsia="SimSun" w:hAnsi="Times New Roman"/>
         </w:rPr>
-        <w:t xml:space="preserve">-不变的，而以 </w:t>
-      </w:r>
-      <w:r>
-        <w:rPr>
-          <w:rFonts w:ascii="Cambria Math" w:eastAsia="SimSun" w:hAnsi="Cambria Math"/>
-          <w:i/>
-          <w:iCs/>
-        </w:rPr>
-        <w:t xml:space="preserve">R</w:t>
-      </w:r>
-      <w:r>
-        <w:rPr>
-          <w:rFonts w:ascii="Times New Roman" w:cs="Times New Roman" w:eastAsia="SimSun" w:hAnsi="Times New Roman"/>
-        </w:rPr>
-        <w:t xml:space="preserve">-偶量为目标的定向重连保持该不变性；</w:t>
+        <w:t xml:space="preserve"> 把位形模型系综 </w:t>
+      </w:r>
+      <w:r>
+        <w:rPr>
+          <w:rFonts w:ascii="Cambria Math" w:eastAsia="SimSun" w:hAnsi="Cambria Math"/>
+          <w:i/>
+          <w:iCs/>
+        </w:rPr>
+        <w:t xml:space="preserve">CM</w:t>
+      </w:r>
+      <w:r>
+        <w:rPr>
+          <w:rFonts w:ascii="Cambria Math" w:eastAsia="SimSun" w:hAnsi="Cambria Math"/>
+          <w:i w:val="false"/>
+          <w:iCs w:val="false"/>
+        </w:rPr>
+        <w:t xml:space="preserve">(</w:t>
+      </w:r>
+      <w:r>
+        <w:rPr>
+          <w:rFonts w:ascii="Cambria Math" w:eastAsia="SimSun" w:hAnsi="Cambria Math"/>
+          <w:i/>
+          <w:iCs/>
+        </w:rPr>
+        <w:t xml:space="preserve">d</w:t>
+      </w:r>
+      <w:r>
+        <w:rPr>
+          <w:rFonts w:ascii="Cambria Math" w:eastAsia="SimSun" w:hAnsi="Cambria Math"/>
+          <w:i w:val="false"/>
+          <w:iCs w:val="false"/>
+        </w:rPr>
+        <w:t xml:space="preserve">)</w:t>
+      </w:r>
+      <w:r>
+        <w:rPr>
+          <w:rFonts w:ascii="Times New Roman" w:cs="Times New Roman" w:eastAsia="SimSun" w:hAnsi="Times New Roman"/>
+        </w:rPr>
+        <w:t xml:space="preserve"> 映为 </w:t>
+      </w:r>
+      <w:r>
+        <w:rPr>
+          <w:rFonts w:ascii="Cambria Math" w:eastAsia="SimSun" w:hAnsi="Cambria Math"/>
+          <w:i/>
+          <w:iCs/>
+        </w:rPr>
+        <w:t xml:space="preserve">CM</w:t>
+      </w:r>
+      <w:r>
+        <w:rPr>
+          <w:rFonts w:ascii="Cambria Math" w:eastAsia="SimSun" w:hAnsi="Cambria Math"/>
+          <w:i w:val="false"/>
+          <w:iCs w:val="false"/>
+        </w:rPr>
+        <w:t xml:space="preserve">(</w:t>
+      </w:r>
+      <w:r>
+        <w:rPr>
+          <w:rFonts w:ascii="Cambria Math" w:eastAsia="SimSun" w:hAnsi="Cambria Math"/>
+          <w:i/>
+          <w:iCs/>
+        </w:rPr>
+        <w:t xml:space="preserve">Rd</w:t>
+      </w:r>
+      <w:r>
+        <w:rPr>
+          <w:rFonts w:ascii="Cambria Math" w:eastAsia="SimSun" w:hAnsi="Cambria Math"/>
+          <w:i w:val="false"/>
+          <w:iCs w:val="false"/>
+        </w:rPr>
+        <w:t xml:space="preserve">)</w:t>
+      </w:r>
+      <w:r>
+        <w:rPr>
+          <w:rFonts w:ascii="Times New Roman" w:cs="Times New Roman" w:eastAsia="SimSun" w:hAnsi="Times New Roman"/>
+        </w:rPr>
+        <w:t xml:space="preserve">，后者是前者在该重标号下的像；而 </w:t>
+      </w:r>
+      <w:r>
+        <w:rPr>
+          <w:rFonts w:ascii="Cambria Math" w:eastAsia="SimSun" w:hAnsi="Cambria Math"/>
+          <w:i/>
+          <w:iCs/>
+        </w:rPr>
+        <w:t xml:space="preserve">S</w:t>
+      </w:r>
+      <w:r>
+        <w:rPr>
+          <w:rFonts w:ascii="Times New Roman" w:cs="Times New Roman" w:eastAsia="SimSun" w:hAnsi="Times New Roman"/>
+        </w:rPr>
+        <w:t xml:space="preserve"> 与节点标号无关，故命题 1 的结论成立，系综平均的爆发规模在方向翻转下相同。关键在于：这类对称序列可以取遍 </w:t>
       </w:r>
       <w:r>
         <w:rPr>
@@ -8444,9 +8675,123 @@
       </w:r>
       <w:r>
         <w:rPr>
-          <w:rFonts w:ascii="Times New Roman" w:cs="Times New Roman" w:eastAsia="SimSun" w:hAnsi="Times New Roman"/>
-        </w:rPr>
-        <w:t xml:space="preserve"> 扫描正属此类，故其系综平均的爆发规模在方向翻转下必然相同——尽管 </w:t>
+          <w:rFonts w:ascii="Cambria Math" w:eastAsia="SimSun" w:hAnsi="Cambria Math"/>
+          <w:i w:val="false"/>
+          <w:iCs w:val="false"/>
+        </w:rPr>
+        <w:t xml:space="preserve">∈[-1,1]</w:t>
+      </w:r>
+      <w:r>
+        <w:rPr>
+          <w:rFonts w:ascii="Times New Roman" w:cs="Times New Roman" w:eastAsia="SimSun" w:hAnsi="Times New Roman"/>
+        </w:rPr>
+        <w:t xml:space="preserve"> 的整个范围（例如 </w:t>
+      </w:r>
+      <w:r>
+        <w:rPr>
+          <w:rFonts w:ascii="Cambria Math" w:eastAsia="SimSun" w:hAnsi="Cambria Math"/>
+          <w:i/>
+          <w:iCs/>
+        </w:rPr>
+        <w:t xml:space="preserve">d</w:t>
+      </w:r>
+      <w:r>
+        <w:rPr>
+          <w:rFonts w:ascii="Times New Roman" w:cs="Times New Roman" w:eastAsia="SimSun" w:hAnsi="Times New Roman"/>
+        </w:rPr>
+        <w:t xml:space="preserve"> 由若干对 </w:t>
+      </w:r>
+      <w:r>
+        <w:rPr>
+          <w:rFonts w:ascii="Cambria Math" w:eastAsia="SimSun" w:hAnsi="Cambria Math"/>
+          <w:i w:val="false"/>
+          <w:iCs w:val="false"/>
+        </w:rPr>
+        <w:t xml:space="preserve">(</w:t>
+      </w:r>
+      <w:r>
+        <w:rPr>
+          <w:rFonts w:ascii="Cambria Math" w:eastAsia="SimSun" w:hAnsi="Cambria Math"/>
+          <w:i/>
+          <w:iCs/>
+        </w:rPr>
+        <w:t xml:space="preserve">a</w:t>
+      </w:r>
+      <w:r>
+        <w:rPr>
+          <w:rFonts w:ascii="Cambria Math" w:eastAsia="SimSun" w:hAnsi="Cambria Math"/>
+          <w:i w:val="false"/>
+          <w:iCs w:val="false"/>
+        </w:rPr>
+        <w:t xml:space="preserve">,</w:t>
+      </w:r>
+      <w:r>
+        <w:rPr>
+          <w:rFonts w:ascii="Cambria Math" w:eastAsia="SimSun" w:hAnsi="Cambria Math"/>
+          <w:i/>
+          <w:iCs/>
+        </w:rPr>
+        <w:t xml:space="preserve">b</w:t>
+      </w:r>
+      <w:r>
+        <w:rPr>
+          <w:rFonts w:ascii="Cambria Math" w:eastAsia="SimSun" w:hAnsi="Cambria Math"/>
+          <w:i w:val="false"/>
+          <w:iCs w:val="false"/>
+        </w:rPr>
+        <w:t xml:space="preserve">)</w:t>
+      </w:r>
+      <w:r>
+        <w:rPr>
+          <w:rFonts w:ascii="Times New Roman" w:cs="Times New Roman" w:eastAsia="SimSun" w:hAnsi="Times New Roman"/>
+        </w:rPr>
+        <w:t xml:space="preserve"> 与 </w:t>
+      </w:r>
+      <w:r>
+        <w:rPr>
+          <w:rFonts w:ascii="Cambria Math" w:eastAsia="SimSun" w:hAnsi="Cambria Math"/>
+          <w:i w:val="false"/>
+          <w:iCs w:val="false"/>
+        </w:rPr>
+        <w:t xml:space="preserve">(</w:t>
+      </w:r>
+      <w:r>
+        <w:rPr>
+          <w:rFonts w:ascii="Cambria Math" w:eastAsia="SimSun" w:hAnsi="Cambria Math"/>
+          <w:i/>
+          <w:iCs/>
+        </w:rPr>
+        <w:t xml:space="preserve">b</w:t>
+      </w:r>
+      <w:r>
+        <w:rPr>
+          <w:rFonts w:ascii="Cambria Math" w:eastAsia="SimSun" w:hAnsi="Cambria Math"/>
+          <w:i w:val="false"/>
+          <w:iCs w:val="false"/>
+        </w:rPr>
+        <w:t xml:space="preserve">,</w:t>
+      </w:r>
+      <w:r>
+        <w:rPr>
+          <w:rFonts w:ascii="Cambria Math" w:eastAsia="SimSun" w:hAnsi="Cambria Math"/>
+          <w:i/>
+          <w:iCs/>
+        </w:rPr>
+        <w:t xml:space="preserve">a</w:t>
+      </w:r>
+      <w:r>
+        <w:rPr>
+          <w:rFonts w:ascii="Cambria Math" w:eastAsia="SimSun" w:hAnsi="Cambria Math"/>
+          <w:i w:val="false"/>
+          <w:iCs w:val="false"/>
+        </w:rPr>
+        <w:t xml:space="preserve">)</w:t>
+      </w:r>
+      <w:r>
+        <w:rPr>
+          <w:rFonts w:ascii="Times New Roman" w:cs="Times New Roman" w:eastAsia="SimSun" w:hAnsi="Times New Roman"/>
+        </w:rPr>
+        <w:t xml:space="preserve"> 组成时序列对称而 </w:t>
       </w:r>
       <w:r>
         <w:rPr>
@@ -8469,21 +8814,128 @@
         <w:rPr>
           <w:rFonts w:ascii="Times New Roman" w:cs="Times New Roman" w:eastAsia="SimSun" w:hAnsi="Times New Roman"/>
         </w:rPr>
-        <w:t xml:space="preserve"> 确实移动阈值。这决定了第 VI 节破缺实验的设计：固定前两个 </w:t>
-      </w:r>
-      <w:r>
-        <w:rPr>
-          <w:rFonts w:ascii="Cambria Math" w:eastAsia="SimSun" w:hAnsi="Cambria Math"/>
-          <w:i/>
-          <w:iCs/>
-        </w:rPr>
-        <w:t xml:space="preserve">R</w:t>
-      </w:r>
-      <w:r>
-        <w:rPr>
-          <w:rFonts w:ascii="Times New Roman" w:cs="Times New Roman" w:eastAsia="SimSun" w:hAnsi="Times New Roman"/>
-        </w:rPr>
-        <w:t xml:space="preserve">-奇量为零，只扫 </w:t>
+        <w:t xml:space="preserve"> 可为任意值），因此</w:t>
+      </w:r>
+      <w:r>
+        <w:rPr>
+          <w:rFonts w:ascii="Times New Roman" w:cs="Times New Roman" w:eastAsia="SimSun" w:hAnsi="Times New Roman"/>
+          <w:b/>
+          <w:bCs/>
+        </w:rPr>
+        <w:t xml:space="preserve">沿 </w:t>
+      </w:r>
+      <w:r>
+        <w:rPr>
+          <w:rFonts w:ascii="Cambria Math" w:eastAsia="SimSun" w:hAnsi="Cambria Math"/>
+          <w:b/>
+          <w:bCs/>
+          <w:i/>
+          <w:iCs/>
+        </w:rPr>
+        <w:t xml:space="preserve">r</w:t>
+      </w:r>
+      <w:r>
+        <w:rPr>
+          <w:rFonts w:ascii="Cambria Math" w:eastAsia="SimSun" w:hAnsi="Cambria Math"/>
+          <w:b/>
+          <w:bCs/>
+          <w:i w:val="false"/>
+          <w:iCs w:val="false"/>
+          <w:vertAlign w:val="subscript"/>
+        </w:rPr>
+        <w:t xml:space="preserve">io</w:t>
+      </w:r>
+      <w:r>
+        <w:rPr>
+          <w:rFonts w:ascii="Times New Roman" w:cs="Times New Roman" w:eastAsia="SimSun" w:hAnsi="Times New Roman"/>
+          <w:b/>
+          <w:bCs/>
+        </w:rPr>
+        <w:t xml:space="preserve"> 扫描的整条线上都不应出现破缺，尽管 </w:t>
+      </w:r>
+      <w:r>
+        <w:rPr>
+          <w:rFonts w:ascii="Cambria Math" w:eastAsia="SimSun" w:hAnsi="Cambria Math"/>
+          <w:b/>
+          <w:bCs/>
+          <w:i/>
+          <w:iCs/>
+        </w:rPr>
+        <w:t xml:space="preserve">r</w:t>
+      </w:r>
+      <w:r>
+        <w:rPr>
+          <w:rFonts w:ascii="Cambria Math" w:eastAsia="SimSun" w:hAnsi="Cambria Math"/>
+          <w:b/>
+          <w:bCs/>
+          <w:i w:val="false"/>
+          <w:iCs w:val="false"/>
+          <w:vertAlign w:val="subscript"/>
+        </w:rPr>
+        <w:t xml:space="preserve">io</w:t>
+      </w:r>
+      <w:r>
+        <w:rPr>
+          <w:rFonts w:ascii="Times New Roman" w:cs="Times New Roman" w:eastAsia="SimSun" w:hAnsi="Times New Roman"/>
+          <w:b/>
+          <w:bCs/>
+        </w:rPr>
+        <w:t xml:space="preserve"> 确实移动阈值</w:t>
+      </w:r>
+      <w:r>
+        <w:rPr>
+          <w:rFonts w:ascii="Times New Roman" w:cs="Times New Roman" w:eastAsia="SimSun" w:hAnsi="Times New Roman"/>
+        </w:rPr>
+        <w:t xml:space="preserve">。</w:t>
+      </w:r>
+    </w:p>
+    <w:p>
+      <w:pPr>
+        <w:spacing w:after="120" w:before="120" w:line="320"/>
+        <w:jc w:val="both"/>
+      </w:pPr>
+      <w:r>
+        <w:rPr>
+          <w:rFonts w:ascii="Times New Roman" w:cs="Times New Roman" w:eastAsia="SimSun" w:hAnsi="Times New Roman"/>
+        </w:rPr>
+        <w:t xml:space="preserve">这决定了第 VI 节破缺实验的设计：在互换对称的双度序列上做 </w:t>
+      </w:r>
+      <w:r>
+        <w:rPr>
+          <w:rFonts w:ascii="Cambria Math" w:eastAsia="SimSun" w:hAnsi="Cambria Math"/>
+          <w:i/>
+          <w:iCs/>
+        </w:rPr>
+        <w:t xml:space="preserve">r</w:t>
+      </w:r>
+      <w:r>
+        <w:rPr>
+          <w:rFonts w:ascii="Cambria Math" w:eastAsia="SimSun" w:hAnsi="Cambria Math"/>
+          <w:i w:val="false"/>
+          <w:iCs w:val="false"/>
+          <w:vertAlign w:val="subscript"/>
+        </w:rPr>
+        <w:t xml:space="preserve">io</w:t>
+      </w:r>
+      <w:r>
+        <w:rPr>
+          <w:rFonts w:ascii="Times New Roman" w:cs="Times New Roman" w:eastAsia="SimSun" w:hAnsi="Times New Roman"/>
+        </w:rPr>
+        <w:t xml:space="preserve"> 扫描，作为无破缺的阴性对照；破缺实验则保持 </w:t>
+      </w:r>
+      <w:r>
+        <w:rPr>
+          <w:rFonts w:ascii="Cambria Math" w:eastAsia="SimSun" w:hAnsi="Cambria Math"/>
+          <w:i/>
+          <w:iCs/>
+        </w:rPr>
+        <w:t xml:space="preserve">d</w:t>
+      </w:r>
+      <w:r>
+        <w:rPr>
+          <w:rFonts w:ascii="Times New Roman" w:cs="Times New Roman" w:eastAsia="SimSun" w:hAnsi="Times New Roman"/>
+        </w:rPr>
+        <w:t xml:space="preserve"> 对称、只用保度重排调节 </w:t>
       </w:r>
       <w:r>
         <w:rPr>
@@ -8497,30 +8949,21 @@
         <w:rPr>
           <w:rFonts w:ascii="Times New Roman" w:cs="Times New Roman" w:eastAsia="SimSun" w:hAnsi="Times New Roman"/>
         </w:rPr>
-        <w:t xml:space="preserve">，并以 </w:t>
-      </w:r>
-      <w:r>
-        <w:rPr>
-          <w:rFonts w:ascii="Cambria Math" w:eastAsia="SimSun" w:hAnsi="Cambria Math"/>
-          <w:i/>
-          <w:iCs/>
-        </w:rPr>
-        <w:t xml:space="preserve">r</w:t>
-      </w:r>
-      <w:r>
-        <w:rPr>
-          <w:rFonts w:ascii="Cambria Math" w:eastAsia="SimSun" w:hAnsi="Cambria Math"/>
-          <w:i w:val="false"/>
-          <w:iCs w:val="false"/>
-          <w:vertAlign w:val="subscript"/>
-        </w:rPr>
-        <w:t xml:space="preserve">io</w:t>
-      </w:r>
-      <w:r>
-        <w:rPr>
-          <w:rFonts w:ascii="Times New Roman" w:cs="Times New Roman" w:eastAsia="SimSun" w:hAnsi="Times New Roman"/>
-        </w:rPr>
-        <w:t xml:space="preserve"> 扫描作为无破缺的阴性对照。</w:t>
+        <w:t xml:space="preserve">，从而把观测到的不对称单独归因于 </w:t>
+      </w:r>
+      <w:r>
+        <w:rPr>
+          <w:rFonts w:ascii="Cambria Math" w:eastAsia="SimSun" w:hAnsi="Cambria Math"/>
+          <w:i w:val="false"/>
+          <w:iCs w:val="false"/>
+        </w:rPr>
+        <w:t xml:space="preserve">Δα</w:t>
+      </w:r>
+      <w:r>
+        <w:rPr>
+          <w:rFonts w:ascii="Times New Roman" w:cs="Times New Roman" w:eastAsia="SimSun" w:hAnsi="Times New Roman"/>
+        </w:rPr>
+        <w:t xml:space="preserve">。</w:t>
       </w:r>
     </w:p>
     <w:p>

--- a/drafts/sir-directed-hypergraphs/section2.docx
+++ b/drafts/sir-directed-hypergraphs/section2.docx
@@ -3397,7 +3397,7 @@
         <w:rPr>
           <w:rFonts w:ascii="Times New Roman" w:cs="Times New Roman" w:eastAsia="SimSun" w:hAnsi="Times New Roman"/>
         </w:rPr>
-        <w:t xml:space="preserve">故 </w:t>
+        <w:t xml:space="preserve">故给定感染核后，</w:t>
       </w:r>
       <w:r>
         <w:rPr>
@@ -3411,7 +3411,7 @@
         <w:rPr>
           <w:rFonts w:ascii="Times New Roman" w:cs="Times New Roman" w:eastAsia="SimSun" w:hAnsi="Times New Roman"/>
         </w:rPr>
-        <w:t xml:space="preserve"> 是本文唯一的动力学控制参数，爆发阈值指其临界值 </w:t>
+        <w:t xml:space="preserve"> 是唯一的连续动力学控制参数，爆发阈值指其临界值 </w:t>
       </w:r>
       <w:r>
         <w:rPr>
@@ -3577,87 +3577,141 @@
         <w:rPr>
           <w:rFonts w:ascii="Times New Roman" w:cs="Times New Roman" w:eastAsia="SimSun" w:hAnsi="Times New Roman"/>
         </w:rPr>
-        <w:t xml:space="preserve">初始条件取单个均匀随机选取的种子节点感染、其余易感。有限系统几乎必然在有限时间内到达无感染者的吸收态；记该吸收态中康复节点的占比为爆发规模 </w:t>
-      </w:r>
-      <w:r>
-        <w:rPr>
-          <w:rFonts w:ascii="Cambria Math" w:eastAsia="SimSun" w:hAnsi="Cambria Math"/>
-          <w:i/>
-          <w:iCs/>
-        </w:rPr>
-        <w:t xml:space="preserve">S</w:t>
-      </w:r>
-      <w:r>
-        <w:rPr>
-          <w:rFonts w:ascii="Times New Roman" w:cs="Times New Roman" w:eastAsia="SimSun" w:hAnsi="Times New Roman"/>
-        </w:rPr>
-        <w:t xml:space="preserve">，记 </w:t>
-      </w:r>
-      <w:r>
-        <w:rPr>
-          <w:rFonts w:ascii="Cambria Math" w:eastAsia="SimSun" w:hAnsi="Cambria Math"/>
-          <w:i/>
-          <w:iCs/>
-        </w:rPr>
-        <w:t xml:space="preserve">S</w:t>
-      </w:r>
-      <w:r>
-        <w:rPr>
-          <w:rFonts w:ascii="Cambria Math" w:eastAsia="SimSun" w:hAnsi="Cambria Math"/>
-          <w:i w:val="false"/>
-          <w:iCs w:val="false"/>
-        </w:rPr>
-        <w:t xml:space="preserve">[</w:t>
-      </w:r>
-      <w:r>
-        <w:rPr>
-          <w:rFonts w:ascii="Cambria Math" w:eastAsia="SimSun" w:hAnsi="Cambria Math"/>
-          <w:i/>
-          <w:iCs/>
-        </w:rPr>
-        <w:t xml:space="preserve">H</w:t>
-      </w:r>
-      <w:r>
-        <w:rPr>
-          <w:rFonts w:ascii="Cambria Math" w:eastAsia="SimSun" w:hAnsi="Cambria Math"/>
-          <w:i w:val="false"/>
-          <w:iCs w:val="false"/>
-        </w:rPr>
-        <w:t xml:space="preserve">]</w:t>
-      </w:r>
-      <w:r>
-        <w:rPr>
-          <w:rFonts w:ascii="Times New Roman" w:cs="Times New Roman" w:eastAsia="SimSun" w:hAnsi="Times New Roman"/>
-        </w:rPr>
-        <w:t xml:space="preserve"> 为给定 </w:t>
-      </w:r>
-      <w:r>
-        <w:rPr>
-          <w:rFonts w:ascii="Cambria Math" w:eastAsia="SimSun" w:hAnsi="Cambria Math"/>
-          <w:i/>
-          <w:iCs/>
-        </w:rPr>
-        <w:t xml:space="preserve">H</w:t>
-      </w:r>
-      <w:r>
-        <w:rPr>
-          <w:rFonts w:ascii="Times New Roman" w:cs="Times New Roman" w:eastAsia="SimSun" w:hAnsi="Times New Roman"/>
-        </w:rPr>
-        <w:t xml:space="preserve"> 时 </w:t>
-      </w:r>
-      <w:r>
-        <w:rPr>
-          <w:rFonts w:ascii="Cambria Math" w:eastAsia="SimSun" w:hAnsi="Cambria Math"/>
-          <w:i/>
-          <w:iCs/>
-        </w:rPr>
-        <w:t xml:space="preserve">S</w:t>
-      </w:r>
-      <w:r>
-        <w:rPr>
-          <w:rFonts w:ascii="Times New Roman" w:cs="Times New Roman" w:eastAsia="SimSun" w:hAnsi="Times New Roman"/>
-        </w:rPr>
-        <w:t xml:space="preserve"> 对动力学随机性与种子选取的条件期望。种子分布均匀因而与超边方向无关，这一点 II.D 将用到。</w:t>
+        <w:t xml:space="preserve">初始条件需随 </w:t>
+      </w:r>
+      <w:r>
+        <w:rPr>
+          <w:rFonts w:ascii="Cambria Math" w:eastAsia="SimSun" w:hAnsi="Cambria Math"/>
+          <w:i w:val="false"/>
+          <w:iCs w:val="false"/>
+        </w:rPr>
+        <w:t xml:space="preserve">θ</w:t>
+      </w:r>
+      <w:r>
+        <w:rPr>
+          <w:rFonts w:ascii="Times New Roman" w:cs="Times New Roman" w:eastAsia="SimSun" w:hAnsi="Times New Roman"/>
+        </w:rPr>
+        <w:t xml:space="preserve"> 而变。</w:t>
+      </w:r>
+      <w:r>
+        <w:rPr>
+          <w:rFonts w:ascii="Cambria Math" w:eastAsia="SimSun" w:hAnsi="Cambria Math"/>
+          <w:i w:val="false"/>
+          <w:iCs w:val="false"/>
+        </w:rPr>
+        <w:t xml:space="preserve">θ=1</w:t>
+      </w:r>
+      <w:r>
+        <w:rPr>
+          <w:rFonts w:ascii="Times New Roman" w:cs="Times New Roman" w:eastAsia="SimSun" w:hAnsi="Times New Roman"/>
+        </w:rPr>
+        <w:t xml:space="preserve"> 时取单个均匀随机选取的种子节点感染即可。</w:t>
+      </w:r>
+      <w:r>
+        <w:rPr>
+          <w:rFonts w:ascii="Cambria Math" w:eastAsia="SimSun" w:hAnsi="Cambria Math"/>
+          <w:i w:val="false"/>
+          <w:iCs w:val="false"/>
+        </w:rPr>
+        <w:t xml:space="preserve">θ≥2</w:t>
+      </w:r>
+      <w:r>
+        <w:rPr>
+          <w:rFonts w:ascii="Times New Roman" w:cs="Times New Roman" w:eastAsia="SimSun" w:hAnsi="Times New Roman"/>
+        </w:rPr>
+        <w:t xml:space="preserve"> 时单个种子无法激活任何超边——任一超边的感染尾成员数至多为 </w:t>
+      </w:r>
+      <w:r>
+        <w:rPr>
+          <w:rFonts w:ascii="Cambria Math" w:eastAsia="SimSun" w:hAnsi="Cambria Math"/>
+          <w:i w:val="false"/>
+          <w:iCs w:val="false"/>
+        </w:rPr>
+        <w:t xml:space="preserve">1&lt;θ</w:t>
+      </w:r>
+      <w:r>
+        <w:rPr>
+          <w:rFonts w:ascii="Times New Roman" w:cs="Times New Roman" w:eastAsia="SimSun" w:hAnsi="Times New Roman"/>
+        </w:rPr>
+        <w:t xml:space="preserve">——过程立即停在初态，爆发规模恒为 </w:t>
+      </w:r>
+      <w:r>
+        <w:rPr>
+          <w:rFonts w:ascii="Cambria Math" w:eastAsia="SimSun" w:hAnsi="Cambria Math"/>
+          <w:i w:val="false"/>
+          <w:iCs w:val="false"/>
+        </w:rPr>
+        <w:t xml:space="preserve">1/</w:t>
+      </w:r>
+      <w:r>
+        <w:rPr>
+          <w:rFonts w:ascii="Cambria Math" w:eastAsia="SimSun" w:hAnsi="Cambria Math"/>
+          <w:i/>
+          <w:iCs/>
+        </w:rPr>
+        <w:t xml:space="preserve">N</w:t>
+      </w:r>
+      <w:r>
+        <w:rPr>
+          <w:rFonts w:ascii="Times New Roman" w:cs="Times New Roman" w:eastAsia="SimSun" w:hAnsi="Times New Roman"/>
+        </w:rPr>
+        <w:t xml:space="preserve">；因此必须取一个规模不小于 </w:t>
+      </w:r>
+      <w:r>
+        <w:rPr>
+          <w:rFonts w:ascii="Cambria Math" w:eastAsia="SimSun" w:hAnsi="Cambria Math"/>
+          <w:i w:val="false"/>
+          <w:iCs w:val="false"/>
+        </w:rPr>
+        <w:t xml:space="preserve">θ</w:t>
+      </w:r>
+      <w:r>
+        <w:rPr>
+          <w:rFonts w:ascii="Times New Roman" w:cs="Times New Roman" w:eastAsia="SimSun" w:hAnsi="Times New Roman"/>
+        </w:rPr>
+        <w:t xml:space="preserve"> 的种子集，我们取均匀随机的初始感染比例 </w:t>
+      </w:r>
+      <w:r>
+        <w:rPr>
+          <w:rFonts w:ascii="Cambria Math" w:eastAsia="SimSun" w:hAnsi="Cambria Math"/>
+          <w:i/>
+          <w:iCs/>
+        </w:rPr>
+        <w:t xml:space="preserve">f</w:t>
+      </w:r>
+      <w:r>
+        <w:rPr>
+          <w:rFonts w:ascii="Times New Roman" w:cs="Times New Roman" w:eastAsia="SimSun" w:hAnsi="Times New Roman"/>
+        </w:rPr>
+        <w:t xml:space="preserve">。这与 bootstrap 渗流以初始激活比例为控制参数的做法一致 [5]，</w:t>
+      </w:r>
+      <w:r>
+        <w:rPr>
+          <w:rFonts w:ascii="Cambria Math" w:eastAsia="SimSun" w:hAnsi="Cambria Math"/>
+          <w:i/>
+          <w:iCs/>
+        </w:rPr>
+        <w:t xml:space="preserve">f</w:t>
+      </w:r>
+      <w:r>
+        <w:rPr>
+          <w:rFonts w:ascii="Times New Roman" w:cs="Times New Roman" w:eastAsia="SimSun" w:hAnsi="Times New Roman"/>
+        </w:rPr>
+        <w:t xml:space="preserve"> 因而是 </w:t>
+      </w:r>
+      <w:r>
+        <w:rPr>
+          <w:rFonts w:ascii="Cambria Math" w:eastAsia="SimSun" w:hAnsi="Cambria Math"/>
+          <w:i w:val="false"/>
+          <w:iCs w:val="false"/>
+        </w:rPr>
+        <w:t xml:space="preserve">θ≥2</w:t>
+      </w:r>
+      <w:r>
+        <w:rPr>
+          <w:rFonts w:ascii="Times New Roman" w:cs="Times New Roman" w:eastAsia="SimSun" w:hAnsi="Times New Roman"/>
+        </w:rPr>
+        <w:t xml:space="preserve"> 分支的第二个控制参数。</w:t>
       </w:r>
     </w:p>
     <w:p>
@@ -3669,6 +3723,98 @@
         <w:rPr>
           <w:rFonts w:ascii="Times New Roman" w:cs="Times New Roman" w:eastAsia="SimSun" w:hAnsi="Times New Roman"/>
         </w:rPr>
+        <w:t xml:space="preserve">有限系统几乎必然在有限时间内到达无感染者的吸收态。记该吸收态中康复节点的占比为爆发规模 </w:t>
+      </w:r>
+      <w:r>
+        <w:rPr>
+          <w:rFonts w:ascii="Cambria Math" w:eastAsia="SimSun" w:hAnsi="Cambria Math"/>
+          <w:i/>
+          <w:iCs/>
+        </w:rPr>
+        <w:t xml:space="preserve">S</w:t>
+      </w:r>
+      <w:r>
+        <w:rPr>
+          <w:rFonts w:ascii="Times New Roman" w:cs="Times New Roman" w:eastAsia="SimSun" w:hAnsi="Times New Roman"/>
+        </w:rPr>
+        <w:t xml:space="preserve">，记 </w:t>
+      </w:r>
+      <w:r>
+        <w:rPr>
+          <w:rFonts w:ascii="Cambria Math" w:eastAsia="SimSun" w:hAnsi="Cambria Math"/>
+          <w:i/>
+          <w:iCs/>
+        </w:rPr>
+        <w:t xml:space="preserve">S</w:t>
+      </w:r>
+      <w:r>
+        <w:rPr>
+          <w:rFonts w:ascii="Cambria Math" w:eastAsia="SimSun" w:hAnsi="Cambria Math"/>
+          <w:i w:val="false"/>
+          <w:iCs w:val="false"/>
+        </w:rPr>
+        <w:t xml:space="preserve">[</w:t>
+      </w:r>
+      <w:r>
+        <w:rPr>
+          <w:rFonts w:ascii="Cambria Math" w:eastAsia="SimSun" w:hAnsi="Cambria Math"/>
+          <w:i/>
+          <w:iCs/>
+        </w:rPr>
+        <w:t xml:space="preserve">H</w:t>
+      </w:r>
+      <w:r>
+        <w:rPr>
+          <w:rFonts w:ascii="Cambria Math" w:eastAsia="SimSun" w:hAnsi="Cambria Math"/>
+          <w:i w:val="false"/>
+          <w:iCs w:val="false"/>
+        </w:rPr>
+        <w:t xml:space="preserve">]</w:t>
+      </w:r>
+      <w:r>
+        <w:rPr>
+          <w:rFonts w:ascii="Times New Roman" w:cs="Times New Roman" w:eastAsia="SimSun" w:hAnsi="Times New Roman"/>
+        </w:rPr>
+        <w:t xml:space="preserve"> 为给定 </w:t>
+      </w:r>
+      <w:r>
+        <w:rPr>
+          <w:rFonts w:ascii="Cambria Math" w:eastAsia="SimSun" w:hAnsi="Cambria Math"/>
+          <w:i/>
+          <w:iCs/>
+        </w:rPr>
+        <w:t xml:space="preserve">H</w:t>
+      </w:r>
+      <w:r>
+        <w:rPr>
+          <w:rFonts w:ascii="Times New Roman" w:cs="Times New Roman" w:eastAsia="SimSun" w:hAnsi="Times New Roman"/>
+        </w:rPr>
+        <w:t xml:space="preserve"> 时 </w:t>
+      </w:r>
+      <w:r>
+        <w:rPr>
+          <w:rFonts w:ascii="Cambria Math" w:eastAsia="SimSun" w:hAnsi="Cambria Math"/>
+          <w:i/>
+          <w:iCs/>
+        </w:rPr>
+        <w:t xml:space="preserve">S</w:t>
+      </w:r>
+      <w:r>
+        <w:rPr>
+          <w:rFonts w:ascii="Times New Roman" w:cs="Times New Roman" w:eastAsia="SimSun" w:hAnsi="Times New Roman"/>
+        </w:rPr>
+        <w:t xml:space="preserve"> 对动力学随机性与种子选取的条件期望。两种初始条件下种子分布都均匀，因而与超边方向无关，这一点 II.D 将用到。</w:t>
+      </w:r>
+    </w:p>
+    <w:p>
+      <w:pPr>
+        <w:spacing w:after="120" w:before="120" w:line="320"/>
+        <w:jc w:val="both"/>
+      </w:pPr>
+      <w:r>
+        <w:rPr>
+          <w:rFonts w:ascii="Times New Roman" w:cs="Times New Roman" w:eastAsia="SimSun" w:hAnsi="Times New Roman"/>
+        </w:rPr>
         <w:t xml:space="preserve">式 (5)–(8) 中方向性的作用是不对称的：节点的 </w:t>
       </w:r>
       <w:r>
@@ -3767,7 +3913,7 @@
         <w:rPr>
           <w:rFonts w:ascii="Times New Roman" w:cs="Times New Roman" w:eastAsia="SimSun" w:hAnsi="Times New Roman"/>
         </w:rPr>
-        <w:t xml:space="preserve">第二个结构参数刻画超边之间如何共享节点。在无向超图中，两条超边的重叠只有"共享几个节点"一个自由度 [5, 6]；引入尾/头之分后，共享节点在两条超边中各自扮演的角色也成为信息。</w:t>
+        <w:t xml:space="preserve">第二个结构参数刻画超边之间如何共享节点。在无向超图中，两条超边的重叠只有"共享几个节点"一个自由度 [6, 7]；引入尾/头之分后，共享节点在两条超边中各自扮演的角色也成为信息。</w:t>
       </w:r>
     </w:p>
     <w:p>
@@ -6206,7 +6352,7 @@
         <w:rPr>
           <w:rFonts w:ascii="Times New Roman" w:cs="Times New Roman" w:eastAsia="SimSun" w:hAnsi="Times New Roman"/>
         </w:rPr>
-        <w:t xml:space="preserve">）即阶内重叠、取非对角块即阶间重叠，与无向情形下超边重叠矩阵的对角/非对角划分一致 [6]；本文只是在其每个矩阵元上再展开出四个方向通道。同质阶数下阶指标退化，以下略去并简记为 </w:t>
+        <w:t xml:space="preserve">）即阶内重叠、取非对角块即阶间重叠，与无向情形下超边重叠矩阵的对角/非对角划分一致 [7]；本文只是在其每个矩阵元上再展开出四个方向通道。同质阶数下阶指标退化，以下略去并简记为 </w:t>
       </w:r>
       <w:r>
         <w:rPr>
@@ -6241,7 +6387,7 @@
         <w:rPr>
           <w:rFonts w:ascii="Times New Roman" w:cs="Times New Roman" w:eastAsia="SimSun" w:hAnsi="Times New Roman"/>
         </w:rPr>
-        <w:t xml:space="preserve">互惠方向不由上述张量刻画。两条超边是否互相指回，取决于一组超边能否共同完成反向覆盖，这是超边级而非超边对级的判据。本文直接采用已有的强互惠定义 [7]：若存在一组超边，其尾集之并覆盖 </w:t>
+        <w:t xml:space="preserve">互惠方向不由上述张量刻画。两条超边是否互相指回，取决于一组超边能否共同完成反向覆盖，这是超边级而非超边对级的判据。本文直接采用已有的强互惠定义 [8]：若存在一组超边，其尾集之并覆盖 </w:t>
       </w:r>
       <w:r>
         <w:rPr>
@@ -9281,6 +9427,50 @@
           <w:rFonts w:ascii="Times New Roman" w:cs="Times New Roman" w:eastAsia="SimSun" w:hAnsi="Times New Roman"/>
         </w:rPr>
         <w:t xml:space="preserve">, 2340–2361 (1977). doi:10.1021/j100540a008</w:t>
+      </w:r>
+    </w:p>
+    <w:p>
+      <w:pPr>
+        <w:pStyle w:val="ListParagraph"/>
+        <w:numPr>
+          <w:ilvl w:val="0"/>
+          <w:numId w:val="2"/>
+        </w:numPr>
+        <w:spacing w:after="100" w:before="100" w:line="310"/>
+      </w:pPr>
+      <w:r>
+        <w:rPr>
+          <w:rFonts w:ascii="Times New Roman" w:cs="Times New Roman" w:eastAsia="SimSun" w:hAnsi="Times New Roman"/>
+        </w:rPr>
+        <w:t xml:space="preserve">G. J. Baxter, S. N. Dorogovtsev, A. V. Goltsev, J. F. F. Mendes, </w:t>
+      </w:r>
+      <w:r>
+        <w:rPr>
+          <w:rFonts w:ascii="Times New Roman" w:cs="Times New Roman" w:eastAsia="SimSun" w:hAnsi="Times New Roman"/>
+          <w:i/>
+          <w:iCs/>
+        </w:rPr>
+        <w:t xml:space="preserve">Physical Review E</w:t>
+      </w:r>
+      <w:r>
+        <w:rPr>
+          <w:rFonts w:ascii="Times New Roman" w:cs="Times New Roman" w:eastAsia="SimSun" w:hAnsi="Times New Roman"/>
+        </w:rPr>
+        <w:t xml:space="preserve">, </w:t>
+      </w:r>
+      <w:r>
+        <w:rPr>
+          <w:rFonts w:ascii="Times New Roman" w:cs="Times New Roman" w:eastAsia="SimSun" w:hAnsi="Times New Roman"/>
+          <w:b/>
+          <w:bCs/>
+        </w:rPr>
+        <w:t xml:space="preserve">82</w:t>
+      </w:r>
+      <w:r>
+        <w:rPr>
+          <w:rFonts w:ascii="Times New Roman" w:cs="Times New Roman" w:eastAsia="SimSun" w:hAnsi="Times New Roman"/>
+        </w:rPr>
+        <w:t xml:space="preserve">, 011103 (2010). doi:10.1103/PhysRevE.82.011103</w:t>
       </w:r>
     </w:p>
     <w:p>

--- a/drafts/sir-directed-hypergraphs/section2.docx
+++ b/drafts/sir-directed-hypergraphs/section2.docx
@@ -8605,7 +8605,7 @@
         <w:rPr>
           <w:rFonts w:ascii="Times New Roman" w:cs="Times New Roman" w:eastAsia="SimSun" w:hAnsi="Times New Roman"/>
         </w:rPr>
-        <w:t xml:space="preserve">。在本文所用结构量中，能承载这一破坏的只有上述三个 </w:t>
+        <w:t xml:space="preserve">。在本文所用结构量中，能承载这一破坏的只有上述两个 </w:t>
       </w:r>
       <w:r>
         <w:rPr>
@@ -8619,7 +8619,7 @@
         <w:rPr>
           <w:rFonts w:ascii="Times New Roman" w:cs="Times New Roman" w:eastAsia="SimSun" w:hAnsi="Times New Roman"/>
         </w:rPr>
-        <w:t xml:space="preserve">-奇量。</w:t>
+        <w:t xml:space="preserve">-奇的来源。</w:t>
       </w:r>
     </w:p>
     <w:p>
@@ -8631,72 +8631,37 @@
         <w:rPr>
           <w:rFonts w:ascii="Times New Roman" w:cs="Times New Roman" w:eastAsia="SimSun" w:hAnsi="Times New Roman"/>
         </w:rPr>
-        <w:t xml:space="preserve">由此得到一个可直接检验的推论：</w:t>
-      </w:r>
-      <w:r>
-        <w:rPr>
-          <w:rFonts w:ascii="Cambria Math" w:eastAsia="SimSun" w:hAnsi="Cambria Math"/>
-          <w:i/>
-          <w:iCs/>
-        </w:rPr>
-        <w:t xml:space="preserve">r</w:t>
-      </w:r>
-      <w:r>
-        <w:rPr>
-          <w:rFonts w:ascii="Cambria Math" w:eastAsia="SimSun" w:hAnsi="Cambria Math"/>
-          <w:i w:val="false"/>
-          <w:iCs w:val="false"/>
-          <w:vertAlign w:val="subscript"/>
-        </w:rPr>
-        <w:t xml:space="preserve">io</w:t>
-      </w:r>
-      <w:r>
-        <w:rPr>
-          <w:rFonts w:ascii="Times New Roman" w:cs="Times New Roman" w:eastAsia="SimSun" w:hAnsi="Times New Roman"/>
-        </w:rPr>
-        <w:t xml:space="preserve"> 不能单独产生破缺。设双度序列 </w:t>
-      </w:r>
-      <w:r>
-        <w:rPr>
-          <w:rFonts w:ascii="Cambria Math" w:eastAsia="SimSun" w:hAnsi="Cambria Math"/>
-          <w:i/>
-          <w:iCs/>
-        </w:rPr>
-        <w:t xml:space="preserve">d</w:t>
-      </w:r>
-      <w:r>
-        <w:rPr>
-          <w:rFonts w:ascii="Times New Roman" w:cs="Times New Roman" w:eastAsia="SimSun" w:hAnsi="Times New Roman"/>
-        </w:rPr>
-        <w:t xml:space="preserve"> 关于分量互换对称，即 </w:t>
-      </w:r>
-      <w:r>
-        <w:rPr>
-          <w:rFonts w:ascii="Cambria Math" w:eastAsia="SimSun" w:hAnsi="Cambria Math"/>
-          <w:i/>
-          <w:iCs/>
-        </w:rPr>
-        <w:t xml:space="preserve">Rd</w:t>
-      </w:r>
-      <w:r>
-        <w:rPr>
-          <w:rFonts w:ascii="Times New Roman" w:cs="Times New Roman" w:eastAsia="SimSun" w:hAnsi="Times New Roman"/>
-        </w:rPr>
-        <w:t xml:space="preserve"> 与 </w:t>
-      </w:r>
-      <w:r>
-        <w:rPr>
-          <w:rFonts w:ascii="Cambria Math" w:eastAsia="SimSun" w:hAnsi="Cambria Math"/>
-          <w:i/>
-          <w:iCs/>
-        </w:rPr>
-        <w:t xml:space="preserve">d</w:t>
-      </w:r>
-      <w:r>
-        <w:rPr>
-          <w:rFonts w:ascii="Times New Roman" w:cs="Times New Roman" w:eastAsia="SimSun" w:hAnsi="Times New Roman"/>
-        </w:rPr>
-        <w:t xml:space="preserve"> 至多相差一个节点重标号。</w:t>
+        <w:t xml:space="preserve">但必要条件被满足并不意味着破缺可以在 </w:t>
+      </w:r>
+      <w:r>
+        <w:rPr>
+          <w:rFonts w:ascii="Cambria Math" w:eastAsia="SimSun" w:hAnsi="Cambria Math"/>
+          <w:i w:val="false"/>
+          <w:iCs w:val="false"/>
+        </w:rPr>
+        <w:t xml:space="preserve">⟨ </w:t>
+      </w:r>
+      <w:r>
+        <w:rPr>
+          <w:rFonts w:ascii="Cambria Math" w:eastAsia="SimSun" w:hAnsi="Cambria Math"/>
+          <w:i/>
+          <w:iCs/>
+        </w:rPr>
+        <w:t xml:space="preserve">S</w:t>
+      </w:r>
+      <w:r>
+        <w:rPr>
+          <w:rFonts w:ascii="Cambria Math" w:eastAsia="SimSun" w:hAnsi="Cambria Math"/>
+          <w:i w:val="false"/>
+          <w:iCs w:val="false"/>
+        </w:rPr>
+        <w:t xml:space="preserve">⟩</w:t>
+      </w:r>
+      <w:r>
+        <w:rPr>
+          <w:rFonts w:ascii="Times New Roman" w:cs="Times New Roman" w:eastAsia="SimSun" w:hAnsi="Times New Roman"/>
+        </w:rPr>
+        <w:t xml:space="preserve"> 上被看到。事实上存在一条更强的不变性，它与系综是否 </w:t>
       </w:r>
       <w:r>
         <w:rPr>
@@ -8710,329 +8675,139 @@
         <w:rPr>
           <w:rFonts w:ascii="Times New Roman" w:cs="Times New Roman" w:eastAsia="SimSun" w:hAnsi="Times New Roman"/>
         </w:rPr>
-        <w:t xml:space="preserve"> 把位形模型系综 </w:t>
-      </w:r>
-      <w:r>
-        <w:rPr>
-          <w:rFonts w:ascii="Cambria Math" w:eastAsia="SimSun" w:hAnsi="Cambria Math"/>
-          <w:i/>
-          <w:iCs/>
-        </w:rPr>
-        <w:t xml:space="preserve">CM</w:t>
-      </w:r>
-      <w:r>
-        <w:rPr>
-          <w:rFonts w:ascii="Cambria Math" w:eastAsia="SimSun" w:hAnsi="Cambria Math"/>
-          <w:i w:val="false"/>
-          <w:iCs w:val="false"/>
-        </w:rPr>
-        <w:t xml:space="preserve">(</w:t>
-      </w:r>
-      <w:r>
-        <w:rPr>
-          <w:rFonts w:ascii="Cambria Math" w:eastAsia="SimSun" w:hAnsi="Cambria Math"/>
-          <w:i/>
-          <w:iCs/>
-        </w:rPr>
-        <w:t xml:space="preserve">d</w:t>
-      </w:r>
-      <w:r>
-        <w:rPr>
-          <w:rFonts w:ascii="Cambria Math" w:eastAsia="SimSun" w:hAnsi="Cambria Math"/>
-          <w:i w:val="false"/>
-          <w:iCs w:val="false"/>
-        </w:rPr>
-        <w:t xml:space="preserve">)</w:t>
-      </w:r>
-      <w:r>
-        <w:rPr>
-          <w:rFonts w:ascii="Times New Roman" w:cs="Times New Roman" w:eastAsia="SimSun" w:hAnsi="Times New Roman"/>
-        </w:rPr>
-        <w:t xml:space="preserve"> 映为 </w:t>
-      </w:r>
-      <w:r>
-        <w:rPr>
-          <w:rFonts w:ascii="Cambria Math" w:eastAsia="SimSun" w:hAnsi="Cambria Math"/>
-          <w:i/>
-          <w:iCs/>
-        </w:rPr>
-        <w:t xml:space="preserve">CM</w:t>
-      </w:r>
-      <w:r>
-        <w:rPr>
-          <w:rFonts w:ascii="Cambria Math" w:eastAsia="SimSun" w:hAnsi="Cambria Math"/>
-          <w:i w:val="false"/>
-          <w:iCs w:val="false"/>
-        </w:rPr>
-        <w:t xml:space="preserve">(</w:t>
-      </w:r>
-      <w:r>
-        <w:rPr>
-          <w:rFonts w:ascii="Cambria Math" w:eastAsia="SimSun" w:hAnsi="Cambria Math"/>
-          <w:i/>
-          <w:iCs/>
-        </w:rPr>
-        <w:t xml:space="preserve">Rd</w:t>
-      </w:r>
-      <w:r>
-        <w:rPr>
-          <w:rFonts w:ascii="Cambria Math" w:eastAsia="SimSun" w:hAnsi="Cambria Math"/>
-          <w:i w:val="false"/>
-          <w:iCs w:val="false"/>
-        </w:rPr>
-        <w:t xml:space="preserve">)</w:t>
-      </w:r>
-      <w:r>
-        <w:rPr>
-          <w:rFonts w:ascii="Times New Roman" w:cs="Times New Roman" w:eastAsia="SimSun" w:hAnsi="Times New Roman"/>
-        </w:rPr>
-        <w:t xml:space="preserve">，后者是前者在该重标号下的像；而 </w:t>
-      </w:r>
-      <w:r>
-        <w:rPr>
-          <w:rFonts w:ascii="Cambria Math" w:eastAsia="SimSun" w:hAnsi="Cambria Math"/>
-          <w:i/>
-          <w:iCs/>
-        </w:rPr>
-        <w:t xml:space="preserve">S</w:t>
-      </w:r>
-      <w:r>
-        <w:rPr>
-          <w:rFonts w:ascii="Times New Roman" w:cs="Times New Roman" w:eastAsia="SimSun" w:hAnsi="Times New Roman"/>
-        </w:rPr>
-        <w:t xml:space="preserve"> 与节点标号无关，故命题 1 的结论成立，系综平均的爆发规模在方向翻转下相同。关键在于：这类对称序列可以取遍 </w:t>
-      </w:r>
-      <w:r>
-        <w:rPr>
-          <w:rFonts w:ascii="Cambria Math" w:eastAsia="SimSun" w:hAnsi="Cambria Math"/>
-          <w:i/>
-          <w:iCs/>
-        </w:rPr>
-        <w:t xml:space="preserve">r</w:t>
-      </w:r>
-      <w:r>
-        <w:rPr>
-          <w:rFonts w:ascii="Cambria Math" w:eastAsia="SimSun" w:hAnsi="Cambria Math"/>
-          <w:i w:val="false"/>
-          <w:iCs w:val="false"/>
-          <w:vertAlign w:val="subscript"/>
-        </w:rPr>
-        <w:t xml:space="preserve">io</w:t>
-      </w:r>
-      <w:r>
-        <w:rPr>
-          <w:rFonts w:ascii="Cambria Math" w:eastAsia="SimSun" w:hAnsi="Cambria Math"/>
-          <w:i w:val="false"/>
-          <w:iCs w:val="false"/>
-        </w:rPr>
-        <w:t xml:space="preserve">∈[-1,1]</w:t>
-      </w:r>
-      <w:r>
-        <w:rPr>
-          <w:rFonts w:ascii="Times New Roman" w:cs="Times New Roman" w:eastAsia="SimSun" w:hAnsi="Times New Roman"/>
-        </w:rPr>
-        <w:t xml:space="preserve"> 的整个范围（例如 </w:t>
-      </w:r>
-      <w:r>
-        <w:rPr>
-          <w:rFonts w:ascii="Cambria Math" w:eastAsia="SimSun" w:hAnsi="Cambria Math"/>
-          <w:i/>
-          <w:iCs/>
-        </w:rPr>
-        <w:t xml:space="preserve">d</w:t>
-      </w:r>
-      <w:r>
-        <w:rPr>
-          <w:rFonts w:ascii="Times New Roman" w:cs="Times New Roman" w:eastAsia="SimSun" w:hAnsi="Times New Roman"/>
-        </w:rPr>
-        <w:t xml:space="preserve"> 由若干对 </w:t>
-      </w:r>
-      <w:r>
-        <w:rPr>
-          <w:rFonts w:ascii="Cambria Math" w:eastAsia="SimSun" w:hAnsi="Cambria Math"/>
-          <w:i w:val="false"/>
-          <w:iCs w:val="false"/>
-        </w:rPr>
-        <w:t xml:space="preserve">(</w:t>
-      </w:r>
-      <w:r>
-        <w:rPr>
-          <w:rFonts w:ascii="Cambria Math" w:eastAsia="SimSun" w:hAnsi="Cambria Math"/>
-          <w:i/>
-          <w:iCs/>
-        </w:rPr>
-        <w:t xml:space="preserve">a</w:t>
-      </w:r>
-      <w:r>
-        <w:rPr>
-          <w:rFonts w:ascii="Cambria Math" w:eastAsia="SimSun" w:hAnsi="Cambria Math"/>
-          <w:i w:val="false"/>
-          <w:iCs w:val="false"/>
-        </w:rPr>
-        <w:t xml:space="preserve">,</w:t>
-      </w:r>
-      <w:r>
-        <w:rPr>
-          <w:rFonts w:ascii="Cambria Math" w:eastAsia="SimSun" w:hAnsi="Cambria Math"/>
-          <w:i/>
-          <w:iCs/>
-        </w:rPr>
-        <w:t xml:space="preserve">b</w:t>
-      </w:r>
-      <w:r>
-        <w:rPr>
-          <w:rFonts w:ascii="Cambria Math" w:eastAsia="SimSun" w:hAnsi="Cambria Math"/>
-          <w:i w:val="false"/>
-          <w:iCs w:val="false"/>
-        </w:rPr>
-        <w:t xml:space="preserve">)</w:t>
-      </w:r>
-      <w:r>
-        <w:rPr>
-          <w:rFonts w:ascii="Times New Roman" w:cs="Times New Roman" w:eastAsia="SimSun" w:hAnsi="Times New Roman"/>
-        </w:rPr>
-        <w:t xml:space="preserve"> 与 </w:t>
-      </w:r>
-      <w:r>
-        <w:rPr>
-          <w:rFonts w:ascii="Cambria Math" w:eastAsia="SimSun" w:hAnsi="Cambria Math"/>
-          <w:i w:val="false"/>
-          <w:iCs w:val="false"/>
-        </w:rPr>
-        <w:t xml:space="preserve">(</w:t>
-      </w:r>
-      <w:r>
-        <w:rPr>
-          <w:rFonts w:ascii="Cambria Math" w:eastAsia="SimSun" w:hAnsi="Cambria Math"/>
-          <w:i/>
-          <w:iCs/>
-        </w:rPr>
-        <w:t xml:space="preserve">b</w:t>
-      </w:r>
-      <w:r>
-        <w:rPr>
-          <w:rFonts w:ascii="Cambria Math" w:eastAsia="SimSun" w:hAnsi="Cambria Math"/>
-          <w:i w:val="false"/>
-          <w:iCs w:val="false"/>
-        </w:rPr>
-        <w:t xml:space="preserve">,</w:t>
-      </w:r>
-      <w:r>
-        <w:rPr>
-          <w:rFonts w:ascii="Cambria Math" w:eastAsia="SimSun" w:hAnsi="Cambria Math"/>
-          <w:i/>
-          <w:iCs/>
-        </w:rPr>
-        <w:t xml:space="preserve">a</w:t>
-      </w:r>
-      <w:r>
-        <w:rPr>
-          <w:rFonts w:ascii="Cambria Math" w:eastAsia="SimSun" w:hAnsi="Cambria Math"/>
-          <w:i w:val="false"/>
-          <w:iCs w:val="false"/>
-        </w:rPr>
-        <w:t xml:space="preserve">)</w:t>
-      </w:r>
-      <w:r>
-        <w:rPr>
-          <w:rFonts w:ascii="Times New Roman" w:cs="Times New Roman" w:eastAsia="SimSun" w:hAnsi="Times New Roman"/>
-        </w:rPr>
-        <w:t xml:space="preserve"> 组成时序列对称而 </w:t>
-      </w:r>
-      <w:r>
-        <w:rPr>
-          <w:rFonts w:ascii="Cambria Math" w:eastAsia="SimSun" w:hAnsi="Cambria Math"/>
-          <w:i/>
-          <w:iCs/>
-        </w:rPr>
-        <w:t xml:space="preserve">r</w:t>
-      </w:r>
-      <w:r>
-        <w:rPr>
-          <w:rFonts w:ascii="Cambria Math" w:eastAsia="SimSun" w:hAnsi="Cambria Math"/>
-          <w:i w:val="false"/>
-          <w:iCs w:val="false"/>
-          <w:vertAlign w:val="subscript"/>
-        </w:rPr>
-        <w:t xml:space="preserve">io</w:t>
-      </w:r>
-      <w:r>
-        <w:rPr>
-          <w:rFonts w:ascii="Times New Roman" w:cs="Times New Roman" w:eastAsia="SimSun" w:hAnsi="Times New Roman"/>
-        </w:rPr>
-        <w:t xml:space="preserve"> 可为任意值），因此</w:t>
-      </w:r>
+        <w:t xml:space="preserve">-不变无关：</w:t>
+      </w:r>
+    </w:p>
+    <w:p>
+      <w:pPr>
+        <w:pBdr>
+          <w:left w:val="single" w:color="9AAFC4" w:sz="12" w:space="8"/>
+        </w:pBdr>
+        <w:spacing w:after="60" w:before="60" w:line="300"/>
+        <w:ind w:left="360"/>
+      </w:pPr>
       <w:r>
         <w:rPr>
           <w:rFonts w:ascii="Times New Roman" w:cs="Times New Roman" w:eastAsia="SimSun" w:hAnsi="Times New Roman"/>
           <w:b/>
           <w:bCs/>
-        </w:rPr>
-        <w:t xml:space="preserve">沿 </w:t>
-      </w:r>
-      <w:r>
-        <w:rPr>
-          <w:rFonts w:ascii="Cambria Math" w:eastAsia="SimSun" w:hAnsi="Cambria Math"/>
+          <w:color w:val="3A4A5A"/>
+        </w:rPr>
+        <w:t xml:space="preserve">命题 2.</w:t>
+      </w:r>
+      <w:r>
+        <w:rPr>
+          <w:rFonts w:ascii="Times New Roman" w:cs="Times New Roman" w:eastAsia="SimSun" w:hAnsi="Times New Roman"/>
+          <w:color w:val="3A4A5A"/>
+        </w:rPr>
+        <w:t xml:space="preserve"> 设终态可表示为某个随机结构上的可达性——即从种子 </w:t>
+      </w:r>
+      <w:r>
+        <w:rPr>
+          <w:rFonts w:ascii="Cambria Math" w:eastAsia="SimSun" w:hAnsi="Cambria Math"/>
+          <w:i/>
+          <w:iCs/>
+          <w:color w:val="3A4A5A"/>
+        </w:rPr>
+        <w:t xml:space="preserve">v</w:t>
+      </w:r>
+      <w:r>
+        <w:rPr>
+          <w:rFonts w:ascii="Times New Roman" w:cs="Times New Roman" w:eastAsia="SimSun" w:hAnsi="Times New Roman"/>
+          <w:color w:val="3A4A5A"/>
+        </w:rPr>
+        <w:t xml:space="preserve"> 出发的最终感染集为 </w:t>
+      </w:r>
+      <w:r>
+        <w:rPr>
+          <w:rFonts w:ascii="Cambria Math" w:eastAsia="SimSun" w:hAnsi="Cambria Math"/>
+          <w:i/>
+          <w:iCs/>
+          <w:color w:val="3A4A5A"/>
+        </w:rPr>
+        <w:t xml:space="preserve">v</w:t>
+      </w:r>
+      <w:r>
+        <w:rPr>
+          <w:rFonts w:ascii="Times New Roman" w:cs="Times New Roman" w:eastAsia="SimSun" w:hAnsi="Times New Roman"/>
+          <w:color w:val="3A4A5A"/>
+        </w:rPr>
+        <w:t xml:space="preserve"> 的出分支 </w:t>
+      </w:r>
+      <w:r>
+        <w:rPr>
+          <w:rFonts w:ascii="Cambria Math" w:eastAsia="SimSun" w:hAnsi="Cambria Math"/>
+          <w:i/>
+          <w:iCs/>
+          <w:color w:val="3A4A5A"/>
+        </w:rPr>
+        <w:t xml:space="preserve">out</w:t>
+      </w:r>
+      <w:r>
+        <w:rPr>
+          <w:rFonts w:ascii="Cambria Math" w:eastAsia="SimSun" w:hAnsi="Cambria Math"/>
+          <w:i w:val="false"/>
+          <w:iCs w:val="false"/>
+          <w:color w:val="3A4A5A"/>
+        </w:rPr>
+        <w:t xml:space="preserve">(</w:t>
+      </w:r>
+      <w:r>
+        <w:rPr>
+          <w:rFonts w:ascii="Cambria Math" w:eastAsia="SimSun" w:hAnsi="Cambria Math"/>
+          <w:i/>
+          <w:iCs/>
+          <w:color w:val="3A4A5A"/>
+        </w:rPr>
+        <w:t xml:space="preserve">v</w:t>
+      </w:r>
+      <w:r>
+        <w:rPr>
+          <w:rFonts w:ascii="Cambria Math" w:eastAsia="SimSun" w:hAnsi="Cambria Math"/>
+          <w:i w:val="false"/>
+          <w:iCs w:val="false"/>
+          <w:color w:val="3A4A5A"/>
+        </w:rPr>
+        <w:t xml:space="preserve">)</w:t>
+      </w:r>
+      <w:r>
+        <w:rPr>
+          <w:rFonts w:ascii="Times New Roman" w:cs="Times New Roman" w:eastAsia="SimSun" w:hAnsi="Times New Roman"/>
+          <w:color w:val="3A4A5A"/>
+        </w:rPr>
+        <w:t xml:space="preserve">，如 [9] 的半有向流行渗流网络所给出。则对</w:t>
+      </w:r>
+      <w:r>
+        <w:rPr>
+          <w:rFonts w:ascii="Times New Roman" w:cs="Times New Roman" w:eastAsia="SimSun" w:hAnsi="Times New Roman"/>
           <w:b/>
           <w:bCs/>
-          <w:i/>
-          <w:iCs/>
-        </w:rPr>
-        <w:t xml:space="preserve">r</w:t>
-      </w:r>
-      <w:r>
-        <w:rPr>
-          <w:rFonts w:ascii="Cambria Math" w:eastAsia="SimSun" w:hAnsi="Cambria Math"/>
-          <w:b/>
-          <w:bCs/>
-          <w:i w:val="false"/>
-          <w:iCs w:val="false"/>
-          <w:vertAlign w:val="subscript"/>
-        </w:rPr>
-        <w:t xml:space="preserve">io</w:t>
-      </w:r>
-      <w:r>
-        <w:rPr>
-          <w:rFonts w:ascii="Times New Roman" w:cs="Times New Roman" w:eastAsia="SimSun" w:hAnsi="Times New Roman"/>
-          <w:b/>
-          <w:bCs/>
-        </w:rPr>
-        <w:t xml:space="preserve"> 扫描的整条线上都不应出现破缺，尽管 </w:t>
-      </w:r>
-      <w:r>
-        <w:rPr>
-          <w:rFonts w:ascii="Cambria Math" w:eastAsia="SimSun" w:hAnsi="Cambria Math"/>
-          <w:b/>
-          <w:bCs/>
-          <w:i/>
-          <w:iCs/>
-        </w:rPr>
-        <w:t xml:space="preserve">r</w:t>
-      </w:r>
-      <w:r>
-        <w:rPr>
-          <w:rFonts w:ascii="Cambria Math" w:eastAsia="SimSun" w:hAnsi="Cambria Math"/>
-          <w:b/>
-          <w:bCs/>
-          <w:i w:val="false"/>
-          <w:iCs w:val="false"/>
-          <w:vertAlign w:val="subscript"/>
-        </w:rPr>
-        <w:t xml:space="preserve">io</w:t>
-      </w:r>
-      <w:r>
-        <w:rPr>
-          <w:rFonts w:ascii="Times New Roman" w:cs="Times New Roman" w:eastAsia="SimSun" w:hAnsi="Times New Roman"/>
-          <w:b/>
-          <w:bCs/>
-        </w:rPr>
-        <w:t xml:space="preserve"> 确实移动阈值</w:t>
-      </w:r>
-      <w:r>
-        <w:rPr>
-          <w:rFonts w:ascii="Times New Roman" w:cs="Times New Roman" w:eastAsia="SimSun" w:hAnsi="Times New Roman"/>
-        </w:rPr>
-        <w:t xml:space="preserve">。</w:t>
+          <w:color w:val="3A4A5A"/>
+        </w:rPr>
+        <w:t xml:space="preserve">任意</w:t>
+      </w:r>
+      <w:r>
+        <w:rPr>
+          <w:rFonts w:ascii="Times New Roman" w:cs="Times New Roman" w:eastAsia="SimSun" w:hAnsi="Times New Roman"/>
+          <w:color w:val="3A4A5A"/>
+        </w:rPr>
+        <w:t xml:space="preserve">有向超图 </w:t>
+      </w:r>
+      <w:r>
+        <w:rPr>
+          <w:rFonts w:ascii="Cambria Math" w:eastAsia="SimSun" w:hAnsi="Cambria Math"/>
+          <w:i/>
+          <w:iCs/>
+          <w:color w:val="3A4A5A"/>
+        </w:rPr>
+        <w:t xml:space="preserve">H</w:t>
+      </w:r>
+      <w:r>
+        <w:rPr>
+          <w:rFonts w:ascii="Times New Roman" w:cs="Times New Roman" w:eastAsia="SimSun" w:hAnsi="Times New Roman"/>
+          <w:color w:val="3A4A5A"/>
+        </w:rPr>
+        <w:t xml:space="preserve">，均匀单种子下的平均爆发规模在方向翻转下不变。</w:t>
       </w:r>
     </w:p>
     <w:p>
@@ -9044,7 +8819,845 @@
         <w:rPr>
           <w:rFonts w:ascii="Times New Roman" w:cs="Times New Roman" w:eastAsia="SimSun" w:hAnsi="Times New Roman"/>
         </w:rPr>
-        <w:t xml:space="preserve">这决定了第 VI 节破缺实验的设计：在互换对称的双度序列上做 </w:t>
+        <w:t xml:space="preserve">证明同样只需一次计数：</w:t>
+      </w:r>
+      <w:r>
+        <w:rPr>
+          <w:rFonts w:ascii="Cambria Math" w:eastAsia="SimSun" w:hAnsi="Cambria Math"/>
+          <w:i w:val="false"/>
+          <w:iCs w:val="false"/>
+        </w:rPr>
+        <w:t xml:space="preserve">Σ</w:t>
+      </w:r>
+      <w:r>
+        <w:rPr>
+          <w:rFonts w:ascii="Cambria Math" w:eastAsia="SimSun" w:hAnsi="Cambria Math"/>
+          <w:i w:val="false"/>
+          <w:iCs w:val="false"/>
+          <w:vertAlign w:val="subscript"/>
+        </w:rPr>
+        <w:t xml:space="preserve">v</w:t>
+      </w:r>
+      <w:r>
+        <w:rPr>
+          <w:rFonts w:ascii="Cambria Math" w:eastAsia="SimSun" w:hAnsi="Cambria Math"/>
+          <w:i w:val="false"/>
+          <w:iCs w:val="false"/>
+        </w:rPr>
+        <w:t xml:space="preserve">|</w:t>
+      </w:r>
+      <w:r>
+        <w:rPr>
+          <w:rFonts w:ascii="Cambria Math" w:eastAsia="SimSun" w:hAnsi="Cambria Math"/>
+          <w:i/>
+          <w:iCs/>
+        </w:rPr>
+        <w:t xml:space="preserve">out</w:t>
+      </w:r>
+      <w:r>
+        <w:rPr>
+          <w:rFonts w:ascii="Cambria Math" w:eastAsia="SimSun" w:hAnsi="Cambria Math"/>
+          <w:i w:val="false"/>
+          <w:iCs w:val="false"/>
+        </w:rPr>
+        <w:t xml:space="preserve">(</w:t>
+      </w:r>
+      <w:r>
+        <w:rPr>
+          <w:rFonts w:ascii="Cambria Math" w:eastAsia="SimSun" w:hAnsi="Cambria Math"/>
+          <w:i/>
+          <w:iCs/>
+        </w:rPr>
+        <w:t xml:space="preserve">v</w:t>
+      </w:r>
+      <w:r>
+        <w:rPr>
+          <w:rFonts w:ascii="Cambria Math" w:eastAsia="SimSun" w:hAnsi="Cambria Math"/>
+          <w:i w:val="false"/>
+          <w:iCs w:val="false"/>
+        </w:rPr>
+        <w:t xml:space="preserve">)|=#</w:t>
+      </w:r>
+      <w:r>
+        <w:rPr>
+          <w:rFonts w:ascii="Cambria Math" w:eastAsia="SimSun" w:hAnsi="Cambria Math"/>
+          <w:i w:val="false"/>
+          <w:iCs w:val="false"/>
+        </w:rPr>
+        <w:t xml:space="preserve">{</w:t>
+      </w:r>
+      <w:r>
+        <w:rPr>
+          <w:rFonts w:ascii="Cambria Math" w:eastAsia="SimSun" w:hAnsi="Cambria Math"/>
+          <w:i w:val="false"/>
+          <w:iCs w:val="false"/>
+        </w:rPr>
+        <w:t xml:space="preserve">(</w:t>
+      </w:r>
+      <w:r>
+        <w:rPr>
+          <w:rFonts w:ascii="Cambria Math" w:eastAsia="SimSun" w:hAnsi="Cambria Math"/>
+          <w:i/>
+          <w:iCs/>
+        </w:rPr>
+        <w:t xml:space="preserve">v</w:t>
+      </w:r>
+      <w:r>
+        <w:rPr>
+          <w:rFonts w:ascii="Cambria Math" w:eastAsia="SimSun" w:hAnsi="Cambria Math"/>
+          <w:i w:val="false"/>
+          <w:iCs w:val="false"/>
+        </w:rPr>
+        <w:t xml:space="preserve">,</w:t>
+      </w:r>
+      <w:r>
+        <w:rPr>
+          <w:rFonts w:ascii="Cambria Math" w:eastAsia="SimSun" w:hAnsi="Cambria Math"/>
+          <w:i/>
+          <w:iCs/>
+        </w:rPr>
+        <w:t xml:space="preserve">u</w:t>
+      </w:r>
+      <w:r>
+        <w:rPr>
+          <w:rFonts w:ascii="Cambria Math" w:eastAsia="SimSun" w:hAnsi="Cambria Math"/>
+          <w:i w:val="false"/>
+          <w:iCs w:val="false"/>
+        </w:rPr>
+        <w:t xml:space="preserve">):</w:t>
+      </w:r>
+      <w:r>
+        <w:rPr>
+          <w:rFonts w:ascii="Cambria Math" w:eastAsia="SimSun" w:hAnsi="Cambria Math"/>
+          <w:i/>
+          <w:iCs/>
+        </w:rPr>
+        <w:t xml:space="preserve">u</w:t>
+      </w:r>
+      <w:r>
+        <w:rPr>
+          <w:rFonts w:ascii="Cambria Math" w:eastAsia="SimSun" w:hAnsi="Cambria Math"/>
+          <w:i w:val="false"/>
+          <w:iCs w:val="false"/>
+        </w:rPr>
+        <w:t xml:space="preserve"> 自</w:t>
+      </w:r>
+      <w:r>
+        <w:rPr>
+          <w:rFonts w:ascii="Cambria Math" w:eastAsia="SimSun" w:hAnsi="Cambria Math"/>
+          <w:i w:val="false"/>
+          <w:iCs w:val="false"/>
+        </w:rPr>
+        <w:t xml:space="preserve"> </w:t>
+      </w:r>
+      <w:r>
+        <w:rPr>
+          <w:rFonts w:ascii="Cambria Math" w:eastAsia="SimSun" w:hAnsi="Cambria Math"/>
+          <w:i/>
+          <w:iCs/>
+        </w:rPr>
+        <w:t xml:space="preserve">v</w:t>
+      </w:r>
+      <w:r>
+        <w:rPr>
+          <w:rFonts w:ascii="Cambria Math" w:eastAsia="SimSun" w:hAnsi="Cambria Math"/>
+          <w:i w:val="false"/>
+          <w:iCs w:val="false"/>
+        </w:rPr>
+        <w:t xml:space="preserve"> 可达</w:t>
+      </w:r>
+      <w:r>
+        <w:rPr>
+          <w:rFonts w:ascii="Cambria Math" w:eastAsia="SimSun" w:hAnsi="Cambria Math"/>
+          <w:i w:val="false"/>
+          <w:iCs w:val="false"/>
+        </w:rPr>
+        <w:t xml:space="preserve">}</w:t>
+      </w:r>
+      <w:r>
+        <w:rPr>
+          <w:rFonts w:ascii="Cambria Math" w:eastAsia="SimSun" w:hAnsi="Cambria Math"/>
+          <w:i w:val="false"/>
+          <w:iCs w:val="false"/>
+        </w:rPr>
+        <w:t xml:space="preserve">=Σ</w:t>
+      </w:r>
+      <w:r>
+        <w:rPr>
+          <w:rFonts w:ascii="Cambria Math" w:eastAsia="SimSun" w:hAnsi="Cambria Math"/>
+          <w:i w:val="false"/>
+          <w:iCs w:val="false"/>
+          <w:vertAlign w:val="subscript"/>
+        </w:rPr>
+        <w:t xml:space="preserve">v</w:t>
+      </w:r>
+      <w:r>
+        <w:rPr>
+          <w:rFonts w:ascii="Cambria Math" w:eastAsia="SimSun" w:hAnsi="Cambria Math"/>
+          <w:i w:val="false"/>
+          <w:iCs w:val="false"/>
+        </w:rPr>
+        <w:t xml:space="preserve">|</w:t>
+      </w:r>
+      <w:r>
+        <w:rPr>
+          <w:rFonts w:ascii="Cambria Math" w:eastAsia="SimSun" w:hAnsi="Cambria Math"/>
+          <w:i/>
+          <w:iCs/>
+        </w:rPr>
+        <w:t xml:space="preserve">in</w:t>
+      </w:r>
+      <w:r>
+        <w:rPr>
+          <w:rFonts w:ascii="Cambria Math" w:eastAsia="SimSun" w:hAnsi="Cambria Math"/>
+          <w:i w:val="false"/>
+          <w:iCs w:val="false"/>
+        </w:rPr>
+        <w:t xml:space="preserve">(</w:t>
+      </w:r>
+      <w:r>
+        <w:rPr>
+          <w:rFonts w:ascii="Cambria Math" w:eastAsia="SimSun" w:hAnsi="Cambria Math"/>
+          <w:i/>
+          <w:iCs/>
+        </w:rPr>
+        <w:t xml:space="preserve">v</w:t>
+      </w:r>
+      <w:r>
+        <w:rPr>
+          <w:rFonts w:ascii="Cambria Math" w:eastAsia="SimSun" w:hAnsi="Cambria Math"/>
+          <w:i w:val="false"/>
+          <w:iCs w:val="false"/>
+        </w:rPr>
+        <w:t xml:space="preserve">)|</w:t>
+      </w:r>
+      <w:r>
+        <w:rPr>
+          <w:rFonts w:ascii="Times New Roman" w:cs="Times New Roman" w:eastAsia="SimSun" w:hAnsi="Times New Roman"/>
+        </w:rPr>
+        <w:t xml:space="preserve">，而 </w:t>
+      </w:r>
+      <w:r>
+        <w:rPr>
+          <w:rFonts w:ascii="Cambria Math" w:eastAsia="SimSun" w:hAnsi="Cambria Math"/>
+          <w:i/>
+          <w:iCs/>
+        </w:rPr>
+        <w:t xml:space="preserve">R</w:t>
+      </w:r>
+      <w:r>
+        <w:rPr>
+          <w:rFonts w:ascii="Times New Roman" w:cs="Times New Roman" w:eastAsia="SimSun" w:hAnsi="Times New Roman"/>
+        </w:rPr>
+        <w:t xml:space="preserve"> 把可达关系转置，可达有序对的</w:t>
+      </w:r>
+      <w:r>
+        <w:rPr>
+          <w:rFonts w:ascii="Times New Roman" w:cs="Times New Roman" w:eastAsia="SimSun" w:hAnsi="Times New Roman"/>
+          <w:b/>
+          <w:bCs/>
+        </w:rPr>
+        <w:t xml:space="preserve">总数</w:t>
+      </w:r>
+      <w:r>
+        <w:rPr>
+          <w:rFonts w:ascii="Times New Roman" w:cs="Times New Roman" w:eastAsia="SimSun" w:hAnsi="Times New Roman"/>
+        </w:rPr>
+        <w:t xml:space="preserve">因而逐实现不变；除以 </w:t>
+      </w:r>
+      <w:r>
+        <w:rPr>
+          <w:rFonts w:ascii="Cambria Math" w:eastAsia="SimSun" w:hAnsi="Cambria Math"/>
+          <w:i/>
+          <w:iCs/>
+        </w:rPr>
+        <w:t xml:space="preserve">N</w:t>
+      </w:r>
+      <w:r>
+        <w:rPr>
+          <w:rFonts w:ascii="Cambria Math" w:eastAsia="SimSun" w:hAnsi="Cambria Math"/>
+          <w:i w:val="false"/>
+          <w:iCs w:val="false"/>
+          <w:vertAlign w:val="superscript"/>
+        </w:rPr>
+        <w:t xml:space="preserve">2</w:t>
+      </w:r>
+      <w:r>
+        <w:rPr>
+          <w:rFonts w:ascii="Times New Roman" w:cs="Times New Roman" w:eastAsia="SimSun" w:hAnsi="Times New Roman"/>
+        </w:rPr>
+        <w:t xml:space="preserve"> 即得 </w:t>
+      </w:r>
+      <w:r>
+        <w:rPr>
+          <w:rFonts w:ascii="Cambria Math" w:eastAsia="SimSun" w:hAnsi="Cambria Math"/>
+          <w:i w:val="false"/>
+          <w:iCs w:val="false"/>
+        </w:rPr>
+        <w:t xml:space="preserve">⟨ </w:t>
+      </w:r>
+      <w:r>
+        <w:rPr>
+          <w:rFonts w:ascii="Cambria Math" w:eastAsia="SimSun" w:hAnsi="Cambria Math"/>
+          <w:i/>
+          <w:iCs/>
+        </w:rPr>
+        <w:t xml:space="preserve">S</w:t>
+      </w:r>
+      <w:r>
+        <w:rPr>
+          <w:rFonts w:ascii="Cambria Math" w:eastAsia="SimSun" w:hAnsi="Cambria Math"/>
+          <w:i w:val="false"/>
+          <w:iCs w:val="false"/>
+        </w:rPr>
+        <w:t xml:space="preserve">⟩</w:t>
+      </w:r>
+      <w:r>
+        <w:rPr>
+          <w:rFonts w:ascii="Times New Roman" w:cs="Times New Roman" w:eastAsia="SimSun" w:hAnsi="Times New Roman"/>
+        </w:rPr>
+        <w:t xml:space="preserve"> 不变。</w:t>
+      </w:r>
+    </w:p>
+    <w:p>
+      <w:pPr>
+        <w:spacing w:after="120" w:before="120" w:line="320"/>
+        <w:jc w:val="both"/>
+      </w:pPr>
+      <w:r>
+        <w:rPr>
+          <w:rFonts w:ascii="Times New Roman" w:cs="Times New Roman" w:eastAsia="SimSun" w:hAnsi="Times New Roman"/>
+        </w:rPr>
+        <w:t xml:space="preserve">命题 2 的后果是：</w:t>
+      </w:r>
+      <w:r>
+        <w:rPr>
+          <w:rFonts w:ascii="Cambria Math" w:eastAsia="SimSun" w:hAnsi="Cambria Math"/>
+          <w:i w:val="false"/>
+          <w:iCs w:val="false"/>
+        </w:rPr>
+        <w:t xml:space="preserve">⟨ </w:t>
+      </w:r>
+      <w:r>
+        <w:rPr>
+          <w:rFonts w:ascii="Cambria Math" w:eastAsia="SimSun" w:hAnsi="Cambria Math"/>
+          <w:i/>
+          <w:iCs/>
+        </w:rPr>
+        <w:t xml:space="preserve">S</w:t>
+      </w:r>
+      <w:r>
+        <w:rPr>
+          <w:rFonts w:ascii="Cambria Math" w:eastAsia="SimSun" w:hAnsi="Cambria Math"/>
+          <w:i w:val="false"/>
+          <w:iCs w:val="false"/>
+        </w:rPr>
+        <w:t xml:space="preserve">⟩</w:t>
+      </w:r>
+      <w:r>
+        <w:rPr>
+          <w:rFonts w:ascii="Times New Roman" w:cs="Times New Roman" w:eastAsia="SimSun" w:hAnsi="Times New Roman"/>
+        </w:rPr>
+        <w:t xml:space="preserve"> </w:t>
+      </w:r>
+      <w:r>
+        <w:rPr>
+          <w:rFonts w:ascii="Times New Roman" w:cs="Times New Roman" w:eastAsia="SimSun" w:hAnsi="Times New Roman"/>
+          <w:b/>
+          <w:bCs/>
+        </w:rPr>
+        <w:t xml:space="preserve">不能作为方向对称性破缺的序参量</w:t>
+      </w:r>
+      <w:r>
+        <w:rPr>
+          <w:rFonts w:ascii="Times New Roman" w:cs="Times New Roman" w:eastAsia="SimSun" w:hAnsi="Times New Roman"/>
+        </w:rPr>
+        <w:t xml:space="preserve">。它在任何结构上都对称，与 </w:t>
+      </w:r>
+      <w:r>
+        <w:rPr>
+          <w:rFonts w:ascii="Cambria Math" w:eastAsia="SimSun" w:hAnsi="Cambria Math"/>
+          <w:i w:val="false"/>
+          <w:iCs w:val="false"/>
+        </w:rPr>
+        <w:t xml:space="preserve">Δα</w:t>
+      </w:r>
+      <w:r>
+        <w:rPr>
+          <w:rFonts w:ascii="Times New Roman" w:cs="Times New Roman" w:eastAsia="SimSun" w:hAnsi="Times New Roman"/>
+        </w:rPr>
+        <w:t xml:space="preserve"> 是否为零无关。第 VI 节的数值确认了这一点：即便在 </w:t>
+      </w:r>
+      <w:r>
+        <w:rPr>
+          <w:rFonts w:ascii="Cambria Math" w:eastAsia="SimSun" w:hAnsi="Cambria Math"/>
+          <w:i w:val="false"/>
+          <w:iCs w:val="false"/>
+        </w:rPr>
+        <w:t xml:space="preserve">τ=3,η=1</w:t>
+      </w:r>
+      <w:r>
+        <w:rPr>
+          <w:rFonts w:ascii="Times New Roman" w:cs="Times New Roman" w:eastAsia="SimSun" w:hAnsi="Times New Roman"/>
+        </w:rPr>
+        <w:t xml:space="preserve"> 这种最不对称的构型上，</w:t>
+      </w:r>
+      <w:r>
+        <w:rPr>
+          <w:rFonts w:ascii="Cambria Math" w:eastAsia="SimSun" w:hAnsi="Cambria Math"/>
+          <w:i w:val="false"/>
+          <w:iCs w:val="false"/>
+        </w:rPr>
+        <w:t xml:space="preserve">⟨ </w:t>
+      </w:r>
+      <w:r>
+        <w:rPr>
+          <w:rFonts w:ascii="Cambria Math" w:eastAsia="SimSun" w:hAnsi="Cambria Math"/>
+          <w:i/>
+          <w:iCs/>
+        </w:rPr>
+        <w:t xml:space="preserve">S</w:t>
+      </w:r>
+      <w:r>
+        <w:rPr>
+          <w:rFonts w:ascii="Cambria Math" w:eastAsia="SimSun" w:hAnsi="Cambria Math"/>
+          <w:i w:val="false"/>
+          <w:iCs w:val="false"/>
+        </w:rPr>
+        <w:t xml:space="preserve">⟩</w:t>
+      </w:r>
+      <w:r>
+        <w:rPr>
+          <w:rFonts w:ascii="Times New Roman" w:cs="Times New Roman" w:eastAsia="SimSun" w:hAnsi="Times New Roman"/>
+        </w:rPr>
+        <w:t xml:space="preserve"> 在翻转前后的差异也始终落在统计涨落内。</w:t>
+      </w:r>
+    </w:p>
+    <w:p>
+      <w:pPr>
+        <w:spacing w:after="120" w:before="120" w:line="320"/>
+        <w:jc w:val="both"/>
+      </w:pPr>
+      <w:r>
+        <w:rPr>
+          <w:rFonts w:ascii="Times New Roman" w:cs="Times New Roman" w:eastAsia="SimSun" w:hAnsi="Times New Roman"/>
+        </w:rPr>
+        <w:t xml:space="preserve">破缺出现在可达对</w:t>
+      </w:r>
+      <w:r>
+        <w:rPr>
+          <w:rFonts w:ascii="Times New Roman" w:cs="Times New Roman" w:eastAsia="SimSun" w:hAnsi="Times New Roman"/>
+          <w:b/>
+          <w:bCs/>
+        </w:rPr>
+        <w:t xml:space="preserve">如何分布</w:t>
+      </w:r>
+      <w:r>
+        <w:rPr>
+          <w:rFonts w:ascii="Times New Roman" w:cs="Times New Roman" w:eastAsia="SimSun" w:hAnsi="Times New Roman"/>
+        </w:rPr>
+        <w:t xml:space="preserve">，而非其总数。按 [9]，大爆发的</w:t>
+      </w:r>
+      <w:r>
+        <w:rPr>
+          <w:rFonts w:ascii="Times New Roman" w:cs="Times New Roman" w:eastAsia="SimSun" w:hAnsi="Times New Roman"/>
+          <w:b/>
+          <w:bCs/>
+        </w:rPr>
+        <w:t xml:space="preserve">概率</w:t>
+      </w:r>
+      <w:r>
+        <w:rPr>
+          <w:rFonts w:ascii="Times New Roman" w:cs="Times New Roman" w:eastAsia="SimSun" w:hAnsi="Times New Roman"/>
+        </w:rPr>
+        <w:t xml:space="preserve">由巨入分支的相对规模决定，而爆发的</w:t>
+      </w:r>
+      <w:r>
+        <w:rPr>
+          <w:rFonts w:ascii="Times New Roman" w:cs="Times New Roman" w:eastAsia="SimSun" w:hAnsi="Times New Roman"/>
+          <w:b/>
+          <w:bCs/>
+        </w:rPr>
+        <w:t xml:space="preserve">终态规模</w:t>
+      </w:r>
+      <w:r>
+        <w:rPr>
+          <w:rFonts w:ascii="Times New Roman" w:cs="Times New Roman" w:eastAsia="SimSun" w:hAnsi="Times New Roman"/>
+        </w:rPr>
+        <w:t xml:space="preserve">由巨出分支决定；</w:t>
+      </w:r>
+      <w:r>
+        <w:rPr>
+          <w:rFonts w:ascii="Cambria Math" w:eastAsia="SimSun" w:hAnsi="Cambria Math"/>
+          <w:i/>
+          <w:iCs/>
+        </w:rPr>
+        <w:t xml:space="preserve">R</w:t>
+      </w:r>
+      <w:r>
+        <w:rPr>
+          <w:rFonts w:ascii="Times New Roman" w:cs="Times New Roman" w:eastAsia="SimSun" w:hAnsi="Times New Roman"/>
+        </w:rPr>
+        <w:t xml:space="preserve"> 恰好交换这两者。因此本文取</w:t>
+      </w:r>
+    </w:p>
+    <w:p>
+      <w:pPr>
+        <w:tabs>
+          <w:tab w:val="center" w:pos="4680"/>
+          <w:tab w:val="right" w:pos="9360"/>
+        </w:tabs>
+        <w:spacing w:after="180" w:before="180" w:line="300"/>
+        <w:jc w:val="left"/>
+      </w:pPr>
+      <w:r>
+        <w:rPr>
+          <w:rFonts w:ascii="Cambria Math" w:eastAsia="SimSun" w:hAnsi="Cambria Math"/>
+        </w:rPr>
+        <w:t xml:space="preserve">	</w:t>
+      </w:r>
+      <w:r>
+        <w:rPr>
+          <w:rFonts w:ascii="Cambria Math" w:eastAsia="SimSun" w:hAnsi="Cambria Math"/>
+          <w:i w:val="false"/>
+          <w:iCs w:val="false"/>
+          <w:sz w:val="21"/>
+          <w:szCs w:val="21"/>
+        </w:rPr>
+        <w:t xml:space="preserve">Π=</w:t>
+      </w:r>
+      <w:r>
+        <w:rPr>
+          <w:rFonts w:ascii="Cambria Math" w:eastAsia="SimSun" w:hAnsi="Cambria Math"/>
+          <w:i/>
+          <w:iCs/>
+          <w:sz w:val="21"/>
+          <w:szCs w:val="21"/>
+        </w:rPr>
+        <w:t xml:space="preserve">Pr</w:t>
+      </w:r>
+      <w:r>
+        <w:rPr>
+          <w:rFonts w:ascii="Cambria Math" w:eastAsia="SimSun" w:hAnsi="Cambria Math"/>
+          <w:i w:val="false"/>
+          <w:iCs w:val="false"/>
+          <w:sz w:val="21"/>
+          <w:szCs w:val="21"/>
+        </w:rPr>
+        <w:t xml:space="preserve">(</w:t>
+      </w:r>
+      <w:r>
+        <w:rPr>
+          <w:rFonts w:ascii="Cambria Math" w:eastAsia="SimSun" w:hAnsi="Cambria Math"/>
+          <w:i/>
+          <w:iCs/>
+          <w:sz w:val="21"/>
+          <w:szCs w:val="21"/>
+        </w:rPr>
+        <w:t xml:space="preserve">S</w:t>
+      </w:r>
+      <w:r>
+        <w:rPr>
+          <w:rFonts w:ascii="Cambria Math" w:eastAsia="SimSun" w:hAnsi="Cambria Math"/>
+          <w:i w:val="false"/>
+          <w:iCs w:val="false"/>
+          <w:sz w:val="21"/>
+          <w:szCs w:val="21"/>
+        </w:rPr>
+        <w:t xml:space="preserve">&gt;</w:t>
+      </w:r>
+      <w:r>
+        <w:rPr>
+          <w:rFonts w:ascii="Cambria Math" w:eastAsia="SimSun" w:hAnsi="Cambria Math"/>
+          <w:i/>
+          <w:iCs/>
+          <w:sz w:val="21"/>
+          <w:szCs w:val="21"/>
+        </w:rPr>
+        <w:t xml:space="preserve">S</w:t>
+      </w:r>
+      <w:r>
+        <w:rPr>
+          <w:rFonts w:ascii="Cambria Math" w:eastAsia="SimSun" w:hAnsi="Cambria Math"/>
+          <w:i w:val="false"/>
+          <w:iCs w:val="false"/>
+          <w:sz w:val="21"/>
+          <w:szCs w:val="21"/>
+          <w:vertAlign w:val="subscript"/>
+        </w:rPr>
+        <w:t xml:space="preserve">cut</w:t>
+      </w:r>
+      <w:r>
+        <w:rPr>
+          <w:rFonts w:ascii="Cambria Math" w:eastAsia="SimSun" w:hAnsi="Cambria Math"/>
+          <w:i w:val="false"/>
+          <w:iCs w:val="false"/>
+          <w:sz w:val="21"/>
+          <w:szCs w:val="21"/>
+        </w:rPr>
+        <w:t xml:space="preserve">),  </w:t>
+      </w:r>
+      <w:r>
+        <w:rPr>
+          <w:rFonts w:ascii="Cambria Math" w:eastAsia="SimSun" w:hAnsi="Cambria Math"/>
+          <w:i/>
+          <w:iCs/>
+          <w:sz w:val="21"/>
+          <w:szCs w:val="21"/>
+        </w:rPr>
+        <w:t xml:space="preserve">S</w:t>
+      </w:r>
+      <w:r>
+        <w:rPr>
+          <w:rFonts w:ascii="Cambria Math" w:eastAsia="SimSun" w:hAnsi="Cambria Math"/>
+          <w:i w:val="false"/>
+          <w:iCs w:val="false"/>
+          <w:sz w:val="21"/>
+          <w:szCs w:val="21"/>
+        </w:rPr>
+        <w:t xml:space="preserve">̄=</w:t>
+      </w:r>
+      <w:r>
+        <w:rPr>
+          <w:rFonts w:ascii="Cambria Math" w:eastAsia="SimSun" w:hAnsi="Cambria Math"/>
+          <w:i/>
+          <w:iCs/>
+          <w:sz w:val="21"/>
+          <w:szCs w:val="21"/>
+        </w:rPr>
+        <w:t xml:space="preserve">E</w:t>
+      </w:r>
+      <w:r>
+        <w:rPr>
+          <w:rFonts w:ascii="Cambria Math" w:eastAsia="SimSun" w:hAnsi="Cambria Math"/>
+          <w:i w:val="false"/>
+          <w:iCs w:val="false"/>
+          <w:sz w:val="21"/>
+          <w:szCs w:val="21"/>
+        </w:rPr>
+        <w:t xml:space="preserve">[</w:t>
+      </w:r>
+      <w:r>
+        <w:rPr>
+          <w:rFonts w:ascii="Cambria Math" w:eastAsia="SimSun" w:hAnsi="Cambria Math"/>
+          <w:i/>
+          <w:iCs/>
+          <w:sz w:val="21"/>
+          <w:szCs w:val="21"/>
+        </w:rPr>
+        <w:t xml:space="preserve">S</w:t>
+      </w:r>
+      <w:r>
+        <w:rPr>
+          <w:rFonts w:ascii="Cambria Math" w:eastAsia="SimSun" w:hAnsi="Cambria Math"/>
+          <w:i w:val="false"/>
+          <w:iCs w:val="false"/>
+          <w:sz w:val="21"/>
+          <w:szCs w:val="21"/>
+        </w:rPr>
+        <w:t xml:space="preserve">| </w:t>
+      </w:r>
+      <w:r>
+        <w:rPr>
+          <w:rFonts w:ascii="Cambria Math" w:eastAsia="SimSun" w:hAnsi="Cambria Math"/>
+          <w:i/>
+          <w:iCs/>
+          <w:sz w:val="21"/>
+          <w:szCs w:val="21"/>
+        </w:rPr>
+        <w:t xml:space="preserve">S</w:t>
+      </w:r>
+      <w:r>
+        <w:rPr>
+          <w:rFonts w:ascii="Cambria Math" w:eastAsia="SimSun" w:hAnsi="Cambria Math"/>
+          <w:i w:val="false"/>
+          <w:iCs w:val="false"/>
+          <w:sz w:val="21"/>
+          <w:szCs w:val="21"/>
+        </w:rPr>
+        <w:t xml:space="preserve">&gt;</w:t>
+      </w:r>
+      <w:r>
+        <w:rPr>
+          <w:rFonts w:ascii="Cambria Math" w:eastAsia="SimSun" w:hAnsi="Cambria Math"/>
+          <w:i/>
+          <w:iCs/>
+          <w:sz w:val="21"/>
+          <w:szCs w:val="21"/>
+        </w:rPr>
+        <w:t xml:space="preserve">S</w:t>
+      </w:r>
+      <w:r>
+        <w:rPr>
+          <w:rFonts w:ascii="Cambria Math" w:eastAsia="SimSun" w:hAnsi="Cambria Math"/>
+          <w:i w:val="false"/>
+          <w:iCs w:val="false"/>
+          <w:sz w:val="21"/>
+          <w:szCs w:val="21"/>
+          <w:vertAlign w:val="subscript"/>
+        </w:rPr>
+        <w:t xml:space="preserve">cut</w:t>
+      </w:r>
+      <w:r>
+        <w:rPr>
+          <w:rFonts w:ascii="Cambria Math" w:eastAsia="SimSun" w:hAnsi="Cambria Math"/>
+          <w:i w:val="false"/>
+          <w:iCs w:val="false"/>
+          <w:sz w:val="21"/>
+          <w:szCs w:val="21"/>
+        </w:rPr>
+        <w:t xml:space="preserve">]</w:t>
+      </w:r>
+      <w:r>
+        <w:rPr>
+          <w:rFonts w:ascii="Cambria Math" w:eastAsia="SimSun" w:hAnsi="Cambria Math"/>
+          <w:sz w:val="21"/>
+          <w:szCs w:val="21"/>
+        </w:rPr>
+        <w:t xml:space="preserve">	(19)</w:t>
+      </w:r>
+    </w:p>
+    <w:p>
+      <w:pPr>
+        <w:spacing w:after="120" w:before="120" w:line="320"/>
+        <w:jc w:val="both"/>
+      </w:pPr>
+      <w:r>
+        <w:rPr>
+          <w:rFonts w:ascii="Times New Roman" w:cs="Times New Roman" w:eastAsia="SimSun" w:hAnsi="Times New Roman"/>
+        </w:rPr>
+        <w:t xml:space="preserve">为破缺的序参量，其中 </w:t>
+      </w:r>
+      <w:r>
+        <w:rPr>
+          <w:rFonts w:ascii="Cambria Math" w:eastAsia="SimSun" w:hAnsi="Cambria Math"/>
+          <w:i/>
+          <w:iCs/>
+        </w:rPr>
+        <w:t xml:space="preserve">S</w:t>
+      </w:r>
+      <w:r>
+        <w:rPr>
+          <w:rFonts w:ascii="Cambria Math" w:eastAsia="SimSun" w:hAnsi="Cambria Math"/>
+          <w:i w:val="false"/>
+          <w:iCs w:val="false"/>
+          <w:vertAlign w:val="subscript"/>
+        </w:rPr>
+        <w:t xml:space="preserve">cut</w:t>
+      </w:r>
+      <w:r>
+        <w:rPr>
+          <w:rFonts w:ascii="Times New Roman" w:cs="Times New Roman" w:eastAsia="SimSun" w:hAnsi="Times New Roman"/>
+        </w:rPr>
+        <w:t xml:space="preserve"> 为区分自限爆发与大爆发的阈值。命题 2 同时给出一条可证伪的预言：</w:t>
+      </w:r>
+      <w:r>
+        <w:rPr>
+          <w:rFonts w:ascii="Cambria Math" w:eastAsia="SimSun" w:hAnsi="Cambria Math"/>
+          <w:i w:val="false"/>
+          <w:iCs w:val="false"/>
+        </w:rPr>
+        <w:t xml:space="preserve">⟨ </w:t>
+      </w:r>
+      <w:r>
+        <w:rPr>
+          <w:rFonts w:ascii="Cambria Math" w:eastAsia="SimSun" w:hAnsi="Cambria Math"/>
+          <w:i/>
+          <w:iCs/>
+        </w:rPr>
+        <w:t xml:space="preserve">S</w:t>
+      </w:r>
+      <w:r>
+        <w:rPr>
+          <w:rFonts w:ascii="Cambria Math" w:eastAsia="SimSun" w:hAnsi="Cambria Math"/>
+          <w:i w:val="false"/>
+          <w:iCs w:val="false"/>
+        </w:rPr>
+        <w:t xml:space="preserve">⟩≃Π</w:t>
+      </w:r>
+      <w:r>
+        <w:rPr>
+          <w:rFonts w:ascii="Cambria Math" w:eastAsia="SimSun" w:hAnsi="Cambria Math"/>
+          <w:i/>
+          <w:iCs/>
+        </w:rPr>
+        <w:t xml:space="preserve">S</w:t>
+      </w:r>
+      <w:r>
+        <w:rPr>
+          <w:rFonts w:ascii="Cambria Math" w:eastAsia="SimSun" w:hAnsi="Cambria Math"/>
+          <w:i w:val="false"/>
+          <w:iCs w:val="false"/>
+        </w:rPr>
+        <w:t xml:space="preserve">̄</w:t>
+      </w:r>
+      <w:r>
+        <w:rPr>
+          <w:rFonts w:ascii="Times New Roman" w:cs="Times New Roman" w:eastAsia="SimSun" w:hAnsi="Times New Roman"/>
+        </w:rPr>
+        <w:t xml:space="preserve"> 在翻转下守恒，故 </w:t>
+      </w:r>
+      <w:r>
+        <w:rPr>
+          <w:rFonts w:ascii="Cambria Math" w:eastAsia="SimSun" w:hAnsi="Cambria Math"/>
+          <w:i w:val="false"/>
+          <w:iCs w:val="false"/>
+        </w:rPr>
+        <w:t xml:space="preserve">Π</w:t>
+      </w:r>
+      <w:r>
+        <w:rPr>
+          <w:rFonts w:ascii="Times New Roman" w:cs="Times New Roman" w:eastAsia="SimSun" w:hAnsi="Times New Roman"/>
+        </w:rPr>
+        <w:t xml:space="preserve"> 与 </w:t>
+      </w:r>
+      <w:r>
+        <w:rPr>
+          <w:rFonts w:ascii="Cambria Math" w:eastAsia="SimSun" w:hAnsi="Cambria Math"/>
+          <w:i/>
+          <w:iCs/>
+        </w:rPr>
+        <w:t xml:space="preserve">S</w:t>
+      </w:r>
+      <w:r>
+        <w:rPr>
+          <w:rFonts w:ascii="Cambria Math" w:eastAsia="SimSun" w:hAnsi="Cambria Math"/>
+          <w:i w:val="false"/>
+          <w:iCs w:val="false"/>
+        </w:rPr>
+        <w:t xml:space="preserve">̄</w:t>
+      </w:r>
+      <w:r>
+        <w:rPr>
+          <w:rFonts w:ascii="Times New Roman" w:cs="Times New Roman" w:eastAsia="SimSun" w:hAnsi="Times New Roman"/>
+        </w:rPr>
+        <w:t xml:space="preserve"> </w:t>
+      </w:r>
+      <w:r>
+        <w:rPr>
+          <w:rFonts w:ascii="Times New Roman" w:cs="Times New Roman" w:eastAsia="SimSun" w:hAnsi="Times New Roman"/>
+          <w:b/>
+          <w:bCs/>
+        </w:rPr>
+        <w:t xml:space="preserve">必须反向破缺、相互补偿</w:t>
+      </w:r>
+      <w:r>
+        <w:rPr>
+          <w:rFonts w:ascii="Times New Roman" w:cs="Times New Roman" w:eastAsia="SimSun" w:hAnsi="Times New Roman"/>
+        </w:rPr>
+        <w:t xml:space="preserve">。第 VI 节将检验这一补偿关系。</w:t>
+      </w:r>
+    </w:p>
+    <w:p>
+      <w:pPr>
+        <w:spacing w:after="120" w:before="120" w:line="320"/>
+        <w:jc w:val="both"/>
+      </w:pPr>
+      <w:r>
+        <w:rPr>
+          <w:rFonts w:ascii="Times New Roman" w:cs="Times New Roman" w:eastAsia="SimSun" w:hAnsi="Times New Roman"/>
+        </w:rPr>
+        <w:t xml:space="preserve">在此基础上，</w:t>
       </w:r>
       <w:r>
         <w:rPr>
@@ -9067,7 +9680,7 @@
         <w:rPr>
           <w:rFonts w:ascii="Times New Roman" w:cs="Times New Roman" w:eastAsia="SimSun" w:hAnsi="Times New Roman"/>
         </w:rPr>
-        <w:t xml:space="preserve"> 扫描，作为无破缺的阴性对照；破缺实验则保持 </w:t>
+        <w:t xml:space="preserve"> 的角色是一个可直接检验的推论：它不能单独产生破缺。设双度序列 </w:t>
       </w:r>
       <w:r>
         <w:rPr>
@@ -9081,6 +9694,479 @@
         <w:rPr>
           <w:rFonts w:ascii="Times New Roman" w:cs="Times New Roman" w:eastAsia="SimSun" w:hAnsi="Times New Roman"/>
         </w:rPr>
+        <w:t xml:space="preserve"> 关于分量互换对称，即 </w:t>
+      </w:r>
+      <w:r>
+        <w:rPr>
+          <w:rFonts w:ascii="Cambria Math" w:eastAsia="SimSun" w:hAnsi="Cambria Math"/>
+          <w:i/>
+          <w:iCs/>
+        </w:rPr>
+        <w:t xml:space="preserve">Rd</w:t>
+      </w:r>
+      <w:r>
+        <w:rPr>
+          <w:rFonts w:ascii="Times New Roman" w:cs="Times New Roman" w:eastAsia="SimSun" w:hAnsi="Times New Roman"/>
+        </w:rPr>
+        <w:t xml:space="preserve"> 与 </w:t>
+      </w:r>
+      <w:r>
+        <w:rPr>
+          <w:rFonts w:ascii="Cambria Math" w:eastAsia="SimSun" w:hAnsi="Cambria Math"/>
+          <w:i/>
+          <w:iCs/>
+        </w:rPr>
+        <w:t xml:space="preserve">d</w:t>
+      </w:r>
+      <w:r>
+        <w:rPr>
+          <w:rFonts w:ascii="Times New Roman" w:cs="Times New Roman" w:eastAsia="SimSun" w:hAnsi="Times New Roman"/>
+        </w:rPr>
+        <w:t xml:space="preserve"> 至多相差一个节点重标号。</w:t>
+      </w:r>
+      <w:r>
+        <w:rPr>
+          <w:rFonts w:ascii="Cambria Math" w:eastAsia="SimSun" w:hAnsi="Cambria Math"/>
+          <w:i/>
+          <w:iCs/>
+        </w:rPr>
+        <w:t xml:space="preserve">R</w:t>
+      </w:r>
+      <w:r>
+        <w:rPr>
+          <w:rFonts w:ascii="Times New Roman" w:cs="Times New Roman" w:eastAsia="SimSun" w:hAnsi="Times New Roman"/>
+        </w:rPr>
+        <w:t xml:space="preserve"> 把位形模型系综 </w:t>
+      </w:r>
+      <w:r>
+        <w:rPr>
+          <w:rFonts w:ascii="Cambria Math" w:eastAsia="SimSun" w:hAnsi="Cambria Math"/>
+          <w:i/>
+          <w:iCs/>
+        </w:rPr>
+        <w:t xml:space="preserve">CM</w:t>
+      </w:r>
+      <w:r>
+        <w:rPr>
+          <w:rFonts w:ascii="Cambria Math" w:eastAsia="SimSun" w:hAnsi="Cambria Math"/>
+          <w:i w:val="false"/>
+          <w:iCs w:val="false"/>
+        </w:rPr>
+        <w:t xml:space="preserve">(</w:t>
+      </w:r>
+      <w:r>
+        <w:rPr>
+          <w:rFonts w:ascii="Cambria Math" w:eastAsia="SimSun" w:hAnsi="Cambria Math"/>
+          <w:i/>
+          <w:iCs/>
+        </w:rPr>
+        <w:t xml:space="preserve">d</w:t>
+      </w:r>
+      <w:r>
+        <w:rPr>
+          <w:rFonts w:ascii="Cambria Math" w:eastAsia="SimSun" w:hAnsi="Cambria Math"/>
+          <w:i w:val="false"/>
+          <w:iCs w:val="false"/>
+        </w:rPr>
+        <w:t xml:space="preserve">)</w:t>
+      </w:r>
+      <w:r>
+        <w:rPr>
+          <w:rFonts w:ascii="Times New Roman" w:cs="Times New Roman" w:eastAsia="SimSun" w:hAnsi="Times New Roman"/>
+        </w:rPr>
+        <w:t xml:space="preserve"> 映为 </w:t>
+      </w:r>
+      <w:r>
+        <w:rPr>
+          <w:rFonts w:ascii="Cambria Math" w:eastAsia="SimSun" w:hAnsi="Cambria Math"/>
+          <w:i/>
+          <w:iCs/>
+        </w:rPr>
+        <w:t xml:space="preserve">CM</w:t>
+      </w:r>
+      <w:r>
+        <w:rPr>
+          <w:rFonts w:ascii="Cambria Math" w:eastAsia="SimSun" w:hAnsi="Cambria Math"/>
+          <w:i w:val="false"/>
+          <w:iCs w:val="false"/>
+        </w:rPr>
+        <w:t xml:space="preserve">(</w:t>
+      </w:r>
+      <w:r>
+        <w:rPr>
+          <w:rFonts w:ascii="Cambria Math" w:eastAsia="SimSun" w:hAnsi="Cambria Math"/>
+          <w:i/>
+          <w:iCs/>
+        </w:rPr>
+        <w:t xml:space="preserve">Rd</w:t>
+      </w:r>
+      <w:r>
+        <w:rPr>
+          <w:rFonts w:ascii="Cambria Math" w:eastAsia="SimSun" w:hAnsi="Cambria Math"/>
+          <w:i w:val="false"/>
+          <w:iCs w:val="false"/>
+        </w:rPr>
+        <w:t xml:space="preserve">)</w:t>
+      </w:r>
+      <w:r>
+        <w:rPr>
+          <w:rFonts w:ascii="Times New Roman" w:cs="Times New Roman" w:eastAsia="SimSun" w:hAnsi="Times New Roman"/>
+        </w:rPr>
+        <w:t xml:space="preserve">，后者是前者在该重标号下的像；而 </w:t>
+      </w:r>
+      <w:r>
+        <w:rPr>
+          <w:rFonts w:ascii="Cambria Math" w:eastAsia="SimSun" w:hAnsi="Cambria Math"/>
+          <w:i/>
+          <w:iCs/>
+        </w:rPr>
+        <w:t xml:space="preserve">S</w:t>
+      </w:r>
+      <w:r>
+        <w:rPr>
+          <w:rFonts w:ascii="Times New Roman" w:cs="Times New Roman" w:eastAsia="SimSun" w:hAnsi="Times New Roman"/>
+        </w:rPr>
+        <w:t xml:space="preserve"> 与节点标号无关，故命题 1 的结论成立，系综平均的爆发规模在方向翻转下相同。关键在于：这类对称序列可以取遍 </w:t>
+      </w:r>
+      <w:r>
+        <w:rPr>
+          <w:rFonts w:ascii="Cambria Math" w:eastAsia="SimSun" w:hAnsi="Cambria Math"/>
+          <w:i/>
+          <w:iCs/>
+        </w:rPr>
+        <w:t xml:space="preserve">r</w:t>
+      </w:r>
+      <w:r>
+        <w:rPr>
+          <w:rFonts w:ascii="Cambria Math" w:eastAsia="SimSun" w:hAnsi="Cambria Math"/>
+          <w:i w:val="false"/>
+          <w:iCs w:val="false"/>
+          <w:vertAlign w:val="subscript"/>
+        </w:rPr>
+        <w:t xml:space="preserve">io</w:t>
+      </w:r>
+      <w:r>
+        <w:rPr>
+          <w:rFonts w:ascii="Cambria Math" w:eastAsia="SimSun" w:hAnsi="Cambria Math"/>
+          <w:i w:val="false"/>
+          <w:iCs w:val="false"/>
+        </w:rPr>
+        <w:t xml:space="preserve">∈[-1,1]</w:t>
+      </w:r>
+      <w:r>
+        <w:rPr>
+          <w:rFonts w:ascii="Times New Roman" w:cs="Times New Roman" w:eastAsia="SimSun" w:hAnsi="Times New Roman"/>
+        </w:rPr>
+        <w:t xml:space="preserve"> 的整个范围（例如 </w:t>
+      </w:r>
+      <w:r>
+        <w:rPr>
+          <w:rFonts w:ascii="Cambria Math" w:eastAsia="SimSun" w:hAnsi="Cambria Math"/>
+          <w:i/>
+          <w:iCs/>
+        </w:rPr>
+        <w:t xml:space="preserve">d</w:t>
+      </w:r>
+      <w:r>
+        <w:rPr>
+          <w:rFonts w:ascii="Times New Roman" w:cs="Times New Roman" w:eastAsia="SimSun" w:hAnsi="Times New Roman"/>
+        </w:rPr>
+        <w:t xml:space="preserve"> 由若干对 </w:t>
+      </w:r>
+      <w:r>
+        <w:rPr>
+          <w:rFonts w:ascii="Cambria Math" w:eastAsia="SimSun" w:hAnsi="Cambria Math"/>
+          <w:i w:val="false"/>
+          <w:iCs w:val="false"/>
+        </w:rPr>
+        <w:t xml:space="preserve">(</w:t>
+      </w:r>
+      <w:r>
+        <w:rPr>
+          <w:rFonts w:ascii="Cambria Math" w:eastAsia="SimSun" w:hAnsi="Cambria Math"/>
+          <w:i/>
+          <w:iCs/>
+        </w:rPr>
+        <w:t xml:space="preserve">a</w:t>
+      </w:r>
+      <w:r>
+        <w:rPr>
+          <w:rFonts w:ascii="Cambria Math" w:eastAsia="SimSun" w:hAnsi="Cambria Math"/>
+          <w:i w:val="false"/>
+          <w:iCs w:val="false"/>
+        </w:rPr>
+        <w:t xml:space="preserve">,</w:t>
+      </w:r>
+      <w:r>
+        <w:rPr>
+          <w:rFonts w:ascii="Cambria Math" w:eastAsia="SimSun" w:hAnsi="Cambria Math"/>
+          <w:i/>
+          <w:iCs/>
+        </w:rPr>
+        <w:t xml:space="preserve">b</w:t>
+      </w:r>
+      <w:r>
+        <w:rPr>
+          <w:rFonts w:ascii="Cambria Math" w:eastAsia="SimSun" w:hAnsi="Cambria Math"/>
+          <w:i w:val="false"/>
+          <w:iCs w:val="false"/>
+        </w:rPr>
+        <w:t xml:space="preserve">)</w:t>
+      </w:r>
+      <w:r>
+        <w:rPr>
+          <w:rFonts w:ascii="Times New Roman" w:cs="Times New Roman" w:eastAsia="SimSun" w:hAnsi="Times New Roman"/>
+        </w:rPr>
+        <w:t xml:space="preserve"> 与 </w:t>
+      </w:r>
+      <w:r>
+        <w:rPr>
+          <w:rFonts w:ascii="Cambria Math" w:eastAsia="SimSun" w:hAnsi="Cambria Math"/>
+          <w:i w:val="false"/>
+          <w:iCs w:val="false"/>
+        </w:rPr>
+        <w:t xml:space="preserve">(</w:t>
+      </w:r>
+      <w:r>
+        <w:rPr>
+          <w:rFonts w:ascii="Cambria Math" w:eastAsia="SimSun" w:hAnsi="Cambria Math"/>
+          <w:i/>
+          <w:iCs/>
+        </w:rPr>
+        <w:t xml:space="preserve">b</w:t>
+      </w:r>
+      <w:r>
+        <w:rPr>
+          <w:rFonts w:ascii="Cambria Math" w:eastAsia="SimSun" w:hAnsi="Cambria Math"/>
+          <w:i w:val="false"/>
+          <w:iCs w:val="false"/>
+        </w:rPr>
+        <w:t xml:space="preserve">,</w:t>
+      </w:r>
+      <w:r>
+        <w:rPr>
+          <w:rFonts w:ascii="Cambria Math" w:eastAsia="SimSun" w:hAnsi="Cambria Math"/>
+          <w:i/>
+          <w:iCs/>
+        </w:rPr>
+        <w:t xml:space="preserve">a</w:t>
+      </w:r>
+      <w:r>
+        <w:rPr>
+          <w:rFonts w:ascii="Cambria Math" w:eastAsia="SimSun" w:hAnsi="Cambria Math"/>
+          <w:i w:val="false"/>
+          <w:iCs w:val="false"/>
+        </w:rPr>
+        <w:t xml:space="preserve">)</w:t>
+      </w:r>
+      <w:r>
+        <w:rPr>
+          <w:rFonts w:ascii="Times New Roman" w:cs="Times New Roman" w:eastAsia="SimSun" w:hAnsi="Times New Roman"/>
+        </w:rPr>
+        <w:t xml:space="preserve"> 组成时序列对称而 </w:t>
+      </w:r>
+      <w:r>
+        <w:rPr>
+          <w:rFonts w:ascii="Cambria Math" w:eastAsia="SimSun" w:hAnsi="Cambria Math"/>
+          <w:i/>
+          <w:iCs/>
+        </w:rPr>
+        <w:t xml:space="preserve">r</w:t>
+      </w:r>
+      <w:r>
+        <w:rPr>
+          <w:rFonts w:ascii="Cambria Math" w:eastAsia="SimSun" w:hAnsi="Cambria Math"/>
+          <w:i w:val="false"/>
+          <w:iCs w:val="false"/>
+          <w:vertAlign w:val="subscript"/>
+        </w:rPr>
+        <w:t xml:space="preserve">io</w:t>
+      </w:r>
+      <w:r>
+        <w:rPr>
+          <w:rFonts w:ascii="Times New Roman" w:cs="Times New Roman" w:eastAsia="SimSun" w:hAnsi="Times New Roman"/>
+        </w:rPr>
+        <w:t xml:space="preserve"> 可为任意值），因此</w:t>
+      </w:r>
+      <w:r>
+        <w:rPr>
+          <w:rFonts w:ascii="Times New Roman" w:cs="Times New Roman" w:eastAsia="SimSun" w:hAnsi="Times New Roman"/>
+          <w:b/>
+          <w:bCs/>
+        </w:rPr>
+        <w:t xml:space="preserve">沿 </w:t>
+      </w:r>
+      <w:r>
+        <w:rPr>
+          <w:rFonts w:ascii="Cambria Math" w:eastAsia="SimSun" w:hAnsi="Cambria Math"/>
+          <w:b/>
+          <w:bCs/>
+          <w:i/>
+          <w:iCs/>
+        </w:rPr>
+        <w:t xml:space="preserve">r</w:t>
+      </w:r>
+      <w:r>
+        <w:rPr>
+          <w:rFonts w:ascii="Cambria Math" w:eastAsia="SimSun" w:hAnsi="Cambria Math"/>
+          <w:b/>
+          <w:bCs/>
+          <w:i w:val="false"/>
+          <w:iCs w:val="false"/>
+          <w:vertAlign w:val="subscript"/>
+        </w:rPr>
+        <w:t xml:space="preserve">io</w:t>
+      </w:r>
+      <w:r>
+        <w:rPr>
+          <w:rFonts w:ascii="Times New Roman" w:cs="Times New Roman" w:eastAsia="SimSun" w:hAnsi="Times New Roman"/>
+          <w:b/>
+          <w:bCs/>
+        </w:rPr>
+        <w:t xml:space="preserve"> 扫描的整条线上都不应出现破缺，尽管 </w:t>
+      </w:r>
+      <w:r>
+        <w:rPr>
+          <w:rFonts w:ascii="Cambria Math" w:eastAsia="SimSun" w:hAnsi="Cambria Math"/>
+          <w:b/>
+          <w:bCs/>
+          <w:i/>
+          <w:iCs/>
+        </w:rPr>
+        <w:t xml:space="preserve">r</w:t>
+      </w:r>
+      <w:r>
+        <w:rPr>
+          <w:rFonts w:ascii="Cambria Math" w:eastAsia="SimSun" w:hAnsi="Cambria Math"/>
+          <w:b/>
+          <w:bCs/>
+          <w:i w:val="false"/>
+          <w:iCs w:val="false"/>
+          <w:vertAlign w:val="subscript"/>
+        </w:rPr>
+        <w:t xml:space="preserve">io</w:t>
+      </w:r>
+      <w:r>
+        <w:rPr>
+          <w:rFonts w:ascii="Times New Roman" w:cs="Times New Roman" w:eastAsia="SimSun" w:hAnsi="Times New Roman"/>
+          <w:b/>
+          <w:bCs/>
+        </w:rPr>
+        <w:t xml:space="preserve"> 确实移动阈值</w:t>
+      </w:r>
+      <w:r>
+        <w:rPr>
+          <w:rFonts w:ascii="Times New Roman" w:cs="Times New Roman" w:eastAsia="SimSun" w:hAnsi="Times New Roman"/>
+        </w:rPr>
+        <w:t xml:space="preserve">。</w:t>
+      </w:r>
+    </w:p>
+    <w:p>
+      <w:pPr>
+        <w:spacing w:after="120" w:before="120" w:line="320"/>
+        <w:jc w:val="both"/>
+      </w:pPr>
+      <w:r>
+        <w:rPr>
+          <w:rFonts w:ascii="Times New Roman" w:cs="Times New Roman" w:eastAsia="SimSun" w:hAnsi="Times New Roman"/>
+        </w:rPr>
+        <w:t xml:space="preserve">这决定了第 VI 节破缺实验的设计：全部测量以 </w:t>
+      </w:r>
+      <w:r>
+        <w:rPr>
+          <w:rFonts w:ascii="Cambria Math" w:eastAsia="SimSun" w:hAnsi="Cambria Math"/>
+          <w:i w:val="false"/>
+          <w:iCs w:val="false"/>
+        </w:rPr>
+        <w:t xml:space="preserve">(Π,</w:t>
+      </w:r>
+      <w:r>
+        <w:rPr>
+          <w:rFonts w:ascii="Cambria Math" w:eastAsia="SimSun" w:hAnsi="Cambria Math"/>
+          <w:i/>
+          <w:iCs/>
+        </w:rPr>
+        <w:t xml:space="preserve">S</w:t>
+      </w:r>
+      <w:r>
+        <w:rPr>
+          <w:rFonts w:ascii="Cambria Math" w:eastAsia="SimSun" w:hAnsi="Cambria Math"/>
+          <w:i w:val="false"/>
+          <w:iCs w:val="false"/>
+        </w:rPr>
+        <w:t xml:space="preserve">̄)</w:t>
+      </w:r>
+      <w:r>
+        <w:rPr>
+          <w:rFonts w:ascii="Times New Roman" w:cs="Times New Roman" w:eastAsia="SimSun" w:hAnsi="Times New Roman"/>
+        </w:rPr>
+        <w:t xml:space="preserve"> 为序参量而非 </w:t>
+      </w:r>
+      <w:r>
+        <w:rPr>
+          <w:rFonts w:ascii="Cambria Math" w:eastAsia="SimSun" w:hAnsi="Cambria Math"/>
+          <w:i w:val="false"/>
+          <w:iCs w:val="false"/>
+        </w:rPr>
+        <w:t xml:space="preserve">⟨ </w:t>
+      </w:r>
+      <w:r>
+        <w:rPr>
+          <w:rFonts w:ascii="Cambria Math" w:eastAsia="SimSun" w:hAnsi="Cambria Math"/>
+          <w:i/>
+          <w:iCs/>
+        </w:rPr>
+        <w:t xml:space="preserve">S</w:t>
+      </w:r>
+      <w:r>
+        <w:rPr>
+          <w:rFonts w:ascii="Cambria Math" w:eastAsia="SimSun" w:hAnsi="Cambria Math"/>
+          <w:i w:val="false"/>
+          <w:iCs w:val="false"/>
+        </w:rPr>
+        <w:t xml:space="preserve">⟩</w:t>
+      </w:r>
+      <w:r>
+        <w:rPr>
+          <w:rFonts w:ascii="Times New Roman" w:cs="Times New Roman" w:eastAsia="SimSun" w:hAnsi="Times New Roman"/>
+        </w:rPr>
+        <w:t xml:space="preserve">；在互换对称的双度序列上做 </w:t>
+      </w:r>
+      <w:r>
+        <w:rPr>
+          <w:rFonts w:ascii="Cambria Math" w:eastAsia="SimSun" w:hAnsi="Cambria Math"/>
+          <w:i/>
+          <w:iCs/>
+        </w:rPr>
+        <w:t xml:space="preserve">r</w:t>
+      </w:r>
+      <w:r>
+        <w:rPr>
+          <w:rFonts w:ascii="Cambria Math" w:eastAsia="SimSun" w:hAnsi="Cambria Math"/>
+          <w:i w:val="false"/>
+          <w:iCs w:val="false"/>
+          <w:vertAlign w:val="subscript"/>
+        </w:rPr>
+        <w:t xml:space="preserve">io</w:t>
+      </w:r>
+      <w:r>
+        <w:rPr>
+          <w:rFonts w:ascii="Times New Roman" w:cs="Times New Roman" w:eastAsia="SimSun" w:hAnsi="Times New Roman"/>
+        </w:rPr>
+        <w:t xml:space="preserve"> 扫描作为阴性对照；破缺实验保持 </w:t>
+      </w:r>
+      <w:r>
+        <w:rPr>
+          <w:rFonts w:ascii="Cambria Math" w:eastAsia="SimSun" w:hAnsi="Cambria Math"/>
+          <w:i/>
+          <w:iCs/>
+        </w:rPr>
+        <w:t xml:space="preserve">d</w:t>
+      </w:r>
+      <w:r>
+        <w:rPr>
+          <w:rFonts w:ascii="Times New Roman" w:cs="Times New Roman" w:eastAsia="SimSun" w:hAnsi="Times New Roman"/>
+        </w:rPr>
         <w:t xml:space="preserve"> 对称、只用保度重排调节 </w:t>
       </w:r>
       <w:r>
@@ -9095,21 +10181,37 @@
         <w:rPr>
           <w:rFonts w:ascii="Times New Roman" w:cs="Times New Roman" w:eastAsia="SimSun" w:hAnsi="Times New Roman"/>
         </w:rPr>
-        <w:t xml:space="preserve">，从而把观测到的不对称单独归因于 </w:t>
-      </w:r>
-      <w:r>
-        <w:rPr>
-          <w:rFonts w:ascii="Cambria Math" w:eastAsia="SimSun" w:hAnsi="Cambria Math"/>
-          <w:i w:val="false"/>
-          <w:iCs w:val="false"/>
-        </w:rPr>
-        <w:t xml:space="preserve">Δα</w:t>
-      </w:r>
-      <w:r>
-        <w:rPr>
-          <w:rFonts w:ascii="Times New Roman" w:cs="Times New Roman" w:eastAsia="SimSun" w:hAnsi="Times New Roman"/>
-        </w:rPr>
-        <w:t xml:space="preserve">。</w:t>
+        <w:t xml:space="preserve">，并同时报告 </w:t>
+      </w:r>
+      <w:r>
+        <w:rPr>
+          <w:rFonts w:ascii="Cambria Math" w:eastAsia="SimSun" w:hAnsi="Cambria Math"/>
+          <w:i w:val="false"/>
+          <w:iCs w:val="false"/>
+        </w:rPr>
+        <w:t xml:space="preserve">⟨ </w:t>
+      </w:r>
+      <w:r>
+        <w:rPr>
+          <w:rFonts w:ascii="Cambria Math" w:eastAsia="SimSun" w:hAnsi="Cambria Math"/>
+          <w:i/>
+          <w:iCs/>
+        </w:rPr>
+        <w:t xml:space="preserve">S</w:t>
+      </w:r>
+      <w:r>
+        <w:rPr>
+          <w:rFonts w:ascii="Cambria Math" w:eastAsia="SimSun" w:hAnsi="Cambria Math"/>
+          <w:i w:val="false"/>
+          <w:iCs w:val="false"/>
+        </w:rPr>
+        <w:t xml:space="preserve">⟩</w:t>
+      </w:r>
+      <w:r>
+        <w:rPr>
+          <w:rFonts w:ascii="Times New Roman" w:cs="Times New Roman" w:eastAsia="SimSun" w:hAnsi="Times New Roman"/>
+        </w:rPr>
+        <w:t xml:space="preserve"> 以验证它按命题 2 保持不变——后者是整套测量的内部一致性检查。</w:t>
       </w:r>
     </w:p>
     <w:p>
@@ -9603,6 +10705,50 @@
           <w:rFonts w:ascii="Times New Roman" w:cs="Times New Roman" w:eastAsia="SimSun" w:hAnsi="Times New Roman"/>
         </w:rPr>
         <w:t xml:space="preserve"> (2026). doi:10.1038/s42005-025-02472-9</w:t>
+      </w:r>
+    </w:p>
+    <w:p>
+      <w:pPr>
+        <w:pStyle w:val="ListParagraph"/>
+        <w:numPr>
+          <w:ilvl w:val="0"/>
+          <w:numId w:val="2"/>
+        </w:numPr>
+        <w:spacing w:after="100" w:before="100" w:line="310"/>
+      </w:pPr>
+      <w:r>
+        <w:rPr>
+          <w:rFonts w:ascii="Times New Roman" w:cs="Times New Roman" w:eastAsia="SimSun" w:hAnsi="Times New Roman"/>
+        </w:rPr>
+        <w:t xml:space="preserve">E. Kenah, J. M. Robins, </w:t>
+      </w:r>
+      <w:r>
+        <w:rPr>
+          <w:rFonts w:ascii="Times New Roman" w:cs="Times New Roman" w:eastAsia="SimSun" w:hAnsi="Times New Roman"/>
+          <w:i/>
+          <w:iCs/>
+        </w:rPr>
+        <w:t xml:space="preserve">Physical Review E</w:t>
+      </w:r>
+      <w:r>
+        <w:rPr>
+          <w:rFonts w:ascii="Times New Roman" w:cs="Times New Roman" w:eastAsia="SimSun" w:hAnsi="Times New Roman"/>
+        </w:rPr>
+        <w:t xml:space="preserve">, </w:t>
+      </w:r>
+      <w:r>
+        <w:rPr>
+          <w:rFonts w:ascii="Times New Roman" w:cs="Times New Roman" w:eastAsia="SimSun" w:hAnsi="Times New Roman"/>
+          <w:b/>
+          <w:bCs/>
+        </w:rPr>
+        <w:t xml:space="preserve">76</w:t>
+      </w:r>
+      <w:r>
+        <w:rPr>
+          <w:rFonts w:ascii="Times New Roman" w:cs="Times New Roman" w:eastAsia="SimSun" w:hAnsi="Times New Roman"/>
+        </w:rPr>
+        <w:t xml:space="preserve">, 036113 (2007). doi:10.1103/PhysRevE.76.036113</w:t>
       </w:r>
     </w:p>
     <w:sectPr>

--- a/drafts/sir-directed-hypergraphs/section2.docx
+++ b/drafts/sir-directed-hypergraphs/section2.docx
@@ -9639,7 +9639,7 @@
           <w:b/>
           <w:bCs/>
         </w:rPr>
-        <w:t xml:space="preserve">必须反向破缺、相互补偿</w:t>
+        <w:t xml:space="preserve">若破缺必反向、相互补偿</w:t>
       </w:r>
       <w:r>
         <w:rPr>

--- a/drafts/sir-directed-hypergraphs/section2.docx
+++ b/drafts/sir-directed-hypergraphs/section2.docx
@@ -8631,6 +8631,88 @@
         <w:rPr>
           <w:rFonts w:ascii="Times New Roman" w:cs="Times New Roman" w:eastAsia="SimSun" w:hAnsi="Times New Roman"/>
         </w:rPr>
+        <w:t xml:space="preserve">需要强调这只是必要条件，而且远非充分。宇称分类指出哪些量</w:t>
+      </w:r>
+      <w:r>
+        <w:rPr>
+          <w:rFonts w:ascii="Times New Roman" w:cs="Times New Roman" w:eastAsia="SimSun" w:hAnsi="Times New Roman"/>
+          <w:b/>
+          <w:bCs/>
+        </w:rPr>
+        <w:t xml:space="preserve">可能</w:t>
+      </w:r>
+      <w:r>
+        <w:rPr>
+          <w:rFonts w:ascii="Times New Roman" w:cs="Times New Roman" w:eastAsia="SimSun" w:hAnsi="Times New Roman"/>
+        </w:rPr>
+        <w:t xml:space="preserve">驱动破缺，却不指出哪一个</w:t>
+      </w:r>
+      <w:r>
+        <w:rPr>
+          <w:rFonts w:ascii="Times New Roman" w:cs="Times New Roman" w:eastAsia="SimSun" w:hAnsi="Times New Roman"/>
+          <w:b/>
+          <w:bCs/>
+        </w:rPr>
+        <w:t xml:space="preserve">实际</w:t>
+      </w:r>
+      <w:r>
+        <w:rPr>
+          <w:rFonts w:ascii="Times New Roman" w:cs="Times New Roman" w:eastAsia="SimSun" w:hAnsi="Times New Roman"/>
+        </w:rPr>
+        <w:t xml:space="preserve">驱动——后者是动力学问题。第 VI 节的结论是二者分野明显：破缺由分支结构的 </w:t>
+      </w:r>
+      <w:r>
+        <w:rPr>
+          <w:rFonts w:ascii="Cambria Math" w:eastAsia="SimSun" w:hAnsi="Cambria Math"/>
+          <w:i/>
+          <w:iCs/>
+        </w:rPr>
+        <w:t xml:space="preserve">R</w:t>
+      </w:r>
+      <w:r>
+        <w:rPr>
+          <w:rFonts w:ascii="Times New Roman" w:cs="Times New Roman" w:eastAsia="SimSun" w:hAnsi="Times New Roman"/>
+        </w:rPr>
+        <w:t xml:space="preserve">-奇部分（阶数不对称、双度序列不对称）驱动，而重叠极性 </w:t>
+      </w:r>
+      <w:r>
+        <w:rPr>
+          <w:rFonts w:ascii="Cambria Math" w:eastAsia="SimSun" w:hAnsi="Cambria Math"/>
+          <w:i w:val="false"/>
+          <w:iCs w:val="false"/>
+        </w:rPr>
+        <w:t xml:space="preserve">Δα</w:t>
+      </w:r>
+      <w:r>
+        <w:rPr>
+          <w:rFonts w:ascii="Times New Roman" w:cs="Times New Roman" w:eastAsia="SimSun" w:hAnsi="Times New Roman"/>
+        </w:rPr>
+        <w:t xml:space="preserve"> 尽管同为 </w:t>
+      </w:r>
+      <w:r>
+        <w:rPr>
+          <w:rFonts w:ascii="Cambria Math" w:eastAsia="SimSun" w:hAnsi="Cambria Math"/>
+          <w:i/>
+          <w:iCs/>
+        </w:rPr>
+        <w:t xml:space="preserve">R</w:t>
+      </w:r>
+      <w:r>
+        <w:rPr>
+          <w:rFonts w:ascii="Times New Roman" w:cs="Times New Roman" w:eastAsia="SimSun" w:hAnsi="Times New Roman"/>
+        </w:rPr>
+        <w:t xml:space="preserve">-奇，其效应在同一测量协议下不可分辨。</w:t>
+      </w:r>
+    </w:p>
+    <w:p>
+      <w:pPr>
+        <w:spacing w:after="120" w:before="120" w:line="320"/>
+        <w:jc w:val="both"/>
+      </w:pPr>
+      <w:r>
+        <w:rPr>
+          <w:rFonts w:ascii="Times New Roman" w:cs="Times New Roman" w:eastAsia="SimSun" w:hAnsi="Times New Roman"/>
+        </w:rPr>
         <w:t xml:space="preserve">但必要条件被满足并不意味着破缺可以在 </w:t>
       </w:r>
       <w:r>
@@ -10130,7 +10212,21 @@
         <w:rPr>
           <w:rFonts w:ascii="Times New Roman" w:cs="Times New Roman" w:eastAsia="SimSun" w:hAnsi="Times New Roman"/>
         </w:rPr>
-        <w:t xml:space="preserve">；在互换对称的双度序列上做 </w:t>
+        <w:t xml:space="preserve">；主实验驱动分支结构的不对称（阶数与双度序列），</w:t>
+      </w:r>
+      <w:r>
+        <w:rPr>
+          <w:rFonts w:ascii="Cambria Math" w:eastAsia="SimSun" w:hAnsi="Cambria Math"/>
+          <w:i w:val="false"/>
+          <w:iCs w:val="false"/>
+        </w:rPr>
+        <w:t xml:space="preserve">Δα</w:t>
+      </w:r>
+      <w:r>
+        <w:rPr>
+          <w:rFonts w:ascii="Times New Roman" w:cs="Times New Roman" w:eastAsia="SimSun" w:hAnsi="Times New Roman"/>
+        </w:rPr>
+        <w:t xml:space="preserve"> 的效应作为独立扫描给出上界；</w:t>
       </w:r>
       <w:r>
         <w:rPr>
@@ -10153,35 +10249,7 @@
         <w:rPr>
           <w:rFonts w:ascii="Times New Roman" w:cs="Times New Roman" w:eastAsia="SimSun" w:hAnsi="Times New Roman"/>
         </w:rPr>
-        <w:t xml:space="preserve"> 扫描作为阴性对照；破缺实验保持 </w:t>
-      </w:r>
-      <w:r>
-        <w:rPr>
-          <w:rFonts w:ascii="Cambria Math" w:eastAsia="SimSun" w:hAnsi="Cambria Math"/>
-          <w:i/>
-          <w:iCs/>
-        </w:rPr>
-        <w:t xml:space="preserve">d</w:t>
-      </w:r>
-      <w:r>
-        <w:rPr>
-          <w:rFonts w:ascii="Times New Roman" w:cs="Times New Roman" w:eastAsia="SimSun" w:hAnsi="Times New Roman"/>
-        </w:rPr>
-        <w:t xml:space="preserve"> 对称、只用保度重排调节 </w:t>
-      </w:r>
-      <w:r>
-        <w:rPr>
-          <w:rFonts w:ascii="Cambria Math" w:eastAsia="SimSun" w:hAnsi="Cambria Math"/>
-          <w:i w:val="false"/>
-          <w:iCs w:val="false"/>
-        </w:rPr>
-        <w:t xml:space="preserve">Δα</w:t>
-      </w:r>
-      <w:r>
-        <w:rPr>
-          <w:rFonts w:ascii="Times New Roman" w:cs="Times New Roman" w:eastAsia="SimSun" w:hAnsi="Times New Roman"/>
-        </w:rPr>
-        <w:t xml:space="preserve">，并同时报告 </w:t>
+        <w:t xml:space="preserve"> 扫描与 </w:t>
       </w:r>
       <w:r>
         <w:rPr>
@@ -10211,7 +10279,7 @@
         <w:rPr>
           <w:rFonts w:ascii="Times New Roman" w:cs="Times New Roman" w:eastAsia="SimSun" w:hAnsi="Times New Roman"/>
         </w:rPr>
-        <w:t xml:space="preserve"> 以验证它按命题 2 保持不变——后者是整套测量的内部一致性检查。</w:t>
+        <w:t xml:space="preserve"> 的不变性分别作为阴性对照与内部一致性检查。</w:t>
       </w:r>
     </w:p>
     <w:p>

--- a/drafts/sir-directed-hypergraphs/section2.docx
+++ b/drafts/sir-directed-hypergraphs/section2.docx
@@ -7609,7 +7609,7 @@
         <w:rPr>
           <w:rFonts w:ascii="Times New Roman" w:cs="Times New Roman" w:eastAsia="SimSun" w:hAnsi="Times New Roman"/>
         </w:rPr>
-        <w:t xml:space="preserve">为奇。</w:t>
+        <w:t xml:space="preserve">为奇。跨结构比较（如阈值对 </w:t>
       </w:r>
       <w:r>
         <w:rPr>
@@ -7626,13 +7626,64 @@
           <w:iCs w:val="false"/>
           <w:vertAlign w:val="superscript"/>
         </w:rPr>
+        <w:t xml:space="preserve">⇉</w:t>
+      </w:r>
+      <w:r>
+        <w:rPr>
+          <w:rFonts w:ascii="Times New Roman" w:cs="Times New Roman" w:eastAsia="SimSun" w:hAnsi="Times New Roman"/>
+        </w:rPr>
+        <w:t xml:space="preserve"> 的依赖）必须固定 </w:t>
+      </w:r>
+      <w:r>
+        <w:rPr>
+          <w:rFonts w:ascii="Cambria Math" w:eastAsia="SimSun" w:hAnsi="Cambria Math"/>
+          <w:i w:val="false"/>
+          <w:iCs w:val="false"/>
+        </w:rPr>
+        <w:t xml:space="preserve">α</w:t>
+      </w:r>
+      <w:r>
+        <w:rPr>
+          <w:rFonts w:ascii="Cambria Math" w:eastAsia="SimSun" w:hAnsi="Cambria Math"/>
+          <w:i w:val="false"/>
+          <w:iCs w:val="false"/>
+          <w:vertAlign w:val="superscript"/>
+        </w:rPr>
         <w:t xml:space="preserve">∥</w:t>
       </w:r>
       <w:r>
         <w:rPr>
           <w:rFonts w:ascii="Times New Roman" w:cs="Times New Roman" w:eastAsia="SimSun" w:hAnsi="Times New Roman"/>
         </w:rPr>
-        <w:t xml:space="preserve"> 必须在扫描 </w:t>
+        <w:t xml:space="preserve">，否则三个分量的效应混在同一条扫描线上；但成对的 </w:t>
+      </w:r>
+      <w:r>
+        <w:rPr>
+          <w:rFonts w:ascii="Cambria Math" w:eastAsia="SimSun" w:hAnsi="Cambria Math"/>
+          <w:i/>
+          <w:iCs/>
+        </w:rPr>
+        <w:t xml:space="preserve">H</w:t>
+      </w:r>
+      <w:r>
+        <w:rPr>
+          <w:rFonts w:ascii="Times New Roman" w:cs="Times New Roman" w:eastAsia="SimSun" w:hAnsi="Times New Roman"/>
+        </w:rPr>
+        <w:t xml:space="preserve">–</w:t>
+      </w:r>
+      <w:r>
+        <w:rPr>
+          <w:rFonts w:ascii="Cambria Math" w:eastAsia="SimSun" w:hAnsi="Cambria Math"/>
+          <w:i/>
+          <w:iCs/>
+        </w:rPr>
+        <w:t xml:space="preserve">RH</w:t>
+      </w:r>
+      <w:r>
+        <w:rPr>
+          <w:rFonts w:ascii="Times New Roman" w:cs="Times New Roman" w:eastAsia="SimSun" w:hAnsi="Times New Roman"/>
+        </w:rPr>
+        <w:t xml:space="preserve"> 比较不受此限，因为 </w:t>
       </w:r>
       <w:r>
         <w:rPr>
@@ -7649,27 +7700,13 @@
           <w:iCs w:val="false"/>
           <w:vertAlign w:val="superscript"/>
         </w:rPr>
-        <w:t xml:space="preserve">⇉</w:t>
-      </w:r>
-      <w:r>
-        <w:rPr>
-          <w:rFonts w:ascii="Times New Roman" w:cs="Times New Roman" w:eastAsia="SimSun" w:hAnsi="Times New Roman"/>
-        </w:rPr>
-        <w:t xml:space="preserve"> 或 </w:t>
-      </w:r>
-      <w:r>
-        <w:rPr>
-          <w:rFonts w:ascii="Cambria Math" w:eastAsia="SimSun" w:hAnsi="Cambria Math"/>
-          <w:i w:val="false"/>
-          <w:iCs w:val="false"/>
-        </w:rPr>
-        <w:t xml:space="preserve">Δα</w:t>
-      </w:r>
-      <w:r>
-        <w:rPr>
-          <w:rFonts w:ascii="Times New Roman" w:cs="Times New Roman" w:eastAsia="SimSun" w:hAnsi="Times New Roman"/>
-        </w:rPr>
-        <w:t xml:space="preserve"> 时固定，否则三种效应混在同一条扫描线上。</w:t>
+        <w:t xml:space="preserve">∥</w:t>
+      </w:r>
+      <w:r>
+        <w:rPr>
+          <w:rFonts w:ascii="Times New Roman" w:cs="Times New Roman" w:eastAsia="SimSun" w:hAnsi="Times New Roman"/>
+        </w:rPr>
+        <w:t xml:space="preserve"> 为偶，翻转前后取值相同，无法伪造配对差异。</w:t>
       </w:r>
     </w:p>
     <w:p>
@@ -8631,89 +8668,7 @@
         <w:rPr>
           <w:rFonts w:ascii="Times New Roman" w:cs="Times New Roman" w:eastAsia="SimSun" w:hAnsi="Times New Roman"/>
         </w:rPr>
-        <w:t xml:space="preserve">需要强调这只是必要条件，而且远非充分。宇称分类指出哪些量</w:t>
-      </w:r>
-      <w:r>
-        <w:rPr>
-          <w:rFonts w:ascii="Times New Roman" w:cs="Times New Roman" w:eastAsia="SimSun" w:hAnsi="Times New Roman"/>
-          <w:b/>
-          <w:bCs/>
-        </w:rPr>
-        <w:t xml:space="preserve">可能</w:t>
-      </w:r>
-      <w:r>
-        <w:rPr>
-          <w:rFonts w:ascii="Times New Roman" w:cs="Times New Roman" w:eastAsia="SimSun" w:hAnsi="Times New Roman"/>
-        </w:rPr>
-        <w:t xml:space="preserve">驱动破缺，却不指出哪一个</w:t>
-      </w:r>
-      <w:r>
-        <w:rPr>
-          <w:rFonts w:ascii="Times New Roman" w:cs="Times New Roman" w:eastAsia="SimSun" w:hAnsi="Times New Roman"/>
-          <w:b/>
-          <w:bCs/>
-        </w:rPr>
-        <w:t xml:space="preserve">实际</w:t>
-      </w:r>
-      <w:r>
-        <w:rPr>
-          <w:rFonts w:ascii="Times New Roman" w:cs="Times New Roman" w:eastAsia="SimSun" w:hAnsi="Times New Roman"/>
-        </w:rPr>
-        <w:t xml:space="preserve">驱动——后者是动力学问题。第 VI 节的结论是二者分野明显：破缺由分支结构的 </w:t>
-      </w:r>
-      <w:r>
-        <w:rPr>
-          <w:rFonts w:ascii="Cambria Math" w:eastAsia="SimSun" w:hAnsi="Cambria Math"/>
-          <w:i/>
-          <w:iCs/>
-        </w:rPr>
-        <w:t xml:space="preserve">R</w:t>
-      </w:r>
-      <w:r>
-        <w:rPr>
-          <w:rFonts w:ascii="Times New Roman" w:cs="Times New Roman" w:eastAsia="SimSun" w:hAnsi="Times New Roman"/>
-        </w:rPr>
-        <w:t xml:space="preserve">-奇部分（阶数不对称、双度序列不对称）驱动，而重叠极性 </w:t>
-      </w:r>
-      <w:r>
-        <w:rPr>
-          <w:rFonts w:ascii="Cambria Math" w:eastAsia="SimSun" w:hAnsi="Cambria Math"/>
-          <w:i w:val="false"/>
-          <w:iCs w:val="false"/>
-        </w:rPr>
-        <w:t xml:space="preserve">Δα</w:t>
-      </w:r>
-      <w:r>
-        <w:rPr>
-          <w:rFonts w:ascii="Times New Roman" w:cs="Times New Roman" w:eastAsia="SimSun" w:hAnsi="Times New Roman"/>
-        </w:rPr>
-        <w:t xml:space="preserve"> 尽管同为 </w:t>
-      </w:r>
-      <w:r>
-        <w:rPr>
-          <w:rFonts w:ascii="Cambria Math" w:eastAsia="SimSun" w:hAnsi="Cambria Math"/>
-          <w:i/>
-          <w:iCs/>
-        </w:rPr>
-        <w:t xml:space="preserve">R</w:t>
-      </w:r>
-      <w:r>
-        <w:rPr>
-          <w:rFonts w:ascii="Times New Roman" w:cs="Times New Roman" w:eastAsia="SimSun" w:hAnsi="Times New Roman"/>
-        </w:rPr>
-        <w:t xml:space="preserve">-奇，其效应在同一测量协议下不可分辨。</w:t>
-      </w:r>
-    </w:p>
-    <w:p>
-      <w:pPr>
-        <w:spacing w:after="120" w:before="120" w:line="320"/>
-        <w:jc w:val="both"/>
-      </w:pPr>
-      <w:r>
-        <w:rPr>
-          <w:rFonts w:ascii="Times New Roman" w:cs="Times New Roman" w:eastAsia="SimSun" w:hAnsi="Times New Roman"/>
-        </w:rPr>
-        <w:t xml:space="preserve">但必要条件被满足并不意味着破缺可以在 </w:t>
+        <w:t xml:space="preserve">但即便必要条件被满足，破缺也未必能在 </w:t>
       </w:r>
       <w:r>
         <w:rPr>
@@ -8743,7 +8698,7 @@
         <w:rPr>
           <w:rFonts w:ascii="Times New Roman" w:cs="Times New Roman" w:eastAsia="SimSun" w:hAnsi="Times New Roman"/>
         </w:rPr>
-        <w:t xml:space="preserve"> 上被看到。事实上存在一条更强的不变性，它与系综是否 </w:t>
+        <w:t xml:space="preserve"> 上看到。存在一条更强的不变性，它与系综是否 </w:t>
       </w:r>
       <w:r>
         <w:rPr>
@@ -8782,7 +8737,7 @@
           <w:rFonts w:ascii="Times New Roman" w:cs="Times New Roman" w:eastAsia="SimSun" w:hAnsi="Times New Roman"/>
           <w:color w:val="3A4A5A"/>
         </w:rPr>
-        <w:t xml:space="preserve"> 设终态可表示为某个随机结构上的可达性——即从种子 </w:t>
+        <w:t xml:space="preserve"> 设 (i) 终态可表示为某个随机结构 </w:t>
       </w:r>
       <w:r>
         <w:rPr>
@@ -8791,6 +8746,49 @@
           <w:iCs/>
           <w:color w:val="3A4A5A"/>
         </w:rPr>
+        <w:t xml:space="preserve">G</w:t>
+      </w:r>
+      <w:r>
+        <w:rPr>
+          <w:rFonts w:ascii="Cambria Math" w:eastAsia="SimSun" w:hAnsi="Cambria Math"/>
+          <w:i w:val="false"/>
+          <w:iCs w:val="false"/>
+          <w:color w:val="3A4A5A"/>
+        </w:rPr>
+        <w:t xml:space="preserve">(</w:t>
+      </w:r>
+      <w:r>
+        <w:rPr>
+          <w:rFonts w:ascii="Cambria Math" w:eastAsia="SimSun" w:hAnsi="Cambria Math"/>
+          <w:i/>
+          <w:iCs/>
+          <w:color w:val="3A4A5A"/>
+        </w:rPr>
+        <w:t xml:space="preserve">H</w:t>
+      </w:r>
+      <w:r>
+        <w:rPr>
+          <w:rFonts w:ascii="Cambria Math" w:eastAsia="SimSun" w:hAnsi="Cambria Math"/>
+          <w:i w:val="false"/>
+          <w:iCs w:val="false"/>
+          <w:color w:val="3A4A5A"/>
+        </w:rPr>
+        <w:t xml:space="preserve">)</w:t>
+      </w:r>
+      <w:r>
+        <w:rPr>
+          <w:rFonts w:ascii="Times New Roman" w:cs="Times New Roman" w:eastAsia="SimSun" w:hAnsi="Times New Roman"/>
+          <w:color w:val="3A4A5A"/>
+        </w:rPr>
+        <w:t xml:space="preserve"> 上的可达性，即从种子 </w:t>
+      </w:r>
+      <w:r>
+        <w:rPr>
+          <w:rFonts w:ascii="Cambria Math" w:eastAsia="SimSun" w:hAnsi="Cambria Math"/>
+          <w:i/>
+          <w:iCs/>
+          <w:color w:val="3A4A5A"/>
+        </w:rPr>
         <w:t xml:space="preserve">v</w:t>
       </w:r>
       <w:r>
@@ -8814,7 +8812,7 @@
           <w:rFonts w:ascii="Times New Roman" w:cs="Times New Roman" w:eastAsia="SimSun" w:hAnsi="Times New Roman"/>
           <w:color w:val="3A4A5A"/>
         </w:rPr>
-        <w:t xml:space="preserve"> 的出分支 </w:t>
+        <w:t xml:space="preserve"> 在 </w:t>
       </w:r>
       <w:r>
         <w:rPr>
@@ -8823,6 +8821,22 @@
           <w:iCs/>
           <w:color w:val="3A4A5A"/>
         </w:rPr>
+        <w:t xml:space="preserve">G</w:t>
+      </w:r>
+      <w:r>
+        <w:rPr>
+          <w:rFonts w:ascii="Times New Roman" w:cs="Times New Roman" w:eastAsia="SimSun" w:hAnsi="Times New Roman"/>
+          <w:color w:val="3A4A5A"/>
+        </w:rPr>
+        <w:t xml:space="preserve"> 中的出分支 </w:t>
+      </w:r>
+      <w:r>
+        <w:rPr>
+          <w:rFonts w:ascii="Cambria Math" w:eastAsia="SimSun" w:hAnsi="Cambria Math"/>
+          <w:i/>
+          <w:iCs/>
+          <w:color w:val="3A4A5A"/>
+        </w:rPr>
         <w:t xml:space="preserve">out</w:t>
       </w:r>
       <w:r>
@@ -8857,7 +8871,93 @@
           <w:rFonts w:ascii="Times New Roman" w:cs="Times New Roman" w:eastAsia="SimSun" w:hAnsi="Times New Roman"/>
           <w:color w:val="3A4A5A"/>
         </w:rPr>
-        <w:t xml:space="preserve">，如 [9] 的半有向流行渗流网络所给出。则对</w:t>
+        <w:t xml:space="preserve">，如 [9] 的半有向流行渗流网络所给出；且 (ii) </w:t>
+      </w:r>
+      <w:r>
+        <w:rPr>
+          <w:rFonts w:ascii="Cambria Math" w:eastAsia="SimSun" w:hAnsi="Cambria Math"/>
+          <w:i/>
+          <w:iCs/>
+          <w:color w:val="3A4A5A"/>
+        </w:rPr>
+        <w:t xml:space="preserve">G</w:t>
+      </w:r>
+      <w:r>
+        <w:rPr>
+          <w:rFonts w:ascii="Cambria Math" w:eastAsia="SimSun" w:hAnsi="Cambria Math"/>
+          <w:i w:val="false"/>
+          <w:iCs w:val="false"/>
+          <w:color w:val="3A4A5A"/>
+        </w:rPr>
+        <w:t xml:space="preserve">(</w:t>
+      </w:r>
+      <w:r>
+        <w:rPr>
+          <w:rFonts w:ascii="Cambria Math" w:eastAsia="SimSun" w:hAnsi="Cambria Math"/>
+          <w:i/>
+          <w:iCs/>
+          <w:color w:val="3A4A5A"/>
+        </w:rPr>
+        <w:t xml:space="preserve">RH</w:t>
+      </w:r>
+      <w:r>
+        <w:rPr>
+          <w:rFonts w:ascii="Cambria Math" w:eastAsia="SimSun" w:hAnsi="Cambria Math"/>
+          <w:i w:val="false"/>
+          <w:iCs w:val="false"/>
+          <w:color w:val="3A4A5A"/>
+        </w:rPr>
+        <w:t xml:space="preserve">)</w:t>
+      </w:r>
+      <w:r>
+        <w:rPr>
+          <w:rFonts w:ascii="Times New Roman" w:cs="Times New Roman" w:eastAsia="SimSun" w:hAnsi="Times New Roman"/>
+          <w:color w:val="3A4A5A"/>
+        </w:rPr>
+        <w:t xml:space="preserve"> 与 </w:t>
+      </w:r>
+      <w:r>
+        <w:rPr>
+          <w:rFonts w:ascii="Cambria Math" w:eastAsia="SimSun" w:hAnsi="Cambria Math"/>
+          <w:i/>
+          <w:iCs/>
+          <w:color w:val="3A4A5A"/>
+        </w:rPr>
+        <w:t xml:space="preserve">G</w:t>
+      </w:r>
+      <w:r>
+        <w:rPr>
+          <w:rFonts w:ascii="Cambria Math" w:eastAsia="SimSun" w:hAnsi="Cambria Math"/>
+          <w:i w:val="false"/>
+          <w:iCs w:val="false"/>
+          <w:color w:val="3A4A5A"/>
+        </w:rPr>
+        <w:t xml:space="preserve">(</w:t>
+      </w:r>
+      <w:r>
+        <w:rPr>
+          <w:rFonts w:ascii="Cambria Math" w:eastAsia="SimSun" w:hAnsi="Cambria Math"/>
+          <w:i/>
+          <w:iCs/>
+          <w:color w:val="3A4A5A"/>
+        </w:rPr>
+        <w:t xml:space="preserve">H</w:t>
+      </w:r>
+      <w:r>
+        <w:rPr>
+          <w:rFonts w:ascii="Cambria Math" w:eastAsia="SimSun" w:hAnsi="Cambria Math"/>
+          <w:i w:val="false"/>
+          <w:iCs w:val="false"/>
+          <w:color w:val="3A4A5A"/>
+        </w:rPr>
+        <w:t xml:space="preserve">)</w:t>
+      </w:r>
+      <w:r>
+        <w:rPr>
+          <w:rFonts w:ascii="Times New Roman" w:cs="Times New Roman" w:eastAsia="SimSun" w:hAnsi="Times New Roman"/>
+          <w:color w:val="3A4A5A"/>
+        </w:rPr>
+        <w:t xml:space="preserve"> 的转置同分布。则对</w:t>
       </w:r>
       <w:r>
         <w:rPr>
@@ -8901,7 +9001,7 @@
         <w:rPr>
           <w:rFonts w:ascii="Times New Roman" w:cs="Times New Roman" w:eastAsia="SimSun" w:hAnsi="Times New Roman"/>
         </w:rPr>
-        <w:t xml:space="preserve">证明同样只需一次计数：</w:t>
+        <w:t xml:space="preserve">证明只需一次计数：</w:t>
       </w:r>
       <w:r>
         <w:rPr>
@@ -9117,21 +9217,99 @@
         <w:rPr>
           <w:rFonts w:ascii="Times New Roman" w:cs="Times New Roman" w:eastAsia="SimSun" w:hAnsi="Times New Roman"/>
         </w:rPr>
-        <w:t xml:space="preserve">，而 </w:t>
-      </w:r>
-      <w:r>
-        <w:rPr>
-          <w:rFonts w:ascii="Cambria Math" w:eastAsia="SimSun" w:hAnsi="Cambria Math"/>
-          <w:i/>
-          <w:iCs/>
-        </w:rPr>
-        <w:t xml:space="preserve">R</w:t>
-      </w:r>
-      <w:r>
-        <w:rPr>
-          <w:rFonts w:ascii="Times New Roman" w:cs="Times New Roman" w:eastAsia="SimSun" w:hAnsi="Times New Roman"/>
-        </w:rPr>
-        <w:t xml:space="preserve"> 把可达关系转置，可达有序对的</w:t>
+        <w:t xml:space="preserve">。转置把每个可达有序对 </w:t>
+      </w:r>
+      <w:r>
+        <w:rPr>
+          <w:rFonts w:ascii="Cambria Math" w:eastAsia="SimSun" w:hAnsi="Cambria Math"/>
+          <w:i w:val="false"/>
+          <w:iCs w:val="false"/>
+        </w:rPr>
+        <w:t xml:space="preserve">(</w:t>
+      </w:r>
+      <w:r>
+        <w:rPr>
+          <w:rFonts w:ascii="Cambria Math" w:eastAsia="SimSun" w:hAnsi="Cambria Math"/>
+          <w:i/>
+          <w:iCs/>
+        </w:rPr>
+        <w:t xml:space="preserve">v</w:t>
+      </w:r>
+      <w:r>
+        <w:rPr>
+          <w:rFonts w:ascii="Cambria Math" w:eastAsia="SimSun" w:hAnsi="Cambria Math"/>
+          <w:i w:val="false"/>
+          <w:iCs w:val="false"/>
+        </w:rPr>
+        <w:t xml:space="preserve">,</w:t>
+      </w:r>
+      <w:r>
+        <w:rPr>
+          <w:rFonts w:ascii="Cambria Math" w:eastAsia="SimSun" w:hAnsi="Cambria Math"/>
+          <w:i/>
+          <w:iCs/>
+        </w:rPr>
+        <w:t xml:space="preserve">u</w:t>
+      </w:r>
+      <w:r>
+        <w:rPr>
+          <w:rFonts w:ascii="Cambria Math" w:eastAsia="SimSun" w:hAnsi="Cambria Math"/>
+          <w:i w:val="false"/>
+          <w:iCs w:val="false"/>
+        </w:rPr>
+        <w:t xml:space="preserve">)</w:t>
+      </w:r>
+      <w:r>
+        <w:rPr>
+          <w:rFonts w:ascii="Times New Roman" w:cs="Times New Roman" w:eastAsia="SimSun" w:hAnsi="Times New Roman"/>
+        </w:rPr>
+        <w:t xml:space="preserve"> 换成 </w:t>
+      </w:r>
+      <w:r>
+        <w:rPr>
+          <w:rFonts w:ascii="Cambria Math" w:eastAsia="SimSun" w:hAnsi="Cambria Math"/>
+          <w:i w:val="false"/>
+          <w:iCs w:val="false"/>
+        </w:rPr>
+        <w:t xml:space="preserve">(</w:t>
+      </w:r>
+      <w:r>
+        <w:rPr>
+          <w:rFonts w:ascii="Cambria Math" w:eastAsia="SimSun" w:hAnsi="Cambria Math"/>
+          <w:i/>
+          <w:iCs/>
+        </w:rPr>
+        <w:t xml:space="preserve">u</w:t>
+      </w:r>
+      <w:r>
+        <w:rPr>
+          <w:rFonts w:ascii="Cambria Math" w:eastAsia="SimSun" w:hAnsi="Cambria Math"/>
+          <w:i w:val="false"/>
+          <w:iCs w:val="false"/>
+        </w:rPr>
+        <w:t xml:space="preserve">,</w:t>
+      </w:r>
+      <w:r>
+        <w:rPr>
+          <w:rFonts w:ascii="Cambria Math" w:eastAsia="SimSun" w:hAnsi="Cambria Math"/>
+          <w:i/>
+          <w:iCs/>
+        </w:rPr>
+        <w:t xml:space="preserve">v</w:t>
+      </w:r>
+      <w:r>
+        <w:rPr>
+          <w:rFonts w:ascii="Cambria Math" w:eastAsia="SimSun" w:hAnsi="Cambria Math"/>
+          <w:i w:val="false"/>
+          <w:iCs w:val="false"/>
+        </w:rPr>
+        <w:t xml:space="preserve">)</w:t>
+      </w:r>
+      <w:r>
+        <w:rPr>
+          <w:rFonts w:ascii="Times New Roman" w:cs="Times New Roman" w:eastAsia="SimSun" w:hAnsi="Times New Roman"/>
+        </w:rPr>
+        <w:t xml:space="preserve">，可达对的</w:t>
       </w:r>
       <w:r>
         <w:rPr>
@@ -9210,65 +9388,7 @@
         <w:rPr>
           <w:rFonts w:ascii="Times New Roman" w:cs="Times New Roman" w:eastAsia="SimSun" w:hAnsi="Times New Roman"/>
         </w:rPr>
-        <w:t xml:space="preserve">命题 2 的后果是：</w:t>
-      </w:r>
-      <w:r>
-        <w:rPr>
-          <w:rFonts w:ascii="Cambria Math" w:eastAsia="SimSun" w:hAnsi="Cambria Math"/>
-          <w:i w:val="false"/>
-          <w:iCs w:val="false"/>
-        </w:rPr>
-        <w:t xml:space="preserve">⟨ </w:t>
-      </w:r>
-      <w:r>
-        <w:rPr>
-          <w:rFonts w:ascii="Cambria Math" w:eastAsia="SimSun" w:hAnsi="Cambria Math"/>
-          <w:i/>
-          <w:iCs/>
-        </w:rPr>
-        <w:t xml:space="preserve">S</w:t>
-      </w:r>
-      <w:r>
-        <w:rPr>
-          <w:rFonts w:ascii="Cambria Math" w:eastAsia="SimSun" w:hAnsi="Cambria Math"/>
-          <w:i w:val="false"/>
-          <w:iCs w:val="false"/>
-        </w:rPr>
-        <w:t xml:space="preserve">⟩</w:t>
-      </w:r>
-      <w:r>
-        <w:rPr>
-          <w:rFonts w:ascii="Times New Roman" w:cs="Times New Roman" w:eastAsia="SimSun" w:hAnsi="Times New Roman"/>
-        </w:rPr>
-        <w:t xml:space="preserve"> </w:t>
-      </w:r>
-      <w:r>
-        <w:rPr>
-          <w:rFonts w:ascii="Times New Roman" w:cs="Times New Roman" w:eastAsia="SimSun" w:hAnsi="Times New Roman"/>
-          <w:b/>
-          <w:bCs/>
-        </w:rPr>
-        <w:t xml:space="preserve">不能作为方向对称性破缺的序参量</w:t>
-      </w:r>
-      <w:r>
-        <w:rPr>
-          <w:rFonts w:ascii="Times New Roman" w:cs="Times New Roman" w:eastAsia="SimSun" w:hAnsi="Times New Roman"/>
-        </w:rPr>
-        <w:t xml:space="preserve">。它在任何结构上都对称，与 </w:t>
-      </w:r>
-      <w:r>
-        <w:rPr>
-          <w:rFonts w:ascii="Cambria Math" w:eastAsia="SimSun" w:hAnsi="Cambria Math"/>
-          <w:i w:val="false"/>
-          <w:iCs w:val="false"/>
-        </w:rPr>
-        <w:t xml:space="preserve">Δα</w:t>
-      </w:r>
-      <w:r>
-        <w:rPr>
-          <w:rFonts w:ascii="Times New Roman" w:cs="Times New Roman" w:eastAsia="SimSun" w:hAnsi="Times New Roman"/>
-        </w:rPr>
-        <w:t xml:space="preserve"> 是否为零无关。第 VI 节的数值确认了这一点：即便在 </w:t>
+        <w:t xml:space="preserve">假设 (ii) 值得单独说明。当传播事件对每个（尾成员，头成员）对独立发生时它平凡成立；本文的超边级激活核使各头成员共享同一激活区间，因而 (ii) 只是近似。第 VI 节的数值表明这一近似的偏离低于分辨率：即便在 </w:t>
       </w:r>
       <w:r>
         <w:rPr>
@@ -9324,7 +9444,51 @@
         <w:rPr>
           <w:rFonts w:ascii="Times New Roman" w:cs="Times New Roman" w:eastAsia="SimSun" w:hAnsi="Times New Roman"/>
         </w:rPr>
-        <w:t xml:space="preserve">破缺出现在可达对</w:t>
+        <w:t xml:space="preserve">命题 2 的后果是：</w:t>
+      </w:r>
+      <w:r>
+        <w:rPr>
+          <w:rFonts w:ascii="Cambria Math" w:eastAsia="SimSun" w:hAnsi="Cambria Math"/>
+          <w:i w:val="false"/>
+          <w:iCs w:val="false"/>
+        </w:rPr>
+        <w:t xml:space="preserve">⟨ </w:t>
+      </w:r>
+      <w:r>
+        <w:rPr>
+          <w:rFonts w:ascii="Cambria Math" w:eastAsia="SimSun" w:hAnsi="Cambria Math"/>
+          <w:i/>
+          <w:iCs/>
+        </w:rPr>
+        <w:t xml:space="preserve">S</w:t>
+      </w:r>
+      <w:r>
+        <w:rPr>
+          <w:rFonts w:ascii="Cambria Math" w:eastAsia="SimSun" w:hAnsi="Cambria Math"/>
+          <w:i w:val="false"/>
+          <w:iCs w:val="false"/>
+        </w:rPr>
+        <w:t xml:space="preserve">⟩</w:t>
+      </w:r>
+      <w:r>
+        <w:rPr>
+          <w:rFonts w:ascii="Times New Roman" w:cs="Times New Roman" w:eastAsia="SimSun" w:hAnsi="Times New Roman"/>
+        </w:rPr>
+        <w:t xml:space="preserve"> </w:t>
+      </w:r>
+      <w:r>
+        <w:rPr>
+          <w:rFonts w:ascii="Times New Roman" w:cs="Times New Roman" w:eastAsia="SimSun" w:hAnsi="Times New Roman"/>
+          <w:b/>
+          <w:bCs/>
+        </w:rPr>
+        <w:t xml:space="preserve">不能作为方向对称性破缺的序参量</w:t>
+      </w:r>
+      <w:r>
+        <w:rPr>
+          <w:rFonts w:ascii="Times New Roman" w:cs="Times New Roman" w:eastAsia="SimSun" w:hAnsi="Times New Roman"/>
+        </w:rPr>
+        <w:t xml:space="preserve">——它在任何结构上都对称，与结构有多不对称无关。破缺出现在可达对</w:t>
       </w:r>
       <w:r>
         <w:rPr>
@@ -9631,13 +9795,31 @@
         <w:rPr>
           <w:rFonts w:ascii="Times New Roman" w:cs="Times New Roman" w:eastAsia="SimSun" w:hAnsi="Times New Roman"/>
         </w:rPr>
-        <w:t xml:space="preserve"> 为区分自限爆发与大爆发的阈值。命题 2 同时给出一条可证伪的预言：</w:t>
-      </w:r>
-      <w:r>
-        <w:rPr>
-          <w:rFonts w:ascii="Cambria Math" w:eastAsia="SimSun" w:hAnsi="Cambria Math"/>
-          <w:i w:val="false"/>
-          <w:iCs w:val="false"/>
+        <w:t xml:space="preserve"> 为区分自限爆发与大爆发的阈值。由全期望公式</w:t>
+      </w:r>
+    </w:p>
+    <w:p>
+      <w:pPr>
+        <w:tabs>
+          <w:tab w:val="center" w:pos="4680"/>
+          <w:tab w:val="right" w:pos="9360"/>
+        </w:tabs>
+        <w:spacing w:after="180" w:before="180" w:line="300"/>
+        <w:jc w:val="left"/>
+      </w:pPr>
+      <w:r>
+        <w:rPr>
+          <w:rFonts w:ascii="Cambria Math" w:eastAsia="SimSun" w:hAnsi="Cambria Math"/>
+        </w:rPr>
+        <w:t xml:space="preserve">	</w:t>
+      </w:r>
+      <w:r>
+        <w:rPr>
+          <w:rFonts w:ascii="Cambria Math" w:eastAsia="SimSun" w:hAnsi="Cambria Math"/>
+          <w:i w:val="false"/>
+          <w:iCs w:val="false"/>
+          <w:sz w:val="21"/>
+          <w:szCs w:val="21"/>
         </w:rPr>
         <w:t xml:space="preserve">⟨ </w:t>
       </w:r>
@@ -9646,6 +9828,8 @@
           <w:rFonts w:ascii="Cambria Math" w:eastAsia="SimSun" w:hAnsi="Cambria Math"/>
           <w:i/>
           <w:iCs/>
+          <w:sz w:val="21"/>
+          <w:szCs w:val="21"/>
         </w:rPr>
         <w:t xml:space="preserve">S</w:t>
       </w:r>
@@ -9654,14 +9838,18 @@
           <w:rFonts w:ascii="Cambria Math" w:eastAsia="SimSun" w:hAnsi="Cambria Math"/>
           <w:i w:val="false"/>
           <w:iCs w:val="false"/>
-        </w:rPr>
-        <w:t xml:space="preserve">⟩≃Π</w:t>
-      </w:r>
-      <w:r>
-        <w:rPr>
-          <w:rFonts w:ascii="Cambria Math" w:eastAsia="SimSun" w:hAnsi="Cambria Math"/>
-          <w:i/>
-          <w:iCs/>
+          <w:sz w:val="21"/>
+          <w:szCs w:val="21"/>
+        </w:rPr>
+        <w:t xml:space="preserve">⟩=Π </w:t>
+      </w:r>
+      <w:r>
+        <w:rPr>
+          <w:rFonts w:ascii="Cambria Math" w:eastAsia="SimSun" w:hAnsi="Cambria Math"/>
+          <w:i/>
+          <w:iCs/>
+          <w:sz w:val="21"/>
+          <w:szCs w:val="21"/>
         </w:rPr>
         <w:t xml:space="preserve">S</w:t>
       </w:r>
@@ -9670,34 +9858,100 @@
           <w:rFonts w:ascii="Cambria Math" w:eastAsia="SimSun" w:hAnsi="Cambria Math"/>
           <w:i w:val="false"/>
           <w:iCs w:val="false"/>
-        </w:rPr>
-        <w:t xml:space="preserve">̄</w:t>
-      </w:r>
-      <w:r>
-        <w:rPr>
-          <w:rFonts w:ascii="Times New Roman" w:cs="Times New Roman" w:eastAsia="SimSun" w:hAnsi="Times New Roman"/>
-        </w:rPr>
-        <w:t xml:space="preserve"> 在翻转下守恒，故 </w:t>
-      </w:r>
-      <w:r>
-        <w:rPr>
-          <w:rFonts w:ascii="Cambria Math" w:eastAsia="SimSun" w:hAnsi="Cambria Math"/>
-          <w:i w:val="false"/>
-          <w:iCs w:val="false"/>
-        </w:rPr>
-        <w:t xml:space="preserve">Π</w:t>
-      </w:r>
-      <w:r>
-        <w:rPr>
-          <w:rFonts w:ascii="Times New Roman" w:cs="Times New Roman" w:eastAsia="SimSun" w:hAnsi="Times New Roman"/>
-        </w:rPr>
-        <w:t xml:space="preserve"> 与 </w:t>
-      </w:r>
-      <w:r>
-        <w:rPr>
-          <w:rFonts w:ascii="Cambria Math" w:eastAsia="SimSun" w:hAnsi="Cambria Math"/>
-          <w:i/>
-          <w:iCs/>
+          <w:sz w:val="21"/>
+          <w:szCs w:val="21"/>
+        </w:rPr>
+        <w:t xml:space="preserve">̄+(1-Π) </w:t>
+      </w:r>
+      <w:r>
+        <w:rPr>
+          <w:rFonts w:ascii="Cambria Math" w:eastAsia="SimSun" w:hAnsi="Cambria Math"/>
+          <w:i/>
+          <w:iCs/>
+          <w:sz w:val="21"/>
+          <w:szCs w:val="21"/>
+        </w:rPr>
+        <w:t xml:space="preserve">s</w:t>
+      </w:r>
+      <w:r>
+        <w:rPr>
+          <w:rFonts w:ascii="Cambria Math" w:eastAsia="SimSun" w:hAnsi="Cambria Math"/>
+          <w:i w:val="false"/>
+          <w:iCs w:val="false"/>
+          <w:sz w:val="21"/>
+          <w:szCs w:val="21"/>
+          <w:vertAlign w:val="subscript"/>
+        </w:rPr>
+        <w:t xml:space="preserve">&lt;</w:t>
+      </w:r>
+      <w:r>
+        <w:rPr>
+          <w:rFonts w:ascii="Cambria Math" w:eastAsia="SimSun" w:hAnsi="Cambria Math"/>
+          <w:i w:val="false"/>
+          <w:iCs w:val="false"/>
+          <w:sz w:val="21"/>
+          <w:szCs w:val="21"/>
+        </w:rPr>
+        <w:t xml:space="preserve">,  </w:t>
+      </w:r>
+      <w:r>
+        <w:rPr>
+          <w:rFonts w:ascii="Cambria Math" w:eastAsia="SimSun" w:hAnsi="Cambria Math"/>
+          <w:i/>
+          <w:iCs/>
+          <w:sz w:val="21"/>
+          <w:szCs w:val="21"/>
+        </w:rPr>
+        <w:t xml:space="preserve">s</w:t>
+      </w:r>
+      <w:r>
+        <w:rPr>
+          <w:rFonts w:ascii="Cambria Math" w:eastAsia="SimSun" w:hAnsi="Cambria Math"/>
+          <w:i w:val="false"/>
+          <w:iCs w:val="false"/>
+          <w:sz w:val="21"/>
+          <w:szCs w:val="21"/>
+          <w:vertAlign w:val="subscript"/>
+        </w:rPr>
+        <w:t xml:space="preserve">&lt;</w:t>
+      </w:r>
+      <w:r>
+        <w:rPr>
+          <w:rFonts w:ascii="Cambria Math" w:eastAsia="SimSun" w:hAnsi="Cambria Math"/>
+          <w:i w:val="false"/>
+          <w:iCs w:val="false"/>
+          <w:sz w:val="21"/>
+          <w:szCs w:val="21"/>
+        </w:rPr>
+        <w:t xml:space="preserve">=</w:t>
+      </w:r>
+      <w:r>
+        <w:rPr>
+          <w:rFonts w:ascii="Cambria Math" w:eastAsia="SimSun" w:hAnsi="Cambria Math"/>
+          <w:i/>
+          <w:iCs/>
+          <w:sz w:val="21"/>
+          <w:szCs w:val="21"/>
+        </w:rPr>
+        <w:t xml:space="preserve">E</w:t>
+      </w:r>
+      <w:r>
+        <w:rPr>
+          <w:rFonts w:ascii="Cambria Math" w:eastAsia="SimSun" w:hAnsi="Cambria Math"/>
+          <w:i w:val="false"/>
+          <w:iCs w:val="false"/>
+          <w:sz w:val="21"/>
+          <w:szCs w:val="21"/>
+        </w:rPr>
+        <w:t xml:space="preserve">[</w:t>
+      </w:r>
+      <w:r>
+        <w:rPr>
+          <w:rFonts w:ascii="Cambria Math" w:eastAsia="SimSun" w:hAnsi="Cambria Math"/>
+          <w:i/>
+          <w:iCs/>
+          <w:sz w:val="21"/>
+          <w:szCs w:val="21"/>
         </w:rPr>
         <w:t xml:space="preserve">S</w:t>
       </w:r>
@@ -9706,28 +9960,69 @@
           <w:rFonts w:ascii="Cambria Math" w:eastAsia="SimSun" w:hAnsi="Cambria Math"/>
           <w:i w:val="false"/>
           <w:iCs w:val="false"/>
-        </w:rPr>
-        <w:t xml:space="preserve">̄</w:t>
-      </w:r>
-      <w:r>
-        <w:rPr>
-          <w:rFonts w:ascii="Times New Roman" w:cs="Times New Roman" w:eastAsia="SimSun" w:hAnsi="Times New Roman"/>
-        </w:rPr>
-        <w:t xml:space="preserve"> </w:t>
-      </w:r>
-      <w:r>
-        <w:rPr>
-          <w:rFonts w:ascii="Times New Roman" w:cs="Times New Roman" w:eastAsia="SimSun" w:hAnsi="Times New Roman"/>
-          <w:b/>
-          <w:bCs/>
-        </w:rPr>
-        <w:t xml:space="preserve">若破缺必反向、相互补偿</w:t>
-      </w:r>
-      <w:r>
-        <w:rPr>
-          <w:rFonts w:ascii="Times New Roman" w:cs="Times New Roman" w:eastAsia="SimSun" w:hAnsi="Times New Roman"/>
-        </w:rPr>
-        <w:t xml:space="preserve">。第 VI 节将检验这一补偿关系。</w:t>
+          <w:sz w:val="21"/>
+          <w:szCs w:val="21"/>
+        </w:rPr>
+        <w:t xml:space="preserve">| </w:t>
+      </w:r>
+      <w:r>
+        <w:rPr>
+          <w:rFonts w:ascii="Cambria Math" w:eastAsia="SimSun" w:hAnsi="Cambria Math"/>
+          <w:i/>
+          <w:iCs/>
+          <w:sz w:val="21"/>
+          <w:szCs w:val="21"/>
+        </w:rPr>
+        <w:t xml:space="preserve">S</w:t>
+      </w:r>
+      <w:r>
+        <w:rPr>
+          <w:rFonts w:ascii="Cambria Math" w:eastAsia="SimSun" w:hAnsi="Cambria Math"/>
+          <w:i w:val="false"/>
+          <w:iCs w:val="false"/>
+          <w:sz w:val="21"/>
+          <w:szCs w:val="21"/>
+        </w:rPr>
+        <w:t xml:space="preserve">≤ </w:t>
+      </w:r>
+      <w:r>
+        <w:rPr>
+          <w:rFonts w:ascii="Cambria Math" w:eastAsia="SimSun" w:hAnsi="Cambria Math"/>
+          <w:i/>
+          <w:iCs/>
+          <w:sz w:val="21"/>
+          <w:szCs w:val="21"/>
+        </w:rPr>
+        <w:t xml:space="preserve">S</w:t>
+      </w:r>
+      <w:r>
+        <w:rPr>
+          <w:rFonts w:ascii="Cambria Math" w:eastAsia="SimSun" w:hAnsi="Cambria Math"/>
+          <w:i w:val="false"/>
+          <w:iCs w:val="false"/>
+          <w:sz w:val="21"/>
+          <w:szCs w:val="21"/>
+          <w:vertAlign w:val="subscript"/>
+        </w:rPr>
+        <w:t xml:space="preserve">cut</w:t>
+      </w:r>
+      <w:r>
+        <w:rPr>
+          <w:rFonts w:ascii="Cambria Math" w:eastAsia="SimSun" w:hAnsi="Cambria Math"/>
+          <w:i w:val="false"/>
+          <w:iCs w:val="false"/>
+          <w:sz w:val="21"/>
+          <w:szCs w:val="21"/>
+        </w:rPr>
+        <w:t xml:space="preserve">]</w:t>
+      </w:r>
+      <w:r>
+        <w:rPr>
+          <w:rFonts w:ascii="Cambria Math" w:eastAsia="SimSun" w:hAnsi="Cambria Math"/>
+          <w:sz w:val="21"/>
+          <w:szCs w:val="21"/>
+        </w:rPr>
+        <w:t xml:space="preserve">	(20)</w:t>
       </w:r>
     </w:p>
     <w:p>
@@ -9739,15 +10034,29 @@
         <w:rPr>
           <w:rFonts w:ascii="Times New Roman" w:cs="Times New Roman" w:eastAsia="SimSun" w:hAnsi="Times New Roman"/>
         </w:rPr>
-        <w:t xml:space="preserve">在此基础上，</w:t>
-      </w:r>
-      <w:r>
-        <w:rPr>
-          <w:rFonts w:ascii="Cambria Math" w:eastAsia="SimSun" w:hAnsi="Cambria Math"/>
-          <w:i/>
-          <w:iCs/>
-        </w:rPr>
-        <w:t xml:space="preserve">r</w:t>
+        <w:t xml:space="preserve">而命题 2 把左端钉住，故右端各项的 </w:t>
+      </w:r>
+      <w:r>
+        <w:rPr>
+          <w:rFonts w:ascii="Cambria Math" w:eastAsia="SimSun" w:hAnsi="Cambria Math"/>
+          <w:i/>
+          <w:iCs/>
+        </w:rPr>
+        <w:t xml:space="preserve">R</w:t>
+      </w:r>
+      <w:r>
+        <w:rPr>
+          <w:rFonts w:ascii="Times New Roman" w:cs="Times New Roman" w:eastAsia="SimSun" w:hAnsi="Times New Roman"/>
+        </w:rPr>
+        <w:t xml:space="preserve">-奇部分必须相消。这是一条可证伪的预言，第 VI 节将检验之。注意 </w:t>
+      </w:r>
+      <w:r>
+        <w:rPr>
+          <w:rFonts w:ascii="Cambria Math" w:eastAsia="SimSun" w:hAnsi="Cambria Math"/>
+          <w:i/>
+          <w:iCs/>
+        </w:rPr>
+        <w:t xml:space="preserve">s</w:t>
       </w:r>
       <w:r>
         <w:rPr>
@@ -9756,145 +10065,43 @@
           <w:iCs w:val="false"/>
           <w:vertAlign w:val="subscript"/>
         </w:rPr>
-        <w:t xml:space="preserve">io</w:t>
-      </w:r>
-      <w:r>
-        <w:rPr>
-          <w:rFonts w:ascii="Times New Roman" w:cs="Times New Roman" w:eastAsia="SimSun" w:hAnsi="Times New Roman"/>
-        </w:rPr>
-        <w:t xml:space="preserve"> 的角色是一个可直接检验的推论：它不能单独产生破缺。设双度序列 </w:t>
-      </w:r>
-      <w:r>
-        <w:rPr>
-          <w:rFonts w:ascii="Cambria Math" w:eastAsia="SimSun" w:hAnsi="Cambria Math"/>
-          <w:i/>
-          <w:iCs/>
-        </w:rPr>
-        <w:t xml:space="preserve">d</w:t>
-      </w:r>
-      <w:r>
-        <w:rPr>
-          <w:rFonts w:ascii="Times New Roman" w:cs="Times New Roman" w:eastAsia="SimSun" w:hAnsi="Times New Roman"/>
-        </w:rPr>
-        <w:t xml:space="preserve"> 关于分量互换对称，即 </w:t>
-      </w:r>
-      <w:r>
-        <w:rPr>
-          <w:rFonts w:ascii="Cambria Math" w:eastAsia="SimSun" w:hAnsi="Cambria Math"/>
-          <w:i/>
-          <w:iCs/>
-        </w:rPr>
-        <w:t xml:space="preserve">Rd</w:t>
-      </w:r>
-      <w:r>
-        <w:rPr>
-          <w:rFonts w:ascii="Times New Roman" w:cs="Times New Roman" w:eastAsia="SimSun" w:hAnsi="Times New Roman"/>
-        </w:rPr>
-        <w:t xml:space="preserve"> 与 </w:t>
-      </w:r>
-      <w:r>
-        <w:rPr>
-          <w:rFonts w:ascii="Cambria Math" w:eastAsia="SimSun" w:hAnsi="Cambria Math"/>
-          <w:i/>
-          <w:iCs/>
-        </w:rPr>
-        <w:t xml:space="preserve">d</w:t>
-      </w:r>
-      <w:r>
-        <w:rPr>
-          <w:rFonts w:ascii="Times New Roman" w:cs="Times New Roman" w:eastAsia="SimSun" w:hAnsi="Times New Roman"/>
-        </w:rPr>
-        <w:t xml:space="preserve"> 至多相差一个节点重标号。</w:t>
-      </w:r>
-      <w:r>
-        <w:rPr>
-          <w:rFonts w:ascii="Cambria Math" w:eastAsia="SimSun" w:hAnsi="Cambria Math"/>
-          <w:i/>
-          <w:iCs/>
-        </w:rPr>
-        <w:t xml:space="preserve">R</w:t>
-      </w:r>
-      <w:r>
-        <w:rPr>
-          <w:rFonts w:ascii="Times New Roman" w:cs="Times New Roman" w:eastAsia="SimSun" w:hAnsi="Times New Roman"/>
-        </w:rPr>
-        <w:t xml:space="preserve"> 把位形模型系综 </w:t>
-      </w:r>
-      <w:r>
-        <w:rPr>
-          <w:rFonts w:ascii="Cambria Math" w:eastAsia="SimSun" w:hAnsi="Cambria Math"/>
-          <w:i/>
-          <w:iCs/>
-        </w:rPr>
-        <w:t xml:space="preserve">CM</w:t>
-      </w:r>
-      <w:r>
-        <w:rPr>
-          <w:rFonts w:ascii="Cambria Math" w:eastAsia="SimSun" w:hAnsi="Cambria Math"/>
-          <w:i w:val="false"/>
-          <w:iCs w:val="false"/>
-        </w:rPr>
-        <w:t xml:space="preserve">(</w:t>
-      </w:r>
-      <w:r>
-        <w:rPr>
-          <w:rFonts w:ascii="Cambria Math" w:eastAsia="SimSun" w:hAnsi="Cambria Math"/>
-          <w:i/>
-          <w:iCs/>
-        </w:rPr>
-        <w:t xml:space="preserve">d</w:t>
-      </w:r>
-      <w:r>
-        <w:rPr>
-          <w:rFonts w:ascii="Cambria Math" w:eastAsia="SimSun" w:hAnsi="Cambria Math"/>
-          <w:i w:val="false"/>
-          <w:iCs w:val="false"/>
-        </w:rPr>
-        <w:t xml:space="preserve">)</w:t>
-      </w:r>
-      <w:r>
-        <w:rPr>
-          <w:rFonts w:ascii="Times New Roman" w:cs="Times New Roman" w:eastAsia="SimSun" w:hAnsi="Times New Roman"/>
-        </w:rPr>
-        <w:t xml:space="preserve"> 映为 </w:t>
-      </w:r>
-      <w:r>
-        <w:rPr>
-          <w:rFonts w:ascii="Cambria Math" w:eastAsia="SimSun" w:hAnsi="Cambria Math"/>
-          <w:i/>
-          <w:iCs/>
-        </w:rPr>
-        <w:t xml:space="preserve">CM</w:t>
-      </w:r>
-      <w:r>
-        <w:rPr>
-          <w:rFonts w:ascii="Cambria Math" w:eastAsia="SimSun" w:hAnsi="Cambria Math"/>
-          <w:i w:val="false"/>
-          <w:iCs w:val="false"/>
-        </w:rPr>
-        <w:t xml:space="preserve">(</w:t>
-      </w:r>
-      <w:r>
-        <w:rPr>
-          <w:rFonts w:ascii="Cambria Math" w:eastAsia="SimSun" w:hAnsi="Cambria Math"/>
-          <w:i/>
-          <w:iCs/>
-        </w:rPr>
-        <w:t xml:space="preserve">Rd</w:t>
-      </w:r>
-      <w:r>
-        <w:rPr>
-          <w:rFonts w:ascii="Cambria Math" w:eastAsia="SimSun" w:hAnsi="Cambria Math"/>
-          <w:i w:val="false"/>
-          <w:iCs w:val="false"/>
-        </w:rPr>
-        <w:t xml:space="preserve">)</w:t>
-      </w:r>
-      <w:r>
-        <w:rPr>
-          <w:rFonts w:ascii="Times New Roman" w:cs="Times New Roman" w:eastAsia="SimSun" w:hAnsi="Times New Roman"/>
-        </w:rPr>
-        <w:t xml:space="preserve">，后者是前者在该重标号下的像；而 </w:t>
+        <w:t xml:space="preserve">&lt;</w:t>
+      </w:r>
+      <w:r>
+        <w:rPr>
+          <w:rFonts w:ascii="Times New Roman" w:cs="Times New Roman" w:eastAsia="SimSun" w:hAnsi="Times New Roman"/>
+        </w:rPr>
+        <w:t xml:space="preserve"> 在阈值邻域并不可忽略（自限爆发的规模下界为 </w:t>
+      </w:r>
+      <w:r>
+        <w:rPr>
+          <w:rFonts w:ascii="Cambria Math" w:eastAsia="SimSun" w:hAnsi="Cambria Math"/>
+          <w:i w:val="false"/>
+          <w:iCs w:val="false"/>
+        </w:rPr>
+        <w:t xml:space="preserve">1/</w:t>
+      </w:r>
+      <w:r>
+        <w:rPr>
+          <w:rFonts w:ascii="Cambria Math" w:eastAsia="SimSun" w:hAnsi="Cambria Math"/>
+          <w:i/>
+          <w:iCs/>
+        </w:rPr>
+        <w:t xml:space="preserve">N</w:t>
+      </w:r>
+      <w:r>
+        <w:rPr>
+          <w:rFonts w:ascii="Times New Roman" w:cs="Times New Roman" w:eastAsia="SimSun" w:hAnsi="Times New Roman"/>
+        </w:rPr>
+        <w:t xml:space="preserve">，其贡献与 </w:t>
+      </w:r>
+      <w:r>
+        <w:rPr>
+          <w:rFonts w:ascii="Cambria Math" w:eastAsia="SimSun" w:hAnsi="Cambria Math"/>
+          <w:i w:val="false"/>
+          <w:iCs w:val="false"/>
+        </w:rPr>
+        <w:t xml:space="preserve">⟨ </w:t>
       </w:r>
       <w:r>
         <w:rPr>
@@ -9906,235 +10113,57 @@
       </w:r>
       <w:r>
         <w:rPr>
-          <w:rFonts w:ascii="Times New Roman" w:cs="Times New Roman" w:eastAsia="SimSun" w:hAnsi="Times New Roman"/>
-        </w:rPr>
-        <w:t xml:space="preserve"> 与节点标号无关，故命题 1 的结论成立，系综平均的爆发规模在方向翻转下相同。关键在于：这类对称序列可以取遍 </w:t>
-      </w:r>
-      <w:r>
-        <w:rPr>
-          <w:rFonts w:ascii="Cambria Math" w:eastAsia="SimSun" w:hAnsi="Cambria Math"/>
-          <w:i/>
-          <w:iCs/>
-        </w:rPr>
-        <w:t xml:space="preserve">r</w:t>
-      </w:r>
-      <w:r>
-        <w:rPr>
-          <w:rFonts w:ascii="Cambria Math" w:eastAsia="SimSun" w:hAnsi="Cambria Math"/>
-          <w:i w:val="false"/>
-          <w:iCs w:val="false"/>
-          <w:vertAlign w:val="subscript"/>
-        </w:rPr>
-        <w:t xml:space="preserve">io</w:t>
-      </w:r>
-      <w:r>
-        <w:rPr>
-          <w:rFonts w:ascii="Cambria Math" w:eastAsia="SimSun" w:hAnsi="Cambria Math"/>
-          <w:i w:val="false"/>
-          <w:iCs w:val="false"/>
-        </w:rPr>
-        <w:t xml:space="preserve">∈[-1,1]</w:t>
-      </w:r>
-      <w:r>
-        <w:rPr>
-          <w:rFonts w:ascii="Times New Roman" w:cs="Times New Roman" w:eastAsia="SimSun" w:hAnsi="Times New Roman"/>
-        </w:rPr>
-        <w:t xml:space="preserve"> 的整个范围（例如 </w:t>
-      </w:r>
-      <w:r>
-        <w:rPr>
-          <w:rFonts w:ascii="Cambria Math" w:eastAsia="SimSun" w:hAnsi="Cambria Math"/>
-          <w:i/>
-          <w:iCs/>
-        </w:rPr>
-        <w:t xml:space="preserve">d</w:t>
-      </w:r>
-      <w:r>
-        <w:rPr>
-          <w:rFonts w:ascii="Times New Roman" w:cs="Times New Roman" w:eastAsia="SimSun" w:hAnsi="Times New Roman"/>
-        </w:rPr>
-        <w:t xml:space="preserve"> 由若干对 </w:t>
-      </w:r>
-      <w:r>
-        <w:rPr>
-          <w:rFonts w:ascii="Cambria Math" w:eastAsia="SimSun" w:hAnsi="Cambria Math"/>
-          <w:i w:val="false"/>
-          <w:iCs w:val="false"/>
-        </w:rPr>
-        <w:t xml:space="preserve">(</w:t>
-      </w:r>
-      <w:r>
-        <w:rPr>
-          <w:rFonts w:ascii="Cambria Math" w:eastAsia="SimSun" w:hAnsi="Cambria Math"/>
-          <w:i/>
-          <w:iCs/>
-        </w:rPr>
-        <w:t xml:space="preserve">a</w:t>
-      </w:r>
-      <w:r>
-        <w:rPr>
-          <w:rFonts w:ascii="Cambria Math" w:eastAsia="SimSun" w:hAnsi="Cambria Math"/>
-          <w:i w:val="false"/>
-          <w:iCs w:val="false"/>
-        </w:rPr>
-        <w:t xml:space="preserve">,</w:t>
-      </w:r>
-      <w:r>
-        <w:rPr>
-          <w:rFonts w:ascii="Cambria Math" w:eastAsia="SimSun" w:hAnsi="Cambria Math"/>
-          <w:i/>
-          <w:iCs/>
-        </w:rPr>
-        <w:t xml:space="preserve">b</w:t>
-      </w:r>
-      <w:r>
-        <w:rPr>
-          <w:rFonts w:ascii="Cambria Math" w:eastAsia="SimSun" w:hAnsi="Cambria Math"/>
-          <w:i w:val="false"/>
-          <w:iCs w:val="false"/>
-        </w:rPr>
-        <w:t xml:space="preserve">)</w:t>
-      </w:r>
-      <w:r>
-        <w:rPr>
-          <w:rFonts w:ascii="Times New Roman" w:cs="Times New Roman" w:eastAsia="SimSun" w:hAnsi="Times New Roman"/>
-        </w:rPr>
-        <w:t xml:space="preserve"> 与 </w:t>
-      </w:r>
-      <w:r>
-        <w:rPr>
-          <w:rFonts w:ascii="Cambria Math" w:eastAsia="SimSun" w:hAnsi="Cambria Math"/>
-          <w:i w:val="false"/>
-          <w:iCs w:val="false"/>
-        </w:rPr>
-        <w:t xml:space="preserve">(</w:t>
-      </w:r>
-      <w:r>
-        <w:rPr>
-          <w:rFonts w:ascii="Cambria Math" w:eastAsia="SimSun" w:hAnsi="Cambria Math"/>
-          <w:i/>
-          <w:iCs/>
-        </w:rPr>
-        <w:t xml:space="preserve">b</w:t>
-      </w:r>
-      <w:r>
-        <w:rPr>
-          <w:rFonts w:ascii="Cambria Math" w:eastAsia="SimSun" w:hAnsi="Cambria Math"/>
-          <w:i w:val="false"/>
-          <w:iCs w:val="false"/>
-        </w:rPr>
-        <w:t xml:space="preserve">,</w:t>
-      </w:r>
-      <w:r>
-        <w:rPr>
-          <w:rFonts w:ascii="Cambria Math" w:eastAsia="SimSun" w:hAnsi="Cambria Math"/>
-          <w:i/>
-          <w:iCs/>
-        </w:rPr>
-        <w:t xml:space="preserve">a</w:t>
-      </w:r>
-      <w:r>
-        <w:rPr>
-          <w:rFonts w:ascii="Cambria Math" w:eastAsia="SimSun" w:hAnsi="Cambria Math"/>
-          <w:i w:val="false"/>
-          <w:iCs w:val="false"/>
-        </w:rPr>
-        <w:t xml:space="preserve">)</w:t>
-      </w:r>
-      <w:r>
-        <w:rPr>
-          <w:rFonts w:ascii="Times New Roman" w:cs="Times New Roman" w:eastAsia="SimSun" w:hAnsi="Times New Roman"/>
-        </w:rPr>
-        <w:t xml:space="preserve"> 组成时序列对称而 </w:t>
-      </w:r>
-      <w:r>
-        <w:rPr>
-          <w:rFonts w:ascii="Cambria Math" w:eastAsia="SimSun" w:hAnsi="Cambria Math"/>
-          <w:i/>
-          <w:iCs/>
-        </w:rPr>
-        <w:t xml:space="preserve">r</w:t>
-      </w:r>
-      <w:r>
-        <w:rPr>
-          <w:rFonts w:ascii="Cambria Math" w:eastAsia="SimSun" w:hAnsi="Cambria Math"/>
-          <w:i w:val="false"/>
-          <w:iCs w:val="false"/>
-          <w:vertAlign w:val="subscript"/>
-        </w:rPr>
-        <w:t xml:space="preserve">io</w:t>
-      </w:r>
-      <w:r>
-        <w:rPr>
-          <w:rFonts w:ascii="Times New Roman" w:cs="Times New Roman" w:eastAsia="SimSun" w:hAnsi="Times New Roman"/>
-        </w:rPr>
-        <w:t xml:space="preserve"> 可为任意值），因此</w:t>
-      </w:r>
-      <w:r>
-        <w:rPr>
-          <w:rFonts w:ascii="Times New Roman" w:cs="Times New Roman" w:eastAsia="SimSun" w:hAnsi="Times New Roman"/>
-          <w:b/>
-          <w:bCs/>
-        </w:rPr>
-        <w:t xml:space="preserve">沿 </w:t>
-      </w:r>
-      <w:r>
-        <w:rPr>
-          <w:rFonts w:ascii="Cambria Math" w:eastAsia="SimSun" w:hAnsi="Cambria Math"/>
-          <w:b/>
-          <w:bCs/>
-          <w:i/>
-          <w:iCs/>
-        </w:rPr>
-        <w:t xml:space="preserve">r</w:t>
-      </w:r>
-      <w:r>
-        <w:rPr>
-          <w:rFonts w:ascii="Cambria Math" w:eastAsia="SimSun" w:hAnsi="Cambria Math"/>
-          <w:b/>
-          <w:bCs/>
-          <w:i w:val="false"/>
-          <w:iCs w:val="false"/>
-          <w:vertAlign w:val="subscript"/>
-        </w:rPr>
-        <w:t xml:space="preserve">io</w:t>
-      </w:r>
-      <w:r>
-        <w:rPr>
-          <w:rFonts w:ascii="Times New Roman" w:cs="Times New Roman" w:eastAsia="SimSun" w:hAnsi="Times New Roman"/>
-          <w:b/>
-          <w:bCs/>
-        </w:rPr>
-        <w:t xml:space="preserve"> 扫描的整条线上都不应出现破缺，尽管 </w:t>
-      </w:r>
-      <w:r>
-        <w:rPr>
-          <w:rFonts w:ascii="Cambria Math" w:eastAsia="SimSun" w:hAnsi="Cambria Math"/>
-          <w:b/>
-          <w:bCs/>
-          <w:i/>
-          <w:iCs/>
-        </w:rPr>
-        <w:t xml:space="preserve">r</w:t>
-      </w:r>
-      <w:r>
-        <w:rPr>
-          <w:rFonts w:ascii="Cambria Math" w:eastAsia="SimSun" w:hAnsi="Cambria Math"/>
-          <w:b/>
-          <w:bCs/>
-          <w:i w:val="false"/>
-          <w:iCs w:val="false"/>
-          <w:vertAlign w:val="subscript"/>
-        </w:rPr>
-        <w:t xml:space="preserve">io</w:t>
-      </w:r>
-      <w:r>
-        <w:rPr>
-          <w:rFonts w:ascii="Times New Roman" w:cs="Times New Roman" w:eastAsia="SimSun" w:hAnsi="Times New Roman"/>
-          <w:b/>
-          <w:bCs/>
-        </w:rPr>
-        <w:t xml:space="preserve"> 确实移动阈值</w:t>
+          <w:rFonts w:ascii="Cambria Math" w:eastAsia="SimSun" w:hAnsi="Cambria Math"/>
+          <w:i w:val="false"/>
+          <w:iCs w:val="false"/>
+        </w:rPr>
+        <w:t xml:space="preserve">⟩</w:t>
+      </w:r>
+      <w:r>
+        <w:rPr>
+          <w:rFonts w:ascii="Times New Roman" w:cs="Times New Roman" w:eastAsia="SimSun" w:hAnsi="Times New Roman"/>
+        </w:rPr>
+        <w:t xml:space="preserve"> 同量级），因此补偿关系须按上式逐项核算，不能简化为 </w:t>
+      </w:r>
+      <w:r>
+        <w:rPr>
+          <w:rFonts w:ascii="Cambria Math" w:eastAsia="SimSun" w:hAnsi="Cambria Math"/>
+          <w:i w:val="false"/>
+          <w:iCs w:val="false"/>
+        </w:rPr>
+        <w:t xml:space="preserve">⟨ </w:t>
+      </w:r>
+      <w:r>
+        <w:rPr>
+          <w:rFonts w:ascii="Cambria Math" w:eastAsia="SimSun" w:hAnsi="Cambria Math"/>
+          <w:i/>
+          <w:iCs/>
+        </w:rPr>
+        <w:t xml:space="preserve">S</w:t>
+      </w:r>
+      <w:r>
+        <w:rPr>
+          <w:rFonts w:ascii="Cambria Math" w:eastAsia="SimSun" w:hAnsi="Cambria Math"/>
+          <w:i w:val="false"/>
+          <w:iCs w:val="false"/>
+        </w:rPr>
+        <w:t xml:space="preserve">⟩≈Π</w:t>
+      </w:r>
+      <w:r>
+        <w:rPr>
+          <w:rFonts w:ascii="Cambria Math" w:eastAsia="SimSun" w:hAnsi="Cambria Math"/>
+          <w:i/>
+          <w:iCs/>
+        </w:rPr>
+        <w:t xml:space="preserve">S</w:t>
+      </w:r>
+      <w:r>
+        <w:rPr>
+          <w:rFonts w:ascii="Cambria Math" w:eastAsia="SimSun" w:hAnsi="Cambria Math"/>
+          <w:i w:val="false"/>
+          <w:iCs w:val="false"/>
+        </w:rPr>
+        <w:t xml:space="preserve">̄</w:t>
       </w:r>
       <w:r>
         <w:rPr>
@@ -10150,17 +10179,158 @@
       </w:pPr>
       <w:r>
         <w:rPr>
-          <w:rFonts w:ascii="Times New Roman" w:cs="Times New Roman" w:eastAsia="SimSun" w:hAnsi="Times New Roman"/>
-        </w:rPr>
-        <w:t xml:space="preserve">这决定了第 VI 节破缺实验的设计：全部测量以 </w:t>
-      </w:r>
-      <w:r>
-        <w:rPr>
-          <w:rFonts w:ascii="Cambria Math" w:eastAsia="SimSun" w:hAnsi="Cambria Math"/>
-          <w:i w:val="false"/>
-          <w:iCs w:val="false"/>
-        </w:rPr>
-        <w:t xml:space="preserve">(Π,</w:t>
+          <w:rFonts w:ascii="Cambria Math" w:eastAsia="SimSun" w:hAnsi="Cambria Math"/>
+          <w:i/>
+          <w:iCs/>
+        </w:rPr>
+        <w:t xml:space="preserve">r</w:t>
+      </w:r>
+      <w:r>
+        <w:rPr>
+          <w:rFonts w:ascii="Cambria Math" w:eastAsia="SimSun" w:hAnsi="Cambria Math"/>
+          <w:i w:val="false"/>
+          <w:iCs w:val="false"/>
+          <w:vertAlign w:val="subscript"/>
+        </w:rPr>
+        <w:t xml:space="preserve">io</w:t>
+      </w:r>
+      <w:r>
+        <w:rPr>
+          <w:rFonts w:ascii="Times New Roman" w:cs="Times New Roman" w:eastAsia="SimSun" w:hAnsi="Times New Roman"/>
+        </w:rPr>
+        <w:t xml:space="preserve"> 的角色由此成为一个可直接检验的推论：它不能单独产生破缺。设双度序列 </w:t>
+      </w:r>
+      <w:r>
+        <w:rPr>
+          <w:rFonts w:ascii="Cambria Math" w:eastAsia="SimSun" w:hAnsi="Cambria Math"/>
+          <w:i/>
+          <w:iCs/>
+        </w:rPr>
+        <w:t xml:space="preserve">d</w:t>
+      </w:r>
+      <w:r>
+        <w:rPr>
+          <w:rFonts w:ascii="Times New Roman" w:cs="Times New Roman" w:eastAsia="SimSun" w:hAnsi="Times New Roman"/>
+        </w:rPr>
+        <w:t xml:space="preserve"> 关于分量互换对称，即 </w:t>
+      </w:r>
+      <w:r>
+        <w:rPr>
+          <w:rFonts w:ascii="Cambria Math" w:eastAsia="SimSun" w:hAnsi="Cambria Math"/>
+          <w:i/>
+          <w:iCs/>
+        </w:rPr>
+        <w:t xml:space="preserve">Rd</w:t>
+      </w:r>
+      <w:r>
+        <w:rPr>
+          <w:rFonts w:ascii="Times New Roman" w:cs="Times New Roman" w:eastAsia="SimSun" w:hAnsi="Times New Roman"/>
+        </w:rPr>
+        <w:t xml:space="preserve"> 与 </w:t>
+      </w:r>
+      <w:r>
+        <w:rPr>
+          <w:rFonts w:ascii="Cambria Math" w:eastAsia="SimSun" w:hAnsi="Cambria Math"/>
+          <w:i/>
+          <w:iCs/>
+        </w:rPr>
+        <w:t xml:space="preserve">d</w:t>
+      </w:r>
+      <w:r>
+        <w:rPr>
+          <w:rFonts w:ascii="Times New Roman" w:cs="Times New Roman" w:eastAsia="SimSun" w:hAnsi="Times New Roman"/>
+        </w:rPr>
+        <w:t xml:space="preserve"> 至多相差一个节点重标号。</w:t>
+      </w:r>
+      <w:r>
+        <w:rPr>
+          <w:rFonts w:ascii="Cambria Math" w:eastAsia="SimSun" w:hAnsi="Cambria Math"/>
+          <w:i/>
+          <w:iCs/>
+        </w:rPr>
+        <w:t xml:space="preserve">R</w:t>
+      </w:r>
+      <w:r>
+        <w:rPr>
+          <w:rFonts w:ascii="Times New Roman" w:cs="Times New Roman" w:eastAsia="SimSun" w:hAnsi="Times New Roman"/>
+        </w:rPr>
+        <w:t xml:space="preserve"> 把位形模型系综 </w:t>
+      </w:r>
+      <w:r>
+        <w:rPr>
+          <w:rFonts w:ascii="Cambria Math" w:eastAsia="SimSun" w:hAnsi="Cambria Math"/>
+          <w:i/>
+          <w:iCs/>
+        </w:rPr>
+        <w:t xml:space="preserve">CM</w:t>
+      </w:r>
+      <w:r>
+        <w:rPr>
+          <w:rFonts w:ascii="Cambria Math" w:eastAsia="SimSun" w:hAnsi="Cambria Math"/>
+          <w:i w:val="false"/>
+          <w:iCs w:val="false"/>
+        </w:rPr>
+        <w:t xml:space="preserve">(</w:t>
+      </w:r>
+      <w:r>
+        <w:rPr>
+          <w:rFonts w:ascii="Cambria Math" w:eastAsia="SimSun" w:hAnsi="Cambria Math"/>
+          <w:i/>
+          <w:iCs/>
+        </w:rPr>
+        <w:t xml:space="preserve">d</w:t>
+      </w:r>
+      <w:r>
+        <w:rPr>
+          <w:rFonts w:ascii="Cambria Math" w:eastAsia="SimSun" w:hAnsi="Cambria Math"/>
+          <w:i w:val="false"/>
+          <w:iCs w:val="false"/>
+        </w:rPr>
+        <w:t xml:space="preserve">)</w:t>
+      </w:r>
+      <w:r>
+        <w:rPr>
+          <w:rFonts w:ascii="Times New Roman" w:cs="Times New Roman" w:eastAsia="SimSun" w:hAnsi="Times New Roman"/>
+        </w:rPr>
+        <w:t xml:space="preserve"> 映为 </w:t>
+      </w:r>
+      <w:r>
+        <w:rPr>
+          <w:rFonts w:ascii="Cambria Math" w:eastAsia="SimSun" w:hAnsi="Cambria Math"/>
+          <w:i/>
+          <w:iCs/>
+        </w:rPr>
+        <w:t xml:space="preserve">CM</w:t>
+      </w:r>
+      <w:r>
+        <w:rPr>
+          <w:rFonts w:ascii="Cambria Math" w:eastAsia="SimSun" w:hAnsi="Cambria Math"/>
+          <w:i w:val="false"/>
+          <w:iCs w:val="false"/>
+        </w:rPr>
+        <w:t xml:space="preserve">(</w:t>
+      </w:r>
+      <w:r>
+        <w:rPr>
+          <w:rFonts w:ascii="Cambria Math" w:eastAsia="SimSun" w:hAnsi="Cambria Math"/>
+          <w:i/>
+          <w:iCs/>
+        </w:rPr>
+        <w:t xml:space="preserve">Rd</w:t>
+      </w:r>
+      <w:r>
+        <w:rPr>
+          <w:rFonts w:ascii="Cambria Math" w:eastAsia="SimSun" w:hAnsi="Cambria Math"/>
+          <w:i w:val="false"/>
+          <w:iCs w:val="false"/>
+        </w:rPr>
+        <w:t xml:space="preserve">)</w:t>
+      </w:r>
+      <w:r>
+        <w:rPr>
+          <w:rFonts w:ascii="Times New Roman" w:cs="Times New Roman" w:eastAsia="SimSun" w:hAnsi="Times New Roman"/>
+        </w:rPr>
+        <w:t xml:space="preserve">，后者是前者在该重标号下的像；而 </w:t>
       </w:r>
       <w:r>
         <w:rPr>
@@ -10172,61 +10342,9 @@
       </w:r>
       <w:r>
         <w:rPr>
-          <w:rFonts w:ascii="Cambria Math" w:eastAsia="SimSun" w:hAnsi="Cambria Math"/>
-          <w:i w:val="false"/>
-          <w:iCs w:val="false"/>
-        </w:rPr>
-        <w:t xml:space="preserve">̄)</w:t>
-      </w:r>
-      <w:r>
-        <w:rPr>
-          <w:rFonts w:ascii="Times New Roman" w:cs="Times New Roman" w:eastAsia="SimSun" w:hAnsi="Times New Roman"/>
-        </w:rPr>
-        <w:t xml:space="preserve"> 为序参量而非 </w:t>
-      </w:r>
-      <w:r>
-        <w:rPr>
-          <w:rFonts w:ascii="Cambria Math" w:eastAsia="SimSun" w:hAnsi="Cambria Math"/>
-          <w:i w:val="false"/>
-          <w:iCs w:val="false"/>
-        </w:rPr>
-        <w:t xml:space="preserve">⟨ </w:t>
-      </w:r>
-      <w:r>
-        <w:rPr>
-          <w:rFonts w:ascii="Cambria Math" w:eastAsia="SimSun" w:hAnsi="Cambria Math"/>
-          <w:i/>
-          <w:iCs/>
-        </w:rPr>
-        <w:t xml:space="preserve">S</w:t>
-      </w:r>
-      <w:r>
-        <w:rPr>
-          <w:rFonts w:ascii="Cambria Math" w:eastAsia="SimSun" w:hAnsi="Cambria Math"/>
-          <w:i w:val="false"/>
-          <w:iCs w:val="false"/>
-        </w:rPr>
-        <w:t xml:space="preserve">⟩</w:t>
-      </w:r>
-      <w:r>
-        <w:rPr>
-          <w:rFonts w:ascii="Times New Roman" w:cs="Times New Roman" w:eastAsia="SimSun" w:hAnsi="Times New Roman"/>
-        </w:rPr>
-        <w:t xml:space="preserve">；主实验驱动分支结构的不对称（阶数与双度序列），</w:t>
-      </w:r>
-      <w:r>
-        <w:rPr>
-          <w:rFonts w:ascii="Cambria Math" w:eastAsia="SimSun" w:hAnsi="Cambria Math"/>
-          <w:i w:val="false"/>
-          <w:iCs w:val="false"/>
-        </w:rPr>
-        <w:t xml:space="preserve">Δα</w:t>
-      </w:r>
-      <w:r>
-        <w:rPr>
-          <w:rFonts w:ascii="Times New Roman" w:cs="Times New Roman" w:eastAsia="SimSun" w:hAnsi="Times New Roman"/>
-        </w:rPr>
-        <w:t xml:space="preserve"> 的效应作为独立扫描给出上界；</w:t>
+          <w:rFonts w:ascii="Times New Roman" w:cs="Times New Roman" w:eastAsia="SimSun" w:hAnsi="Times New Roman"/>
+        </w:rPr>
+        <w:t xml:space="preserve"> 与节点标号无关，故命题 1 的结论成立。关键在于这类对称序列可以取遍 </w:t>
       </w:r>
       <w:r>
         <w:rPr>
@@ -10247,39 +10365,218 @@
       </w:r>
       <w:r>
         <w:rPr>
-          <w:rFonts w:ascii="Times New Roman" w:cs="Times New Roman" w:eastAsia="SimSun" w:hAnsi="Times New Roman"/>
-        </w:rPr>
-        <w:t xml:space="preserve"> 扫描与 </w:t>
-      </w:r>
-      <w:r>
-        <w:rPr>
-          <w:rFonts w:ascii="Cambria Math" w:eastAsia="SimSun" w:hAnsi="Cambria Math"/>
-          <w:i w:val="false"/>
-          <w:iCs w:val="false"/>
-        </w:rPr>
-        <w:t xml:space="preserve">⟨ </w:t>
-      </w:r>
-      <w:r>
-        <w:rPr>
-          <w:rFonts w:ascii="Cambria Math" w:eastAsia="SimSun" w:hAnsi="Cambria Math"/>
-          <w:i/>
-          <w:iCs/>
-        </w:rPr>
-        <w:t xml:space="preserve">S</w:t>
-      </w:r>
-      <w:r>
-        <w:rPr>
-          <w:rFonts w:ascii="Cambria Math" w:eastAsia="SimSun" w:hAnsi="Cambria Math"/>
-          <w:i w:val="false"/>
-          <w:iCs w:val="false"/>
-        </w:rPr>
-        <w:t xml:space="preserve">⟩</w:t>
-      </w:r>
-      <w:r>
-        <w:rPr>
-          <w:rFonts w:ascii="Times New Roman" w:cs="Times New Roman" w:eastAsia="SimSun" w:hAnsi="Times New Roman"/>
-        </w:rPr>
-        <w:t xml:space="preserve"> 的不变性分别作为阴性对照与内部一致性检查。</w:t>
+          <w:rFonts w:ascii="Cambria Math" w:eastAsia="SimSun" w:hAnsi="Cambria Math"/>
+          <w:i w:val="false"/>
+          <w:iCs w:val="false"/>
+        </w:rPr>
+        <w:t xml:space="preserve">∈[-1,1]</w:t>
+      </w:r>
+      <w:r>
+        <w:rPr>
+          <w:rFonts w:ascii="Times New Roman" w:cs="Times New Roman" w:eastAsia="SimSun" w:hAnsi="Times New Roman"/>
+        </w:rPr>
+        <w:t xml:space="preserve"> 的整个范围（例如 </w:t>
+      </w:r>
+      <w:r>
+        <w:rPr>
+          <w:rFonts w:ascii="Cambria Math" w:eastAsia="SimSun" w:hAnsi="Cambria Math"/>
+          <w:i/>
+          <w:iCs/>
+        </w:rPr>
+        <w:t xml:space="preserve">d</w:t>
+      </w:r>
+      <w:r>
+        <w:rPr>
+          <w:rFonts w:ascii="Times New Roman" w:cs="Times New Roman" w:eastAsia="SimSun" w:hAnsi="Times New Roman"/>
+        </w:rPr>
+        <w:t xml:space="preserve"> 由若干对 </w:t>
+      </w:r>
+      <w:r>
+        <w:rPr>
+          <w:rFonts w:ascii="Cambria Math" w:eastAsia="SimSun" w:hAnsi="Cambria Math"/>
+          <w:i w:val="false"/>
+          <w:iCs w:val="false"/>
+        </w:rPr>
+        <w:t xml:space="preserve">(</w:t>
+      </w:r>
+      <w:r>
+        <w:rPr>
+          <w:rFonts w:ascii="Cambria Math" w:eastAsia="SimSun" w:hAnsi="Cambria Math"/>
+          <w:i/>
+          <w:iCs/>
+        </w:rPr>
+        <w:t xml:space="preserve">a</w:t>
+      </w:r>
+      <w:r>
+        <w:rPr>
+          <w:rFonts w:ascii="Cambria Math" w:eastAsia="SimSun" w:hAnsi="Cambria Math"/>
+          <w:i w:val="false"/>
+          <w:iCs w:val="false"/>
+        </w:rPr>
+        <w:t xml:space="preserve">,</w:t>
+      </w:r>
+      <w:r>
+        <w:rPr>
+          <w:rFonts w:ascii="Cambria Math" w:eastAsia="SimSun" w:hAnsi="Cambria Math"/>
+          <w:i/>
+          <w:iCs/>
+        </w:rPr>
+        <w:t xml:space="preserve">b</w:t>
+      </w:r>
+      <w:r>
+        <w:rPr>
+          <w:rFonts w:ascii="Cambria Math" w:eastAsia="SimSun" w:hAnsi="Cambria Math"/>
+          <w:i w:val="false"/>
+          <w:iCs w:val="false"/>
+        </w:rPr>
+        <w:t xml:space="preserve">)</w:t>
+      </w:r>
+      <w:r>
+        <w:rPr>
+          <w:rFonts w:ascii="Times New Roman" w:cs="Times New Roman" w:eastAsia="SimSun" w:hAnsi="Times New Roman"/>
+        </w:rPr>
+        <w:t xml:space="preserve"> 与 </w:t>
+      </w:r>
+      <w:r>
+        <w:rPr>
+          <w:rFonts w:ascii="Cambria Math" w:eastAsia="SimSun" w:hAnsi="Cambria Math"/>
+          <w:i w:val="false"/>
+          <w:iCs w:val="false"/>
+        </w:rPr>
+        <w:t xml:space="preserve">(</w:t>
+      </w:r>
+      <w:r>
+        <w:rPr>
+          <w:rFonts w:ascii="Cambria Math" w:eastAsia="SimSun" w:hAnsi="Cambria Math"/>
+          <w:i/>
+          <w:iCs/>
+        </w:rPr>
+        <w:t xml:space="preserve">b</w:t>
+      </w:r>
+      <w:r>
+        <w:rPr>
+          <w:rFonts w:ascii="Cambria Math" w:eastAsia="SimSun" w:hAnsi="Cambria Math"/>
+          <w:i w:val="false"/>
+          <w:iCs w:val="false"/>
+        </w:rPr>
+        <w:t xml:space="preserve">,</w:t>
+      </w:r>
+      <w:r>
+        <w:rPr>
+          <w:rFonts w:ascii="Cambria Math" w:eastAsia="SimSun" w:hAnsi="Cambria Math"/>
+          <w:i/>
+          <w:iCs/>
+        </w:rPr>
+        <w:t xml:space="preserve">a</w:t>
+      </w:r>
+      <w:r>
+        <w:rPr>
+          <w:rFonts w:ascii="Cambria Math" w:eastAsia="SimSun" w:hAnsi="Cambria Math"/>
+          <w:i w:val="false"/>
+          <w:iCs w:val="false"/>
+        </w:rPr>
+        <w:t xml:space="preserve">)</w:t>
+      </w:r>
+      <w:r>
+        <w:rPr>
+          <w:rFonts w:ascii="Times New Roman" w:cs="Times New Roman" w:eastAsia="SimSun" w:hAnsi="Times New Roman"/>
+        </w:rPr>
+        <w:t xml:space="preserve"> 组成时序列对称而 </w:t>
+      </w:r>
+      <w:r>
+        <w:rPr>
+          <w:rFonts w:ascii="Cambria Math" w:eastAsia="SimSun" w:hAnsi="Cambria Math"/>
+          <w:i/>
+          <w:iCs/>
+        </w:rPr>
+        <w:t xml:space="preserve">r</w:t>
+      </w:r>
+      <w:r>
+        <w:rPr>
+          <w:rFonts w:ascii="Cambria Math" w:eastAsia="SimSun" w:hAnsi="Cambria Math"/>
+          <w:i w:val="false"/>
+          <w:iCs w:val="false"/>
+          <w:vertAlign w:val="subscript"/>
+        </w:rPr>
+        <w:t xml:space="preserve">io</w:t>
+      </w:r>
+      <w:r>
+        <w:rPr>
+          <w:rFonts w:ascii="Times New Roman" w:cs="Times New Roman" w:eastAsia="SimSun" w:hAnsi="Times New Roman"/>
+        </w:rPr>
+        <w:t xml:space="preserve"> 可为任意值），因此</w:t>
+      </w:r>
+      <w:r>
+        <w:rPr>
+          <w:rFonts w:ascii="Times New Roman" w:cs="Times New Roman" w:eastAsia="SimSun" w:hAnsi="Times New Roman"/>
+          <w:b/>
+          <w:bCs/>
+        </w:rPr>
+        <w:t xml:space="preserve">沿 </w:t>
+      </w:r>
+      <w:r>
+        <w:rPr>
+          <w:rFonts w:ascii="Cambria Math" w:eastAsia="SimSun" w:hAnsi="Cambria Math"/>
+          <w:b/>
+          <w:bCs/>
+          <w:i/>
+          <w:iCs/>
+        </w:rPr>
+        <w:t xml:space="preserve">r</w:t>
+      </w:r>
+      <w:r>
+        <w:rPr>
+          <w:rFonts w:ascii="Cambria Math" w:eastAsia="SimSun" w:hAnsi="Cambria Math"/>
+          <w:b/>
+          <w:bCs/>
+          <w:i w:val="false"/>
+          <w:iCs w:val="false"/>
+          <w:vertAlign w:val="subscript"/>
+        </w:rPr>
+        <w:t xml:space="preserve">io</w:t>
+      </w:r>
+      <w:r>
+        <w:rPr>
+          <w:rFonts w:ascii="Times New Roman" w:cs="Times New Roman" w:eastAsia="SimSun" w:hAnsi="Times New Roman"/>
+          <w:b/>
+          <w:bCs/>
+        </w:rPr>
+        <w:t xml:space="preserve"> 扫描的整条线上都不应出现破缺，尽管 </w:t>
+      </w:r>
+      <w:r>
+        <w:rPr>
+          <w:rFonts w:ascii="Cambria Math" w:eastAsia="SimSun" w:hAnsi="Cambria Math"/>
+          <w:b/>
+          <w:bCs/>
+          <w:i/>
+          <w:iCs/>
+        </w:rPr>
+        <w:t xml:space="preserve">r</w:t>
+      </w:r>
+      <w:r>
+        <w:rPr>
+          <w:rFonts w:ascii="Cambria Math" w:eastAsia="SimSun" w:hAnsi="Cambria Math"/>
+          <w:b/>
+          <w:bCs/>
+          <w:i w:val="false"/>
+          <w:iCs w:val="false"/>
+          <w:vertAlign w:val="subscript"/>
+        </w:rPr>
+        <w:t xml:space="preserve">io</w:t>
+      </w:r>
+      <w:r>
+        <w:rPr>
+          <w:rFonts w:ascii="Times New Roman" w:cs="Times New Roman" w:eastAsia="SimSun" w:hAnsi="Times New Roman"/>
+          <w:b/>
+          <w:bCs/>
+        </w:rPr>
+        <w:t xml:space="preserve"> 确实移动阈值</w:t>
+      </w:r>
+      <w:r>
+        <w:rPr>
+          <w:rFonts w:ascii="Times New Roman" w:cs="Times New Roman" w:eastAsia="SimSun" w:hAnsi="Times New Roman"/>
+        </w:rPr>
+        <w:t xml:space="preserve">。</w:t>
       </w:r>
     </w:p>
     <w:p>
@@ -10291,7 +10588,270 @@
         <w:rPr>
           <w:rFonts w:ascii="Times New Roman" w:cs="Times New Roman" w:eastAsia="SimSun" w:hAnsi="Times New Roman"/>
         </w:rPr>
-        <w:t xml:space="preserve">命题 1 是关于系综平均的陈述。对单个实现 </w:t>
+        <w:t xml:space="preserve">最后需要强调，</w:t>
+      </w:r>
+      <w:r>
+        <w:rPr>
+          <w:rFonts w:ascii="Cambria Math" w:eastAsia="SimSun" w:hAnsi="Cambria Math"/>
+          <w:i/>
+          <w:iCs/>
+        </w:rPr>
+        <w:t xml:space="preserve">R</w:t>
+      </w:r>
+      <w:r>
+        <w:rPr>
+          <w:rFonts w:ascii="Times New Roman" w:cs="Times New Roman" w:eastAsia="SimSun" w:hAnsi="Times New Roman"/>
+        </w:rPr>
+        <w:t xml:space="preserve">-奇是必要条件，却远非充分条件。宇称分类指出哪些量</w:t>
+      </w:r>
+      <w:r>
+        <w:rPr>
+          <w:rFonts w:ascii="Times New Roman" w:cs="Times New Roman" w:eastAsia="SimSun" w:hAnsi="Times New Roman"/>
+          <w:b/>
+          <w:bCs/>
+        </w:rPr>
+        <w:t xml:space="preserve">可能</w:t>
+      </w:r>
+      <w:r>
+        <w:rPr>
+          <w:rFonts w:ascii="Times New Roman" w:cs="Times New Roman" w:eastAsia="SimSun" w:hAnsi="Times New Roman"/>
+        </w:rPr>
+        <w:t xml:space="preserve">驱动破缺，不指出哪一个</w:t>
+      </w:r>
+      <w:r>
+        <w:rPr>
+          <w:rFonts w:ascii="Times New Roman" w:cs="Times New Roman" w:eastAsia="SimSun" w:hAnsi="Times New Roman"/>
+          <w:b/>
+          <w:bCs/>
+        </w:rPr>
+        <w:t xml:space="preserve">实际</w:t>
+      </w:r>
+      <w:r>
+        <w:rPr>
+          <w:rFonts w:ascii="Times New Roman" w:cs="Times New Roman" w:eastAsia="SimSun" w:hAnsi="Times New Roman"/>
+        </w:rPr>
+        <w:t xml:space="preserve">驱动——后者是动力学问题，分类本身无从回答。第 VI 节的结论是两个 </w:t>
+      </w:r>
+      <w:r>
+        <w:rPr>
+          <w:rFonts w:ascii="Cambria Math" w:eastAsia="SimSun" w:hAnsi="Cambria Math"/>
+          <w:i/>
+          <w:iCs/>
+        </w:rPr>
+        <w:t xml:space="preserve">R</w:t>
+      </w:r>
+      <w:r>
+        <w:rPr>
+          <w:rFonts w:ascii="Times New Roman" w:cs="Times New Roman" w:eastAsia="SimSun" w:hAnsi="Times New Roman"/>
+        </w:rPr>
+        <w:t xml:space="preserve">-奇来源分野明显：分支结构的不对称（阶数与双度序列）驱动的破缺在 </w:t>
+      </w:r>
+      <w:r>
+        <w:rPr>
+          <w:rFonts w:ascii="Cambria Math" w:eastAsia="SimSun" w:hAnsi="Cambria Math"/>
+          <w:i w:val="false"/>
+          <w:iCs w:val="false"/>
+        </w:rPr>
+        <w:t xml:space="preserve">Π</w:t>
+      </w:r>
+      <w:r>
+        <w:rPr>
+          <w:rFonts w:ascii="Times New Roman" w:cs="Times New Roman" w:eastAsia="SimSun" w:hAnsi="Times New Roman"/>
+        </w:rPr>
+        <w:t xml:space="preserve"> 上是显著效应，而重叠极性 </w:t>
+      </w:r>
+      <w:r>
+        <w:rPr>
+          <w:rFonts w:ascii="Cambria Math" w:eastAsia="SimSun" w:hAnsi="Cambria Math"/>
+          <w:i w:val="false"/>
+          <w:iCs w:val="false"/>
+        </w:rPr>
+        <w:t xml:space="preserve">Δα</w:t>
+      </w:r>
+      <w:r>
+        <w:rPr>
+          <w:rFonts w:ascii="Times New Roman" w:cs="Times New Roman" w:eastAsia="SimSun" w:hAnsi="Times New Roman"/>
+        </w:rPr>
+        <w:t xml:space="preserve"> 尽管同为 </w:t>
+      </w:r>
+      <w:r>
+        <w:rPr>
+          <w:rFonts w:ascii="Cambria Math" w:eastAsia="SimSun" w:hAnsi="Cambria Math"/>
+          <w:i/>
+          <w:iCs/>
+        </w:rPr>
+        <w:t xml:space="preserve">R</w:t>
+      </w:r>
+      <w:r>
+        <w:rPr>
+          <w:rFonts w:ascii="Times New Roman" w:cs="Times New Roman" w:eastAsia="SimSun" w:hAnsi="Times New Roman"/>
+        </w:rPr>
+        <w:t xml:space="preserve">-奇，其效应随 </w:t>
+      </w:r>
+      <w:r>
+        <w:rPr>
+          <w:rFonts w:ascii="Cambria Math" w:eastAsia="SimSun" w:hAnsi="Cambria Math"/>
+          <w:i w:val="false"/>
+          <w:iCs w:val="false"/>
+        </w:rPr>
+        <w:t xml:space="preserve">Δα</w:t>
+      </w:r>
+      <w:r>
+        <w:rPr>
+          <w:rFonts w:ascii="Times New Roman" w:cs="Times New Roman" w:eastAsia="SimSun" w:hAnsi="Times New Roman"/>
+        </w:rPr>
+        <w:t xml:space="preserve"> 增大始终不可分辨，只能给出上界。</w:t>
+      </w:r>
+    </w:p>
+    <w:p>
+      <w:pPr>
+        <w:spacing w:after="120" w:before="120" w:line="320"/>
+        <w:jc w:val="both"/>
+      </w:pPr>
+      <w:r>
+        <w:rPr>
+          <w:rFonts w:ascii="Times New Roman" w:cs="Times New Roman" w:eastAsia="SimSun" w:hAnsi="Times New Roman"/>
+        </w:rPr>
+        <w:t xml:space="preserve">据此，第 VI 节破缺实验的设计为：全部测量以 </w:t>
+      </w:r>
+      <w:r>
+        <w:rPr>
+          <w:rFonts w:ascii="Cambria Math" w:eastAsia="SimSun" w:hAnsi="Cambria Math"/>
+          <w:i w:val="false"/>
+          <w:iCs w:val="false"/>
+        </w:rPr>
+        <w:t xml:space="preserve">(Π,</w:t>
+      </w:r>
+      <w:r>
+        <w:rPr>
+          <w:rFonts w:ascii="Cambria Math" w:eastAsia="SimSun" w:hAnsi="Cambria Math"/>
+          <w:i/>
+          <w:iCs/>
+        </w:rPr>
+        <w:t xml:space="preserve">S</w:t>
+      </w:r>
+      <w:r>
+        <w:rPr>
+          <w:rFonts w:ascii="Cambria Math" w:eastAsia="SimSun" w:hAnsi="Cambria Math"/>
+          <w:i w:val="false"/>
+          <w:iCs w:val="false"/>
+        </w:rPr>
+        <w:t xml:space="preserve">̄)</w:t>
+      </w:r>
+      <w:r>
+        <w:rPr>
+          <w:rFonts w:ascii="Times New Roman" w:cs="Times New Roman" w:eastAsia="SimSun" w:hAnsi="Times New Roman"/>
+        </w:rPr>
+        <w:t xml:space="preserve"> 为序参量而非 </w:t>
+      </w:r>
+      <w:r>
+        <w:rPr>
+          <w:rFonts w:ascii="Cambria Math" w:eastAsia="SimSun" w:hAnsi="Cambria Math"/>
+          <w:i w:val="false"/>
+          <w:iCs w:val="false"/>
+        </w:rPr>
+        <w:t xml:space="preserve">⟨ </w:t>
+      </w:r>
+      <w:r>
+        <w:rPr>
+          <w:rFonts w:ascii="Cambria Math" w:eastAsia="SimSun" w:hAnsi="Cambria Math"/>
+          <w:i/>
+          <w:iCs/>
+        </w:rPr>
+        <w:t xml:space="preserve">S</w:t>
+      </w:r>
+      <w:r>
+        <w:rPr>
+          <w:rFonts w:ascii="Cambria Math" w:eastAsia="SimSun" w:hAnsi="Cambria Math"/>
+          <w:i w:val="false"/>
+          <w:iCs w:val="false"/>
+        </w:rPr>
+        <w:t xml:space="preserve">⟩</w:t>
+      </w:r>
+      <w:r>
+        <w:rPr>
+          <w:rFonts w:ascii="Times New Roman" w:cs="Times New Roman" w:eastAsia="SimSun" w:hAnsi="Times New Roman"/>
+        </w:rPr>
+        <w:t xml:space="preserve">；主实验驱动分支结构的不对称，</w:t>
+      </w:r>
+      <w:r>
+        <w:rPr>
+          <w:rFonts w:ascii="Cambria Math" w:eastAsia="SimSun" w:hAnsi="Cambria Math"/>
+          <w:i w:val="false"/>
+          <w:iCs w:val="false"/>
+        </w:rPr>
+        <w:t xml:space="preserve">Δα</w:t>
+      </w:r>
+      <w:r>
+        <w:rPr>
+          <w:rFonts w:ascii="Times New Roman" w:cs="Times New Roman" w:eastAsia="SimSun" w:hAnsi="Times New Roman"/>
+        </w:rPr>
+        <w:t xml:space="preserve"> 的效应作为独立扫描给出上界；</w:t>
+      </w:r>
+      <w:r>
+        <w:rPr>
+          <w:rFonts w:ascii="Cambria Math" w:eastAsia="SimSun" w:hAnsi="Cambria Math"/>
+          <w:i/>
+          <w:iCs/>
+        </w:rPr>
+        <w:t xml:space="preserve">r</w:t>
+      </w:r>
+      <w:r>
+        <w:rPr>
+          <w:rFonts w:ascii="Cambria Math" w:eastAsia="SimSun" w:hAnsi="Cambria Math"/>
+          <w:i w:val="false"/>
+          <w:iCs w:val="false"/>
+          <w:vertAlign w:val="subscript"/>
+        </w:rPr>
+        <w:t xml:space="preserve">io</w:t>
+      </w:r>
+      <w:r>
+        <w:rPr>
+          <w:rFonts w:ascii="Times New Roman" w:cs="Times New Roman" w:eastAsia="SimSun" w:hAnsi="Times New Roman"/>
+        </w:rPr>
+        <w:t xml:space="preserve"> 扫描与 </w:t>
+      </w:r>
+      <w:r>
+        <w:rPr>
+          <w:rFonts w:ascii="Cambria Math" w:eastAsia="SimSun" w:hAnsi="Cambria Math"/>
+          <w:i w:val="false"/>
+          <w:iCs w:val="false"/>
+        </w:rPr>
+        <w:t xml:space="preserve">⟨ </w:t>
+      </w:r>
+      <w:r>
+        <w:rPr>
+          <w:rFonts w:ascii="Cambria Math" w:eastAsia="SimSun" w:hAnsi="Cambria Math"/>
+          <w:i/>
+          <w:iCs/>
+        </w:rPr>
+        <w:t xml:space="preserve">S</w:t>
+      </w:r>
+      <w:r>
+        <w:rPr>
+          <w:rFonts w:ascii="Cambria Math" w:eastAsia="SimSun" w:hAnsi="Cambria Math"/>
+          <w:i w:val="false"/>
+          <w:iCs w:val="false"/>
+        </w:rPr>
+        <w:t xml:space="preserve">⟩</w:t>
+      </w:r>
+      <w:r>
+        <w:rPr>
+          <w:rFonts w:ascii="Times New Roman" w:cs="Times New Roman" w:eastAsia="SimSun" w:hAnsi="Times New Roman"/>
+        </w:rPr>
+        <w:t xml:space="preserve"> 的不变性分别作为阴性对照与内部一致性检查。</w:t>
+      </w:r>
+    </w:p>
+    <w:p>
+      <w:pPr>
+        <w:spacing w:after="120" w:before="120" w:line="320"/>
+        <w:jc w:val="both"/>
+      </w:pPr>
+      <w:r>
+        <w:rPr>
+          <w:rFonts w:ascii="Times New Roman" w:cs="Times New Roman" w:eastAsia="SimSun" w:hAnsi="Times New Roman"/>
+        </w:rPr>
+        <w:t xml:space="preserve">命题 1 与命题 2 都是关于系综平均的陈述。对单个实现 </w:t>
       </w:r>
       <w:r>
         <w:rPr>

--- a/drafts/sir-directed-hypergraphs/section2.docx
+++ b/drafts/sir-directed-hypergraphs/section2.docx
@@ -9388,51 +9388,95 @@
         <w:rPr>
           <w:rFonts w:ascii="Times New Roman" w:cs="Times New Roman" w:eastAsia="SimSun" w:hAnsi="Times New Roman"/>
         </w:rPr>
-        <w:t xml:space="preserve">假设 (ii) 值得单独说明。当传播事件对每个（尾成员，头成员）对独立发生时它平凡成立；本文的超边级激活核使各头成员共享同一激活区间，因而 (ii) 只是近似。第 VI 节的数值表明这一近似的偏离低于分辨率：即便在 </w:t>
-      </w:r>
-      <w:r>
-        <w:rPr>
-          <w:rFonts w:ascii="Cambria Math" w:eastAsia="SimSun" w:hAnsi="Cambria Math"/>
-          <w:i w:val="false"/>
-          <w:iCs w:val="false"/>
-        </w:rPr>
-        <w:t xml:space="preserve">τ=3,η=1</w:t>
-      </w:r>
-      <w:r>
-        <w:rPr>
-          <w:rFonts w:ascii="Times New Roman" w:cs="Times New Roman" w:eastAsia="SimSun" w:hAnsi="Times New Roman"/>
-        </w:rPr>
-        <w:t xml:space="preserve"> 这种最不对称的构型上，</w:t>
-      </w:r>
-      <w:r>
-        <w:rPr>
-          <w:rFonts w:ascii="Cambria Math" w:eastAsia="SimSun" w:hAnsi="Cambria Math"/>
-          <w:i w:val="false"/>
-          <w:iCs w:val="false"/>
-        </w:rPr>
-        <w:t xml:space="preserve">⟨ </w:t>
-      </w:r>
-      <w:r>
-        <w:rPr>
-          <w:rFonts w:ascii="Cambria Math" w:eastAsia="SimSun" w:hAnsi="Cambria Math"/>
-          <w:i/>
-          <w:iCs/>
-        </w:rPr>
-        <w:t xml:space="preserve">S</w:t>
-      </w:r>
-      <w:r>
-        <w:rPr>
-          <w:rFonts w:ascii="Cambria Math" w:eastAsia="SimSun" w:hAnsi="Cambria Math"/>
-          <w:i w:val="false"/>
-          <w:iCs w:val="false"/>
-        </w:rPr>
-        <w:t xml:space="preserve">⟩</w:t>
-      </w:r>
-      <w:r>
-        <w:rPr>
-          <w:rFonts w:ascii="Times New Roman" w:cs="Times New Roman" w:eastAsia="SimSun" w:hAnsi="Times New Roman"/>
-        </w:rPr>
-        <w:t xml:space="preserve"> 在翻转前后的差异也始终落在统计涨落内。</w:t>
+        <w:t xml:space="preserve">假设 (ii) 需要分情形讨论。取线性核 </w:t>
+      </w:r>
+      <w:r>
+        <w:rPr>
+          <w:rFonts w:ascii="Cambria Math" w:eastAsia="SimSun" w:hAnsi="Cambria Math"/>
+          <w:i/>
+          <w:iCs/>
+        </w:rPr>
+        <w:t xml:space="preserve">g</w:t>
+      </w:r>
+      <w:r>
+        <w:rPr>
+          <w:rFonts w:ascii="Cambria Math" w:eastAsia="SimSun" w:hAnsi="Cambria Math"/>
+          <w:i w:val="false"/>
+          <w:iCs w:val="false"/>
+        </w:rPr>
+        <w:t xml:space="preserve">(</w:t>
+      </w:r>
+      <w:r>
+        <w:rPr>
+          <w:rFonts w:ascii="Cambria Math" w:eastAsia="SimSun" w:hAnsi="Cambria Math"/>
+          <w:i/>
+          <w:iCs/>
+        </w:rPr>
+        <w:t xml:space="preserve">n</w:t>
+      </w:r>
+      <w:r>
+        <w:rPr>
+          <w:rFonts w:ascii="Cambria Math" w:eastAsia="SimSun" w:hAnsi="Cambria Math"/>
+          <w:i w:val="false"/>
+          <w:iCs w:val="false"/>
+        </w:rPr>
+        <w:t xml:space="preserve">)=</w:t>
+      </w:r>
+      <w:r>
+        <w:rPr>
+          <w:rFonts w:ascii="Cambria Math" w:eastAsia="SimSun" w:hAnsi="Cambria Math"/>
+          <w:i/>
+          <w:iCs/>
+        </w:rPr>
+        <w:t xml:space="preserve">n</w:t>
+      </w:r>
+      <w:r>
+        <w:rPr>
+          <w:rFonts w:ascii="Times New Roman" w:cs="Times New Roman" w:eastAsia="SimSun" w:hAnsi="Times New Roman"/>
+        </w:rPr>
+        <w:t xml:space="preserve"> 时，传播事件对每个（尾成员，头成员）对独立发生，</w:t>
+      </w:r>
+      <w:r>
+        <w:rPr>
+          <w:rFonts w:ascii="Cambria Math" w:eastAsia="SimSun" w:hAnsi="Cambria Math"/>
+          <w:i/>
+          <w:iCs/>
+        </w:rPr>
+        <w:t xml:space="preserve">G</w:t>
+      </w:r>
+      <w:r>
+        <w:rPr>
+          <w:rFonts w:ascii="Times New Roman" w:cs="Times New Roman" w:eastAsia="SimSun" w:hAnsi="Times New Roman"/>
+        </w:rPr>
+        <w:t xml:space="preserve"> 可在不参照种子的情况下一次抽出，(ii) 严格成立，计数恒等式因而</w:t>
+      </w:r>
+      <w:r>
+        <w:rPr>
+          <w:rFonts w:ascii="Times New Roman" w:cs="Times New Roman" w:eastAsia="SimSun" w:hAnsi="Times New Roman"/>
+          <w:b/>
+          <w:bCs/>
+        </w:rPr>
+        <w:t xml:space="preserve">逐实现精确</w:t>
+      </w:r>
+      <w:r>
+        <w:rPr>
+          <w:rFonts w:ascii="Times New Roman" w:cs="Times New Roman" w:eastAsia="SimSun" w:hAnsi="Times New Roman"/>
+        </w:rPr>
+        <w:t xml:space="preserve">。但本文主线的超边级阈值核不满足 (ii)：超边的激活区间是其已感染尾成员感染期的并集，取决于哪些尾成员先被感染，因而依赖种子，</w:t>
+      </w:r>
+      <w:r>
+        <w:rPr>
+          <w:rFonts w:ascii="Cambria Math" w:eastAsia="SimSun" w:hAnsi="Cambria Math"/>
+          <w:i/>
+          <w:iCs/>
+        </w:rPr>
+        <w:t xml:space="preserve">G</w:t>
+      </w:r>
+      <w:r>
+        <w:rPr>
+          <w:rFonts w:ascii="Times New Roman" w:cs="Times New Roman" w:eastAsia="SimSun" w:hAnsi="Times New Roman"/>
+        </w:rPr>
+        <w:t xml:space="preserve"> 不是种子无关的。</w:t>
       </w:r>
     </w:p>
     <w:p>
@@ -9444,7 +9488,21 @@
         <w:rPr>
           <w:rFonts w:ascii="Times New Roman" w:cs="Times New Roman" w:eastAsia="SimSun" w:hAnsi="Times New Roman"/>
         </w:rPr>
-        <w:t xml:space="preserve">命题 2 的后果是：</w:t>
+        <w:t xml:space="preserve">这一违背是真实的而非可忽略的。第 VI 节在 </w:t>
+      </w:r>
+      <w:r>
+        <w:rPr>
+          <w:rFonts w:ascii="Cambria Math" w:eastAsia="SimSun" w:hAnsi="Cambria Math"/>
+          <w:i w:val="false"/>
+          <w:iCs w:val="false"/>
+        </w:rPr>
+        <w:t xml:space="preserve">τ=3,η=1</w:t>
+      </w:r>
+      <w:r>
+        <w:rPr>
+          <w:rFonts w:ascii="Times New Roman" w:cs="Times New Roman" w:eastAsia="SimSun" w:hAnsi="Times New Roman"/>
+        </w:rPr>
+        <w:t xml:space="preserve"> 的最不对称构型上测得 </w:t>
       </w:r>
       <w:r>
         <w:rPr>
@@ -9474,7 +9532,35 @@
         <w:rPr>
           <w:rFonts w:ascii="Times New Roman" w:cs="Times New Roman" w:eastAsia="SimSun" w:hAnsi="Times New Roman"/>
         </w:rPr>
-        <w:t xml:space="preserve"> </w:t>
+        <w:t xml:space="preserve"> 的翻转残余不对称约为 </w:t>
+      </w:r>
+      <w:r>
+        <w:rPr>
+          <w:rFonts w:ascii="Cambria Math" w:eastAsia="SimSun" w:hAnsi="Cambria Math"/>
+          <w:i w:val="false"/>
+          <w:iCs w:val="false"/>
+        </w:rPr>
+        <w:t xml:space="preserve">-2%</w:t>
+      </w:r>
+      <w:r>
+        <w:rPr>
+          <w:rFonts w:ascii="Times New Roman" w:cs="Times New Roman" w:eastAsia="SimSun" w:hAnsi="Times New Roman"/>
+        </w:rPr>
+        <w:t xml:space="preserve">（阈值邻域，四个独立结构符号一致，合并 </w:t>
+      </w:r>
+      <w:r>
+        <w:rPr>
+          <w:rFonts w:ascii="Cambria Math" w:eastAsia="SimSun" w:hAnsi="Cambria Math"/>
+          <w:i w:val="false"/>
+          <w:iCs w:val="false"/>
+        </w:rPr>
+        <w:t xml:space="preserve">5σ</w:t>
+      </w:r>
+      <w:r>
+        <w:rPr>
+          <w:rFonts w:ascii="Times New Roman" w:cs="Times New Roman" w:eastAsia="SimSun" w:hAnsi="Times New Roman"/>
+        </w:rPr>
+        <w:t xml:space="preserve">）。它是超边级激活特有的效应：成对情形与线性核下均不存在。因此命题 2 对本文主线是</w:t>
       </w:r>
       <w:r>
         <w:rPr>
@@ -9482,13 +9568,157 @@
           <w:b/>
           <w:bCs/>
         </w:rPr>
-        <w:t xml:space="preserve">不能作为方向对称性破缺的序参量</w:t>
-      </w:r>
-      <w:r>
-        <w:rPr>
-          <w:rFonts w:ascii="Times New Roman" w:cs="Times New Roman" w:eastAsia="SimSun" w:hAnsi="Times New Roman"/>
-        </w:rPr>
-        <w:t xml:space="preserve">——它在任何结构上都对称，与结构有多不对称无关。破缺出现在可达对</w:t>
+        <w:t xml:space="preserve">近似</w:t>
+      </w:r>
+      <w:r>
+        <w:rPr>
+          <w:rFonts w:ascii="Times New Roman" w:cs="Times New Roman" w:eastAsia="SimSun" w:hAnsi="Times New Roman"/>
+        </w:rPr>
+        <w:t xml:space="preserve">结论，</w:t>
+      </w:r>
+      <w:r>
+        <w:rPr>
+          <w:rFonts w:ascii="Cambria Math" w:eastAsia="SimSun" w:hAnsi="Cambria Math"/>
+          <w:i w:val="false"/>
+          <w:iCs w:val="false"/>
+        </w:rPr>
+        <w:t xml:space="preserve">⟨ </w:t>
+      </w:r>
+      <w:r>
+        <w:rPr>
+          <w:rFonts w:ascii="Cambria Math" w:eastAsia="SimSun" w:hAnsi="Cambria Math"/>
+          <w:i/>
+          <w:iCs/>
+        </w:rPr>
+        <w:t xml:space="preserve">S</w:t>
+      </w:r>
+      <w:r>
+        <w:rPr>
+          <w:rFonts w:ascii="Cambria Math" w:eastAsia="SimSun" w:hAnsi="Cambria Math"/>
+          <w:i w:val="false"/>
+          <w:iCs w:val="false"/>
+        </w:rPr>
+        <w:t xml:space="preserve">⟩</w:t>
+      </w:r>
+      <w:r>
+        <w:rPr>
+          <w:rFonts w:ascii="Times New Roman" w:cs="Times New Roman" w:eastAsia="SimSun" w:hAnsi="Times New Roman"/>
+        </w:rPr>
+        <w:t xml:space="preserve"> 并非严格不变量。</w:t>
+      </w:r>
+    </w:p>
+    <w:p>
+      <w:pPr>
+        <w:spacing w:after="120" w:before="120" w:line="320"/>
+        <w:jc w:val="both"/>
+      </w:pPr>
+      <w:r>
+        <w:rPr>
+          <w:rFonts w:ascii="Times New Roman" w:cs="Times New Roman" w:eastAsia="SimSun" w:hAnsi="Times New Roman"/>
+        </w:rPr>
+        <w:t xml:space="preserve">即便如此，命题 2 的结论在量级上仍然成立：</w:t>
+      </w:r>
+      <w:r>
+        <w:rPr>
+          <w:rFonts w:ascii="Cambria Math" w:eastAsia="SimSun" w:hAnsi="Cambria Math"/>
+          <w:i w:val="false"/>
+          <w:iCs w:val="false"/>
+        </w:rPr>
+        <w:t xml:space="preserve">⟨ </w:t>
+      </w:r>
+      <w:r>
+        <w:rPr>
+          <w:rFonts w:ascii="Cambria Math" w:eastAsia="SimSun" w:hAnsi="Cambria Math"/>
+          <w:i/>
+          <w:iCs/>
+        </w:rPr>
+        <w:t xml:space="preserve">S</w:t>
+      </w:r>
+      <w:r>
+        <w:rPr>
+          <w:rFonts w:ascii="Cambria Math" w:eastAsia="SimSun" w:hAnsi="Cambria Math"/>
+          <w:i w:val="false"/>
+          <w:iCs w:val="false"/>
+        </w:rPr>
+        <w:t xml:space="preserve">⟩</w:t>
+      </w:r>
+      <w:r>
+        <w:rPr>
+          <w:rFonts w:ascii="Times New Roman" w:cs="Times New Roman" w:eastAsia="SimSun" w:hAnsi="Times New Roman"/>
+        </w:rPr>
+        <w:t xml:space="preserve"> </w:t>
+      </w:r>
+      <w:r>
+        <w:rPr>
+          <w:rFonts w:ascii="Times New Roman" w:cs="Times New Roman" w:eastAsia="SimSun" w:hAnsi="Times New Roman"/>
+          <w:b/>
+          <w:bCs/>
+        </w:rPr>
+        <w:t xml:space="preserve">是一个极差的破缺序参量</w:t>
+      </w:r>
+      <w:r>
+        <w:rPr>
+          <w:rFonts w:ascii="Times New Roman" w:cs="Times New Roman" w:eastAsia="SimSun" w:hAnsi="Times New Roman"/>
+        </w:rPr>
+        <w:t xml:space="preserve">。同一批构型上 </w:t>
+      </w:r>
+      <w:r>
+        <w:rPr>
+          <w:rFonts w:ascii="Cambria Math" w:eastAsia="SimSun" w:hAnsi="Cambria Math"/>
+          <w:i w:val="false"/>
+          <w:iCs w:val="false"/>
+        </w:rPr>
+        <w:t xml:space="preserve">Π</w:t>
+      </w:r>
+      <w:r>
+        <w:rPr>
+          <w:rFonts w:ascii="Times New Roman" w:cs="Times New Roman" w:eastAsia="SimSun" w:hAnsi="Times New Roman"/>
+        </w:rPr>
+        <w:t xml:space="preserve"> 的翻转差异达到其自身的约七成，比 </w:t>
+      </w:r>
+      <w:r>
+        <w:rPr>
+          <w:rFonts w:ascii="Cambria Math" w:eastAsia="SimSun" w:hAnsi="Cambria Math"/>
+          <w:i w:val="false"/>
+          <w:iCs w:val="false"/>
+        </w:rPr>
+        <w:t xml:space="preserve">⟨ </w:t>
+      </w:r>
+      <w:r>
+        <w:rPr>
+          <w:rFonts w:ascii="Cambria Math" w:eastAsia="SimSun" w:hAnsi="Cambria Math"/>
+          <w:i/>
+          <w:iCs/>
+        </w:rPr>
+        <w:t xml:space="preserve">S</w:t>
+      </w:r>
+      <w:r>
+        <w:rPr>
+          <w:rFonts w:ascii="Cambria Math" w:eastAsia="SimSun" w:hAnsi="Cambria Math"/>
+          <w:i w:val="false"/>
+          <w:iCs w:val="false"/>
+        </w:rPr>
+        <w:t xml:space="preserve">⟩</w:t>
+      </w:r>
+      <w:r>
+        <w:rPr>
+          <w:rFonts w:ascii="Times New Roman" w:cs="Times New Roman" w:eastAsia="SimSun" w:hAnsi="Times New Roman"/>
+        </w:rPr>
+        <w:t xml:space="preserve"> 的 </w:t>
+      </w:r>
+      <w:r>
+        <w:rPr>
+          <w:rFonts w:ascii="Cambria Math" w:eastAsia="SimSun" w:hAnsi="Cambria Math"/>
+          <w:i w:val="false"/>
+          <w:iCs w:val="false"/>
+        </w:rPr>
+        <w:t xml:space="preserve">2%</w:t>
+      </w:r>
+      <w:r>
+        <w:rPr>
+          <w:rFonts w:ascii="Times New Roman" w:cs="Times New Roman" w:eastAsia="SimSun" w:hAnsi="Times New Roman"/>
+        </w:rPr>
+        <w:t xml:space="preserve"> 残余大一个多数量级。破缺出现在可达对</w:t>
       </w:r>
       <w:r>
         <w:rPr>
@@ -10034,7 +10264,7 @@
         <w:rPr>
           <w:rFonts w:ascii="Times New Roman" w:cs="Times New Roman" w:eastAsia="SimSun" w:hAnsi="Times New Roman"/>
         </w:rPr>
-        <w:t xml:space="preserve">而命题 2 把左端钉住，故右端各项的 </w:t>
+        <w:t xml:space="preserve">而命题 2 把左端近似钉住，故右端各项的 </w:t>
       </w:r>
       <w:r>
         <w:rPr>
@@ -10048,7 +10278,21 @@
         <w:rPr>
           <w:rFonts w:ascii="Times New Roman" w:cs="Times New Roman" w:eastAsia="SimSun" w:hAnsi="Times New Roman"/>
         </w:rPr>
-        <w:t xml:space="preserve">-奇部分必须相消。这是一条可证伪的预言，第 VI 节将检验之。注意 </w:t>
+        <w:t xml:space="preserve">-奇部分须相互抵消至上述 </w:t>
+      </w:r>
+      <w:r>
+        <w:rPr>
+          <w:rFonts w:ascii="Cambria Math" w:eastAsia="SimSun" w:hAnsi="Cambria Math"/>
+          <w:i w:val="false"/>
+          <w:iCs w:val="false"/>
+        </w:rPr>
+        <w:t xml:space="preserve">2%</w:t>
+      </w:r>
+      <w:r>
+        <w:rPr>
+          <w:rFonts w:ascii="Times New Roman" w:cs="Times New Roman" w:eastAsia="SimSun" w:hAnsi="Times New Roman"/>
+        </w:rPr>
+        <w:t xml:space="preserve"> 的残余以内。这是一条可证伪的预言，第 VI 节将检验之——检验时须把残余本身作为已知的系统项扣除，而非视作零。注意 </w:t>
       </w:r>
       <w:r>
         <w:rPr>
@@ -10809,7 +11053,7 @@
         <w:rPr>
           <w:rFonts w:ascii="Times New Roman" w:cs="Times New Roman" w:eastAsia="SimSun" w:hAnsi="Times New Roman"/>
         </w:rPr>
-        <w:t xml:space="preserve"> 扫描与 </w:t>
+        <w:t xml:space="preserve"> 扫描作为阴性对照；</w:t>
       </w:r>
       <w:r>
         <w:rPr>
@@ -10839,7 +11083,35 @@
         <w:rPr>
           <w:rFonts w:ascii="Times New Roman" w:cs="Times New Roman" w:eastAsia="SimSun" w:hAnsi="Times New Roman"/>
         </w:rPr>
-        <w:t xml:space="preserve"> 的不变性分别作为阴性对照与内部一致性检查。</w:t>
+        <w:t xml:space="preserve"> 的近似不变性作为内部一致性检查，其 </w:t>
+      </w:r>
+      <w:r>
+        <w:rPr>
+          <w:rFonts w:ascii="Cambria Math" w:eastAsia="SimSun" w:hAnsi="Cambria Math"/>
+          <w:i w:val="false"/>
+          <w:iCs w:val="false"/>
+        </w:rPr>
+        <w:t xml:space="preserve">2%</w:t>
+      </w:r>
+      <w:r>
+        <w:rPr>
+          <w:rFonts w:ascii="Times New Roman" w:cs="Times New Roman" w:eastAsia="SimSun" w:hAnsi="Times New Roman"/>
+        </w:rPr>
+        <w:t xml:space="preserve"> 残余须与 </w:t>
+      </w:r>
+      <w:r>
+        <w:rPr>
+          <w:rFonts w:ascii="Cambria Math" w:eastAsia="SimSun" w:hAnsi="Cambria Math"/>
+          <w:i w:val="false"/>
+          <w:iCs w:val="false"/>
+        </w:rPr>
+        <w:t xml:space="preserve">Π</w:t>
+      </w:r>
+      <w:r>
+        <w:rPr>
+          <w:rFonts w:ascii="Times New Roman" w:cs="Times New Roman" w:eastAsia="SimSun" w:hAnsi="Times New Roman"/>
+        </w:rPr>
+        <w:t xml:space="preserve"> 的破缺幅度并列报告，以显示二者相差一个多数量级。</w:t>
       </w:r>
     </w:p>
     <w:p>

--- a/drafts/sir-directed-hypergraphs/section2.docx
+++ b/drafts/sir-directed-hypergraphs/section2.docx
@@ -9560,6 +9560,76 @@
         <w:rPr>
           <w:rFonts w:ascii="Times New Roman" w:cs="Times New Roman" w:eastAsia="SimSun" w:hAnsi="Times New Roman"/>
         </w:rPr>
+        <w:t xml:space="preserve">）。该残余不是仿真器本身对 </w:t>
+      </w:r>
+      <w:r>
+        <w:rPr>
+          <w:rFonts w:ascii="Cambria Math" w:eastAsia="SimSun" w:hAnsi="Cambria Math"/>
+          <w:i/>
+          <w:iCs/>
+        </w:rPr>
+        <w:t xml:space="preserve">H</w:t>
+      </w:r>
+      <w:r>
+        <w:rPr>
+          <w:rFonts w:ascii="Times New Roman" w:cs="Times New Roman" w:eastAsia="SimSun" w:hAnsi="Times New Roman"/>
+        </w:rPr>
+        <w:t xml:space="preserve"> 与 </w:t>
+      </w:r>
+      <w:r>
+        <w:rPr>
+          <w:rFonts w:ascii="Cambria Math" w:eastAsia="SimSun" w:hAnsi="Cambria Math"/>
+          <w:i/>
+          <w:iCs/>
+        </w:rPr>
+        <w:t xml:space="preserve">RH</w:t>
+      </w:r>
+      <w:r>
+        <w:rPr>
+          <w:rFonts w:ascii="Times New Roman" w:cs="Times New Roman" w:eastAsia="SimSun" w:hAnsi="Times New Roman"/>
+        </w:rPr>
+        <w:t xml:space="preserve"> 的处理不对称：在互换对称的双度序列上——命题 1 直接禁止破缺——同一协议给出的残余为 </w:t>
+      </w:r>
+      <w:r>
+        <w:rPr>
+          <w:rFonts w:ascii="Cambria Math" w:eastAsia="SimSun" w:hAnsi="Cambria Math"/>
+          <w:i w:val="false"/>
+          <w:iCs w:val="false"/>
+        </w:rPr>
+        <w:t xml:space="preserve">-0.36%±0.28%</w:t>
+      </w:r>
+      <w:r>
+        <w:rPr>
+          <w:rFonts w:ascii="Times New Roman" w:cs="Times New Roman" w:eastAsia="SimSun" w:hAnsi="Times New Roman"/>
+        </w:rPr>
+        <w:t xml:space="preserve">，与零相容；即便保守地把它当作仪器基线扣除，剩余部分仍有 </w:t>
+      </w:r>
+      <w:r>
+        <w:rPr>
+          <w:rFonts w:ascii="Cambria Math" w:eastAsia="SimSun" w:hAnsi="Cambria Math"/>
+          <w:i w:val="false"/>
+          <w:iCs w:val="false"/>
+        </w:rPr>
+        <w:t xml:space="preserve">-1.88%±0.52%</w:t>
+      </w:r>
+      <w:r>
+        <w:rPr>
+          <w:rFonts w:ascii="Times New Roman" w:cs="Times New Roman" w:eastAsia="SimSun" w:hAnsi="Times New Roman"/>
+        </w:rPr>
+        <w:t xml:space="preserve">（</w:t>
+      </w:r>
+      <w:r>
+        <w:rPr>
+          <w:rFonts w:ascii="Cambria Math" w:eastAsia="SimSun" w:hAnsi="Cambria Math"/>
+          <w:i w:val="false"/>
+          <w:iCs w:val="false"/>
+        </w:rPr>
+        <w:t xml:space="preserve">3.6σ</w:t>
+      </w:r>
+      <w:r>
+        <w:rPr>
+          <w:rFonts w:ascii="Times New Roman" w:cs="Times New Roman" w:eastAsia="SimSun" w:hAnsi="Times New Roman"/>
+        </w:rPr>
         <w:t xml:space="preserve">）。它是超边级激活特有的效应：成对情形与线性核下均不存在。因此命题 2 对本文主线是</w:t>
       </w:r>
       <w:r>
@@ -9674,7 +9744,49 @@
         <w:rPr>
           <w:rFonts w:ascii="Times New Roman" w:cs="Times New Roman" w:eastAsia="SimSun" w:hAnsi="Times New Roman"/>
         </w:rPr>
-        <w:t xml:space="preserve"> 的翻转差异达到其自身的约七成，比 </w:t>
+        <w:t xml:space="preserve"> 在翻转下由 </w:t>
+      </w:r>
+      <w:r>
+        <w:rPr>
+          <w:rFonts w:ascii="Cambria Math" w:eastAsia="SimSun" w:hAnsi="Cambria Math"/>
+          <w:i w:val="false"/>
+          <w:iCs w:val="false"/>
+        </w:rPr>
+        <w:t xml:space="preserve">0.67</w:t>
+      </w:r>
+      <w:r>
+        <w:rPr>
+          <w:rFonts w:ascii="Times New Roman" w:cs="Times New Roman" w:eastAsia="SimSun" w:hAnsi="Times New Roman"/>
+        </w:rPr>
+        <w:t xml:space="preserve"> 变为 </w:t>
+      </w:r>
+      <w:r>
+        <w:rPr>
+          <w:rFonts w:ascii="Cambria Math" w:eastAsia="SimSun" w:hAnsi="Cambria Math"/>
+          <w:i w:val="false"/>
+          <w:iCs w:val="false"/>
+        </w:rPr>
+        <w:t xml:space="preserve">0.39</w:t>
+      </w:r>
+      <w:r>
+        <w:rPr>
+          <w:rFonts w:ascii="Times New Roman" w:cs="Times New Roman" w:eastAsia="SimSun" w:hAnsi="Times New Roman"/>
+        </w:rPr>
+        <w:t xml:space="preserve">，相对其均值的差异约 </w:t>
+      </w:r>
+      <w:r>
+        <w:rPr>
+          <w:rFonts w:ascii="Cambria Math" w:eastAsia="SimSun" w:hAnsi="Cambria Math"/>
+          <w:i w:val="false"/>
+          <w:iCs w:val="false"/>
+        </w:rPr>
+        <w:t xml:space="preserve">53%</w:t>
+      </w:r>
+      <w:r>
+        <w:rPr>
+          <w:rFonts w:ascii="Times New Roman" w:cs="Times New Roman" w:eastAsia="SimSun" w:hAnsi="Times New Roman"/>
+        </w:rPr>
+        <w:t xml:space="preserve">，比 </w:t>
       </w:r>
       <w:r>
         <w:rPr>
@@ -9718,7 +9830,7 @@
         <w:rPr>
           <w:rFonts w:ascii="Times New Roman" w:cs="Times New Roman" w:eastAsia="SimSun" w:hAnsi="Times New Roman"/>
         </w:rPr>
-        <w:t xml:space="preserve"> 残余大一个多数量级。破缺出现在可达对</w:t>
+        <w:t xml:space="preserve"> 残余大二十余倍。破缺出现在可达对</w:t>
       </w:r>
       <w:r>
         <w:rPr>

--- a/drafts/sir-directed-hypergraphs/section2.docx
+++ b/drafts/sir-directed-hypergraphs/section2.docx
@@ -234,7 +234,7 @@
           <w:i w:val="false"/>
           <w:iCs w:val="false"/>
         </w:rPr>
-        <w:t xml:space="preserve">∩ </w:t>
+        <w:t xml:space="preserve">∩</w:t>
       </w:r>
       <w:r>
         <w:rPr>
@@ -444,7 +444,7 @@
           <w:sz w:val="21"/>
           <w:szCs w:val="21"/>
         </w:rPr>
-        <w:t xml:space="preserve">)⊆ </w:t>
+        <w:t xml:space="preserve">)⊆</w:t>
       </w:r>
       <w:r>
         <w:rPr>
@@ -504,7 +504,7 @@
           <w:sz w:val="21"/>
           <w:szCs w:val="21"/>
         </w:rPr>
-        <w:t xml:space="preserve">)∩ </w:t>
+        <w:t xml:space="preserve">)∩</w:t>
       </w:r>
       <w:r>
         <w:rPr>
@@ -818,7 +818,7 @@
           <w:i w:val="false"/>
           <w:iCs w:val="false"/>
         </w:rPr>
-        <w:t xml:space="preserve">)∪ </w:t>
+        <w:t xml:space="preserve">)∪</w:t>
       </w:r>
       <w:r>
         <w:rPr>
@@ -965,7 +965,7 @@
           <w:sz w:val="21"/>
           <w:szCs w:val="21"/>
         </w:rPr>
-        <w:t xml:space="preserve">∈ </w:t>
+        <w:t xml:space="preserve">∈</w:t>
       </w:r>
       <w:r>
         <w:rPr>
@@ -1005,7 +1005,7 @@
           <w:sz w:val="21"/>
           <w:szCs w:val="21"/>
         </w:rPr>
-        <w:t xml:space="preserve">∈ </w:t>
+        <w:t xml:space="preserve">∈</w:t>
       </w:r>
       <w:r>
         <w:rPr>
@@ -1146,7 +1146,7 @@
           <w:sz w:val="21"/>
           <w:szCs w:val="21"/>
         </w:rPr>
-        <w:t xml:space="preserve">∈ </w:t>
+        <w:t xml:space="preserve">∈</w:t>
       </w:r>
       <w:r>
         <w:rPr>
@@ -1186,7 +1186,7 @@
           <w:sz w:val="21"/>
           <w:szCs w:val="21"/>
         </w:rPr>
-        <w:t xml:space="preserve">∈ </w:t>
+        <w:t xml:space="preserve">∈</w:t>
       </w:r>
       <w:r>
         <w:rPr>
@@ -1375,7 +1375,7 @@
           <w:szCs w:val="21"/>
           <w:vertAlign w:val="subscript"/>
         </w:rPr>
-        <w:t xml:space="preserve">v∈ V</w:t>
+        <w:t xml:space="preserve">v∈V</w:t>
       </w:r>
       <w:r>
         <w:rPr>
@@ -1426,7 +1426,7 @@
           <w:sz w:val="21"/>
           <w:szCs w:val="21"/>
         </w:rPr>
-        <w:t xml:space="preserve">)=τ </w:t>
+        <w:t xml:space="preserve">)=τ</w:t>
       </w:r>
       <w:r>
         <w:rPr>
@@ -1457,7 +1457,7 @@
           <w:szCs w:val="21"/>
           <w:vertAlign w:val="subscript"/>
         </w:rPr>
-        <w:t xml:space="preserve">v∈ V</w:t>
+        <w:t xml:space="preserve">v∈V</w:t>
       </w:r>
       <w:r>
         <w:rPr>
@@ -1508,7 +1508,7 @@
           <w:sz w:val="21"/>
           <w:szCs w:val="21"/>
         </w:rPr>
-        <w:t xml:space="preserve">)=η </w:t>
+        <w:t xml:space="preserve">)=η</w:t>
       </w:r>
       <w:r>
         <w:rPr>
@@ -1546,7 +1546,7 @@
           <w:i w:val="false"/>
           <w:iCs w:val="false"/>
         </w:rPr>
-        <w:t xml:space="preserve">⟨ </w:t>
+        <w:t xml:space="preserve">⟨</w:t>
       </w:r>
       <w:r>
         <w:rPr>
@@ -1571,7 +1571,7 @@
           <w:i w:val="false"/>
           <w:iCs w:val="false"/>
         </w:rPr>
-        <w:t xml:space="preserve">⟩/⟨ </w:t>
+        <w:t xml:space="preserve">⟩/⟨</w:t>
       </w:r>
       <w:r>
         <w:rPr>
@@ -1745,7 +1745,7 @@
           <w:iCs w:val="false"/>
           <w:vertAlign w:val="subscript"/>
         </w:rPr>
-        <w:t xml:space="preserve">v∈ V</w:t>
+        <w:t xml:space="preserve">v∈V</w:t>
       </w:r>
       <w:r>
         <w:rPr>
@@ -1824,7 +1824,7 @@
           <w:sz w:val="21"/>
           <w:szCs w:val="21"/>
         </w:rPr>
-        <w:t xml:space="preserve">=(⟨ </w:t>
+        <w:t xml:space="preserve">=(⟨</w:t>
       </w:r>
       <w:r>
         <w:rPr>
@@ -1876,7 +1876,7 @@
           <w:sz w:val="21"/>
           <w:szCs w:val="21"/>
         </w:rPr>
-        <w:t xml:space="preserve">⟩-⟨ </w:t>
+        <w:t xml:space="preserve">⟩-⟨</w:t>
       </w:r>
       <w:r>
         <w:rPr>
@@ -1907,7 +1907,7 @@
           <w:sz w:val="21"/>
           <w:szCs w:val="21"/>
         </w:rPr>
-        <w:t xml:space="preserve">⟩⟨ </w:t>
+        <w:t xml:space="preserve">⟩⟨</w:t>
       </w:r>
       <w:r>
         <w:rPr>
@@ -2315,7 +2315,7 @@
           <w:i w:val="false"/>
           <w:iCs w:val="false"/>
         </w:rPr>
-        <w:t xml:space="preserve">)⊆ </w:t>
+        <w:t xml:space="preserve">)⊆</w:t>
       </w:r>
       <w:r>
         <w:rPr>
@@ -2450,7 +2450,7 @@
           <w:sz w:val="21"/>
           <w:szCs w:val="21"/>
         </w:rPr>
-        <w:t xml:space="preserve">)∩ </w:t>
+        <w:t xml:space="preserve">)∩</w:t>
       </w:r>
       <w:r>
         <w:rPr>
@@ -2554,7 +2554,7 @@
           <w:i w:val="false"/>
           <w:iCs w:val="false"/>
         </w:rPr>
-        <w:t xml:space="preserve">∈ </w:t>
+        <w:t xml:space="preserve">∈</w:t>
       </w:r>
       <w:r>
         <w:rPr>
@@ -3222,7 +3222,7 @@
           <w:szCs w:val="21"/>
           <w:vertAlign w:val="subscript"/>
         </w:rPr>
-        <w:t xml:space="preserve">e: u∈ H(e)</w:t>
+        <w:t xml:space="preserve">e: u∈H(e)</w:t>
       </w:r>
       <w:r>
         <w:rPr>
@@ -3323,7 +3323,7 @@
           <w:i w:val="false"/>
           <w:iCs w:val="false"/>
         </w:rPr>
-        <w:t xml:space="preserve">→ </w:t>
+        <w:t xml:space="preserve">→</w:t>
       </w:r>
       <w:r>
         <w:rPr>
@@ -3987,7 +3987,7 @@
           <w:i w:val="false"/>
           <w:iCs w:val="false"/>
         </w:rPr>
-        <w:t xml:space="preserve">≠ </w:t>
+        <w:t xml:space="preserve">≠</w:t>
       </w:r>
       <w:r>
         <w:rPr>
@@ -4128,7 +4128,7 @@
           <w:sz w:val="21"/>
           <w:szCs w:val="21"/>
         </w:rPr>
-        <w:t xml:space="preserve">)∩ </w:t>
+        <w:t xml:space="preserve">)∩</w:t>
       </w:r>
       <w:r>
         <w:rPr>
@@ -4567,7 +4567,7 @@
           <w:i w:val="false"/>
           <w:iCs w:val="false"/>
         </w:rPr>
-        <w:t xml:space="preserve">→ </w:t>
+        <w:t xml:space="preserve">→</w:t>
       </w:r>
       <w:r>
         <w:rPr>
@@ -4636,7 +4636,7 @@
           <w:i w:val="false"/>
           <w:iCs w:val="false"/>
         </w:rPr>
-        <w:t xml:space="preserve">)∩ </w:t>
+        <w:t xml:space="preserve">)∩</w:t>
       </w:r>
       <w:r>
         <w:rPr>
@@ -4722,7 +4722,7 @@
           <w:i w:val="false"/>
           <w:iCs w:val="false"/>
         </w:rPr>
-        <w:t xml:space="preserve">)∪ </w:t>
+        <w:t xml:space="preserve">)∪</w:t>
       </w:r>
       <w:r>
         <w:rPr>
@@ -5393,7 +5393,7 @@
           <w:szCs w:val="21"/>
           <w:vertAlign w:val="subscript"/>
         </w:rPr>
-        <w:t xml:space="preserve">f≠ e</w:t>
+        <w:t xml:space="preserve">f≠e</w:t>
       </w:r>
       <w:r>
         <w:rPr>
@@ -5475,7 +5475,7 @@
           <w:szCs w:val="21"/>
           <w:vertAlign w:val="subscript"/>
         </w:rPr>
-        <w:t xml:space="preserve">v∈ T(e)</w:t>
+        <w:t xml:space="preserve">v∈T(e)</w:t>
       </w:r>
       <w:r>
         <w:rPr>
@@ -5547,7 +5547,7 @@
           <w:szCs w:val="21"/>
           <w:vertAlign w:val="subscript"/>
         </w:rPr>
-        <w:t xml:space="preserve">f≠ e</w:t>
+        <w:t xml:space="preserve">f≠e</w:t>
       </w:r>
       <w:r>
         <w:rPr>
@@ -5629,7 +5629,7 @@
           <w:szCs w:val="21"/>
           <w:vertAlign w:val="subscript"/>
         </w:rPr>
-        <w:t xml:space="preserve">v∈ H(e)</w:t>
+        <w:t xml:space="preserve">v∈H(e)</w:t>
       </w:r>
       <w:r>
         <w:rPr>
@@ -5722,7 +5722,7 @@
           <w:i w:val="false"/>
           <w:iCs w:val="false"/>
         </w:rPr>
-        <w:t xml:space="preserve">⟨ </w:t>
+        <w:t xml:space="preserve">⟨</w:t>
       </w:r>
       <w:r>
         <w:rPr>
@@ -6554,7 +6554,7 @@
           <w:sz w:val="21"/>
           <w:szCs w:val="21"/>
         </w:rPr>
-        <w:t xml:space="preserve">∈ </w:t>
+        <w:t xml:space="preserve">∈</w:t>
       </w:r>
       <w:r>
         <w:rPr>
@@ -8273,7 +8273,7 @@
           <w:iCs w:val="false"/>
           <w:color w:val="3A4A5A"/>
         </w:rPr>
-        <w:t xml:space="preserve">⟨ </w:t>
+        <w:t xml:space="preserve">⟨</w:t>
       </w:r>
       <w:r>
         <w:rPr>
@@ -8310,7 +8310,7 @@
           <w:iCs w:val="false"/>
           <w:color w:val="3A4A5A"/>
         </w:rPr>
-        <w:t xml:space="preserve">=⟨ </w:t>
+        <w:t xml:space="preserve">=⟨</w:t>
       </w:r>
       <w:r>
         <w:rPr>
@@ -8676,7 +8676,7 @@
           <w:i w:val="false"/>
           <w:iCs w:val="false"/>
         </w:rPr>
-        <w:t xml:space="preserve">⟨ </w:t>
+        <w:t xml:space="preserve">⟨</w:t>
       </w:r>
       <w:r>
         <w:rPr>
@@ -9354,7 +9354,7 @@
           <w:i w:val="false"/>
           <w:iCs w:val="false"/>
         </w:rPr>
-        <w:t xml:space="preserve">⟨ </w:t>
+        <w:t xml:space="preserve">⟨</w:t>
       </w:r>
       <w:r>
         <w:rPr>
@@ -9510,7 +9510,7 @@
           <w:i w:val="false"/>
           <w:iCs w:val="false"/>
         </w:rPr>
-        <w:t xml:space="preserve">⟨ </w:t>
+        <w:t xml:space="preserve">⟨</w:t>
       </w:r>
       <w:r>
         <w:rPr>
@@ -9652,7 +9652,7 @@
           <w:i w:val="false"/>
           <w:iCs w:val="false"/>
         </w:rPr>
-        <w:t xml:space="preserve">⟨ </w:t>
+        <w:t xml:space="preserve">⟨</w:t>
       </w:r>
       <w:r>
         <w:rPr>
@@ -9694,7 +9694,7 @@
           <w:i w:val="false"/>
           <w:iCs w:val="false"/>
         </w:rPr>
-        <w:t xml:space="preserve">⟨ </w:t>
+        <w:t xml:space="preserve">⟨</w:t>
       </w:r>
       <w:r>
         <w:rPr>
@@ -9794,7 +9794,7 @@
           <w:i w:val="false"/>
           <w:iCs w:val="false"/>
         </w:rPr>
-        <w:t xml:space="preserve">⟨ </w:t>
+        <w:t xml:space="preserve">⟨</w:t>
       </w:r>
       <w:r>
         <w:rPr>
@@ -10043,7 +10043,7 @@
           <w:sz w:val="21"/>
           <w:szCs w:val="21"/>
         </w:rPr>
-        <w:t xml:space="preserve">| </w:t>
+        <w:t xml:space="preserve">|</w:t>
       </w:r>
       <w:r>
         <w:rPr>
@@ -10163,7 +10163,7 @@
           <w:sz w:val="21"/>
           <w:szCs w:val="21"/>
         </w:rPr>
-        <w:t xml:space="preserve">⟨ </w:t>
+        <w:t xml:space="preserve">⟨</w:t>
       </w:r>
       <w:r>
         <w:rPr>
@@ -10305,7 +10305,7 @@
           <w:sz w:val="21"/>
           <w:szCs w:val="21"/>
         </w:rPr>
-        <w:t xml:space="preserve">| </w:t>
+        <w:t xml:space="preserve">|</w:t>
       </w:r>
       <w:r>
         <w:rPr>
@@ -10325,7 +10325,7 @@
           <w:sz w:val="21"/>
           <w:szCs w:val="21"/>
         </w:rPr>
-        <w:t xml:space="preserve">≤ </w:t>
+        <w:t xml:space="preserve">≤</w:t>
       </w:r>
       <w:r>
         <w:rPr>
@@ -10457,7 +10457,7 @@
           <w:i w:val="false"/>
           <w:iCs w:val="false"/>
         </w:rPr>
-        <w:t xml:space="preserve">⟨ </w:t>
+        <w:t xml:space="preserve">⟨</w:t>
       </w:r>
       <w:r>
         <w:rPr>
@@ -10487,7 +10487,7 @@
           <w:i w:val="false"/>
           <w:iCs w:val="false"/>
         </w:rPr>
-        <w:t xml:space="preserve">⟨ </w:t>
+        <w:t xml:space="preserve">⟨</w:t>
       </w:r>
       <w:r>
         <w:rPr>
@@ -11106,7 +11106,7 @@
           <w:i w:val="false"/>
           <w:iCs w:val="false"/>
         </w:rPr>
-        <w:t xml:space="preserve">⟨ </w:t>
+        <w:t xml:space="preserve">⟨</w:t>
       </w:r>
       <w:r>
         <w:rPr>
@@ -11173,7 +11173,7 @@
           <w:i w:val="false"/>
           <w:iCs w:val="false"/>
         </w:rPr>
-        <w:t xml:space="preserve">⟨ </w:t>
+        <w:t xml:space="preserve">⟨</w:t>
       </w:r>
       <w:r>
         <w:rPr>

--- a/drafts/sir-directed-hypergraphs/section2.docx
+++ b/drafts/sir-directed-hypergraphs/section2.docx
@@ -2168,7 +2168,7 @@
         <w:rPr>
           <w:rFonts w:ascii="Times New Roman" w:cs="Times New Roman" w:eastAsia="SimSun" w:hAnsi="Times New Roman"/>
         </w:rPr>
-        <w:t xml:space="preserve"> 的阶段进行（在两条边际度序列固定的前提下重新配置 </w:t>
+        <w:t xml:space="preserve"> 的阶段进行，即在两条边际度序列固定的前提下重新配置 </w:t>
       </w:r>
       <w:r>
         <w:rPr>
@@ -2214,7 +2214,7 @@
         <w:rPr>
           <w:rFonts w:ascii="Times New Roman" w:cs="Times New Roman" w:eastAsia="SimSun" w:hAnsi="Times New Roman"/>
         </w:rPr>
-        <w:t xml:space="preserve"> 在节点上的配对），而下一节的重叠 </w:t>
+        <w:t xml:space="preserve"> 在节点上的配对。下一小节的重叠 </w:t>
       </w:r>
       <w:r>
         <w:rPr>
@@ -2228,7 +2228,7 @@
         <w:rPr>
           <w:rFonts w:ascii="Times New Roman" w:cs="Times New Roman" w:eastAsia="SimSun" w:hAnsi="Times New Roman"/>
         </w:rPr>
-        <w:t xml:space="preserve"> 则相反，它在 </w:t>
+        <w:t xml:space="preserve"> 恰好相反：它在 </w:t>
       </w:r>
       <w:r>
         <w:rPr>
@@ -2242,7 +2242,7 @@
         <w:rPr>
           <w:rFonts w:ascii="Times New Roman" w:cs="Times New Roman" w:eastAsia="SimSun" w:hAnsi="Times New Roman"/>
         </w:rPr>
-        <w:t xml:space="preserve"> 固定后由超边重排调节。两个结构参数因而作用在生成流程的不同环节，互不干扰——这一分离正是第 V 节两套工具的分工依据。</w:t>
+        <w:t xml:space="preserve"> 固定之后，才由超边的重排调节。两个结构参数因而作用在生成流程的不同环节，互不干扰——这一分离正是第 V 节两套工具的分工依据。</w:t>
       </w:r>
     </w:p>
     <w:p>
@@ -9488,7 +9488,7 @@
         <w:rPr>
           <w:rFonts w:ascii="Times New Roman" w:cs="Times New Roman" w:eastAsia="SimSun" w:hAnsi="Times New Roman"/>
         </w:rPr>
-        <w:t xml:space="preserve">这一违背是真实的而非可忽略的。第 VI 节在 </w:t>
+        <w:t xml:space="preserve">这一违背是真实的，不能当作可忽略的小量。第 VI 节在 </w:t>
       </w:r>
       <w:r>
         <w:rPr>
@@ -9532,7 +9532,7 @@
         <w:rPr>
           <w:rFonts w:ascii="Times New Roman" w:cs="Times New Roman" w:eastAsia="SimSun" w:hAnsi="Times New Roman"/>
         </w:rPr>
-        <w:t xml:space="preserve"> 的翻转残余不对称约为 </w:t>
+        <w:t xml:space="preserve"> 的翻转残余约为 </w:t>
       </w:r>
       <w:r>
         <w:rPr>
@@ -9560,7 +9560,7 @@
         <w:rPr>
           <w:rFonts w:ascii="Times New Roman" w:cs="Times New Roman" w:eastAsia="SimSun" w:hAnsi="Times New Roman"/>
         </w:rPr>
-        <w:t xml:space="preserve">）。该残余不是仿真器本身对 </w:t>
+        <w:t xml:space="preserve">）。它并非仿真器对 </w:t>
       </w:r>
       <w:r>
         <w:rPr>
@@ -9588,7 +9588,7 @@
         <w:rPr>
           <w:rFonts w:ascii="Times New Roman" w:cs="Times New Roman" w:eastAsia="SimSun" w:hAnsi="Times New Roman"/>
         </w:rPr>
-        <w:t xml:space="preserve"> 的处理不对称：在互换对称的双度序列上——命题 1 直接禁止破缺——同一协议给出的残余为 </w:t>
+        <w:t xml:space="preserve"> 处理不均所致。在互换对称的双度序列上，命题 1 直接禁止破缺，而同一协议只给出 </w:t>
       </w:r>
       <w:r>
         <w:rPr>
@@ -9602,7 +9602,7 @@
         <w:rPr>
           <w:rFonts w:ascii="Times New Roman" w:cs="Times New Roman" w:eastAsia="SimSun" w:hAnsi="Times New Roman"/>
         </w:rPr>
-        <w:t xml:space="preserve">，与零相容；即便保守地把它当作仪器基线扣除，剩余部分仍有 </w:t>
+        <w:t xml:space="preserve">，与零相容；即便保守地把这一数值当作仪器基线扣除，剩余部分仍有 </w:t>
       </w:r>
       <w:r>
         <w:rPr>
@@ -9630,7 +9630,7 @@
         <w:rPr>
           <w:rFonts w:ascii="Times New Roman" w:cs="Times New Roman" w:eastAsia="SimSun" w:hAnsi="Times New Roman"/>
         </w:rPr>
-        <w:t xml:space="preserve">）。它是超边级激活特有的效应：成对情形与线性核下均不存在。因此命题 2 对本文主线是</w:t>
+        <w:t xml:space="preserve">）。该效应为超边级激活所特有，成对情形与线性核下均不出现。因此命题 2 对本文主线只是</w:t>
       </w:r>
       <w:r>
         <w:rPr>

--- a/drafts/sir-directed-hypergraphs/section2.docx
+++ b/drafts/sir-directed-hypergraphs/section2.docx
@@ -39,7 +39,7 @@
     </w:p>
     <w:p>
       <w:pPr>
-        <w:spacing w:after="120" w:before="120" w:line="320"/>
+        <w:spacing w:after="120" w:before="120" w:line="320" w:lineRule="auto"/>
         <w:jc w:val="both"/>
       </w:pPr>
       <w:r>
@@ -557,7 +557,7 @@
     </w:p>
     <w:p>
       <w:pPr>
-        <w:spacing w:after="120" w:before="120" w:line="320"/>
+        <w:spacing w:after="120" w:before="120" w:line="320" w:lineRule="auto"/>
         <w:jc w:val="both"/>
       </w:pPr>
       <w:r>
@@ -645,7 +645,7 @@
     </w:p>
     <w:p>
       <w:pPr>
-        <w:spacing w:after="120" w:before="120" w:line="320"/>
+        <w:spacing w:after="120" w:before="120" w:line="320" w:lineRule="auto"/>
         <w:jc w:val="both"/>
       </w:pPr>
       <w:r>
@@ -861,7 +861,7 @@
     </w:p>
     <w:p>
       <w:pPr>
-        <w:spacing w:after="120" w:before="120" w:line="320"/>
+        <w:spacing w:after="120" w:before="120" w:line="320" w:lineRule="auto"/>
         <w:jc w:val="both"/>
       </w:pPr>
       <w:r>
@@ -1259,7 +1259,7 @@
     </w:p>
     <w:p>
       <w:pPr>
-        <w:spacing w:after="120" w:before="120" w:line="320"/>
+        <w:spacing w:after="120" w:before="120" w:line="320" w:lineRule="auto"/>
         <w:jc w:val="both"/>
       </w:pPr>
       <w:r>
@@ -1531,7 +1531,7 @@
     </w:p>
     <w:p>
       <w:pPr>
-        <w:spacing w:after="120" w:before="120" w:line="320"/>
+        <w:spacing w:after="120" w:before="120" w:line="320" w:lineRule="auto"/>
         <w:jc w:val="both"/>
       </w:pPr>
       <w:r>
@@ -1607,7 +1607,7 @@
     </w:p>
     <w:p>
       <w:pPr>
-        <w:spacing w:after="120" w:before="120" w:line="320"/>
+        <w:spacing w:after="120" w:before="120" w:line="320" w:lineRule="auto"/>
         <w:jc w:val="both"/>
       </w:pPr>
       <w:r>
@@ -1770,7 +1770,7 @@
     </w:p>
     <w:p>
       <w:pPr>
-        <w:spacing w:after="120" w:before="120" w:line="320"/>
+        <w:spacing w:after="120" w:before="120" w:line="320" w:lineRule="auto"/>
         <w:jc w:val="both"/>
       </w:pPr>
       <w:r>
@@ -1993,7 +1993,7 @@
     </w:p>
     <w:p>
       <w:pPr>
-        <w:spacing w:after="120" w:before="120" w:line="320"/>
+        <w:spacing w:after="120" w:before="120" w:line="320" w:lineRule="auto"/>
         <w:jc w:val="both"/>
       </w:pPr>
       <w:r>
@@ -2069,7 +2069,7 @@
     </w:p>
     <w:p>
       <w:pPr>
-        <w:spacing w:after="120" w:before="120" w:line="320"/>
+        <w:spacing w:after="120" w:before="120" w:line="320" w:lineRule="auto"/>
         <w:jc w:val="both"/>
       </w:pPr>
       <w:r>
@@ -2264,7 +2264,7 @@
     </w:p>
     <w:p>
       <w:pPr>
-        <w:spacing w:after="120" w:before="120" w:line="320"/>
+        <w:spacing w:after="120" w:before="120" w:line="320" w:lineRule="auto"/>
         <w:jc w:val="both"/>
       </w:pPr>
       <w:r>
@@ -2276,7 +2276,7 @@
     </w:p>
     <w:p>
       <w:pPr>
-        <w:spacing w:after="120" w:before="120" w:line="320"/>
+        <w:spacing w:after="120" w:before="120" w:line="320" w:lineRule="auto"/>
         <w:jc w:val="both"/>
       </w:pPr>
       <w:r>
@@ -2503,7 +2503,7 @@
     </w:p>
     <w:p>
       <w:pPr>
-        <w:spacing w:after="120" w:before="120" w:line="320"/>
+        <w:spacing w:after="120" w:before="120" w:line="320" w:lineRule="auto"/>
         <w:jc w:val="both"/>
       </w:pPr>
       <w:r>
@@ -2763,7 +2763,7 @@
     </w:p>
     <w:p>
       <w:pPr>
-        <w:spacing w:after="120" w:before="120" w:line="320"/>
+        <w:spacing w:after="120" w:before="120" w:line="320" w:lineRule="auto"/>
         <w:jc w:val="both"/>
       </w:pPr>
       <w:r>
@@ -2957,7 +2957,7 @@
     </w:p>
     <w:p>
       <w:pPr>
-        <w:spacing w:after="120" w:before="120" w:line="320"/>
+        <w:spacing w:after="120" w:before="120" w:line="320" w:lineRule="auto"/>
         <w:jc w:val="both"/>
       </w:pPr>
       <w:r>
@@ -3065,7 +3065,7 @@
     </w:p>
     <w:p>
       <w:pPr>
-        <w:spacing w:after="120" w:before="120" w:line="320"/>
+        <w:spacing w:after="120" w:before="120" w:line="320" w:lineRule="auto"/>
         <w:jc w:val="both"/>
       </w:pPr>
       <w:r>
@@ -3123,7 +3123,7 @@
     </w:p>
     <w:p>
       <w:pPr>
-        <w:spacing w:after="120" w:before="120" w:line="320"/>
+        <w:spacing w:after="120" w:before="120" w:line="320" w:lineRule="auto"/>
         <w:jc w:val="both"/>
       </w:pPr>
       <w:r>
@@ -3286,7 +3286,7 @@
     </w:p>
     <w:p>
       <w:pPr>
-        <w:spacing w:after="120" w:before="120" w:line="320"/>
+        <w:spacing w:after="120" w:before="120" w:line="320" w:lineRule="auto"/>
         <w:jc w:val="both"/>
       </w:pPr>
       <w:r>
@@ -3390,7 +3390,7 @@
     </w:p>
     <w:p>
       <w:pPr>
-        <w:spacing w:after="120" w:before="120" w:line="320"/>
+        <w:spacing w:after="120" w:before="120" w:line="320" w:lineRule="auto"/>
         <w:jc w:val="both"/>
       </w:pPr>
       <w:r>
@@ -3570,7 +3570,7 @@
     </w:p>
     <w:p>
       <w:pPr>
-        <w:spacing w:after="120" w:before="120" w:line="320"/>
+        <w:spacing w:after="120" w:before="120" w:line="320" w:lineRule="auto"/>
         <w:jc w:val="both"/>
       </w:pPr>
       <w:r>
@@ -3716,7 +3716,7 @@
     </w:p>
     <w:p>
       <w:pPr>
-        <w:spacing w:after="120" w:before="120" w:line="320"/>
+        <w:spacing w:after="120" w:before="120" w:line="320" w:lineRule="auto"/>
         <w:jc w:val="both"/>
       </w:pPr>
       <w:r>
@@ -3808,7 +3808,7 @@
     </w:p>
     <w:p>
       <w:pPr>
-        <w:spacing w:after="120" w:before="120" w:line="320"/>
+        <w:spacing w:after="120" w:before="120" w:line="320" w:lineRule="auto"/>
         <w:jc w:val="both"/>
       </w:pPr>
       <w:r>
@@ -3906,7 +3906,7 @@
     </w:p>
     <w:p>
       <w:pPr>
-        <w:spacing w:after="120" w:before="120" w:line="320"/>
+        <w:spacing w:after="120" w:before="120" w:line="320" w:lineRule="auto"/>
         <w:jc w:val="both"/>
       </w:pPr>
       <w:r>
@@ -3918,7 +3918,7 @@
     </w:p>
     <w:p>
       <w:pPr>
-        <w:spacing w:after="120" w:before="120" w:line="320"/>
+        <w:spacing w:after="120" w:before="120" w:line="320" w:lineRule="auto"/>
         <w:jc w:val="both"/>
       </w:pPr>
       <w:r>
@@ -4271,7 +4271,7 @@
     </w:p>
     <w:p>
       <w:pPr>
-        <w:spacing w:after="120" w:before="120" w:line="320"/>
+        <w:spacing w:after="120" w:before="120" w:line="320" w:lineRule="auto"/>
         <w:jc w:val="both"/>
       </w:pPr>
       <w:r>
@@ -4953,7 +4953,7 @@
     </w:p>
     <w:p>
       <w:pPr>
-        <w:spacing w:after="120" w:before="120" w:line="320"/>
+        <w:spacing w:after="120" w:before="120" w:line="320" w:lineRule="auto"/>
         <w:jc w:val="both"/>
       </w:pPr>
       <w:r>
@@ -4965,7 +4965,7 @@
     </w:p>
     <w:p>
       <w:pPr>
-        <w:spacing w:after="120" w:before="120" w:line="320"/>
+        <w:spacing w:after="120" w:before="120" w:line="320" w:lineRule="auto"/>
         <w:jc w:val="both"/>
       </w:pPr>
       <w:r>
@@ -5335,7 +5335,7 @@
     </w:p>
     <w:p>
       <w:pPr>
-        <w:spacing w:after="120" w:before="120" w:line="320"/>
+        <w:spacing w:after="120" w:before="120" w:line="320" w:lineRule="auto"/>
         <w:jc w:val="both"/>
       </w:pPr>
       <w:r>
@@ -5693,7 +5693,7 @@
     </w:p>
     <w:p>
       <w:pPr>
-        <w:spacing w:after="120" w:before="120" w:line="320"/>
+        <w:spacing w:after="120" w:before="120" w:line="320" w:lineRule="auto"/>
         <w:jc w:val="both"/>
       </w:pPr>
       <w:r>
@@ -6046,7 +6046,7 @@
     </w:p>
     <w:p>
       <w:pPr>
-        <w:spacing w:after="120" w:before="120" w:line="320"/>
+        <w:spacing w:after="120" w:before="120" w:line="320" w:lineRule="auto"/>
         <w:jc w:val="both"/>
       </w:pPr>
       <w:r>
@@ -6331,7 +6331,7 @@
     </w:p>
     <w:p>
       <w:pPr>
-        <w:spacing w:after="120" w:before="120" w:line="320"/>
+        <w:spacing w:after="120" w:before="120" w:line="320" w:lineRule="auto"/>
         <w:jc w:val="both"/>
       </w:pPr>
       <w:r>
@@ -6380,7 +6380,7 @@
     </w:p>
     <w:p>
       <w:pPr>
-        <w:spacing w:after="120" w:before="120" w:line="320"/>
+        <w:spacing w:after="120" w:before="120" w:line="320" w:lineRule="auto"/>
         <w:jc w:val="both"/>
       </w:pPr>
       <w:r>
@@ -6657,7 +6657,7 @@
     </w:p>
     <w:p>
       <w:pPr>
-        <w:spacing w:after="120" w:before="120" w:line="320"/>
+        <w:spacing w:after="120" w:before="120" w:line="320" w:lineRule="auto"/>
         <w:jc w:val="both"/>
       </w:pPr>
       <w:r>
@@ -6709,7 +6709,7 @@
     </w:p>
     <w:p>
       <w:pPr>
-        <w:spacing w:after="120" w:before="120" w:line="320"/>
+        <w:spacing w:after="120" w:before="120" w:line="320" w:lineRule="auto"/>
         <w:jc w:val="both"/>
       </w:pPr>
       <w:r>
@@ -6989,7 +6989,7 @@
     </w:p>
     <w:p>
       <w:pPr>
-        <w:spacing w:after="120" w:before="120" w:line="320"/>
+        <w:spacing w:after="120" w:before="120" w:line="320" w:lineRule="auto"/>
         <w:jc w:val="both"/>
       </w:pPr>
       <w:r>
@@ -7194,7 +7194,7 @@
     </w:p>
     <w:p>
       <w:pPr>
-        <w:spacing w:after="120" w:before="120" w:line="320"/>
+        <w:spacing w:after="120" w:before="120" w:line="320" w:lineRule="auto"/>
         <w:jc w:val="both"/>
       </w:pPr>
       <w:r>
@@ -7412,7 +7412,7 @@
     </w:p>
     <w:p>
       <w:pPr>
-        <w:spacing w:after="120" w:before="120" w:line="320"/>
+        <w:spacing w:after="120" w:before="120" w:line="320" w:lineRule="auto"/>
         <w:jc w:val="both"/>
       </w:pPr>
       <w:r>
@@ -7602,7 +7602,7 @@
     </w:p>
     <w:p>
       <w:pPr>
-        <w:spacing w:after="120" w:before="120" w:line="320"/>
+        <w:spacing w:after="120" w:before="120" w:line="320" w:lineRule="auto"/>
         <w:jc w:val="both"/>
       </w:pPr>
       <w:r>
@@ -7711,7 +7711,7 @@
     </w:p>
     <w:p>
       <w:pPr>
-        <w:spacing w:after="120" w:before="120" w:line="320"/>
+        <w:spacing w:after="120" w:before="120" w:line="320" w:lineRule="auto"/>
         <w:jc w:val="both"/>
       </w:pPr>
       <w:r>
@@ -7926,7 +7926,7 @@
     </w:p>
     <w:p>
       <w:pPr>
-        <w:spacing w:after="120" w:before="120" w:line="320"/>
+        <w:spacing w:after="120" w:before="120" w:line="320" w:lineRule="auto"/>
         <w:jc w:val="both"/>
       </w:pPr>
       <w:r>
@@ -8050,7 +8050,7 @@
     </w:p>
     <w:p>
       <w:pPr>
-        <w:spacing w:after="120" w:before="120" w:line="320"/>
+        <w:spacing w:after="120" w:before="120" w:line="320" w:lineRule="auto"/>
         <w:jc w:val="both"/>
       </w:pPr>
       <w:r>
@@ -8368,7 +8368,7 @@
     </w:p>
     <w:p>
       <w:pPr>
-        <w:spacing w:after="120" w:before="120" w:line="320"/>
+        <w:spacing w:after="120" w:before="120" w:line="320" w:lineRule="auto"/>
         <w:jc w:val="both"/>
       </w:pPr>
       <w:r>
@@ -8603,7 +8603,7 @@
     </w:p>
     <w:p>
       <w:pPr>
-        <w:spacing w:after="120" w:before="120" w:line="320"/>
+        <w:spacing w:after="120" w:before="120" w:line="320" w:lineRule="auto"/>
         <w:jc w:val="both"/>
       </w:pPr>
       <w:r>
@@ -8661,7 +8661,7 @@
     </w:p>
     <w:p>
       <w:pPr>
-        <w:spacing w:after="120" w:before="120" w:line="320"/>
+        <w:spacing w:after="120" w:before="120" w:line="320" w:lineRule="auto"/>
         <w:jc w:val="both"/>
       </w:pPr>
       <w:r>
@@ -8994,7 +8994,7 @@
     </w:p>
     <w:p>
       <w:pPr>
-        <w:spacing w:after="120" w:before="120" w:line="320"/>
+        <w:spacing w:after="120" w:before="120" w:line="320" w:lineRule="auto"/>
         <w:jc w:val="both"/>
       </w:pPr>
       <w:r>
@@ -9381,7 +9381,7 @@
     </w:p>
     <w:p>
       <w:pPr>
-        <w:spacing w:after="120" w:before="120" w:line="320"/>
+        <w:spacing w:after="120" w:before="120" w:line="320" w:lineRule="auto"/>
         <w:jc w:val="both"/>
       </w:pPr>
       <w:r>
@@ -9481,7 +9481,7 @@
     </w:p>
     <w:p>
       <w:pPr>
-        <w:spacing w:after="120" w:before="120" w:line="320"/>
+        <w:spacing w:after="120" w:before="120" w:line="320" w:lineRule="auto"/>
         <w:jc w:val="both"/>
       </w:pPr>
       <w:r>
@@ -9679,7 +9679,7 @@
     </w:p>
     <w:p>
       <w:pPr>
-        <w:spacing w:after="120" w:before="120" w:line="320"/>
+        <w:spacing w:after="120" w:before="120" w:line="320" w:lineRule="auto"/>
         <w:jc w:val="both"/>
       </w:pPr>
       <w:r>
@@ -9886,7 +9886,7 @@
         <w:rPr>
           <w:rFonts w:ascii="Times New Roman" w:cs="Times New Roman" w:eastAsia="SimSun" w:hAnsi="Times New Roman"/>
         </w:rPr>
-        <w:t xml:space="preserve"> 恰好交换这两者。因此本文取</w:t>
+        <w:t xml:space="preserve"> 恰好交换这两者。成对有向图上这一分离已有明确表述：爆发概率由沿出边的前向分支过程给出，爆发规模由沿入边的后向分支过程给出，后者等价于时间反演模型中的前向计算 [10]。本文的命题 2 正是该结构在有向超图上的推论。因此本文取</w:t>
       </w:r>
     </w:p>
     <w:p>
@@ -10107,7 +10107,7 @@
     </w:p>
     <w:p>
       <w:pPr>
-        <w:spacing w:after="120" w:before="120" w:line="320"/>
+        <w:spacing w:after="120" w:before="120" w:line="320" w:lineRule="auto"/>
         <w:jc w:val="both"/>
       </w:pPr>
       <w:r>
@@ -10369,7 +10369,7 @@
     </w:p>
     <w:p>
       <w:pPr>
-        <w:spacing w:after="120" w:before="120" w:line="320"/>
+        <w:spacing w:after="120" w:before="120" w:line="320" w:lineRule="auto"/>
         <w:jc w:val="both"/>
       </w:pPr>
       <w:r>
@@ -10530,7 +10530,7 @@
     </w:p>
     <w:p>
       <w:pPr>
-        <w:spacing w:after="120" w:before="120" w:line="320"/>
+        <w:spacing w:after="120" w:before="120" w:line="320" w:lineRule="auto"/>
         <w:jc w:val="both"/>
       </w:pPr>
       <w:r>
@@ -10937,7 +10937,7 @@
     </w:p>
     <w:p>
       <w:pPr>
-        <w:spacing w:after="120" w:before="120" w:line="320"/>
+        <w:spacing w:after="120" w:before="120" w:line="320" w:lineRule="auto"/>
         <w:jc w:val="both"/>
       </w:pPr>
       <w:r>
@@ -11061,7 +11061,7 @@
     </w:p>
     <w:p>
       <w:pPr>
-        <w:spacing w:after="120" w:before="120" w:line="320"/>
+        <w:spacing w:after="120" w:before="120" w:line="320" w:lineRule="auto"/>
         <w:jc w:val="both"/>
       </w:pPr>
       <w:r>
@@ -11228,7 +11228,7 @@
     </w:p>
     <w:p>
       <w:pPr>
-        <w:spacing w:after="120" w:before="120" w:line="320"/>
+        <w:spacing w:after="120" w:before="120" w:line="320" w:lineRule="auto"/>
         <w:jc w:val="both"/>
       </w:pPr>
       <w:r>
@@ -11761,6 +11761,50 @@
           <w:rFonts w:ascii="Times New Roman" w:cs="Times New Roman" w:eastAsia="SimSun" w:hAnsi="Times New Roman"/>
         </w:rPr>
         <w:t xml:space="preserve">, 036113 (2007). doi:10.1103/PhysRevE.76.036113</w:t>
+      </w:r>
+    </w:p>
+    <w:p>
+      <w:pPr>
+        <w:pStyle w:val="ListParagraph"/>
+        <w:numPr>
+          <w:ilvl w:val="0"/>
+          <w:numId w:val="2"/>
+        </w:numPr>
+        <w:spacing w:after="100" w:before="100" w:line="310"/>
+      </w:pPr>
+      <w:r>
+        <w:rPr>
+          <w:rFonts w:ascii="Times New Roman" w:cs="Times New Roman" w:eastAsia="SimSun" w:hAnsi="Times New Roman"/>
+        </w:rPr>
+        <w:t xml:space="preserve">A. Allard, C. Moore, S. V. Scarpino, B. M. Althouse, L. Hébert-Dufresne, </w:t>
+      </w:r>
+      <w:r>
+        <w:rPr>
+          <w:rFonts w:ascii="Times New Roman" w:cs="Times New Roman" w:eastAsia="SimSun" w:hAnsi="Times New Roman"/>
+          <w:i/>
+          <w:iCs/>
+        </w:rPr>
+        <w:t xml:space="preserve">SIAM Review</w:t>
+      </w:r>
+      <w:r>
+        <w:rPr>
+          <w:rFonts w:ascii="Times New Roman" w:cs="Times New Roman" w:eastAsia="SimSun" w:hAnsi="Times New Roman"/>
+        </w:rPr>
+        <w:t xml:space="preserve">, </w:t>
+      </w:r>
+      <w:r>
+        <w:rPr>
+          <w:rFonts w:ascii="Times New Roman" w:cs="Times New Roman" w:eastAsia="SimSun" w:hAnsi="Times New Roman"/>
+          <w:b/>
+          <w:bCs/>
+        </w:rPr>
+        <w:t xml:space="preserve">65</w:t>
+      </w:r>
+      <w:r>
+        <w:rPr>
+          <w:rFonts w:ascii="Times New Roman" w:cs="Times New Roman" w:eastAsia="SimSun" w:hAnsi="Times New Roman"/>
+        </w:rPr>
+        <w:t xml:space="preserve">, 471–492 (2023). doi:10.1137/20M1383811</w:t>
       </w:r>
     </w:p>
     <w:sectPr>
@@ -11988,7 +12032,7 @@
     </w:rPrDefault>
     <w:pPrDefault>
       <w:pPr>
-        <w:spacing w:line="320"/>
+        <w:spacing w:line="320" w:lineRule="auto"/>
       </w:pPr>
     </w:pPrDefault>
   </w:docDefaults>
